--- a/public/docs/Release_Notes_V45.docx
+++ b/public/docs/Release_Notes_V45.docx
@@ -4,26 +4,56 @@
   <w:body>
     <w:p>
       <w:pPr>
-        <w:spacing w:after="280" w:before="60"/>
-        <w:jc w:val="center"/>
+        <w:spacing w:after="60" w:before="60" w:line="280"/>
+        <w:jc w:val="left"/>
       </w:pPr>
       <w:r>
         <w:rPr>
           <w:rFonts w:ascii="Calibri" w:cs="Calibri" w:eastAsia="Calibri" w:hAnsi="Calibri"/>
-          <w:b/>
-          <w:bCs/>
+          <w:b w:val="false"/>
+          <w:bCs w:val="false"/>
           <w:i w:val="false"/>
           <w:iCs w:val="false"/>
-          <w:color w:val="2E5090"/>
-          <w:sz w:val="20"/>
-          <w:szCs w:val="20"/>
+          <w:color w:val="1A1A1A"/>
+          <w:sz w:val="21"/>
+          <w:szCs w:val="21"/>
         </w:rPr>
-        <w:t xml:space="preserve">CONFIDENTIAL — Trade Secret Reference</w:t>
+        <w:t xml:space="preserve"/>
       </w:r>
     </w:p>
     <w:p>
       <w:pPr>
-        <w:spacing w:after="60" w:before="60"/>
+        <w:spacing w:after="60" w:before="60" w:line="280"/>
+        <w:jc w:val="left"/>
+      </w:pPr>
+      <w:r>
+        <w:rPr>
+          <w:rFonts w:ascii="Calibri" w:cs="Calibri" w:eastAsia="Calibri" w:hAnsi="Calibri"/>
+          <w:b w:val="false"/>
+          <w:bCs w:val="false"/>
+          <w:i w:val="false"/>
+          <w:iCs w:val="false"/>
+          <w:color w:val="1A1A1A"/>
+          <w:sz w:val="21"/>
+          <w:szCs w:val="21"/>
+        </w:rPr>
+        <w:t xml:space="preserve"/>
+      </w:r>
+    </w:p>
+    <w:p>
+      <w:pPr>
+        <w:pBdr>
+          <w:bottom w:val="single" w:color="C09853" w:sz="24" w:space="1"/>
+        </w:pBdr>
+        <w:spacing w:after="40" w:before="0"/>
+      </w:pPr>
+      <w:r>
+        <w:t xml:space="preserve"/>
+      </w:r>
+    </w:p>
+    <w:p>
+      <w:pPr>
+        <w:spacing w:after="40" w:before="60" w:line="280"/>
         <w:jc w:val="center"/>
       </w:pPr>
       <w:r>
@@ -34,15 +64,140 @@
           <w:i w:val="false"/>
           <w:iCs w:val="false"/>
           <w:color w:val="1F3864"/>
-          <w:sz w:val="36"/>
-          <w:szCs w:val="36"/>
+          <w:sz w:val="22"/>
+          <w:szCs w:val="22"/>
         </w:rPr>
-        <w:t xml:space="preserve">Information Physics — ChatAIO</w:t>
+        <w:t xml:space="preserve">INFORMATION PHYSICS</w:t>
       </w:r>
     </w:p>
     <w:p>
       <w:pPr>
-        <w:spacing w:after="60" w:before="60"/>
+        <w:spacing w:after="0" w:before="60" w:line="280"/>
+        <w:jc w:val="center"/>
+      </w:pPr>
+      <w:r>
+        <w:rPr>
+          <w:rFonts w:ascii="Calibri" w:cs="Calibri" w:eastAsia="Calibri" w:hAnsi="Calibri"/>
+          <w:b w:val="false"/>
+          <w:bCs w:val="false"/>
+          <w:i/>
+          <w:iCs/>
+          <w:color w:val="2E5090"/>
+          <w:sz w:val="18"/>
+          <w:szCs w:val="18"/>
+        </w:rPr>
+        <w:t xml:space="preserve">ChatAIO Engineering Reference</w:t>
+      </w:r>
+    </w:p>
+    <w:p>
+      <w:pPr>
+        <w:pBdr>
+          <w:bottom w:val="single" w:color="C09853" w:sz="8" w:space="1"/>
+        </w:pBdr>
+        <w:spacing w:after="320" w:before="40"/>
+      </w:pPr>
+      <w:r>
+        <w:t xml:space="preserve"/>
+      </w:r>
+    </w:p>
+    <w:p>
+      <w:pPr>
+        <w:spacing w:after="60" w:before="60" w:line="280"/>
+        <w:jc w:val="left"/>
+      </w:pPr>
+      <w:r>
+        <w:rPr>
+          <w:rFonts w:ascii="Calibri" w:cs="Calibri" w:eastAsia="Calibri" w:hAnsi="Calibri"/>
+          <w:b w:val="false"/>
+          <w:bCs w:val="false"/>
+          <w:i w:val="false"/>
+          <w:iCs w:val="false"/>
+          <w:color w:val="1A1A1A"/>
+          <w:sz w:val="21"/>
+          <w:szCs w:val="21"/>
+        </w:rPr>
+        <w:t xml:space="preserve"/>
+      </w:r>
+    </w:p>
+    <w:p>
+      <w:pPr>
+        <w:spacing w:after="60" w:before="60" w:line="280"/>
+        <w:jc w:val="left"/>
+      </w:pPr>
+      <w:r>
+        <w:rPr>
+          <w:rFonts w:ascii="Calibri" w:cs="Calibri" w:eastAsia="Calibri" w:hAnsi="Calibri"/>
+          <w:b w:val="false"/>
+          <w:bCs w:val="false"/>
+          <w:i w:val="false"/>
+          <w:iCs w:val="false"/>
+          <w:color w:val="1A1A1A"/>
+          <w:sz w:val="21"/>
+          <w:szCs w:val="21"/>
+        </w:rPr>
+        <w:t xml:space="preserve"/>
+      </w:r>
+    </w:p>
+    <w:p>
+      <w:pPr>
+        <w:spacing w:after="60" w:before="60" w:line="280"/>
+        <w:jc w:val="left"/>
+      </w:pPr>
+      <w:r>
+        <w:rPr>
+          <w:rFonts w:ascii="Calibri" w:cs="Calibri" w:eastAsia="Calibri" w:hAnsi="Calibri"/>
+          <w:b w:val="false"/>
+          <w:bCs w:val="false"/>
+          <w:i w:val="false"/>
+          <w:iCs w:val="false"/>
+          <w:color w:val="1A1A1A"/>
+          <w:sz w:val="21"/>
+          <w:szCs w:val="21"/>
+        </w:rPr>
+        <w:t xml:space="preserve"/>
+      </w:r>
+    </w:p>
+    <w:p>
+      <w:pPr>
+        <w:spacing w:after="60" w:before="60" w:line="280"/>
+        <w:jc w:val="left"/>
+      </w:pPr>
+      <w:r>
+        <w:rPr>
+          <w:rFonts w:ascii="Calibri" w:cs="Calibri" w:eastAsia="Calibri" w:hAnsi="Calibri"/>
+          <w:b w:val="false"/>
+          <w:bCs w:val="false"/>
+          <w:i w:val="false"/>
+          <w:iCs w:val="false"/>
+          <w:color w:val="1A1A1A"/>
+          <w:sz w:val="21"/>
+          <w:szCs w:val="21"/>
+        </w:rPr>
+        <w:t xml:space="preserve"/>
+      </w:r>
+    </w:p>
+    <w:p>
+      <w:pPr>
+        <w:spacing w:after="280" w:before="60" w:line="280"/>
+        <w:jc w:val="center"/>
+      </w:pPr>
+      <w:r>
+        <w:rPr>
+          <w:rFonts w:ascii="Calibri" w:cs="Calibri" w:eastAsia="Calibri" w:hAnsi="Calibri"/>
+          <w:b/>
+          <w:bCs/>
+          <w:i w:val="false"/>
+          <w:iCs w:val="false"/>
+          <w:color w:val="C09853"/>
+          <w:sz w:val="20"/>
+          <w:szCs w:val="20"/>
+        </w:rPr>
+        <w:t xml:space="preserve">CONFIDENTIAL — Trade Secret Reference</w:t>
+      </w:r>
+    </w:p>
+    <w:p>
+      <w:pPr>
+        <w:spacing w:after="80" w:before="60" w:line="280"/>
         <w:jc w:val="center"/>
       </w:pPr>
       <w:r>
@@ -53,15 +208,15 @@
           <w:i w:val="false"/>
           <w:iCs w:val="false"/>
           <w:color w:val="1F3864"/>
-          <w:sz w:val="32"/>
-          <w:szCs w:val="32"/>
+          <w:sz w:val="44"/>
+          <w:szCs w:val="44"/>
         </w:rPr>
         <w:t xml:space="preserve">V4.5 Release Notes</w:t>
       </w:r>
     </w:p>
     <w:p>
       <w:pPr>
-        <w:spacing w:after="220" w:before="60"/>
+        <w:spacing w:after="320" w:before="60" w:line="280"/>
         <w:jc w:val="center"/>
       </w:pPr>
       <w:r>
@@ -72,15 +227,83 @@
           <w:i/>
           <w:iCs/>
           <w:color w:val="2E5090"/>
-          <w:sz w:val="22"/>
-          <w:szCs w:val="22"/>
+          <w:sz w:val="24"/>
+          <w:szCs w:val="24"/>
         </w:rPr>
         <w:t xml:space="preserve">Operator-facing changelog: retrieval correctness, operability, distribution</w:t>
       </w:r>
     </w:p>
     <w:p>
       <w:pPr>
-        <w:spacing w:after="60" w:before="60"/>
+        <w:spacing w:after="60" w:before="60" w:line="280"/>
+        <w:jc w:val="left"/>
+      </w:pPr>
+      <w:r>
+        <w:rPr>
+          <w:rFonts w:ascii="Calibri" w:cs="Calibri" w:eastAsia="Calibri" w:hAnsi="Calibri"/>
+          <w:b w:val="false"/>
+          <w:bCs w:val="false"/>
+          <w:i w:val="false"/>
+          <w:iCs w:val="false"/>
+          <w:color w:val="1A1A1A"/>
+          <w:sz w:val="21"/>
+          <w:szCs w:val="21"/>
+        </w:rPr>
+        <w:t xml:space="preserve"/>
+      </w:r>
+    </w:p>
+    <w:p>
+      <w:pPr>
+        <w:spacing w:after="60" w:before="60" w:line="280"/>
+        <w:jc w:val="left"/>
+      </w:pPr>
+      <w:r>
+        <w:rPr>
+          <w:rFonts w:ascii="Calibri" w:cs="Calibri" w:eastAsia="Calibri" w:hAnsi="Calibri"/>
+          <w:b w:val="false"/>
+          <w:bCs w:val="false"/>
+          <w:i w:val="false"/>
+          <w:iCs w:val="false"/>
+          <w:color w:val="1A1A1A"/>
+          <w:sz w:val="21"/>
+          <w:szCs w:val="21"/>
+        </w:rPr>
+        <w:t xml:space="preserve"/>
+      </w:r>
+    </w:p>
+    <w:p>
+      <w:pPr>
+        <w:spacing w:after="60" w:before="60" w:line="280"/>
+        <w:jc w:val="left"/>
+      </w:pPr>
+      <w:r>
+        <w:rPr>
+          <w:rFonts w:ascii="Calibri" w:cs="Calibri" w:eastAsia="Calibri" w:hAnsi="Calibri"/>
+          <w:b w:val="false"/>
+          <w:bCs w:val="false"/>
+          <w:i w:val="false"/>
+          <w:iCs w:val="false"/>
+          <w:color w:val="1A1A1A"/>
+          <w:sz w:val="21"/>
+          <w:szCs w:val="21"/>
+        </w:rPr>
+        <w:t xml:space="preserve"/>
+      </w:r>
+    </w:p>
+    <w:p>
+      <w:pPr>
+        <w:pBdr>
+          <w:top w:val="single" w:color="C09853" w:sz="8" w:space="1"/>
+        </w:pBdr>
+        <w:spacing w:after="40" w:before="320"/>
+      </w:pPr>
+      <w:r>
+        <w:t xml:space="preserve"/>
+      </w:r>
+    </w:p>
+    <w:p>
+      <w:pPr>
+        <w:spacing w:after="60" w:before="60" w:line="280"/>
         <w:jc w:val="center"/>
       </w:pPr>
       <w:r>
@@ -91,15 +314,15 @@
           <w:i/>
           <w:iCs/>
           <w:color w:val="2E5090"/>
-          <w:sz w:val="20"/>
-          <w:szCs w:val="20"/>
+          <w:sz w:val="18"/>
+          <w:szCs w:val="18"/>
         </w:rPr>
-        <w:t xml:space="preserve">V4.5 · April 2026</w:t>
+        <w:t xml:space="preserve">V4.5  ·  April 2026  ·  InformationPhysics.ai, LLC</w:t>
       </w:r>
     </w:p>
     <w:p>
       <w:pPr>
-        <w:spacing w:after="320" w:before="60"/>
+        <w:spacing w:after="40" w:before="60" w:line="280"/>
         <w:jc w:val="center"/>
       </w:pPr>
       <w:r>
@@ -110,10 +333,10 @@
           <w:i/>
           <w:iCs/>
           <w:color w:val="606060"/>
-          <w:sz w:val="18"/>
-          <w:szCs w:val="18"/>
+          <w:sz w:val="17"/>
+          <w:szCs w:val="17"/>
         </w:rPr>
-        <w:t xml:space="preserve">Subject to NDA on file. Not for redistribution.</w:t>
+        <w:t xml:space="preserve">Subject to non-disclosure agreement on file. Not for redistribution.</w:t>
       </w:r>
     </w:p>
     <w:p>
@@ -124,8 +347,22 @@
     <w:p>
       <w:pPr>
         <w:pStyle w:val="Heading1"/>
-        <w:spacing w:after="140" w:before="280"/>
+        <w:pBdr>
+          <w:bottom w:val="single" w:color="1F3864" w:sz="8" w:space="4"/>
+        </w:pBdr>
+        <w:spacing w:after="160" w:before="360" w:line="320"/>
       </w:pPr>
+      <w:r>
+        <w:rPr>
+          <w:rFonts w:ascii="Calibri" w:cs="Calibri" w:eastAsia="Calibri" w:hAnsi="Calibri"/>
+          <w:b/>
+          <w:bCs/>
+          <w:color w:val="C09853"/>
+          <w:sz w:val="32"/>
+          <w:szCs w:val="32"/>
+        </w:rPr>
+        <w:t xml:space="preserve">§0.  </w:t>
+      </w:r>
       <w:r>
         <w:rPr>
           <w:rFonts w:ascii="Calibri" w:cs="Calibri" w:eastAsia="Calibri" w:hAnsi="Calibri"/>
@@ -135,12 +372,654 @@
           <w:sz w:val="32"/>
           <w:szCs w:val="32"/>
         </w:rPr>
-        <w:t xml:space="preserve">1. Headline</w:t>
+        <w:t xml:space="preserve">Document Information</w:t>
       </w:r>
     </w:p>
+    <w:tbl>
+      <w:tblPr>
+        <w:tblW w:type="dxa" w:w="9360"/>
+        <w:tblBorders>
+          <w:top w:val="single" w:color="auto" w:sz="4"/>
+          <w:left w:val="single" w:color="auto" w:sz="4"/>
+          <w:bottom w:val="single" w:color="auto" w:sz="4"/>
+          <w:right w:val="single" w:color="auto" w:sz="4"/>
+          <w:insideH w:val="single" w:color="auto" w:sz="4"/>
+          <w:insideV w:val="single" w:color="auto" w:sz="4"/>
+        </w:tblBorders>
+      </w:tblPr>
+      <w:tblGrid>
+        <w:gridCol w:w="2200"/>
+        <w:gridCol w:w="7160"/>
+      </w:tblGrid>
+      <w:tr>
+        <w:trPr>
+          <w:tblHeader/>
+        </w:trPr>
+        <w:tc>
+          <w:tcPr>
+            <w:tcW w:type="dxa" w:w="2200"/>
+            <w:tcBorders>
+              <w:top w:val="single" w:color="BFBFBF" w:sz="4"/>
+              <w:left w:val="single" w:color="BFBFBF" w:sz="4"/>
+              <w:bottom w:val="single" w:color="BFBFBF" w:sz="4"/>
+              <w:right w:val="single" w:color="BFBFBF" w:sz="4"/>
+            </w:tcBorders>
+            <w:shd w:fill="F2F2F2" w:val="clear"/>
+            <w:tcMar>
+              <w:top w:type="dxa" w:w="80"/>
+              <w:left w:type="dxa" w:w="120"/>
+              <w:bottom w:type="dxa" w:w="80"/>
+              <w:right w:type="dxa" w:w="120"/>
+            </w:tcMar>
+          </w:tcPr>
+          <w:p>
+            <w:pPr>
+              <w:spacing w:after="0" w:before="0" w:line="260"/>
+            </w:pPr>
+            <w:r>
+              <w:rPr>
+                <w:rFonts w:ascii="Calibri" w:cs="Calibri" w:eastAsia="Calibri" w:hAnsi="Calibri"/>
+                <w:b/>
+                <w:bCs/>
+                <w:color w:val="1A1A1A"/>
+                <w:sz w:val="19"/>
+                <w:szCs w:val="19"/>
+              </w:rPr>
+              <w:t xml:space="preserve">Field</w:t>
+            </w:r>
+          </w:p>
+        </w:tc>
+        <w:tc>
+          <w:tcPr>
+            <w:tcW w:type="dxa" w:w="7160"/>
+            <w:tcBorders>
+              <w:top w:val="single" w:color="BFBFBF" w:sz="4"/>
+              <w:left w:val="single" w:color="BFBFBF" w:sz="4"/>
+              <w:bottom w:val="single" w:color="BFBFBF" w:sz="4"/>
+              <w:right w:val="single" w:color="BFBFBF" w:sz="4"/>
+            </w:tcBorders>
+            <w:shd w:fill="F2F2F2" w:val="clear"/>
+            <w:tcMar>
+              <w:top w:type="dxa" w:w="80"/>
+              <w:left w:type="dxa" w:w="120"/>
+              <w:bottom w:type="dxa" w:w="80"/>
+              <w:right w:type="dxa" w:w="120"/>
+            </w:tcMar>
+          </w:tcPr>
+          <w:p>
+            <w:pPr>
+              <w:spacing w:after="0" w:before="0" w:line="260"/>
+            </w:pPr>
+            <w:r>
+              <w:rPr>
+                <w:rFonts w:ascii="Calibri" w:cs="Calibri" w:eastAsia="Calibri" w:hAnsi="Calibri"/>
+                <w:b/>
+                <w:bCs/>
+                <w:color w:val="1A1A1A"/>
+                <w:sz w:val="19"/>
+                <w:szCs w:val="19"/>
+              </w:rPr>
+              <w:t xml:space="preserve">Value</w:t>
+            </w:r>
+          </w:p>
+        </w:tc>
+      </w:tr>
+      <w:tr>
+        <w:tc>
+          <w:tcPr>
+            <w:tcW w:type="dxa" w:w="2200"/>
+            <w:tcBorders>
+              <w:top w:val="single" w:color="BFBFBF" w:sz="4"/>
+              <w:left w:val="single" w:color="BFBFBF" w:sz="4"/>
+              <w:bottom w:val="single" w:color="BFBFBF" w:sz="4"/>
+              <w:right w:val="single" w:color="BFBFBF" w:sz="4"/>
+            </w:tcBorders>
+            <w:tcMar>
+              <w:top w:type="dxa" w:w="80"/>
+              <w:left w:type="dxa" w:w="120"/>
+              <w:bottom w:type="dxa" w:w="80"/>
+              <w:right w:type="dxa" w:w="120"/>
+            </w:tcMar>
+          </w:tcPr>
+          <w:p>
+            <w:pPr>
+              <w:spacing w:after="0" w:before="0" w:line="260"/>
+            </w:pPr>
+            <w:r>
+              <w:rPr>
+                <w:rFonts w:ascii="Consolas" w:cs="Consolas" w:eastAsia="Consolas" w:hAnsi="Consolas"/>
+                <w:b w:val="false"/>
+                <w:bCs w:val="false"/>
+                <w:color w:val="1A1A1A"/>
+                <w:sz w:val="19"/>
+                <w:szCs w:val="19"/>
+              </w:rPr>
+              <w:t xml:space="preserve">Title</w:t>
+            </w:r>
+          </w:p>
+        </w:tc>
+        <w:tc>
+          <w:tcPr>
+            <w:tcW w:type="dxa" w:w="7160"/>
+            <w:tcBorders>
+              <w:top w:val="single" w:color="BFBFBF" w:sz="4"/>
+              <w:left w:val="single" w:color="BFBFBF" w:sz="4"/>
+              <w:bottom w:val="single" w:color="BFBFBF" w:sz="4"/>
+              <w:right w:val="single" w:color="BFBFBF" w:sz="4"/>
+            </w:tcBorders>
+            <w:tcMar>
+              <w:top w:type="dxa" w:w="80"/>
+              <w:left w:type="dxa" w:w="120"/>
+              <w:bottom w:type="dxa" w:w="80"/>
+              <w:right w:type="dxa" w:w="120"/>
+            </w:tcMar>
+          </w:tcPr>
+          <w:p>
+            <w:pPr>
+              <w:spacing w:after="0" w:before="0" w:line="260"/>
+            </w:pPr>
+            <w:r>
+              <w:rPr>
+                <w:rFonts w:ascii="Calibri" w:cs="Calibri" w:eastAsia="Calibri" w:hAnsi="Calibri"/>
+                <w:b w:val="false"/>
+                <w:bCs w:val="false"/>
+                <w:color w:val="1A1A1A"/>
+                <w:sz w:val="19"/>
+                <w:szCs w:val="19"/>
+              </w:rPr>
+              <w:t xml:space="preserve">V4.5 Release Notes</w:t>
+            </w:r>
+          </w:p>
+        </w:tc>
+      </w:tr>
+      <w:tr>
+        <w:tc>
+          <w:tcPr>
+            <w:tcW w:type="dxa" w:w="2200"/>
+            <w:tcBorders>
+              <w:top w:val="single" w:color="BFBFBF" w:sz="4"/>
+              <w:left w:val="single" w:color="BFBFBF" w:sz="4"/>
+              <w:bottom w:val="single" w:color="BFBFBF" w:sz="4"/>
+              <w:right w:val="single" w:color="BFBFBF" w:sz="4"/>
+            </w:tcBorders>
+            <w:shd w:fill="F2F2F2" w:val="clear"/>
+            <w:tcMar>
+              <w:top w:type="dxa" w:w="80"/>
+              <w:left w:type="dxa" w:w="120"/>
+              <w:bottom w:type="dxa" w:w="80"/>
+              <w:right w:type="dxa" w:w="120"/>
+            </w:tcMar>
+          </w:tcPr>
+          <w:p>
+            <w:pPr>
+              <w:spacing w:after="0" w:before="0" w:line="260"/>
+            </w:pPr>
+            <w:r>
+              <w:rPr>
+                <w:rFonts w:ascii="Consolas" w:cs="Consolas" w:eastAsia="Consolas" w:hAnsi="Consolas"/>
+                <w:b w:val="false"/>
+                <w:bCs w:val="false"/>
+                <w:color w:val="1A1A1A"/>
+                <w:sz w:val="19"/>
+                <w:szCs w:val="19"/>
+              </w:rPr>
+              <w:t xml:space="preserve">Document type</w:t>
+            </w:r>
+          </w:p>
+        </w:tc>
+        <w:tc>
+          <w:tcPr>
+            <w:tcW w:type="dxa" w:w="7160"/>
+            <w:tcBorders>
+              <w:top w:val="single" w:color="BFBFBF" w:sz="4"/>
+              <w:left w:val="single" w:color="BFBFBF" w:sz="4"/>
+              <w:bottom w:val="single" w:color="BFBFBF" w:sz="4"/>
+              <w:right w:val="single" w:color="BFBFBF" w:sz="4"/>
+            </w:tcBorders>
+            <w:shd w:fill="F2F2F2" w:val="clear"/>
+            <w:tcMar>
+              <w:top w:type="dxa" w:w="80"/>
+              <w:left w:type="dxa" w:w="120"/>
+              <w:bottom w:type="dxa" w:w="80"/>
+              <w:right w:type="dxa" w:w="120"/>
+            </w:tcMar>
+          </w:tcPr>
+          <w:p>
+            <w:pPr>
+              <w:spacing w:after="0" w:before="0" w:line="260"/>
+            </w:pPr>
+            <w:r>
+              <w:rPr>
+                <w:rFonts w:ascii="Calibri" w:cs="Calibri" w:eastAsia="Calibri" w:hAnsi="Calibri"/>
+                <w:b w:val="false"/>
+                <w:bCs w:val="false"/>
+                <w:color w:val="1A1A1A"/>
+                <w:sz w:val="19"/>
+                <w:szCs w:val="19"/>
+              </w:rPr>
+              <w:t xml:space="preserve">Operator Reference</w:t>
+            </w:r>
+          </w:p>
+        </w:tc>
+      </w:tr>
+      <w:tr>
+        <w:tc>
+          <w:tcPr>
+            <w:tcW w:type="dxa" w:w="2200"/>
+            <w:tcBorders>
+              <w:top w:val="single" w:color="BFBFBF" w:sz="4"/>
+              <w:left w:val="single" w:color="BFBFBF" w:sz="4"/>
+              <w:bottom w:val="single" w:color="BFBFBF" w:sz="4"/>
+              <w:right w:val="single" w:color="BFBFBF" w:sz="4"/>
+            </w:tcBorders>
+            <w:tcMar>
+              <w:top w:type="dxa" w:w="80"/>
+              <w:left w:type="dxa" w:w="120"/>
+              <w:bottom w:type="dxa" w:w="80"/>
+              <w:right w:type="dxa" w:w="120"/>
+            </w:tcMar>
+          </w:tcPr>
+          <w:p>
+            <w:pPr>
+              <w:spacing w:after="0" w:before="0" w:line="260"/>
+            </w:pPr>
+            <w:r>
+              <w:rPr>
+                <w:rFonts w:ascii="Consolas" w:cs="Consolas" w:eastAsia="Consolas" w:hAnsi="Consolas"/>
+                <w:b w:val="false"/>
+                <w:bCs w:val="false"/>
+                <w:color w:val="1A1A1A"/>
+                <w:sz w:val="19"/>
+                <w:szCs w:val="19"/>
+              </w:rPr>
+              <w:t xml:space="preserve">Version</w:t>
+            </w:r>
+          </w:p>
+        </w:tc>
+        <w:tc>
+          <w:tcPr>
+            <w:tcW w:type="dxa" w:w="7160"/>
+            <w:tcBorders>
+              <w:top w:val="single" w:color="BFBFBF" w:sz="4"/>
+              <w:left w:val="single" w:color="BFBFBF" w:sz="4"/>
+              <w:bottom w:val="single" w:color="BFBFBF" w:sz="4"/>
+              <w:right w:val="single" w:color="BFBFBF" w:sz="4"/>
+            </w:tcBorders>
+            <w:tcMar>
+              <w:top w:type="dxa" w:w="80"/>
+              <w:left w:type="dxa" w:w="120"/>
+              <w:bottom w:type="dxa" w:w="80"/>
+              <w:right w:type="dxa" w:w="120"/>
+            </w:tcMar>
+          </w:tcPr>
+          <w:p>
+            <w:pPr>
+              <w:spacing w:after="0" w:before="0" w:line="260"/>
+            </w:pPr>
+            <w:r>
+              <w:rPr>
+                <w:rFonts w:ascii="Calibri" w:cs="Calibri" w:eastAsia="Calibri" w:hAnsi="Calibri"/>
+                <w:b w:val="false"/>
+                <w:bCs w:val="false"/>
+                <w:color w:val="1A1A1A"/>
+                <w:sz w:val="19"/>
+                <w:szCs w:val="19"/>
+              </w:rPr>
+              <w:t xml:space="preserve">V4.5</w:t>
+            </w:r>
+          </w:p>
+        </w:tc>
+      </w:tr>
+      <w:tr>
+        <w:tc>
+          <w:tcPr>
+            <w:tcW w:type="dxa" w:w="2200"/>
+            <w:tcBorders>
+              <w:top w:val="single" w:color="BFBFBF" w:sz="4"/>
+              <w:left w:val="single" w:color="BFBFBF" w:sz="4"/>
+              <w:bottom w:val="single" w:color="BFBFBF" w:sz="4"/>
+              <w:right w:val="single" w:color="BFBFBF" w:sz="4"/>
+            </w:tcBorders>
+            <w:shd w:fill="F2F2F2" w:val="clear"/>
+            <w:tcMar>
+              <w:top w:type="dxa" w:w="80"/>
+              <w:left w:type="dxa" w:w="120"/>
+              <w:bottom w:type="dxa" w:w="80"/>
+              <w:right w:type="dxa" w:w="120"/>
+            </w:tcMar>
+          </w:tcPr>
+          <w:p>
+            <w:pPr>
+              <w:spacing w:after="0" w:before="0" w:line="260"/>
+            </w:pPr>
+            <w:r>
+              <w:rPr>
+                <w:rFonts w:ascii="Consolas" w:cs="Consolas" w:eastAsia="Consolas" w:hAnsi="Consolas"/>
+                <w:b w:val="false"/>
+                <w:bCs w:val="false"/>
+                <w:color w:val="1A1A1A"/>
+                <w:sz w:val="19"/>
+                <w:szCs w:val="19"/>
+              </w:rPr>
+              <w:t xml:space="preserve">Release</w:t>
+            </w:r>
+          </w:p>
+        </w:tc>
+        <w:tc>
+          <w:tcPr>
+            <w:tcW w:type="dxa" w:w="7160"/>
+            <w:tcBorders>
+              <w:top w:val="single" w:color="BFBFBF" w:sz="4"/>
+              <w:left w:val="single" w:color="BFBFBF" w:sz="4"/>
+              <w:bottom w:val="single" w:color="BFBFBF" w:sz="4"/>
+              <w:right w:val="single" w:color="BFBFBF" w:sz="4"/>
+            </w:tcBorders>
+            <w:shd w:fill="F2F2F2" w:val="clear"/>
+            <w:tcMar>
+              <w:top w:type="dxa" w:w="80"/>
+              <w:left w:type="dxa" w:w="120"/>
+              <w:bottom w:type="dxa" w:w="80"/>
+              <w:right w:type="dxa" w:w="120"/>
+            </w:tcMar>
+          </w:tcPr>
+          <w:p>
+            <w:pPr>
+              <w:spacing w:after="0" w:before="0" w:line="260"/>
+            </w:pPr>
+            <w:r>
+              <w:rPr>
+                <w:rFonts w:ascii="Calibri" w:cs="Calibri" w:eastAsia="Calibri" w:hAnsi="Calibri"/>
+                <w:b w:val="false"/>
+                <w:bCs w:val="false"/>
+                <w:color w:val="1A1A1A"/>
+                <w:sz w:val="19"/>
+                <w:szCs w:val="19"/>
+              </w:rPr>
+              <w:t xml:space="preserve">April 2026</w:t>
+            </w:r>
+          </w:p>
+        </w:tc>
+      </w:tr>
+      <w:tr>
+        <w:tc>
+          <w:tcPr>
+            <w:tcW w:type="dxa" w:w="2200"/>
+            <w:tcBorders>
+              <w:top w:val="single" w:color="BFBFBF" w:sz="4"/>
+              <w:left w:val="single" w:color="BFBFBF" w:sz="4"/>
+              <w:bottom w:val="single" w:color="BFBFBF" w:sz="4"/>
+              <w:right w:val="single" w:color="BFBFBF" w:sz="4"/>
+            </w:tcBorders>
+            <w:tcMar>
+              <w:top w:type="dxa" w:w="80"/>
+              <w:left w:type="dxa" w:w="120"/>
+              <w:bottom w:type="dxa" w:w="80"/>
+              <w:right w:type="dxa" w:w="120"/>
+            </w:tcMar>
+          </w:tcPr>
+          <w:p>
+            <w:pPr>
+              <w:spacing w:after="0" w:before="0" w:line="260"/>
+            </w:pPr>
+            <w:r>
+              <w:rPr>
+                <w:rFonts w:ascii="Consolas" w:cs="Consolas" w:eastAsia="Consolas" w:hAnsi="Consolas"/>
+                <w:b w:val="false"/>
+                <w:bCs w:val="false"/>
+                <w:color w:val="1A1A1A"/>
+                <w:sz w:val="19"/>
+                <w:szCs w:val="19"/>
+              </w:rPr>
+              <w:t xml:space="preserve">Organization</w:t>
+            </w:r>
+          </w:p>
+        </w:tc>
+        <w:tc>
+          <w:tcPr>
+            <w:tcW w:type="dxa" w:w="7160"/>
+            <w:tcBorders>
+              <w:top w:val="single" w:color="BFBFBF" w:sz="4"/>
+              <w:left w:val="single" w:color="BFBFBF" w:sz="4"/>
+              <w:bottom w:val="single" w:color="BFBFBF" w:sz="4"/>
+              <w:right w:val="single" w:color="BFBFBF" w:sz="4"/>
+            </w:tcBorders>
+            <w:tcMar>
+              <w:top w:type="dxa" w:w="80"/>
+              <w:left w:type="dxa" w:w="120"/>
+              <w:bottom w:type="dxa" w:w="80"/>
+              <w:right w:type="dxa" w:w="120"/>
+            </w:tcMar>
+          </w:tcPr>
+          <w:p>
+            <w:pPr>
+              <w:spacing w:after="0" w:before="0" w:line="260"/>
+            </w:pPr>
+            <w:r>
+              <w:rPr>
+                <w:rFonts w:ascii="Calibri" w:cs="Calibri" w:eastAsia="Calibri" w:hAnsi="Calibri"/>
+                <w:b w:val="false"/>
+                <w:bCs w:val="false"/>
+                <w:color w:val="1A1A1A"/>
+                <w:sz w:val="19"/>
+                <w:szCs w:val="19"/>
+              </w:rPr>
+              <w:t xml:space="preserve">InformationPhysics.ai, LLC</w:t>
+            </w:r>
+          </w:p>
+        </w:tc>
+      </w:tr>
+      <w:tr>
+        <w:tc>
+          <w:tcPr>
+            <w:tcW w:type="dxa" w:w="2200"/>
+            <w:tcBorders>
+              <w:top w:val="single" w:color="BFBFBF" w:sz="4"/>
+              <w:left w:val="single" w:color="BFBFBF" w:sz="4"/>
+              <w:bottom w:val="single" w:color="BFBFBF" w:sz="4"/>
+              <w:right w:val="single" w:color="BFBFBF" w:sz="4"/>
+            </w:tcBorders>
+            <w:shd w:fill="F2F2F2" w:val="clear"/>
+            <w:tcMar>
+              <w:top w:type="dxa" w:w="80"/>
+              <w:left w:type="dxa" w:w="120"/>
+              <w:bottom w:type="dxa" w:w="80"/>
+              <w:right w:type="dxa" w:w="120"/>
+            </w:tcMar>
+          </w:tcPr>
+          <w:p>
+            <w:pPr>
+              <w:spacing w:after="0" w:before="0" w:line="260"/>
+            </w:pPr>
+            <w:r>
+              <w:rPr>
+                <w:rFonts w:ascii="Consolas" w:cs="Consolas" w:eastAsia="Consolas" w:hAnsi="Consolas"/>
+                <w:b w:val="false"/>
+                <w:bCs w:val="false"/>
+                <w:color w:val="1A1A1A"/>
+                <w:sz w:val="19"/>
+                <w:szCs w:val="19"/>
+              </w:rPr>
+              <w:t xml:space="preserve">Generated</w:t>
+            </w:r>
+          </w:p>
+        </w:tc>
+        <w:tc>
+          <w:tcPr>
+            <w:tcW w:type="dxa" w:w="7160"/>
+            <w:tcBorders>
+              <w:top w:val="single" w:color="BFBFBF" w:sz="4"/>
+              <w:left w:val="single" w:color="BFBFBF" w:sz="4"/>
+              <w:bottom w:val="single" w:color="BFBFBF" w:sz="4"/>
+              <w:right w:val="single" w:color="BFBFBF" w:sz="4"/>
+            </w:tcBorders>
+            <w:shd w:fill="F2F2F2" w:val="clear"/>
+            <w:tcMar>
+              <w:top w:type="dxa" w:w="80"/>
+              <w:left w:type="dxa" w:w="120"/>
+              <w:bottom w:type="dxa" w:w="80"/>
+              <w:right w:type="dxa" w:w="120"/>
+            </w:tcMar>
+          </w:tcPr>
+          <w:p>
+            <w:pPr>
+              <w:spacing w:after="0" w:before="0" w:line="260"/>
+            </w:pPr>
+            <w:r>
+              <w:rPr>
+                <w:rFonts w:ascii="Calibri" w:cs="Calibri" w:eastAsia="Calibri" w:hAnsi="Calibri"/>
+                <w:b w:val="false"/>
+                <w:bCs w:val="false"/>
+                <w:color w:val="1A1A1A"/>
+                <w:sz w:val="19"/>
+                <w:szCs w:val="19"/>
+              </w:rPr>
+              <w:t xml:space="preserve">2026-04-29 17:03:18 UTC</w:t>
+            </w:r>
+          </w:p>
+        </w:tc>
+      </w:tr>
+      <w:tr>
+        <w:tc>
+          <w:tcPr>
+            <w:tcW w:type="dxa" w:w="2200"/>
+            <w:tcBorders>
+              <w:top w:val="single" w:color="BFBFBF" w:sz="4"/>
+              <w:left w:val="single" w:color="BFBFBF" w:sz="4"/>
+              <w:bottom w:val="single" w:color="BFBFBF" w:sz="4"/>
+              <w:right w:val="single" w:color="BFBFBF" w:sz="4"/>
+            </w:tcBorders>
+            <w:tcMar>
+              <w:top w:type="dxa" w:w="80"/>
+              <w:left w:type="dxa" w:w="120"/>
+              <w:bottom w:type="dxa" w:w="80"/>
+              <w:right w:type="dxa" w:w="120"/>
+            </w:tcMar>
+          </w:tcPr>
+          <w:p>
+            <w:pPr>
+              <w:spacing w:after="0" w:before="0" w:line="260"/>
+            </w:pPr>
+            <w:r>
+              <w:rPr>
+                <w:rFonts w:ascii="Consolas" w:cs="Consolas" w:eastAsia="Consolas" w:hAnsi="Consolas"/>
+                <w:b w:val="false"/>
+                <w:bCs w:val="false"/>
+                <w:color w:val="1A1A1A"/>
+                <w:sz w:val="19"/>
+                <w:szCs w:val="19"/>
+              </w:rPr>
+              <w:t xml:space="preserve">Distribution</w:t>
+            </w:r>
+          </w:p>
+        </w:tc>
+        <w:tc>
+          <w:tcPr>
+            <w:tcW w:type="dxa" w:w="7160"/>
+            <w:tcBorders>
+              <w:top w:val="single" w:color="BFBFBF" w:sz="4"/>
+              <w:left w:val="single" w:color="BFBFBF" w:sz="4"/>
+              <w:bottom w:val="single" w:color="BFBFBF" w:sz="4"/>
+              <w:right w:val="single" w:color="BFBFBF" w:sz="4"/>
+            </w:tcBorders>
+            <w:tcMar>
+              <w:top w:type="dxa" w:w="80"/>
+              <w:left w:type="dxa" w:w="120"/>
+              <w:bottom w:type="dxa" w:w="80"/>
+              <w:right w:type="dxa" w:w="120"/>
+            </w:tcMar>
+          </w:tcPr>
+          <w:p>
+            <w:pPr>
+              <w:spacing w:after="0" w:before="0" w:line="260"/>
+            </w:pPr>
+            <w:r>
+              <w:rPr>
+                <w:rFonts w:ascii="Calibri" w:cs="Calibri" w:eastAsia="Calibri" w:hAnsi="Calibri"/>
+                <w:b w:val="false"/>
+                <w:bCs w:val="false"/>
+                <w:color w:val="1A1A1A"/>
+                <w:sz w:val="19"/>
+                <w:szCs w:val="19"/>
+              </w:rPr>
+              <w:t xml:space="preserve">Internal · NDA-controlled</w:t>
+            </w:r>
+          </w:p>
+        </w:tc>
+      </w:tr>
+      <w:tr>
+        <w:tc>
+          <w:tcPr>
+            <w:tcW w:type="dxa" w:w="2200"/>
+            <w:tcBorders>
+              <w:top w:val="single" w:color="BFBFBF" w:sz="4"/>
+              <w:left w:val="single" w:color="BFBFBF" w:sz="4"/>
+              <w:bottom w:val="single" w:color="BFBFBF" w:sz="4"/>
+              <w:right w:val="single" w:color="BFBFBF" w:sz="4"/>
+            </w:tcBorders>
+            <w:shd w:fill="F2F2F2" w:val="clear"/>
+            <w:tcMar>
+              <w:top w:type="dxa" w:w="80"/>
+              <w:left w:type="dxa" w:w="120"/>
+              <w:bottom w:type="dxa" w:w="80"/>
+              <w:right w:type="dxa" w:w="120"/>
+            </w:tcMar>
+          </w:tcPr>
+          <w:p>
+            <w:pPr>
+              <w:spacing w:after="0" w:before="0" w:line="260"/>
+            </w:pPr>
+            <w:r>
+              <w:rPr>
+                <w:rFonts w:ascii="Consolas" w:cs="Consolas" w:eastAsia="Consolas" w:hAnsi="Consolas"/>
+                <w:b w:val="false"/>
+                <w:bCs w:val="false"/>
+                <w:color w:val="1A1A1A"/>
+                <w:sz w:val="19"/>
+                <w:szCs w:val="19"/>
+              </w:rPr>
+              <w:t xml:space="preserve">Supersedes</w:t>
+            </w:r>
+          </w:p>
+        </w:tc>
+        <w:tc>
+          <w:tcPr>
+            <w:tcW w:type="dxa" w:w="7160"/>
+            <w:tcBorders>
+              <w:top w:val="single" w:color="BFBFBF" w:sz="4"/>
+              <w:left w:val="single" w:color="BFBFBF" w:sz="4"/>
+              <w:bottom w:val="single" w:color="BFBFBF" w:sz="4"/>
+              <w:right w:val="single" w:color="BFBFBF" w:sz="4"/>
+            </w:tcBorders>
+            <w:shd w:fill="F2F2F2" w:val="clear"/>
+            <w:tcMar>
+              <w:top w:type="dxa" w:w="80"/>
+              <w:left w:type="dxa" w:w="120"/>
+              <w:bottom w:type="dxa" w:w="80"/>
+              <w:right w:type="dxa" w:w="120"/>
+            </w:tcMar>
+          </w:tcPr>
+          <w:p>
+            <w:pPr>
+              <w:spacing w:after="0" w:before="0" w:line="260"/>
+            </w:pPr>
+            <w:r>
+              <w:rPr>
+                <w:rFonts w:ascii="Calibri" w:cs="Calibri" w:eastAsia="Calibri" w:hAnsi="Calibri"/>
+                <w:b w:val="false"/>
+                <w:bCs w:val="false"/>
+                <w:color w:val="1A1A1A"/>
+                <w:sz w:val="19"/>
+                <w:szCs w:val="19"/>
+              </w:rPr>
+              <w:t xml:space="preserve">Any prior description of the same subject in earlier release notes or technotes</w:t>
+            </w:r>
+          </w:p>
+        </w:tc>
+      </w:tr>
+    </w:tbl>
     <w:p>
       <w:pPr>
-        <w:spacing w:after="60" w:before="60"/>
+        <w:spacing w:after="60" w:before="60" w:line="280"/>
         <w:jc w:val="left"/>
       </w:pPr>
       <w:r>
@@ -150,18 +1029,158 @@
           <w:bCs w:val="false"/>
           <w:i w:val="false"/>
           <w:iCs w:val="false"/>
-          <w:color w:val="000000"/>
-          <w:sz w:val="20"/>
-          <w:szCs w:val="20"/>
+          <w:color w:val="1A1A1A"/>
+          <w:sz w:val="21"/>
+          <w:szCs w:val="21"/>
         </w:rPr>
-        <w:t xml:space="preserve">V4.5 is a retrieval-quality + operability release. The four ChatAIO modes (Recall, Live, Broad, Raw) and the underlying three-layer architecture (AIO / HSL / MRO) are unchanged. Everything new is in service of two goals: keep retrieval honest at scale, and give operators in-app controls for the things that previously required SQL or source edits.</w:t>
+        <w:t xml:space="preserve"/>
+      </w:r>
+    </w:p>
+    <w:p>
+      <w:pPr>
+        <w:pStyle w:val="Heading2"/>
+        <w:spacing w:after="100" w:before="240" w:line="300"/>
+      </w:pPr>
+      <w:r>
+        <w:rPr>
+          <w:rFonts w:ascii="Calibri" w:cs="Calibri" w:eastAsia="Calibri" w:hAnsi="Calibri"/>
+          <w:b/>
+          <w:bCs/>
+          <w:color w:val="2E5090"/>
+          <w:sz w:val="26"/>
+          <w:szCs w:val="26"/>
+        </w:rPr>
+        <w:t xml:space="preserve">Abstract</w:t>
+      </w:r>
+    </w:p>
+    <w:p>
+      <w:pPr>
+        <w:spacing w:after="60" w:before="60" w:line="280"/>
+        <w:jc w:val="left"/>
+      </w:pPr>
+      <w:r>
+        <w:rPr>
+          <w:rFonts w:ascii="Calibri" w:cs="Calibri" w:eastAsia="Calibri" w:hAnsi="Calibri"/>
+          <w:b w:val="false"/>
+          <w:bCs w:val="false"/>
+          <w:i w:val="false"/>
+          <w:iCs w:val="false"/>
+          <w:color w:val="1A1A1A"/>
+          <w:sz w:val="21"/>
+          <w:szCs w:val="21"/>
+        </w:rPr>
+        <w:t xml:space="preserve">Operator-facing changelog. V4.5 is a retrieval-quality + operability release. The four ChatAIO modes (Recall, Live, Broad, Raw) and the underlying three-layer architecture (AIO / HSL / MRO) are unchanged. Everything new is in service of two goals: keep retrieval honest at scale, and give operators in-app controls for the things that previously required SQL or source edits.</w:t>
+      </w:r>
+    </w:p>
+    <w:p>
+      <w:pPr>
+        <w:spacing w:after="60" w:before="60" w:line="280"/>
+        <w:jc w:val="left"/>
+      </w:pPr>
+      <w:r>
+        <w:rPr>
+          <w:rFonts w:ascii="Calibri" w:cs="Calibri" w:eastAsia="Calibri" w:hAnsi="Calibri"/>
+          <w:b w:val="false"/>
+          <w:bCs w:val="false"/>
+          <w:i w:val="false"/>
+          <w:iCs w:val="false"/>
+          <w:color w:val="1A1A1A"/>
+          <w:sz w:val="21"/>
+          <w:szCs w:val="21"/>
+        </w:rPr>
+        <w:t xml:space="preserve"/>
+      </w:r>
+    </w:p>
+    <w:tbl>
+      <w:tblPr>
+        <w:tblW w:type="dxa" w:w="9360"/>
+        <w:tblBorders>
+          <w:top w:val="single" w:color="auto" w:sz="4"/>
+          <w:left w:val="single" w:color="auto" w:sz="4"/>
+          <w:bottom w:val="single" w:color="auto" w:sz="4"/>
+          <w:right w:val="single" w:color="auto" w:sz="4"/>
+          <w:insideH w:val="single" w:color="auto" w:sz="4"/>
+          <w:insideV w:val="single" w:color="auto" w:sz="4"/>
+        </w:tblBorders>
+      </w:tblPr>
+      <w:tblGrid>
+        <w:gridCol w:w="9360"/>
+      </w:tblGrid>
+      <w:tr>
+        <w:tc>
+          <w:tcPr>
+            <w:tcW w:type="dxa" w:w="9360"/>
+            <w:tcBorders>
+              <w:top w:val="single" w:color="C09853" w:sz="12"/>
+              <w:left w:val="single" w:color="C09853" w:sz="12"/>
+              <w:bottom w:val="single" w:color="C09853" w:sz="4"/>
+              <w:right w:val="single" w:color="C09853" w:sz="4"/>
+            </w:tcBorders>
+            <w:shd w:fill="FFF8E7" w:val="clear"/>
+            <w:tcMar>
+              <w:top w:type="dxa" w:w="140"/>
+              <w:left w:type="dxa" w:w="200"/>
+              <w:bottom w:type="dxa" w:w="140"/>
+              <w:right w:type="dxa" w:w="200"/>
+            </w:tcMar>
+          </w:tcPr>
+          <w:p>
+            <w:pPr>
+              <w:spacing w:after="80" w:before="0"/>
+            </w:pPr>
+            <w:r>
+              <w:rPr>
+                <w:rFonts w:ascii="Calibri" w:cs="Calibri" w:eastAsia="Calibri" w:hAnsi="Calibri"/>
+                <w:b/>
+                <w:bCs/>
+                <w:color w:val="C09853"/>
+                <w:sz w:val="20"/>
+                <w:szCs w:val="20"/>
+              </w:rPr>
+              <w:t xml:space="preserve">Reading this document</w:t>
+            </w:r>
+          </w:p>
+          <w:p>
+            <w:pPr>
+              <w:spacing w:after="0" w:before="0" w:line="280"/>
+            </w:pPr>
+            <w:r>
+              <w:rPr>
+                <w:rFonts w:ascii="Calibri" w:cs="Calibri" w:eastAsia="Calibri" w:hAnsi="Calibri"/>
+                <w:color w:val="1A1A1A"/>
+                <w:sz w:val="21"/>
+                <w:szCs w:val="21"/>
+              </w:rPr>
+              <w:t xml:space="preserve">Section numbers are stable across revisions of this document; cross-references can rely on §N notation. Code snippets are illustrative — the canonical source is the file path called out in the Provenance section. Any inconsistency between this document and the source code should be reconciled by editing this document, not the code.</w:t>
+            </w:r>
+          </w:p>
+        </w:tc>
+      </w:tr>
+    </w:tbl>
+    <w:p>
+      <w:r>
+        <w:br w:type="page"/>
       </w:r>
     </w:p>
     <w:p>
       <w:pPr>
         <w:pStyle w:val="Heading1"/>
-        <w:spacing w:after="140" w:before="280"/>
+        <w:pBdr>
+          <w:bottom w:val="single" w:color="1F3864" w:sz="8" w:space="4"/>
+        </w:pBdr>
+        <w:spacing w:after="160" w:before="360" w:line="320"/>
       </w:pPr>
+      <w:r>
+        <w:rPr>
+          <w:rFonts w:ascii="Calibri" w:cs="Calibri" w:eastAsia="Calibri" w:hAnsi="Calibri"/>
+          <w:b/>
+          <w:bCs/>
+          <w:color w:val="C09853"/>
+          <w:sz w:val="32"/>
+          <w:szCs w:val="32"/>
+        </w:rPr>
+        <w:t xml:space="preserve">§1.  </w:t>
+      </w:r>
       <w:r>
         <w:rPr>
           <w:rFonts w:ascii="Calibri" w:cs="Calibri" w:eastAsia="Calibri" w:hAnsi="Calibri"/>
@@ -171,13 +1190,93 @@
           <w:sz w:val="32"/>
           <w:szCs w:val="32"/>
         </w:rPr>
-        <w:t xml:space="preserve">2. Retrieval Correctness</w:t>
+        <w:t xml:space="preserve">Headline</w:t>
+      </w:r>
+    </w:p>
+    <w:p>
+      <w:pPr>
+        <w:spacing w:after="60" w:before="60" w:line="280"/>
+        <w:jc w:val="left"/>
+      </w:pPr>
+      <w:r>
+        <w:rPr>
+          <w:rFonts w:ascii="Calibri" w:cs="Calibri" w:eastAsia="Calibri" w:hAnsi="Calibri"/>
+          <w:b w:val="false"/>
+          <w:bCs w:val="false"/>
+          <w:i w:val="false"/>
+          <w:iCs w:val="false"/>
+          <w:color w:val="1A1A1A"/>
+          <w:sz w:val="21"/>
+          <w:szCs w:val="21"/>
+        </w:rPr>
+        <w:t xml:space="preserve">V4.5 is a retrieval-quality + operability release. The four ChatAIO modes (Recall, Live, Broad, Raw) and the underlying three-layer architecture (AIO / HSL / MRO) are unchanged. Everything new is in service of two goals:</w:t>
+      </w:r>
+    </w:p>
+    <w:p>
+      <w:pPr>
+        <w:spacing w:after="40" w:before="40" w:line="280"/>
+        <w:ind w:left="720" w:hanging="360"/>
+      </w:pPr>
+      <w:r>
+        <w:rPr>
+          <w:rFonts w:ascii="Calibri" w:cs="Calibri" w:eastAsia="Calibri" w:hAnsi="Calibri"/>
+          <w:color w:val="1A1A1A"/>
+          <w:sz w:val="21"/>
+          <w:szCs w:val="21"/>
+        </w:rPr>
+        <w:t xml:space="preserve">•   Keep retrieval honest at scale (correctness fixes)</w:t>
+      </w:r>
+    </w:p>
+    <w:p>
+      <w:pPr>
+        <w:spacing w:after="40" w:before="40" w:line="280"/>
+        <w:ind w:left="720" w:hanging="360"/>
+      </w:pPr>
+      <w:r>
+        <w:rPr>
+          <w:rFonts w:ascii="Calibri" w:cs="Calibri" w:eastAsia="Calibri" w:hAnsi="Calibri"/>
+          <w:color w:val="1A1A1A"/>
+          <w:sz w:val="21"/>
+          <w:szCs w:val="21"/>
+        </w:rPr>
+        <w:t xml:space="preserve">•   Give operators in-app controls for the things that previously required SQL or source edits (operability)</w:t>
+      </w:r>
+    </w:p>
+    <w:p>
+      <w:pPr>
+        <w:pStyle w:val="Heading1"/>
+        <w:pBdr>
+          <w:bottom w:val="single" w:color="1F3864" w:sz="8" w:space="4"/>
+        </w:pBdr>
+        <w:spacing w:after="160" w:before="360" w:line="320"/>
+      </w:pPr>
+      <w:r>
+        <w:rPr>
+          <w:rFonts w:ascii="Calibri" w:cs="Calibri" w:eastAsia="Calibri" w:hAnsi="Calibri"/>
+          <w:b/>
+          <w:bCs/>
+          <w:color w:val="C09853"/>
+          <w:sz w:val="32"/>
+          <w:szCs w:val="32"/>
+        </w:rPr>
+        <w:t xml:space="preserve">§2.  </w:t>
+      </w:r>
+      <w:r>
+        <w:rPr>
+          <w:rFonts w:ascii="Calibri" w:cs="Calibri" w:eastAsia="Calibri" w:hAnsi="Calibri"/>
+          <w:b/>
+          <w:bCs/>
+          <w:color w:val="1F3864"/>
+          <w:sz w:val="32"/>
+          <w:szCs w:val="32"/>
+        </w:rPr>
+        <w:t xml:space="preserve">Retrieval Correctness</w:t>
       </w:r>
     </w:p>
     <w:p>
       <w:pPr>
         <w:pStyle w:val="Heading2"/>
-        <w:spacing w:after="100" w:before="220"/>
+        <w:spacing w:after="100" w:before="240" w:line="300"/>
       </w:pPr>
       <w:r>
         <w:rPr>
@@ -188,51 +1287,309 @@
           <w:sz w:val="26"/>
           <w:szCs w:val="26"/>
         </w:rPr>
-        <w:t xml:space="preserve">2.1 Migration 029 — HSL inverted index population</w:t>
+        <w:t xml:space="preserve">2.1  Migration 029 — HSL inverted index population</w:t>
       </w:r>
     </w:p>
-    <w:p>
-      <w:pPr>
-        <w:spacing w:after="60" w:before="60"/>
-        <w:jc w:val="left"/>
-      </w:pPr>
-      <w:r>
-        <w:rPr>
-          <w:rFonts w:ascii="Calibri" w:cs="Calibri" w:eastAsia="Calibri" w:hAnsi="Calibri"/>
-          <w:b w:val="false"/>
-          <w:bCs w:val="false"/>
-          <w:i w:val="false"/>
-          <w:iCs w:val="false"/>
-          <w:color w:val="000000"/>
-          <w:sz w:val="20"/>
-          <w:szCs w:val="20"/>
-        </w:rPr>
-        <w:t xml:space="preserve">Backstory: ier_refresh_hsl() in migration 017 only parsed hsl_data.hsl_element_1..100 columns, which carry AIO row references like `acc_rfis.csv - Row 162` rather than bracket tokens. The actual `[Key.Value]` token lives in hsl_data.hsl_name (e.g. `[Project ID.PRJ-003].hsl`). The bracket parser silently no-op'd on the row-ref strings, so the inverted index gained zero rows — every cue → HSL probe in production had been returning zero hits since the index was introduced.</w:t>
-      </w:r>
-    </w:p>
-    <w:p>
-      <w:pPr>
-        <w:spacing w:after="60" w:before="60"/>
-        <w:jc w:val="left"/>
-      </w:pPr>
-      <w:r>
-        <w:rPr>
-          <w:rFonts w:ascii="Calibri" w:cs="Calibri" w:eastAsia="Calibri" w:hAnsi="Calibri"/>
-          <w:b w:val="false"/>
-          <w:bCs w:val="false"/>
-          <w:i w:val="false"/>
-          <w:iCs w:val="false"/>
-          <w:color w:val="000000"/>
-          <w:sz w:val="20"/>
-          <w:szCs w:val="20"/>
-        </w:rPr>
-        <w:t xml:space="preserve">Fix: extend ier_refresh_hsl() to parse hsl_name (after stripping the `.hsl` suffix), keep the element-column scan for `[MRO.&lt;id&gt;]` back-pointer references, and re-run migration 017's backfill so existing HSL rows become indexable.</w:t>
-      </w:r>
-    </w:p>
+    <w:tbl>
+      <w:tblPr>
+        <w:tblW w:type="dxa" w:w="9360"/>
+        <w:tblBorders>
+          <w:top w:val="single" w:color="auto" w:sz="4"/>
+          <w:left w:val="single" w:color="auto" w:sz="4"/>
+          <w:bottom w:val="single" w:color="auto" w:sz="4"/>
+          <w:right w:val="single" w:color="auto" w:sz="4"/>
+          <w:insideH w:val="single" w:color="auto" w:sz="4"/>
+          <w:insideV w:val="single" w:color="auto" w:sz="4"/>
+        </w:tblBorders>
+      </w:tblPr>
+      <w:tblGrid>
+        <w:gridCol w:w="1400"/>
+        <w:gridCol w:w="7960"/>
+      </w:tblGrid>
+      <w:tr>
+        <w:trPr>
+          <w:tblHeader/>
+        </w:trPr>
+        <w:tc>
+          <w:tcPr>
+            <w:tcW w:type="dxa" w:w="1400"/>
+            <w:tcBorders>
+              <w:top w:val="single" w:color="BFBFBF" w:sz="4"/>
+              <w:left w:val="single" w:color="BFBFBF" w:sz="4"/>
+              <w:bottom w:val="single" w:color="BFBFBF" w:sz="4"/>
+              <w:right w:val="single" w:color="BFBFBF" w:sz="4"/>
+            </w:tcBorders>
+            <w:shd w:fill="F2F2F2" w:val="clear"/>
+            <w:tcMar>
+              <w:top w:type="dxa" w:w="80"/>
+              <w:left w:type="dxa" w:w="120"/>
+              <w:bottom w:type="dxa" w:w="80"/>
+              <w:right w:type="dxa" w:w="120"/>
+            </w:tcMar>
+          </w:tcPr>
+          <w:p>
+            <w:pPr>
+              <w:spacing w:after="0" w:before="0" w:line="260"/>
+            </w:pPr>
+            <w:r>
+              <w:rPr>
+                <w:rFonts w:ascii="Calibri" w:cs="Calibri" w:eastAsia="Calibri" w:hAnsi="Calibri"/>
+                <w:b/>
+                <w:bCs/>
+                <w:color w:val="1A1A1A"/>
+                <w:sz w:val="19"/>
+                <w:szCs w:val="19"/>
+              </w:rPr>
+              <w:t xml:space="preserve"/>
+            </w:r>
+          </w:p>
+        </w:tc>
+        <w:tc>
+          <w:tcPr>
+            <w:tcW w:type="dxa" w:w="7960"/>
+            <w:tcBorders>
+              <w:top w:val="single" w:color="BFBFBF" w:sz="4"/>
+              <w:left w:val="single" w:color="BFBFBF" w:sz="4"/>
+              <w:bottom w:val="single" w:color="BFBFBF" w:sz="4"/>
+              <w:right w:val="single" w:color="BFBFBF" w:sz="4"/>
+            </w:tcBorders>
+            <w:shd w:fill="F2F2F2" w:val="clear"/>
+            <w:tcMar>
+              <w:top w:type="dxa" w:w="80"/>
+              <w:left w:type="dxa" w:w="120"/>
+              <w:bottom w:type="dxa" w:w="80"/>
+              <w:right w:type="dxa" w:w="120"/>
+            </w:tcMar>
+          </w:tcPr>
+          <w:p>
+            <w:pPr>
+              <w:spacing w:after="0" w:before="0" w:line="260"/>
+            </w:pPr>
+            <w:r>
+              <w:rPr>
+                <w:rFonts w:ascii="Calibri" w:cs="Calibri" w:eastAsia="Calibri" w:hAnsi="Calibri"/>
+                <w:b/>
+                <w:bCs/>
+                <w:color w:val="1A1A1A"/>
+                <w:sz w:val="19"/>
+                <w:szCs w:val="19"/>
+              </w:rPr>
+              <w:t xml:space="preserve">Description</w:t>
+            </w:r>
+          </w:p>
+        </w:tc>
+      </w:tr>
+      <w:tr>
+        <w:tc>
+          <w:tcPr>
+            <w:tcW w:type="dxa" w:w="1400"/>
+            <w:tcBorders>
+              <w:top w:val="single" w:color="BFBFBF" w:sz="4"/>
+              <w:left w:val="single" w:color="BFBFBF" w:sz="4"/>
+              <w:bottom w:val="single" w:color="BFBFBF" w:sz="4"/>
+              <w:right w:val="single" w:color="BFBFBF" w:sz="4"/>
+            </w:tcBorders>
+            <w:tcMar>
+              <w:top w:type="dxa" w:w="80"/>
+              <w:left w:type="dxa" w:w="120"/>
+              <w:bottom w:type="dxa" w:w="80"/>
+              <w:right w:type="dxa" w:w="120"/>
+            </w:tcMar>
+          </w:tcPr>
+          <w:p>
+            <w:pPr>
+              <w:spacing w:after="0" w:before="0" w:line="260"/>
+            </w:pPr>
+            <w:r>
+              <w:rPr>
+                <w:rFonts w:ascii="Consolas" w:cs="Consolas" w:eastAsia="Consolas" w:hAnsi="Consolas"/>
+                <w:b w:val="false"/>
+                <w:bCs w:val="false"/>
+                <w:color w:val="1A1A1A"/>
+                <w:sz w:val="19"/>
+                <w:szCs w:val="19"/>
+              </w:rPr>
+              <w:t xml:space="preserve">Symptom</w:t>
+            </w:r>
+          </w:p>
+        </w:tc>
+        <w:tc>
+          <w:tcPr>
+            <w:tcW w:type="dxa" w:w="7960"/>
+            <w:tcBorders>
+              <w:top w:val="single" w:color="BFBFBF" w:sz="4"/>
+              <w:left w:val="single" w:color="BFBFBF" w:sz="4"/>
+              <w:bottom w:val="single" w:color="BFBFBF" w:sz="4"/>
+              <w:right w:val="single" w:color="BFBFBF" w:sz="4"/>
+            </w:tcBorders>
+            <w:tcMar>
+              <w:top w:type="dxa" w:w="80"/>
+              <w:left w:type="dxa" w:w="120"/>
+              <w:bottom w:type="dxa" w:w="80"/>
+              <w:right w:type="dxa" w:w="120"/>
+            </w:tcMar>
+          </w:tcPr>
+          <w:p>
+            <w:pPr>
+              <w:spacing w:after="0" w:before="0" w:line="260"/>
+            </w:pPr>
+            <w:r>
+              <w:rPr>
+                <w:rFonts w:ascii="Calibri" w:cs="Calibri" w:eastAsia="Calibri" w:hAnsi="Calibri"/>
+                <w:b w:val="false"/>
+                <w:bCs w:val="false"/>
+                <w:color w:val="1A1A1A"/>
+                <w:sz w:val="19"/>
+                <w:szCs w:val="19"/>
+              </w:rPr>
+              <w:t xml:space="preserve">Every cue → HSL probe returned 0 rows on a populated corpus.</w:t>
+            </w:r>
+          </w:p>
+        </w:tc>
+      </w:tr>
+      <w:tr>
+        <w:tc>
+          <w:tcPr>
+            <w:tcW w:type="dxa" w:w="1400"/>
+            <w:tcBorders>
+              <w:top w:val="single" w:color="BFBFBF" w:sz="4"/>
+              <w:left w:val="single" w:color="BFBFBF" w:sz="4"/>
+              <w:bottom w:val="single" w:color="BFBFBF" w:sz="4"/>
+              <w:right w:val="single" w:color="BFBFBF" w:sz="4"/>
+            </w:tcBorders>
+            <w:shd w:fill="F2F2F2" w:val="clear"/>
+            <w:tcMar>
+              <w:top w:type="dxa" w:w="80"/>
+              <w:left w:type="dxa" w:w="120"/>
+              <w:bottom w:type="dxa" w:w="80"/>
+              <w:right w:type="dxa" w:w="120"/>
+            </w:tcMar>
+          </w:tcPr>
+          <w:p>
+            <w:pPr>
+              <w:spacing w:after="0" w:before="0" w:line="260"/>
+            </w:pPr>
+            <w:r>
+              <w:rPr>
+                <w:rFonts w:ascii="Consolas" w:cs="Consolas" w:eastAsia="Consolas" w:hAnsi="Consolas"/>
+                <w:b w:val="false"/>
+                <w:bCs w:val="false"/>
+                <w:color w:val="1A1A1A"/>
+                <w:sz w:val="19"/>
+                <w:szCs w:val="19"/>
+              </w:rPr>
+              <w:t xml:space="preserve">Root cause</w:t>
+            </w:r>
+          </w:p>
+        </w:tc>
+        <w:tc>
+          <w:tcPr>
+            <w:tcW w:type="dxa" w:w="7960"/>
+            <w:tcBorders>
+              <w:top w:val="single" w:color="BFBFBF" w:sz="4"/>
+              <w:left w:val="single" w:color="BFBFBF" w:sz="4"/>
+              <w:bottom w:val="single" w:color="BFBFBF" w:sz="4"/>
+              <w:right w:val="single" w:color="BFBFBF" w:sz="4"/>
+            </w:tcBorders>
+            <w:shd w:fill="F2F2F2" w:val="clear"/>
+            <w:tcMar>
+              <w:top w:type="dxa" w:w="80"/>
+              <w:left w:type="dxa" w:w="120"/>
+              <w:bottom w:type="dxa" w:w="80"/>
+              <w:right w:type="dxa" w:w="120"/>
+            </w:tcMar>
+          </w:tcPr>
+          <w:p>
+            <w:pPr>
+              <w:spacing w:after="0" w:before="0" w:line="260"/>
+            </w:pPr>
+            <w:r>
+              <w:rPr>
+                <w:rFonts w:ascii="Calibri" w:cs="Calibri" w:eastAsia="Calibri" w:hAnsi="Calibri"/>
+                <w:b w:val="false"/>
+                <w:bCs w:val="false"/>
+                <w:color w:val="1A1A1A"/>
+                <w:sz w:val="19"/>
+                <w:szCs w:val="19"/>
+              </w:rPr>
+              <w:t xml:space="preserve">ier_refresh_hsl() only parsed hsl_data.hsl_element_1..100 columns; the bracket token lives in hsl_data.hsl_name.</w:t>
+            </w:r>
+          </w:p>
+        </w:tc>
+      </w:tr>
+      <w:tr>
+        <w:tc>
+          <w:tcPr>
+            <w:tcW w:type="dxa" w:w="1400"/>
+            <w:tcBorders>
+              <w:top w:val="single" w:color="BFBFBF" w:sz="4"/>
+              <w:left w:val="single" w:color="BFBFBF" w:sz="4"/>
+              <w:bottom w:val="single" w:color="BFBFBF" w:sz="4"/>
+              <w:right w:val="single" w:color="BFBFBF" w:sz="4"/>
+            </w:tcBorders>
+            <w:tcMar>
+              <w:top w:type="dxa" w:w="80"/>
+              <w:left w:type="dxa" w:w="120"/>
+              <w:bottom w:type="dxa" w:w="80"/>
+              <w:right w:type="dxa" w:w="120"/>
+            </w:tcMar>
+          </w:tcPr>
+          <w:p>
+            <w:pPr>
+              <w:spacing w:after="0" w:before="0" w:line="260"/>
+            </w:pPr>
+            <w:r>
+              <w:rPr>
+                <w:rFonts w:ascii="Consolas" w:cs="Consolas" w:eastAsia="Consolas" w:hAnsi="Consolas"/>
+                <w:b w:val="false"/>
+                <w:bCs w:val="false"/>
+                <w:color w:val="1A1A1A"/>
+                <w:sz w:val="19"/>
+                <w:szCs w:val="19"/>
+              </w:rPr>
+              <w:t xml:space="preserve">Fix</w:t>
+            </w:r>
+          </w:p>
+        </w:tc>
+        <w:tc>
+          <w:tcPr>
+            <w:tcW w:type="dxa" w:w="7960"/>
+            <w:tcBorders>
+              <w:top w:val="single" w:color="BFBFBF" w:sz="4"/>
+              <w:left w:val="single" w:color="BFBFBF" w:sz="4"/>
+              <w:bottom w:val="single" w:color="BFBFBF" w:sz="4"/>
+              <w:right w:val="single" w:color="BFBFBF" w:sz="4"/>
+            </w:tcBorders>
+            <w:tcMar>
+              <w:top w:type="dxa" w:w="80"/>
+              <w:left w:type="dxa" w:w="120"/>
+              <w:bottom w:type="dxa" w:w="80"/>
+              <w:right w:type="dxa" w:w="120"/>
+            </w:tcMar>
+          </w:tcPr>
+          <w:p>
+            <w:pPr>
+              <w:spacing w:after="0" w:before="0" w:line="260"/>
+            </w:pPr>
+            <w:r>
+              <w:rPr>
+                <w:rFonts w:ascii="Calibri" w:cs="Calibri" w:eastAsia="Calibri" w:hAnsi="Calibri"/>
+                <w:b w:val="false"/>
+                <w:bCs w:val="false"/>
+                <w:color w:val="1A1A1A"/>
+                <w:sz w:val="19"/>
+                <w:szCs w:val="19"/>
+              </w:rPr>
+              <w:t xml:space="preserve">Extend the function to parse hsl_name; backfill existing rows.</w:t>
+            </w:r>
+          </w:p>
+        </w:tc>
+      </w:tr>
+    </w:tbl>
     <w:p>
       <w:pPr>
         <w:pStyle w:val="Heading2"/>
-        <w:spacing w:after="100" w:before="220"/>
+        <w:spacing w:after="100" w:before="240" w:line="300"/>
       </w:pPr>
       <w:r>
         <w:rPr>
@@ -243,51 +1600,309 @@
           <w:sz w:val="26"/>
           <w:szCs w:val="26"/>
         </w:rPr>
-        <w:t xml:space="preserve">2.2 Cap-by-CSV Diversity</w:t>
+        <w:t xml:space="preserve">2.2  Cap-by-CSV diversity</w:t>
       </w:r>
     </w:p>
-    <w:p>
-      <w:pPr>
-        <w:spacing w:after="60" w:before="60"/>
-        <w:jc w:val="left"/>
-      </w:pPr>
-      <w:r>
-        <w:rPr>
-          <w:rFonts w:ascii="Calibri" w:cs="Calibri" w:eastAsia="Calibri" w:hAnsi="Calibri"/>
-          <w:b w:val="false"/>
-          <w:bCs w:val="false"/>
-          <w:i w:val="false"/>
-          <w:iCs w:val="false"/>
-          <w:color w:val="000000"/>
-          <w:sz w:val="20"/>
-          <w:szCs w:val="20"/>
-        </w:rPr>
-        <w:t xml:space="preserve">Backstory: AIA305 Sample.csv is 80% of the demo corpus; the flat top-N AIO cap filled with AIA305 records by traversal score alone, starving operational CSVs (acc_rfis, acc_issues, acc_submittals, acc_vendors, acc_cost_codes). Multi-CSV joins (Benchmark 1) failed.</w:t>
-      </w:r>
-    </w:p>
-    <w:p>
-      <w:pPr>
-        <w:spacing w:after="60" w:before="60"/>
-        <w:jc w:val="left"/>
-      </w:pPr>
-      <w:r>
-        <w:rPr>
-          <w:rFonts w:ascii="Calibri" w:cs="Calibri" w:eastAsia="Calibri" w:hAnsi="Calibri"/>
-          <w:b w:val="false"/>
-          <w:bCs w:val="false"/>
-          <w:i w:val="false"/>
-          <w:iCs w:val="false"/>
-          <w:color w:val="000000"/>
-          <w:sz w:val="20"/>
-          <w:szCs w:val="20"/>
-        </w:rPr>
-        <w:t xml:space="preserve">Fix: diversifyByCSV (frontend, lib/aio-math.ts) and diversify_by_csv (backend, api/search_helpers.py). Bucket by OriginalCSV, take floor(total / numCsvs) from each bucket, backfill from highest-ranked leftovers. Both implementations are bytewise equivalent.</w:t>
-      </w:r>
-    </w:p>
+    <w:tbl>
+      <w:tblPr>
+        <w:tblW w:type="dxa" w:w="9360"/>
+        <w:tblBorders>
+          <w:top w:val="single" w:color="auto" w:sz="4"/>
+          <w:left w:val="single" w:color="auto" w:sz="4"/>
+          <w:bottom w:val="single" w:color="auto" w:sz="4"/>
+          <w:right w:val="single" w:color="auto" w:sz="4"/>
+          <w:insideH w:val="single" w:color="auto" w:sz="4"/>
+          <w:insideV w:val="single" w:color="auto" w:sz="4"/>
+        </w:tblBorders>
+      </w:tblPr>
+      <w:tblGrid>
+        <w:gridCol w:w="1400"/>
+        <w:gridCol w:w="7960"/>
+      </w:tblGrid>
+      <w:tr>
+        <w:trPr>
+          <w:tblHeader/>
+        </w:trPr>
+        <w:tc>
+          <w:tcPr>
+            <w:tcW w:type="dxa" w:w="1400"/>
+            <w:tcBorders>
+              <w:top w:val="single" w:color="BFBFBF" w:sz="4"/>
+              <w:left w:val="single" w:color="BFBFBF" w:sz="4"/>
+              <w:bottom w:val="single" w:color="BFBFBF" w:sz="4"/>
+              <w:right w:val="single" w:color="BFBFBF" w:sz="4"/>
+            </w:tcBorders>
+            <w:shd w:fill="F2F2F2" w:val="clear"/>
+            <w:tcMar>
+              <w:top w:type="dxa" w:w="80"/>
+              <w:left w:type="dxa" w:w="120"/>
+              <w:bottom w:type="dxa" w:w="80"/>
+              <w:right w:type="dxa" w:w="120"/>
+            </w:tcMar>
+          </w:tcPr>
+          <w:p>
+            <w:pPr>
+              <w:spacing w:after="0" w:before="0" w:line="260"/>
+            </w:pPr>
+            <w:r>
+              <w:rPr>
+                <w:rFonts w:ascii="Calibri" w:cs="Calibri" w:eastAsia="Calibri" w:hAnsi="Calibri"/>
+                <w:b/>
+                <w:bCs/>
+                <w:color w:val="1A1A1A"/>
+                <w:sz w:val="19"/>
+                <w:szCs w:val="19"/>
+              </w:rPr>
+              <w:t xml:space="preserve"/>
+            </w:r>
+          </w:p>
+        </w:tc>
+        <w:tc>
+          <w:tcPr>
+            <w:tcW w:type="dxa" w:w="7960"/>
+            <w:tcBorders>
+              <w:top w:val="single" w:color="BFBFBF" w:sz="4"/>
+              <w:left w:val="single" w:color="BFBFBF" w:sz="4"/>
+              <w:bottom w:val="single" w:color="BFBFBF" w:sz="4"/>
+              <w:right w:val="single" w:color="BFBFBF" w:sz="4"/>
+            </w:tcBorders>
+            <w:shd w:fill="F2F2F2" w:val="clear"/>
+            <w:tcMar>
+              <w:top w:type="dxa" w:w="80"/>
+              <w:left w:type="dxa" w:w="120"/>
+              <w:bottom w:type="dxa" w:w="80"/>
+              <w:right w:type="dxa" w:w="120"/>
+            </w:tcMar>
+          </w:tcPr>
+          <w:p>
+            <w:pPr>
+              <w:spacing w:after="0" w:before="0" w:line="260"/>
+            </w:pPr>
+            <w:r>
+              <w:rPr>
+                <w:rFonts w:ascii="Calibri" w:cs="Calibri" w:eastAsia="Calibri" w:hAnsi="Calibri"/>
+                <w:b/>
+                <w:bCs/>
+                <w:color w:val="1A1A1A"/>
+                <w:sz w:val="19"/>
+                <w:szCs w:val="19"/>
+              </w:rPr>
+              <w:t xml:space="preserve">Description</w:t>
+            </w:r>
+          </w:p>
+        </w:tc>
+      </w:tr>
+      <w:tr>
+        <w:tc>
+          <w:tcPr>
+            <w:tcW w:type="dxa" w:w="1400"/>
+            <w:tcBorders>
+              <w:top w:val="single" w:color="BFBFBF" w:sz="4"/>
+              <w:left w:val="single" w:color="BFBFBF" w:sz="4"/>
+              <w:bottom w:val="single" w:color="BFBFBF" w:sz="4"/>
+              <w:right w:val="single" w:color="BFBFBF" w:sz="4"/>
+            </w:tcBorders>
+            <w:tcMar>
+              <w:top w:type="dxa" w:w="80"/>
+              <w:left w:type="dxa" w:w="120"/>
+              <w:bottom w:type="dxa" w:w="80"/>
+              <w:right w:type="dxa" w:w="120"/>
+            </w:tcMar>
+          </w:tcPr>
+          <w:p>
+            <w:pPr>
+              <w:spacing w:after="0" w:before="0" w:line="260"/>
+            </w:pPr>
+            <w:r>
+              <w:rPr>
+                <w:rFonts w:ascii="Consolas" w:cs="Consolas" w:eastAsia="Consolas" w:hAnsi="Consolas"/>
+                <w:b w:val="false"/>
+                <w:bCs w:val="false"/>
+                <w:color w:val="1A1A1A"/>
+                <w:sz w:val="19"/>
+                <w:szCs w:val="19"/>
+              </w:rPr>
+              <w:t xml:space="preserve">Symptom</w:t>
+            </w:r>
+          </w:p>
+        </w:tc>
+        <w:tc>
+          <w:tcPr>
+            <w:tcW w:type="dxa" w:w="7960"/>
+            <w:tcBorders>
+              <w:top w:val="single" w:color="BFBFBF" w:sz="4"/>
+              <w:left w:val="single" w:color="BFBFBF" w:sz="4"/>
+              <w:bottom w:val="single" w:color="BFBFBF" w:sz="4"/>
+              <w:right w:val="single" w:color="BFBFBF" w:sz="4"/>
+            </w:tcBorders>
+            <w:tcMar>
+              <w:top w:type="dxa" w:w="80"/>
+              <w:left w:type="dxa" w:w="120"/>
+              <w:bottom w:type="dxa" w:w="80"/>
+              <w:right w:type="dxa" w:w="120"/>
+            </w:tcMar>
+          </w:tcPr>
+          <w:p>
+            <w:pPr>
+              <w:spacing w:after="0" w:before="0" w:line="260"/>
+            </w:pPr>
+            <w:r>
+              <w:rPr>
+                <w:rFonts w:ascii="Calibri" w:cs="Calibri" w:eastAsia="Calibri" w:hAnsi="Calibri"/>
+                <w:b w:val="false"/>
+                <w:bCs w:val="false"/>
+                <w:color w:val="1A1A1A"/>
+                <w:sz w:val="19"/>
+                <w:szCs w:val="19"/>
+              </w:rPr>
+              <w:t xml:space="preserve">Multi-CSV joins returned only AIA305 records and cost codes.</w:t>
+            </w:r>
+          </w:p>
+        </w:tc>
+      </w:tr>
+      <w:tr>
+        <w:tc>
+          <w:tcPr>
+            <w:tcW w:type="dxa" w:w="1400"/>
+            <w:tcBorders>
+              <w:top w:val="single" w:color="BFBFBF" w:sz="4"/>
+              <w:left w:val="single" w:color="BFBFBF" w:sz="4"/>
+              <w:bottom w:val="single" w:color="BFBFBF" w:sz="4"/>
+              <w:right w:val="single" w:color="BFBFBF" w:sz="4"/>
+            </w:tcBorders>
+            <w:shd w:fill="F2F2F2" w:val="clear"/>
+            <w:tcMar>
+              <w:top w:type="dxa" w:w="80"/>
+              <w:left w:type="dxa" w:w="120"/>
+              <w:bottom w:type="dxa" w:w="80"/>
+              <w:right w:type="dxa" w:w="120"/>
+            </w:tcMar>
+          </w:tcPr>
+          <w:p>
+            <w:pPr>
+              <w:spacing w:after="0" w:before="0" w:line="260"/>
+            </w:pPr>
+            <w:r>
+              <w:rPr>
+                <w:rFonts w:ascii="Consolas" w:cs="Consolas" w:eastAsia="Consolas" w:hAnsi="Consolas"/>
+                <w:b w:val="false"/>
+                <w:bCs w:val="false"/>
+                <w:color w:val="1A1A1A"/>
+                <w:sz w:val="19"/>
+                <w:szCs w:val="19"/>
+              </w:rPr>
+              <w:t xml:space="preserve">Root cause</w:t>
+            </w:r>
+          </w:p>
+        </w:tc>
+        <w:tc>
+          <w:tcPr>
+            <w:tcW w:type="dxa" w:w="7960"/>
+            <w:tcBorders>
+              <w:top w:val="single" w:color="BFBFBF" w:sz="4"/>
+              <w:left w:val="single" w:color="BFBFBF" w:sz="4"/>
+              <w:bottom w:val="single" w:color="BFBFBF" w:sz="4"/>
+              <w:right w:val="single" w:color="BFBFBF" w:sz="4"/>
+            </w:tcBorders>
+            <w:shd w:fill="F2F2F2" w:val="clear"/>
+            <w:tcMar>
+              <w:top w:type="dxa" w:w="80"/>
+              <w:left w:type="dxa" w:w="120"/>
+              <w:bottom w:type="dxa" w:w="80"/>
+              <w:right w:type="dxa" w:w="120"/>
+            </w:tcMar>
+          </w:tcPr>
+          <w:p>
+            <w:pPr>
+              <w:spacing w:after="0" w:before="0" w:line="260"/>
+            </w:pPr>
+            <w:r>
+              <w:rPr>
+                <w:rFonts w:ascii="Calibri" w:cs="Calibri" w:eastAsia="Calibri" w:hAnsi="Calibri"/>
+                <w:b w:val="false"/>
+                <w:bCs w:val="false"/>
+                <w:color w:val="1A1A1A"/>
+                <w:sz w:val="19"/>
+                <w:szCs w:val="19"/>
+              </w:rPr>
+              <w:t xml:space="preserve">Flat top-N cap; AIA305 (80% of corpus) crowded out operational CSVs.</w:t>
+            </w:r>
+          </w:p>
+        </w:tc>
+      </w:tr>
+      <w:tr>
+        <w:tc>
+          <w:tcPr>
+            <w:tcW w:type="dxa" w:w="1400"/>
+            <w:tcBorders>
+              <w:top w:val="single" w:color="BFBFBF" w:sz="4"/>
+              <w:left w:val="single" w:color="BFBFBF" w:sz="4"/>
+              <w:bottom w:val="single" w:color="BFBFBF" w:sz="4"/>
+              <w:right w:val="single" w:color="BFBFBF" w:sz="4"/>
+            </w:tcBorders>
+            <w:tcMar>
+              <w:top w:type="dxa" w:w="80"/>
+              <w:left w:type="dxa" w:w="120"/>
+              <w:bottom w:type="dxa" w:w="80"/>
+              <w:right w:type="dxa" w:w="120"/>
+            </w:tcMar>
+          </w:tcPr>
+          <w:p>
+            <w:pPr>
+              <w:spacing w:after="0" w:before="0" w:line="260"/>
+            </w:pPr>
+            <w:r>
+              <w:rPr>
+                <w:rFonts w:ascii="Consolas" w:cs="Consolas" w:eastAsia="Consolas" w:hAnsi="Consolas"/>
+                <w:b w:val="false"/>
+                <w:bCs w:val="false"/>
+                <w:color w:val="1A1A1A"/>
+                <w:sz w:val="19"/>
+                <w:szCs w:val="19"/>
+              </w:rPr>
+              <w:t xml:space="preserve">Fix</w:t>
+            </w:r>
+          </w:p>
+        </w:tc>
+        <w:tc>
+          <w:tcPr>
+            <w:tcW w:type="dxa" w:w="7960"/>
+            <w:tcBorders>
+              <w:top w:val="single" w:color="BFBFBF" w:sz="4"/>
+              <w:left w:val="single" w:color="BFBFBF" w:sz="4"/>
+              <w:bottom w:val="single" w:color="BFBFBF" w:sz="4"/>
+              <w:right w:val="single" w:color="BFBFBF" w:sz="4"/>
+            </w:tcBorders>
+            <w:tcMar>
+              <w:top w:type="dxa" w:w="80"/>
+              <w:left w:type="dxa" w:w="120"/>
+              <w:bottom w:type="dxa" w:w="80"/>
+              <w:right w:type="dxa" w:w="120"/>
+            </w:tcMar>
+          </w:tcPr>
+          <w:p>
+            <w:pPr>
+              <w:spacing w:after="0" w:before="0" w:line="260"/>
+            </w:pPr>
+            <w:r>
+              <w:rPr>
+                <w:rFonts w:ascii="Calibri" w:cs="Calibri" w:eastAsia="Calibri" w:hAnsi="Calibri"/>
+                <w:b w:val="false"/>
+                <w:bCs w:val="false"/>
+                <w:color w:val="1A1A1A"/>
+                <w:sz w:val="19"/>
+                <w:szCs w:val="19"/>
+              </w:rPr>
+              <w:t xml:space="preserve">diversifyByCSV (frontend) + diversify_by_csv (backend); fair share per CSV bucket.</w:t>
+            </w:r>
+          </w:p>
+        </w:tc>
+      </w:tr>
+    </w:tbl>
     <w:p>
       <w:pPr>
         <w:pStyle w:val="Heading2"/>
-        <w:spacing w:after="100" w:before="220"/>
+        <w:spacing w:after="100" w:before="240" w:line="300"/>
       </w:pPr>
       <w:r>
         <w:rPr>
@@ -298,51 +1913,309 @@
           <w:sz w:val="26"/>
           <w:szCs w:val="26"/>
         </w:rPr>
-        <w:t xml:space="preserve">2.3 HSL Aliasing</w:t>
+        <w:t xml:space="preserve">2.3  HSL aliasing</w:t>
       </w:r>
     </w:p>
-    <w:p>
-      <w:pPr>
-        <w:spacing w:after="60" w:before="60"/>
-        <w:jc w:val="left"/>
-      </w:pPr>
-      <w:r>
-        <w:rPr>
-          <w:rFonts w:ascii="Calibri" w:cs="Calibri" w:eastAsia="Calibri" w:hAnsi="Calibri"/>
-          <w:b w:val="false"/>
-          <w:bCs w:val="false"/>
-          <w:i w:val="false"/>
-          <w:iCs w:val="false"/>
-          <w:color w:val="000000"/>
-          <w:sz w:val="20"/>
-          <w:szCs w:val="20"/>
-        </w:rPr>
-        <w:t xml:space="preserve">Backstory: header spellings vary across CSVs — Project_ID (AIA305) vs. Project ID (acc_rfis/issues/submittals) vs. Projects Assigned (acc_vendors) vs. Applicable Projects (acc_cost_codes) vs. Active Projects (acc_customers). A cue extracted from one CSV's header could not match an HSL anchored on another CSV's header even when both referred to the same field semantically.</w:t>
-      </w:r>
-    </w:p>
-    <w:p>
-      <w:pPr>
-        <w:spacing w:after="60" w:before="60"/>
-        <w:jc w:val="left"/>
-      </w:pPr>
-      <w:r>
-        <w:rPr>
-          <w:rFonts w:ascii="Calibri" w:cs="Calibri" w:eastAsia="Calibri" w:hAnsi="Calibri"/>
-          <w:b w:val="false"/>
-          <w:bCs w:val="false"/>
-          <w:i w:val="false"/>
-          <w:iCs w:val="false"/>
-          <w:color w:val="000000"/>
-          <w:sz w:val="20"/>
-          <w:szCs w:val="20"/>
-        </w:rPr>
-        <w:t xml:space="preserve">Fix: lib/hsl-aliases.ts exports canonicalField(name: string) → string. Every cue is folded to its canonical key (`Project`) before raw-form construction. Frontend-only in V1; promotion to backend planned for V4.6.</w:t>
-      </w:r>
-    </w:p>
+    <w:tbl>
+      <w:tblPr>
+        <w:tblW w:type="dxa" w:w="9360"/>
+        <w:tblBorders>
+          <w:top w:val="single" w:color="auto" w:sz="4"/>
+          <w:left w:val="single" w:color="auto" w:sz="4"/>
+          <w:bottom w:val="single" w:color="auto" w:sz="4"/>
+          <w:right w:val="single" w:color="auto" w:sz="4"/>
+          <w:insideH w:val="single" w:color="auto" w:sz="4"/>
+          <w:insideV w:val="single" w:color="auto" w:sz="4"/>
+        </w:tblBorders>
+      </w:tblPr>
+      <w:tblGrid>
+        <w:gridCol w:w="1400"/>
+        <w:gridCol w:w="7960"/>
+      </w:tblGrid>
+      <w:tr>
+        <w:trPr>
+          <w:tblHeader/>
+        </w:trPr>
+        <w:tc>
+          <w:tcPr>
+            <w:tcW w:type="dxa" w:w="1400"/>
+            <w:tcBorders>
+              <w:top w:val="single" w:color="BFBFBF" w:sz="4"/>
+              <w:left w:val="single" w:color="BFBFBF" w:sz="4"/>
+              <w:bottom w:val="single" w:color="BFBFBF" w:sz="4"/>
+              <w:right w:val="single" w:color="BFBFBF" w:sz="4"/>
+            </w:tcBorders>
+            <w:shd w:fill="F2F2F2" w:val="clear"/>
+            <w:tcMar>
+              <w:top w:type="dxa" w:w="80"/>
+              <w:left w:type="dxa" w:w="120"/>
+              <w:bottom w:type="dxa" w:w="80"/>
+              <w:right w:type="dxa" w:w="120"/>
+            </w:tcMar>
+          </w:tcPr>
+          <w:p>
+            <w:pPr>
+              <w:spacing w:after="0" w:before="0" w:line="260"/>
+            </w:pPr>
+            <w:r>
+              <w:rPr>
+                <w:rFonts w:ascii="Calibri" w:cs="Calibri" w:eastAsia="Calibri" w:hAnsi="Calibri"/>
+                <w:b/>
+                <w:bCs/>
+                <w:color w:val="1A1A1A"/>
+                <w:sz w:val="19"/>
+                <w:szCs w:val="19"/>
+              </w:rPr>
+              <w:t xml:space="preserve"/>
+            </w:r>
+          </w:p>
+        </w:tc>
+        <w:tc>
+          <w:tcPr>
+            <w:tcW w:type="dxa" w:w="7960"/>
+            <w:tcBorders>
+              <w:top w:val="single" w:color="BFBFBF" w:sz="4"/>
+              <w:left w:val="single" w:color="BFBFBF" w:sz="4"/>
+              <w:bottom w:val="single" w:color="BFBFBF" w:sz="4"/>
+              <w:right w:val="single" w:color="BFBFBF" w:sz="4"/>
+            </w:tcBorders>
+            <w:shd w:fill="F2F2F2" w:val="clear"/>
+            <w:tcMar>
+              <w:top w:type="dxa" w:w="80"/>
+              <w:left w:type="dxa" w:w="120"/>
+              <w:bottom w:type="dxa" w:w="80"/>
+              <w:right w:type="dxa" w:w="120"/>
+            </w:tcMar>
+          </w:tcPr>
+          <w:p>
+            <w:pPr>
+              <w:spacing w:after="0" w:before="0" w:line="260"/>
+            </w:pPr>
+            <w:r>
+              <w:rPr>
+                <w:rFonts w:ascii="Calibri" w:cs="Calibri" w:eastAsia="Calibri" w:hAnsi="Calibri"/>
+                <w:b/>
+                <w:bCs/>
+                <w:color w:val="1A1A1A"/>
+                <w:sz w:val="19"/>
+                <w:szCs w:val="19"/>
+              </w:rPr>
+              <w:t xml:space="preserve">Description</w:t>
+            </w:r>
+          </w:p>
+        </w:tc>
+      </w:tr>
+      <w:tr>
+        <w:tc>
+          <w:tcPr>
+            <w:tcW w:type="dxa" w:w="1400"/>
+            <w:tcBorders>
+              <w:top w:val="single" w:color="BFBFBF" w:sz="4"/>
+              <w:left w:val="single" w:color="BFBFBF" w:sz="4"/>
+              <w:bottom w:val="single" w:color="BFBFBF" w:sz="4"/>
+              <w:right w:val="single" w:color="BFBFBF" w:sz="4"/>
+            </w:tcBorders>
+            <w:tcMar>
+              <w:top w:type="dxa" w:w="80"/>
+              <w:left w:type="dxa" w:w="120"/>
+              <w:bottom w:type="dxa" w:w="80"/>
+              <w:right w:type="dxa" w:w="120"/>
+            </w:tcMar>
+          </w:tcPr>
+          <w:p>
+            <w:pPr>
+              <w:spacing w:after="0" w:before="0" w:line="260"/>
+            </w:pPr>
+            <w:r>
+              <w:rPr>
+                <w:rFonts w:ascii="Consolas" w:cs="Consolas" w:eastAsia="Consolas" w:hAnsi="Consolas"/>
+                <w:b w:val="false"/>
+                <w:bCs w:val="false"/>
+                <w:color w:val="1A1A1A"/>
+                <w:sz w:val="19"/>
+                <w:szCs w:val="19"/>
+              </w:rPr>
+              <w:t xml:space="preserve">Symptom</w:t>
+            </w:r>
+          </w:p>
+        </w:tc>
+        <w:tc>
+          <w:tcPr>
+            <w:tcW w:type="dxa" w:w="7960"/>
+            <w:tcBorders>
+              <w:top w:val="single" w:color="BFBFBF" w:sz="4"/>
+              <w:left w:val="single" w:color="BFBFBF" w:sz="4"/>
+              <w:bottom w:val="single" w:color="BFBFBF" w:sz="4"/>
+              <w:right w:val="single" w:color="BFBFBF" w:sz="4"/>
+            </w:tcBorders>
+            <w:tcMar>
+              <w:top w:type="dxa" w:w="80"/>
+              <w:left w:type="dxa" w:w="120"/>
+              <w:bottom w:type="dxa" w:w="80"/>
+              <w:right w:type="dxa" w:w="120"/>
+            </w:tcMar>
+          </w:tcPr>
+          <w:p>
+            <w:pPr>
+              <w:spacing w:after="0" w:before="0" w:line="260"/>
+            </w:pPr>
+            <w:r>
+              <w:rPr>
+                <w:rFonts w:ascii="Calibri" w:cs="Calibri" w:eastAsia="Calibri" w:hAnsi="Calibri"/>
+                <w:b w:val="false"/>
+                <w:bCs w:val="false"/>
+                <w:color w:val="1A1A1A"/>
+                <w:sz w:val="19"/>
+                <w:szCs w:val="19"/>
+              </w:rPr>
+              <w:t xml:space="preserve">Cue from one CSV's header could not match HSL anchored on another CSV's header.</w:t>
+            </w:r>
+          </w:p>
+        </w:tc>
+      </w:tr>
+      <w:tr>
+        <w:tc>
+          <w:tcPr>
+            <w:tcW w:type="dxa" w:w="1400"/>
+            <w:tcBorders>
+              <w:top w:val="single" w:color="BFBFBF" w:sz="4"/>
+              <w:left w:val="single" w:color="BFBFBF" w:sz="4"/>
+              <w:bottom w:val="single" w:color="BFBFBF" w:sz="4"/>
+              <w:right w:val="single" w:color="BFBFBF" w:sz="4"/>
+            </w:tcBorders>
+            <w:shd w:fill="F2F2F2" w:val="clear"/>
+            <w:tcMar>
+              <w:top w:type="dxa" w:w="80"/>
+              <w:left w:type="dxa" w:w="120"/>
+              <w:bottom w:type="dxa" w:w="80"/>
+              <w:right w:type="dxa" w:w="120"/>
+            </w:tcMar>
+          </w:tcPr>
+          <w:p>
+            <w:pPr>
+              <w:spacing w:after="0" w:before="0" w:line="260"/>
+            </w:pPr>
+            <w:r>
+              <w:rPr>
+                <w:rFonts w:ascii="Consolas" w:cs="Consolas" w:eastAsia="Consolas" w:hAnsi="Consolas"/>
+                <w:b w:val="false"/>
+                <w:bCs w:val="false"/>
+                <w:color w:val="1A1A1A"/>
+                <w:sz w:val="19"/>
+                <w:szCs w:val="19"/>
+              </w:rPr>
+              <w:t xml:space="preserve">Root cause</w:t>
+            </w:r>
+          </w:p>
+        </w:tc>
+        <w:tc>
+          <w:tcPr>
+            <w:tcW w:type="dxa" w:w="7960"/>
+            <w:tcBorders>
+              <w:top w:val="single" w:color="BFBFBF" w:sz="4"/>
+              <w:left w:val="single" w:color="BFBFBF" w:sz="4"/>
+              <w:bottom w:val="single" w:color="BFBFBF" w:sz="4"/>
+              <w:right w:val="single" w:color="BFBFBF" w:sz="4"/>
+            </w:tcBorders>
+            <w:shd w:fill="F2F2F2" w:val="clear"/>
+            <w:tcMar>
+              <w:top w:type="dxa" w:w="80"/>
+              <w:left w:type="dxa" w:w="120"/>
+              <w:bottom w:type="dxa" w:w="80"/>
+              <w:right w:type="dxa" w:w="120"/>
+            </w:tcMar>
+          </w:tcPr>
+          <w:p>
+            <w:pPr>
+              <w:spacing w:after="0" w:before="0" w:line="260"/>
+            </w:pPr>
+            <w:r>
+              <w:rPr>
+                <w:rFonts w:ascii="Calibri" w:cs="Calibri" w:eastAsia="Calibri" w:hAnsi="Calibri"/>
+                <w:b w:val="false"/>
+                <w:bCs w:val="false"/>
+                <w:color w:val="1A1A1A"/>
+                <w:sz w:val="19"/>
+                <w:szCs w:val="19"/>
+              </w:rPr>
+              <w:t xml:space="preserve">Five spellings of "project ID" across CSVs.</w:t>
+            </w:r>
+          </w:p>
+        </w:tc>
+      </w:tr>
+      <w:tr>
+        <w:tc>
+          <w:tcPr>
+            <w:tcW w:type="dxa" w:w="1400"/>
+            <w:tcBorders>
+              <w:top w:val="single" w:color="BFBFBF" w:sz="4"/>
+              <w:left w:val="single" w:color="BFBFBF" w:sz="4"/>
+              <w:bottom w:val="single" w:color="BFBFBF" w:sz="4"/>
+              <w:right w:val="single" w:color="BFBFBF" w:sz="4"/>
+            </w:tcBorders>
+            <w:tcMar>
+              <w:top w:type="dxa" w:w="80"/>
+              <w:left w:type="dxa" w:w="120"/>
+              <w:bottom w:type="dxa" w:w="80"/>
+              <w:right w:type="dxa" w:w="120"/>
+            </w:tcMar>
+          </w:tcPr>
+          <w:p>
+            <w:pPr>
+              <w:spacing w:after="0" w:before="0" w:line="260"/>
+            </w:pPr>
+            <w:r>
+              <w:rPr>
+                <w:rFonts w:ascii="Consolas" w:cs="Consolas" w:eastAsia="Consolas" w:hAnsi="Consolas"/>
+                <w:b w:val="false"/>
+                <w:bCs w:val="false"/>
+                <w:color w:val="1A1A1A"/>
+                <w:sz w:val="19"/>
+                <w:szCs w:val="19"/>
+              </w:rPr>
+              <w:t xml:space="preserve">Fix</w:t>
+            </w:r>
+          </w:p>
+        </w:tc>
+        <w:tc>
+          <w:tcPr>
+            <w:tcW w:type="dxa" w:w="7960"/>
+            <w:tcBorders>
+              <w:top w:val="single" w:color="BFBFBF" w:sz="4"/>
+              <w:left w:val="single" w:color="BFBFBF" w:sz="4"/>
+              <w:bottom w:val="single" w:color="BFBFBF" w:sz="4"/>
+              <w:right w:val="single" w:color="BFBFBF" w:sz="4"/>
+            </w:tcBorders>
+            <w:tcMar>
+              <w:top w:type="dxa" w:w="80"/>
+              <w:left w:type="dxa" w:w="120"/>
+              <w:bottom w:type="dxa" w:w="80"/>
+              <w:right w:type="dxa" w:w="120"/>
+            </w:tcMar>
+          </w:tcPr>
+          <w:p>
+            <w:pPr>
+              <w:spacing w:after="0" w:before="0" w:line="260"/>
+            </w:pPr>
+            <w:r>
+              <w:rPr>
+                <w:rFonts w:ascii="Calibri" w:cs="Calibri" w:eastAsia="Calibri" w:hAnsi="Calibri"/>
+                <w:b w:val="false"/>
+                <w:bCs w:val="false"/>
+                <w:color w:val="1A1A1A"/>
+                <w:sz w:val="19"/>
+                <w:szCs w:val="19"/>
+              </w:rPr>
+              <w:t xml:space="preserve">lib/hsl-aliases.ts canonicalField — folds all five to canonical `Project`.</w:t>
+            </w:r>
+          </w:p>
+        </w:tc>
+      </w:tr>
+    </w:tbl>
     <w:p>
       <w:pPr>
         <w:pStyle w:val="Heading2"/>
-        <w:spacing w:after="100" w:before="220"/>
+        <w:spacing w:after="100" w:before="240" w:line="300"/>
       </w:pPr>
       <w:r>
         <w:rPr>
@@ -353,51 +2226,309 @@
           <w:sz w:val="26"/>
           <w:szCs w:val="26"/>
         </w:rPr>
-        <w:t xml:space="preserve">2.4 Migration 031 — pg_trgm Trigram Fuzzy Match</w:t>
+        <w:t xml:space="preserve">2.4  Migration 031 — pg_trgm fuzzy match</w:t>
       </w:r>
     </w:p>
-    <w:p>
-      <w:pPr>
-        <w:spacing w:after="60" w:before="60"/>
-        <w:jc w:val="left"/>
-      </w:pPr>
-      <w:r>
-        <w:rPr>
-          <w:rFonts w:ascii="Calibri" w:cs="Calibri" w:eastAsia="Calibri" w:hAnsi="Calibri"/>
-          <w:b w:val="false"/>
-          <w:bCs w:val="false"/>
-          <w:i w:val="false"/>
-          <w:iCs w:val="false"/>
-          <w:color w:val="000000"/>
-          <w:sz w:val="20"/>
-          <w:szCs w:val="20"/>
-        </w:rPr>
-        <w:t xml:space="preserve">Backstory: equality on value_lower had no tolerance for any deviation from stored strings — typos (Mitchel→Mitchell), declensions (Sara→Sarah), case-shifted hyphens (PRJ‑003→PRJ-003), variant orderings (Mitchell, Sarah → Sarah Mitchell).</w:t>
-      </w:r>
-    </w:p>
-    <w:p>
-      <w:pPr>
-        <w:spacing w:after="60" w:before="60"/>
-        <w:jc w:val="left"/>
-      </w:pPr>
-      <w:r>
-        <w:rPr>
-          <w:rFonts w:ascii="Calibri" w:cs="Calibri" w:eastAsia="Calibri" w:hAnsi="Calibri"/>
-          <w:b w:val="false"/>
-          <w:bCs w:val="false"/>
-          <w:i w:val="false"/>
-          <w:iCs w:val="false"/>
-          <w:color w:val="000000"/>
-          <w:sz w:val="20"/>
-          <w:szCs w:val="20"/>
-        </w:rPr>
-        <w:t xml:space="preserve">Fix: migration 031 adds the pg_trgm extension and a GIN index on (value_lower) using gin_trgm_ops. find-by-needles-full accepts `fuzzy: bool` and `similarity: float`. When fuzzy=true the WHERE clause uses the `%` similarity operator with a per-transaction set_limit() controlling the threshold. Frontend defaults to fuzzy=true.</w:t>
-      </w:r>
-    </w:p>
+    <w:tbl>
+      <w:tblPr>
+        <w:tblW w:type="dxa" w:w="9360"/>
+        <w:tblBorders>
+          <w:top w:val="single" w:color="auto" w:sz="4"/>
+          <w:left w:val="single" w:color="auto" w:sz="4"/>
+          <w:bottom w:val="single" w:color="auto" w:sz="4"/>
+          <w:right w:val="single" w:color="auto" w:sz="4"/>
+          <w:insideH w:val="single" w:color="auto" w:sz="4"/>
+          <w:insideV w:val="single" w:color="auto" w:sz="4"/>
+        </w:tblBorders>
+      </w:tblPr>
+      <w:tblGrid>
+        <w:gridCol w:w="1400"/>
+        <w:gridCol w:w="7960"/>
+      </w:tblGrid>
+      <w:tr>
+        <w:trPr>
+          <w:tblHeader/>
+        </w:trPr>
+        <w:tc>
+          <w:tcPr>
+            <w:tcW w:type="dxa" w:w="1400"/>
+            <w:tcBorders>
+              <w:top w:val="single" w:color="BFBFBF" w:sz="4"/>
+              <w:left w:val="single" w:color="BFBFBF" w:sz="4"/>
+              <w:bottom w:val="single" w:color="BFBFBF" w:sz="4"/>
+              <w:right w:val="single" w:color="BFBFBF" w:sz="4"/>
+            </w:tcBorders>
+            <w:shd w:fill="F2F2F2" w:val="clear"/>
+            <w:tcMar>
+              <w:top w:type="dxa" w:w="80"/>
+              <w:left w:type="dxa" w:w="120"/>
+              <w:bottom w:type="dxa" w:w="80"/>
+              <w:right w:type="dxa" w:w="120"/>
+            </w:tcMar>
+          </w:tcPr>
+          <w:p>
+            <w:pPr>
+              <w:spacing w:after="0" w:before="0" w:line="260"/>
+            </w:pPr>
+            <w:r>
+              <w:rPr>
+                <w:rFonts w:ascii="Calibri" w:cs="Calibri" w:eastAsia="Calibri" w:hAnsi="Calibri"/>
+                <w:b/>
+                <w:bCs/>
+                <w:color w:val="1A1A1A"/>
+                <w:sz w:val="19"/>
+                <w:szCs w:val="19"/>
+              </w:rPr>
+              <w:t xml:space="preserve"/>
+            </w:r>
+          </w:p>
+        </w:tc>
+        <w:tc>
+          <w:tcPr>
+            <w:tcW w:type="dxa" w:w="7960"/>
+            <w:tcBorders>
+              <w:top w:val="single" w:color="BFBFBF" w:sz="4"/>
+              <w:left w:val="single" w:color="BFBFBF" w:sz="4"/>
+              <w:bottom w:val="single" w:color="BFBFBF" w:sz="4"/>
+              <w:right w:val="single" w:color="BFBFBF" w:sz="4"/>
+            </w:tcBorders>
+            <w:shd w:fill="F2F2F2" w:val="clear"/>
+            <w:tcMar>
+              <w:top w:type="dxa" w:w="80"/>
+              <w:left w:type="dxa" w:w="120"/>
+              <w:bottom w:type="dxa" w:w="80"/>
+              <w:right w:type="dxa" w:w="120"/>
+            </w:tcMar>
+          </w:tcPr>
+          <w:p>
+            <w:pPr>
+              <w:spacing w:after="0" w:before="0" w:line="260"/>
+            </w:pPr>
+            <w:r>
+              <w:rPr>
+                <w:rFonts w:ascii="Calibri" w:cs="Calibri" w:eastAsia="Calibri" w:hAnsi="Calibri"/>
+                <w:b/>
+                <w:bCs/>
+                <w:color w:val="1A1A1A"/>
+                <w:sz w:val="19"/>
+                <w:szCs w:val="19"/>
+              </w:rPr>
+              <w:t xml:space="preserve">Description</w:t>
+            </w:r>
+          </w:p>
+        </w:tc>
+      </w:tr>
+      <w:tr>
+        <w:tc>
+          <w:tcPr>
+            <w:tcW w:type="dxa" w:w="1400"/>
+            <w:tcBorders>
+              <w:top w:val="single" w:color="BFBFBF" w:sz="4"/>
+              <w:left w:val="single" w:color="BFBFBF" w:sz="4"/>
+              <w:bottom w:val="single" w:color="BFBFBF" w:sz="4"/>
+              <w:right w:val="single" w:color="BFBFBF" w:sz="4"/>
+            </w:tcBorders>
+            <w:tcMar>
+              <w:top w:type="dxa" w:w="80"/>
+              <w:left w:type="dxa" w:w="120"/>
+              <w:bottom w:type="dxa" w:w="80"/>
+              <w:right w:type="dxa" w:w="120"/>
+            </w:tcMar>
+          </w:tcPr>
+          <w:p>
+            <w:pPr>
+              <w:spacing w:after="0" w:before="0" w:line="260"/>
+            </w:pPr>
+            <w:r>
+              <w:rPr>
+                <w:rFonts w:ascii="Consolas" w:cs="Consolas" w:eastAsia="Consolas" w:hAnsi="Consolas"/>
+                <w:b w:val="false"/>
+                <w:bCs w:val="false"/>
+                <w:color w:val="1A1A1A"/>
+                <w:sz w:val="19"/>
+                <w:szCs w:val="19"/>
+              </w:rPr>
+              <w:t xml:space="preserve">Symptom</w:t>
+            </w:r>
+          </w:p>
+        </w:tc>
+        <w:tc>
+          <w:tcPr>
+            <w:tcW w:type="dxa" w:w="7960"/>
+            <w:tcBorders>
+              <w:top w:val="single" w:color="BFBFBF" w:sz="4"/>
+              <w:left w:val="single" w:color="BFBFBF" w:sz="4"/>
+              <w:bottom w:val="single" w:color="BFBFBF" w:sz="4"/>
+              <w:right w:val="single" w:color="BFBFBF" w:sz="4"/>
+            </w:tcBorders>
+            <w:tcMar>
+              <w:top w:type="dxa" w:w="80"/>
+              <w:left w:type="dxa" w:w="120"/>
+              <w:bottom w:type="dxa" w:w="80"/>
+              <w:right w:type="dxa" w:w="120"/>
+            </w:tcMar>
+          </w:tcPr>
+          <w:p>
+            <w:pPr>
+              <w:spacing w:after="0" w:before="0" w:line="260"/>
+            </w:pPr>
+            <w:r>
+              <w:rPr>
+                <w:rFonts w:ascii="Calibri" w:cs="Calibri" w:eastAsia="Calibri" w:hAnsi="Calibri"/>
+                <w:b w:val="false"/>
+                <w:bCs w:val="false"/>
+                <w:color w:val="1A1A1A"/>
+                <w:sz w:val="19"/>
+                <w:szCs w:val="19"/>
+              </w:rPr>
+              <w:t xml:space="preserve">Typos / declensions / non-ASCII variants produced empty Cue Sets.</w:t>
+            </w:r>
+          </w:p>
+        </w:tc>
+      </w:tr>
+      <w:tr>
+        <w:tc>
+          <w:tcPr>
+            <w:tcW w:type="dxa" w:w="1400"/>
+            <w:tcBorders>
+              <w:top w:val="single" w:color="BFBFBF" w:sz="4"/>
+              <w:left w:val="single" w:color="BFBFBF" w:sz="4"/>
+              <w:bottom w:val="single" w:color="BFBFBF" w:sz="4"/>
+              <w:right w:val="single" w:color="BFBFBF" w:sz="4"/>
+            </w:tcBorders>
+            <w:shd w:fill="F2F2F2" w:val="clear"/>
+            <w:tcMar>
+              <w:top w:type="dxa" w:w="80"/>
+              <w:left w:type="dxa" w:w="120"/>
+              <w:bottom w:type="dxa" w:w="80"/>
+              <w:right w:type="dxa" w:w="120"/>
+            </w:tcMar>
+          </w:tcPr>
+          <w:p>
+            <w:pPr>
+              <w:spacing w:after="0" w:before="0" w:line="260"/>
+            </w:pPr>
+            <w:r>
+              <w:rPr>
+                <w:rFonts w:ascii="Consolas" w:cs="Consolas" w:eastAsia="Consolas" w:hAnsi="Consolas"/>
+                <w:b w:val="false"/>
+                <w:bCs w:val="false"/>
+                <w:color w:val="1A1A1A"/>
+                <w:sz w:val="19"/>
+                <w:szCs w:val="19"/>
+              </w:rPr>
+              <w:t xml:space="preserve">Root cause</w:t>
+            </w:r>
+          </w:p>
+        </w:tc>
+        <w:tc>
+          <w:tcPr>
+            <w:tcW w:type="dxa" w:w="7960"/>
+            <w:tcBorders>
+              <w:top w:val="single" w:color="BFBFBF" w:sz="4"/>
+              <w:left w:val="single" w:color="BFBFBF" w:sz="4"/>
+              <w:bottom w:val="single" w:color="BFBFBF" w:sz="4"/>
+              <w:right w:val="single" w:color="BFBFBF" w:sz="4"/>
+            </w:tcBorders>
+            <w:shd w:fill="F2F2F2" w:val="clear"/>
+            <w:tcMar>
+              <w:top w:type="dxa" w:w="80"/>
+              <w:left w:type="dxa" w:w="120"/>
+              <w:bottom w:type="dxa" w:w="80"/>
+              <w:right w:type="dxa" w:w="120"/>
+            </w:tcMar>
+          </w:tcPr>
+          <w:p>
+            <w:pPr>
+              <w:spacing w:after="0" w:before="0" w:line="260"/>
+            </w:pPr>
+            <w:r>
+              <w:rPr>
+                <w:rFonts w:ascii="Calibri" w:cs="Calibri" w:eastAsia="Calibri" w:hAnsi="Calibri"/>
+                <w:b w:val="false"/>
+                <w:bCs w:val="false"/>
+                <w:color w:val="1A1A1A"/>
+                <w:sz w:val="19"/>
+                <w:szCs w:val="19"/>
+              </w:rPr>
+              <w:t xml:space="preserve">value_lower equality has no tolerance.</w:t>
+            </w:r>
+          </w:p>
+        </w:tc>
+      </w:tr>
+      <w:tr>
+        <w:tc>
+          <w:tcPr>
+            <w:tcW w:type="dxa" w:w="1400"/>
+            <w:tcBorders>
+              <w:top w:val="single" w:color="BFBFBF" w:sz="4"/>
+              <w:left w:val="single" w:color="BFBFBF" w:sz="4"/>
+              <w:bottom w:val="single" w:color="BFBFBF" w:sz="4"/>
+              <w:right w:val="single" w:color="BFBFBF" w:sz="4"/>
+            </w:tcBorders>
+            <w:tcMar>
+              <w:top w:type="dxa" w:w="80"/>
+              <w:left w:type="dxa" w:w="120"/>
+              <w:bottom w:type="dxa" w:w="80"/>
+              <w:right w:type="dxa" w:w="120"/>
+            </w:tcMar>
+          </w:tcPr>
+          <w:p>
+            <w:pPr>
+              <w:spacing w:after="0" w:before="0" w:line="260"/>
+            </w:pPr>
+            <w:r>
+              <w:rPr>
+                <w:rFonts w:ascii="Consolas" w:cs="Consolas" w:eastAsia="Consolas" w:hAnsi="Consolas"/>
+                <w:b w:val="false"/>
+                <w:bCs w:val="false"/>
+                <w:color w:val="1A1A1A"/>
+                <w:sz w:val="19"/>
+                <w:szCs w:val="19"/>
+              </w:rPr>
+              <w:t xml:space="preserve">Fix</w:t>
+            </w:r>
+          </w:p>
+        </w:tc>
+        <w:tc>
+          <w:tcPr>
+            <w:tcW w:type="dxa" w:w="7960"/>
+            <w:tcBorders>
+              <w:top w:val="single" w:color="BFBFBF" w:sz="4"/>
+              <w:left w:val="single" w:color="BFBFBF" w:sz="4"/>
+              <w:bottom w:val="single" w:color="BFBFBF" w:sz="4"/>
+              <w:right w:val="single" w:color="BFBFBF" w:sz="4"/>
+            </w:tcBorders>
+            <w:tcMar>
+              <w:top w:type="dxa" w:w="80"/>
+              <w:left w:type="dxa" w:w="120"/>
+              <w:bottom w:type="dxa" w:w="80"/>
+              <w:right w:type="dxa" w:w="120"/>
+            </w:tcMar>
+          </w:tcPr>
+          <w:p>
+            <w:pPr>
+              <w:spacing w:after="0" w:before="0" w:line="260"/>
+            </w:pPr>
+            <w:r>
+              <w:rPr>
+                <w:rFonts w:ascii="Calibri" w:cs="Calibri" w:eastAsia="Calibri" w:hAnsi="Calibri"/>
+                <w:b w:val="false"/>
+                <w:bCs w:val="false"/>
+                <w:color w:val="1A1A1A"/>
+                <w:sz w:val="19"/>
+                <w:szCs w:val="19"/>
+              </w:rPr>
+              <w:t xml:space="preserve">pg_trgm extension + GIN index on value_lower; find-by-needles-full accepts fuzzy:bool, similarity:float; frontend defaults fuzzy=true.</w:t>
+            </w:r>
+          </w:p>
+        </w:tc>
+      </w:tr>
+    </w:tbl>
     <w:p>
       <w:pPr>
         <w:pStyle w:val="Heading2"/>
-        <w:spacing w:after="100" w:before="220"/>
+        <w:spacing w:after="100" w:before="240" w:line="300"/>
       </w:pPr>
       <w:r>
         <w:rPr>
@@ -408,12 +2539,12 @@
           <w:sz w:val="26"/>
           <w:szCs w:val="26"/>
         </w:rPr>
-        <w:t xml:space="preserve">2.5 Element-set Jaccard Dedup</w:t>
+        <w:t xml:space="preserve">2.5  Element-set Jaccard dedup</w:t>
       </w:r>
     </w:p>
     <w:p>
       <w:pPr>
-        <w:spacing w:after="60" w:before="60"/>
+        <w:spacing w:after="60" w:before="60" w:line="280"/>
         <w:jc w:val="left"/>
       </w:pPr>
       <w:r>
@@ -423,42 +2554,32 @@
           <w:bCs w:val="false"/>
           <w:i w:val="false"/>
           <w:iCs w:val="false"/>
-          <w:color w:val="000000"/>
-          <w:sz w:val="20"/>
-          <w:szCs w:val="20"/>
+          <w:color w:val="1A1A1A"/>
+          <w:sz w:val="21"/>
+          <w:szCs w:val="21"/>
         </w:rPr>
-        <w:t xml:space="preserve">Backstory: cross-CSV duplicates of the same entity (e.g. PRJ-003 in acc_projects.csv and AIA305 Sample.csv with ~85% overlapping bracket-element sets) reached the LLM as redundant context.</w:t>
-      </w:r>
-    </w:p>
-    <w:p>
-      <w:pPr>
-        <w:spacing w:after="60" w:before="60"/>
-        <w:jc w:val="left"/>
-      </w:pPr>
-      <w:r>
-        <w:rPr>
-          <w:rFonts w:ascii="Calibri" w:cs="Calibri" w:eastAsia="Calibri" w:hAnsi="Calibri"/>
-          <w:b w:val="false"/>
-          <w:bCs w:val="false"/>
-          <w:i w:val="false"/>
-          <w:iCs w:val="false"/>
-          <w:color w:val="000000"/>
-          <w:sz w:val="20"/>
-          <w:szCs w:val="20"/>
-        </w:rPr>
-        <w:t xml:space="preserve">Fix: dedupByJaccard (lib/aio-math.ts) drops near-duplicates after the cap. Provenance keys (OriginalCSV, FileDate, FileTime) are excluded so cross-CSV duplicates collapse correctly. Default threshold 0.85; tunable per call.</w:t>
-      </w:r>
-    </w:p>
-    <w:p>
-      <w:r>
-        <w:br w:type="page"/>
+        <w:t xml:space="preserve">Cross-CSV duplicates of the same entity (e.g. PRJ-003 in acc_projects.csv and AIA305 Sample.csv with ~85% overlapping bracket-element sets) reached the LLM as redundant context. dedupByJaccard drops near-duplicates after the cap; provenance keys excluded; default threshold 0.85.</w:t>
       </w:r>
     </w:p>
     <w:p>
       <w:pPr>
         <w:pStyle w:val="Heading1"/>
-        <w:spacing w:after="140" w:before="280"/>
+        <w:pBdr>
+          <w:bottom w:val="single" w:color="1F3864" w:sz="8" w:space="4"/>
+        </w:pBdr>
+        <w:spacing w:after="160" w:before="360" w:line="320"/>
       </w:pPr>
+      <w:r>
+        <w:rPr>
+          <w:rFonts w:ascii="Calibri" w:cs="Calibri" w:eastAsia="Calibri" w:hAnsi="Calibri"/>
+          <w:b/>
+          <w:bCs/>
+          <w:color w:val="C09853"/>
+          <w:sz w:val="32"/>
+          <w:szCs w:val="32"/>
+        </w:rPr>
+        <w:t xml:space="preserve">§3.  </w:t>
+      </w:r>
       <w:r>
         <w:rPr>
           <w:rFonts w:ascii="Calibri" w:cs="Calibri" w:eastAsia="Calibri" w:hAnsi="Calibri"/>
@@ -468,13 +2589,1039 @@
           <w:sz w:val="32"/>
           <w:szCs w:val="32"/>
         </w:rPr>
-        <w:t xml:space="preserve">3. Operability</w:t>
+        <w:t xml:space="preserve">Operability</w:t>
+      </w:r>
+    </w:p>
+    <w:tbl>
+      <w:tblPr>
+        <w:tblW w:type="dxa" w:w="9360"/>
+        <w:tblBorders>
+          <w:top w:val="single" w:color="auto" w:sz="4"/>
+          <w:left w:val="single" w:color="auto" w:sz="4"/>
+          <w:bottom w:val="single" w:color="auto" w:sz="4"/>
+          <w:right w:val="single" w:color="auto" w:sz="4"/>
+          <w:insideH w:val="single" w:color="auto" w:sz="4"/>
+          <w:insideV w:val="single" w:color="auto" w:sz="4"/>
+        </w:tblBorders>
+      </w:tblPr>
+      <w:tblGrid>
+        <w:gridCol w:w="2400"/>
+        <w:gridCol w:w="2400"/>
+        <w:gridCol w:w="4560"/>
+      </w:tblGrid>
+      <w:tr>
+        <w:trPr>
+          <w:tblHeader/>
+        </w:trPr>
+        <w:tc>
+          <w:tcPr>
+            <w:tcW w:type="dxa" w:w="2400"/>
+            <w:tcBorders>
+              <w:top w:val="single" w:color="BFBFBF" w:sz="4"/>
+              <w:left w:val="single" w:color="BFBFBF" w:sz="4"/>
+              <w:bottom w:val="single" w:color="BFBFBF" w:sz="4"/>
+              <w:right w:val="single" w:color="BFBFBF" w:sz="4"/>
+            </w:tcBorders>
+            <w:shd w:fill="F2F2F2" w:val="clear"/>
+            <w:tcMar>
+              <w:top w:type="dxa" w:w="80"/>
+              <w:left w:type="dxa" w:w="120"/>
+              <w:bottom w:type="dxa" w:w="80"/>
+              <w:right w:type="dxa" w:w="120"/>
+            </w:tcMar>
+          </w:tcPr>
+          <w:p>
+            <w:pPr>
+              <w:spacing w:after="0" w:before="0" w:line="260"/>
+            </w:pPr>
+            <w:r>
+              <w:rPr>
+                <w:rFonts w:ascii="Calibri" w:cs="Calibri" w:eastAsia="Calibri" w:hAnsi="Calibri"/>
+                <w:b/>
+                <w:bCs/>
+                <w:color w:val="1A1A1A"/>
+                <w:sz w:val="19"/>
+                <w:szCs w:val="19"/>
+              </w:rPr>
+              <w:t xml:space="preserve">Feature</w:t>
+            </w:r>
+          </w:p>
+        </w:tc>
+        <w:tc>
+          <w:tcPr>
+            <w:tcW w:type="dxa" w:w="2400"/>
+            <w:tcBorders>
+              <w:top w:val="single" w:color="BFBFBF" w:sz="4"/>
+              <w:left w:val="single" w:color="BFBFBF" w:sz="4"/>
+              <w:bottom w:val="single" w:color="BFBFBF" w:sz="4"/>
+              <w:right w:val="single" w:color="BFBFBF" w:sz="4"/>
+            </w:tcBorders>
+            <w:shd w:fill="F2F2F2" w:val="clear"/>
+            <w:tcMar>
+              <w:top w:type="dxa" w:w="80"/>
+              <w:left w:type="dxa" w:w="120"/>
+              <w:bottom w:type="dxa" w:w="80"/>
+              <w:right w:type="dxa" w:w="120"/>
+            </w:tcMar>
+          </w:tcPr>
+          <w:p>
+            <w:pPr>
+              <w:spacing w:after="0" w:before="0" w:line="260"/>
+            </w:pPr>
+            <w:r>
+              <w:rPr>
+                <w:rFonts w:ascii="Calibri" w:cs="Calibri" w:eastAsia="Calibri" w:hAnsi="Calibri"/>
+                <w:b/>
+                <w:bCs/>
+                <w:color w:val="1A1A1A"/>
+                <w:sz w:val="19"/>
+                <w:szCs w:val="19"/>
+              </w:rPr>
+              <w:t xml:space="preserve">Where</w:t>
+            </w:r>
+          </w:p>
+        </w:tc>
+        <w:tc>
+          <w:tcPr>
+            <w:tcW w:type="dxa" w:w="4560"/>
+            <w:tcBorders>
+              <w:top w:val="single" w:color="BFBFBF" w:sz="4"/>
+              <w:left w:val="single" w:color="BFBFBF" w:sz="4"/>
+              <w:bottom w:val="single" w:color="BFBFBF" w:sz="4"/>
+              <w:right w:val="single" w:color="BFBFBF" w:sz="4"/>
+            </w:tcBorders>
+            <w:shd w:fill="F2F2F2" w:val="clear"/>
+            <w:tcMar>
+              <w:top w:type="dxa" w:w="80"/>
+              <w:left w:type="dxa" w:w="120"/>
+              <w:bottom w:type="dxa" w:w="80"/>
+              <w:right w:type="dxa" w:w="120"/>
+            </w:tcMar>
+          </w:tcPr>
+          <w:p>
+            <w:pPr>
+              <w:spacing w:after="0" w:before="0" w:line="260"/>
+            </w:pPr>
+            <w:r>
+              <w:rPr>
+                <w:rFonts w:ascii="Calibri" w:cs="Calibri" w:eastAsia="Calibri" w:hAnsi="Calibri"/>
+                <w:b/>
+                <w:bCs/>
+                <w:color w:val="1A1A1A"/>
+                <w:sz w:val="19"/>
+                <w:szCs w:val="19"/>
+              </w:rPr>
+              <w:t xml:space="preserve">Description</w:t>
+            </w:r>
+          </w:p>
+        </w:tc>
+      </w:tr>
+      <w:tr>
+        <w:tc>
+          <w:tcPr>
+            <w:tcW w:type="dxa" w:w="2400"/>
+            <w:tcBorders>
+              <w:top w:val="single" w:color="BFBFBF" w:sz="4"/>
+              <w:left w:val="single" w:color="BFBFBF" w:sz="4"/>
+              <w:bottom w:val="single" w:color="BFBFBF" w:sz="4"/>
+              <w:right w:val="single" w:color="BFBFBF" w:sz="4"/>
+            </w:tcBorders>
+            <w:tcMar>
+              <w:top w:type="dxa" w:w="80"/>
+              <w:left w:type="dxa" w:w="120"/>
+              <w:bottom w:type="dxa" w:w="80"/>
+              <w:right w:type="dxa" w:w="120"/>
+            </w:tcMar>
+          </w:tcPr>
+          <w:p>
+            <w:pPr>
+              <w:spacing w:after="0" w:before="0" w:line="260"/>
+            </w:pPr>
+            <w:r>
+              <w:rPr>
+                <w:rFonts w:ascii="Consolas" w:cs="Consolas" w:eastAsia="Consolas" w:hAnsi="Consolas"/>
+                <w:b w:val="false"/>
+                <w:bCs w:val="false"/>
+                <w:color w:val="1A1A1A"/>
+                <w:sz w:val="19"/>
+                <w:szCs w:val="19"/>
+              </w:rPr>
+              <w:t xml:space="preserve">Models tab</w:t>
+            </w:r>
+          </w:p>
+        </w:tc>
+        <w:tc>
+          <w:tcPr>
+            <w:tcW w:type="dxa" w:w="2400"/>
+            <w:tcBorders>
+              <w:top w:val="single" w:color="BFBFBF" w:sz="4"/>
+              <w:left w:val="single" w:color="BFBFBF" w:sz="4"/>
+              <w:bottom w:val="single" w:color="BFBFBF" w:sz="4"/>
+              <w:right w:val="single" w:color="BFBFBF" w:sz="4"/>
+            </w:tcBorders>
+            <w:tcMar>
+              <w:top w:type="dxa" w:w="80"/>
+              <w:left w:type="dxa" w:w="120"/>
+              <w:bottom w:type="dxa" w:w="80"/>
+              <w:right w:type="dxa" w:w="120"/>
+            </w:tcMar>
+          </w:tcPr>
+          <w:p>
+            <w:pPr>
+              <w:spacing w:after="0" w:before="0" w:line="260"/>
+            </w:pPr>
+            <w:r>
+              <w:rPr>
+                <w:rFonts w:ascii="Calibri" w:cs="Calibri" w:eastAsia="Calibri" w:hAnsi="Calibri"/>
+                <w:b w:val="false"/>
+                <w:bCs w:val="false"/>
+                <w:color w:val="1A1A1A"/>
+                <w:sz w:val="19"/>
+                <w:szCs w:val="19"/>
+              </w:rPr>
+              <w:t xml:space="preserve">System Management → Models</w:t>
+            </w:r>
+          </w:p>
+        </w:tc>
+        <w:tc>
+          <w:tcPr>
+            <w:tcW w:type="dxa" w:w="4560"/>
+            <w:tcBorders>
+              <w:top w:val="single" w:color="BFBFBF" w:sz="4"/>
+              <w:left w:val="single" w:color="BFBFBF" w:sz="4"/>
+              <w:bottom w:val="single" w:color="BFBFBF" w:sz="4"/>
+              <w:right w:val="single" w:color="BFBFBF" w:sz="4"/>
+            </w:tcBorders>
+            <w:tcMar>
+              <w:top w:type="dxa" w:w="80"/>
+              <w:left w:type="dxa" w:w="120"/>
+              <w:bottom w:type="dxa" w:w="80"/>
+              <w:right w:type="dxa" w:w="120"/>
+            </w:tcMar>
+          </w:tcPr>
+          <w:p>
+            <w:pPr>
+              <w:spacing w:after="0" w:before="0" w:line="260"/>
+            </w:pPr>
+            <w:r>
+              <w:rPr>
+                <w:rFonts w:ascii="Calibri" w:cs="Calibri" w:eastAsia="Calibri" w:hAnsi="Calibri"/>
+                <w:b w:val="false"/>
+                <w:bCs w:val="false"/>
+                <w:color w:val="1A1A1A"/>
+                <w:sz w:val="19"/>
+                <w:szCs w:val="19"/>
+              </w:rPr>
+              <w:t xml:space="preserve">Runtime LLM model selection. Two slots: default + parse-phase override. Saved to system_settings; takes effect on next request</w:t>
+            </w:r>
+          </w:p>
+        </w:tc>
+      </w:tr>
+      <w:tr>
+        <w:tc>
+          <w:tcPr>
+            <w:tcW w:type="dxa" w:w="2400"/>
+            <w:tcBorders>
+              <w:top w:val="single" w:color="BFBFBF" w:sz="4"/>
+              <w:left w:val="single" w:color="BFBFBF" w:sz="4"/>
+              <w:bottom w:val="single" w:color="BFBFBF" w:sz="4"/>
+              <w:right w:val="single" w:color="BFBFBF" w:sz="4"/>
+            </w:tcBorders>
+            <w:shd w:fill="F2F2F2" w:val="clear"/>
+            <w:tcMar>
+              <w:top w:type="dxa" w:w="80"/>
+              <w:left w:type="dxa" w:w="120"/>
+              <w:bottom w:type="dxa" w:w="80"/>
+              <w:right w:type="dxa" w:w="120"/>
+            </w:tcMar>
+          </w:tcPr>
+          <w:p>
+            <w:pPr>
+              <w:spacing w:after="0" w:before="0" w:line="260"/>
+            </w:pPr>
+            <w:r>
+              <w:rPr>
+                <w:rFonts w:ascii="Consolas" w:cs="Consolas" w:eastAsia="Consolas" w:hAnsi="Consolas"/>
+                <w:b w:val="false"/>
+                <w:bCs w:val="false"/>
+                <w:color w:val="1A1A1A"/>
+                <w:sz w:val="19"/>
+                <w:szCs w:val="19"/>
+              </w:rPr>
+              <w:t xml:space="preserve">Daily Token Budget</w:t>
+            </w:r>
+          </w:p>
+        </w:tc>
+        <w:tc>
+          <w:tcPr>
+            <w:tcW w:type="dxa" w:w="2400"/>
+            <w:tcBorders>
+              <w:top w:val="single" w:color="BFBFBF" w:sz="4"/>
+              <w:left w:val="single" w:color="BFBFBF" w:sz="4"/>
+              <w:bottom w:val="single" w:color="BFBFBF" w:sz="4"/>
+              <w:right w:val="single" w:color="BFBFBF" w:sz="4"/>
+            </w:tcBorders>
+            <w:shd w:fill="F2F2F2" w:val="clear"/>
+            <w:tcMar>
+              <w:top w:type="dxa" w:w="80"/>
+              <w:left w:type="dxa" w:w="120"/>
+              <w:bottom w:type="dxa" w:w="80"/>
+              <w:right w:type="dxa" w:w="120"/>
+            </w:tcMar>
+          </w:tcPr>
+          <w:p>
+            <w:pPr>
+              <w:spacing w:after="0" w:before="0" w:line="260"/>
+            </w:pPr>
+            <w:r>
+              <w:rPr>
+                <w:rFonts w:ascii="Calibri" w:cs="Calibri" w:eastAsia="Calibri" w:hAnsi="Calibri"/>
+                <w:b w:val="false"/>
+                <w:bCs w:val="false"/>
+                <w:color w:val="1A1A1A"/>
+                <w:sz w:val="19"/>
+                <w:szCs w:val="19"/>
+              </w:rPr>
+              <w:t xml:space="preserve">System Management → Models</w:t>
+            </w:r>
+          </w:p>
+        </w:tc>
+        <w:tc>
+          <w:tcPr>
+            <w:tcW w:type="dxa" w:w="4560"/>
+            <w:tcBorders>
+              <w:top w:val="single" w:color="BFBFBF" w:sz="4"/>
+              <w:left w:val="single" w:color="BFBFBF" w:sz="4"/>
+              <w:bottom w:val="single" w:color="BFBFBF" w:sz="4"/>
+              <w:right w:val="single" w:color="BFBFBF" w:sz="4"/>
+            </w:tcBorders>
+            <w:shd w:fill="F2F2F2" w:val="clear"/>
+            <w:tcMar>
+              <w:top w:type="dxa" w:w="80"/>
+              <w:left w:type="dxa" w:w="120"/>
+              <w:bottom w:type="dxa" w:w="80"/>
+              <w:right w:type="dxa" w:w="120"/>
+            </w:tcMar>
+          </w:tcPr>
+          <w:p>
+            <w:pPr>
+              <w:spacing w:after="0" w:before="0" w:line="260"/>
+            </w:pPr>
+            <w:r>
+              <w:rPr>
+                <w:rFonts w:ascii="Calibri" w:cs="Calibri" w:eastAsia="Calibri" w:hAnsi="Calibri"/>
+                <w:b w:val="false"/>
+                <w:bCs w:val="false"/>
+                <w:color w:val="1A1A1A"/>
+                <w:sz w:val="19"/>
+                <w:szCs w:val="19"/>
+              </w:rPr>
+              <w:t xml:space="preserve">Live progress bar + per-tenant + global integer inputs. Replaces the SQL-only path</w:t>
+            </w:r>
+          </w:p>
+        </w:tc>
+      </w:tr>
+      <w:tr>
+        <w:tc>
+          <w:tcPr>
+            <w:tcW w:type="dxa" w:w="2400"/>
+            <w:tcBorders>
+              <w:top w:val="single" w:color="BFBFBF" w:sz="4"/>
+              <w:left w:val="single" w:color="BFBFBF" w:sz="4"/>
+              <w:bottom w:val="single" w:color="BFBFBF" w:sz="4"/>
+              <w:right w:val="single" w:color="BFBFBF" w:sz="4"/>
+            </w:tcBorders>
+            <w:tcMar>
+              <w:top w:type="dxa" w:w="80"/>
+              <w:left w:type="dxa" w:w="120"/>
+              <w:bottom w:type="dxa" w:w="80"/>
+              <w:right w:type="dxa" w:w="120"/>
+            </w:tcMar>
+          </w:tcPr>
+          <w:p>
+            <w:pPr>
+              <w:spacing w:after="0" w:before="0" w:line="260"/>
+            </w:pPr>
+            <w:r>
+              <w:rPr>
+                <w:rFonts w:ascii="Consolas" w:cs="Consolas" w:eastAsia="Consolas" w:hAnsi="Consolas"/>
+                <w:b w:val="false"/>
+                <w:bCs w:val="false"/>
+                <w:color w:val="1A1A1A"/>
+                <w:sz w:val="19"/>
+                <w:szCs w:val="19"/>
+              </w:rPr>
+              <w:t xml:space="preserve">Benchmark dropdown + Guide</w:t>
+            </w:r>
+          </w:p>
+        </w:tc>
+        <w:tc>
+          <w:tcPr>
+            <w:tcW w:type="dxa" w:w="2400"/>
+            <w:tcBorders>
+              <w:top w:val="single" w:color="BFBFBF" w:sz="4"/>
+              <w:left w:val="single" w:color="BFBFBF" w:sz="4"/>
+              <w:bottom w:val="single" w:color="BFBFBF" w:sz="4"/>
+              <w:right w:val="single" w:color="BFBFBF" w:sz="4"/>
+            </w:tcBorders>
+            <w:tcMar>
+              <w:top w:type="dxa" w:w="80"/>
+              <w:left w:type="dxa" w:w="120"/>
+              <w:bottom w:type="dxa" w:w="80"/>
+              <w:right w:type="dxa" w:w="120"/>
+            </w:tcMar>
+          </w:tcPr>
+          <w:p>
+            <w:pPr>
+              <w:spacing w:after="0" w:before="0" w:line="260"/>
+            </w:pPr>
+            <w:r>
+              <w:rPr>
+                <w:rFonts w:ascii="Calibri" w:cs="Calibri" w:eastAsia="Calibri" w:hAnsi="Calibri"/>
+                <w:b w:val="false"/>
+                <w:bCs w:val="false"/>
+                <w:color w:val="1A1A1A"/>
+                <w:sz w:val="19"/>
+                <w:szCs w:val="19"/>
+              </w:rPr>
+              <w:t xml:space="preserve">R&amp;D header</w:t>
+            </w:r>
+          </w:p>
+        </w:tc>
+        <w:tc>
+          <w:tcPr>
+            <w:tcW w:type="dxa" w:w="4560"/>
+            <w:tcBorders>
+              <w:top w:val="single" w:color="BFBFBF" w:sz="4"/>
+              <w:left w:val="single" w:color="BFBFBF" w:sz="4"/>
+              <w:bottom w:val="single" w:color="BFBFBF" w:sz="4"/>
+              <w:right w:val="single" w:color="BFBFBF" w:sz="4"/>
+            </w:tcBorders>
+            <w:tcMar>
+              <w:top w:type="dxa" w:w="80"/>
+              <w:left w:type="dxa" w:w="120"/>
+              <w:bottom w:type="dxa" w:w="80"/>
+              <w:right w:type="dxa" w:w="120"/>
+            </w:tcMar>
+          </w:tcPr>
+          <w:p>
+            <w:pPr>
+              <w:spacing w:after="0" w:before="0" w:line="260"/>
+            </w:pPr>
+            <w:r>
+              <w:rPr>
+                <w:rFonts w:ascii="Calibri" w:cs="Calibri" w:eastAsia="Calibri" w:hAnsi="Calibri"/>
+                <w:b w:val="false"/>
+                <w:bCs w:val="false"/>
+                <w:color w:val="1A1A1A"/>
+                <w:sz w:val="19"/>
+                <w:szCs w:val="19"/>
+              </w:rPr>
+              <w:t xml:space="preserve">10-entry catalog of saved prompts. Full-screen runner with metrics + replies + Print/Save-as-PDF</w:t>
+            </w:r>
+          </w:p>
+        </w:tc>
+      </w:tr>
+      <w:tr>
+        <w:tc>
+          <w:tcPr>
+            <w:tcW w:type="dxa" w:w="2400"/>
+            <w:tcBorders>
+              <w:top w:val="single" w:color="BFBFBF" w:sz="4"/>
+              <w:left w:val="single" w:color="BFBFBF" w:sz="4"/>
+              <w:bottom w:val="single" w:color="BFBFBF" w:sz="4"/>
+              <w:right w:val="single" w:color="BFBFBF" w:sz="4"/>
+            </w:tcBorders>
+            <w:shd w:fill="F2F2F2" w:val="clear"/>
+            <w:tcMar>
+              <w:top w:type="dxa" w:w="80"/>
+              <w:left w:type="dxa" w:w="120"/>
+              <w:bottom w:type="dxa" w:w="80"/>
+              <w:right w:type="dxa" w:w="120"/>
+            </w:tcMar>
+          </w:tcPr>
+          <w:p>
+            <w:pPr>
+              <w:spacing w:after="0" w:before="0" w:line="260"/>
+            </w:pPr>
+            <w:r>
+              <w:rPr>
+                <w:rFonts w:ascii="Consolas" w:cs="Consolas" w:eastAsia="Consolas" w:hAnsi="Consolas"/>
+                <w:b w:val="false"/>
+                <w:bCs w:val="false"/>
+                <w:color w:val="1A1A1A"/>
+                <w:sz w:val="19"/>
+                <w:szCs w:val="19"/>
+              </w:rPr>
+              <w:t xml:space="preserve">Embedded inline viewer</w:t>
+            </w:r>
+          </w:p>
+        </w:tc>
+        <w:tc>
+          <w:tcPr>
+            <w:tcW w:type="dxa" w:w="2400"/>
+            <w:tcBorders>
+              <w:top w:val="single" w:color="BFBFBF" w:sz="4"/>
+              <w:left w:val="single" w:color="BFBFBF" w:sz="4"/>
+              <w:bottom w:val="single" w:color="BFBFBF" w:sz="4"/>
+              <w:right w:val="single" w:color="BFBFBF" w:sz="4"/>
+            </w:tcBorders>
+            <w:shd w:fill="F2F2F2" w:val="clear"/>
+            <w:tcMar>
+              <w:top w:type="dxa" w:w="80"/>
+              <w:left w:type="dxa" w:w="120"/>
+              <w:bottom w:type="dxa" w:w="80"/>
+              <w:right w:type="dxa" w:w="120"/>
+            </w:tcMar>
+          </w:tcPr>
+          <w:p>
+            <w:pPr>
+              <w:spacing w:after="0" w:before="0" w:line="260"/>
+            </w:pPr>
+            <w:r>
+              <w:rPr>
+                <w:rFonts w:ascii="Calibri" w:cs="Calibri" w:eastAsia="Calibri" w:hAnsi="Calibri"/>
+                <w:b w:val="false"/>
+                <w:bCs w:val="false"/>
+                <w:color w:val="1A1A1A"/>
+                <w:sz w:val="19"/>
+                <w:szCs w:val="19"/>
+              </w:rPr>
+              <w:t xml:space="preserve">References tab</w:t>
+            </w:r>
+          </w:p>
+        </w:tc>
+        <w:tc>
+          <w:tcPr>
+            <w:tcW w:type="dxa" w:w="4560"/>
+            <w:tcBorders>
+              <w:top w:val="single" w:color="BFBFBF" w:sz="4"/>
+              <w:left w:val="single" w:color="BFBFBF" w:sz="4"/>
+              <w:bottom w:val="single" w:color="BFBFBF" w:sz="4"/>
+              <w:right w:val="single" w:color="BFBFBF" w:sz="4"/>
+            </w:tcBorders>
+            <w:shd w:fill="F2F2F2" w:val="clear"/>
+            <w:tcMar>
+              <w:top w:type="dxa" w:w="80"/>
+              <w:left w:type="dxa" w:w="120"/>
+              <w:bottom w:type="dxa" w:w="80"/>
+              <w:right w:type="dxa" w:w="120"/>
+            </w:tcMar>
+          </w:tcPr>
+          <w:p>
+            <w:pPr>
+              <w:spacing w:after="0" w:before="0" w:line="260"/>
+            </w:pPr>
+            <w:r>
+              <w:rPr>
+                <w:rFonts w:ascii="Calibri" w:cs="Calibri" w:eastAsia="Calibri" w:hAnsi="Calibri"/>
+                <w:b w:val="false"/>
+                <w:bCs w:val="false"/>
+                <w:color w:val="1A1A1A"/>
+                <w:sz w:val="19"/>
+                <w:szCs w:val="19"/>
+              </w:rPr>
+              <w:t xml:space="preserve">Technical reports open as full-screen pages instead of triggering downloads</w:t>
+            </w:r>
+          </w:p>
+        </w:tc>
+      </w:tr>
+      <w:tr>
+        <w:tc>
+          <w:tcPr>
+            <w:tcW w:type="dxa" w:w="2400"/>
+            <w:tcBorders>
+              <w:top w:val="single" w:color="BFBFBF" w:sz="4"/>
+              <w:left w:val="single" w:color="BFBFBF" w:sz="4"/>
+              <w:bottom w:val="single" w:color="BFBFBF" w:sz="4"/>
+              <w:right w:val="single" w:color="BFBFBF" w:sz="4"/>
+            </w:tcBorders>
+            <w:tcMar>
+              <w:top w:type="dxa" w:w="80"/>
+              <w:left w:type="dxa" w:w="120"/>
+              <w:bottom w:type="dxa" w:w="80"/>
+              <w:right w:type="dxa" w:w="120"/>
+            </w:tcMar>
+          </w:tcPr>
+          <w:p>
+            <w:pPr>
+              <w:spacing w:after="0" w:before="0" w:line="260"/>
+            </w:pPr>
+            <w:r>
+              <w:rPr>
+                <w:rFonts w:ascii="Consolas" w:cs="Consolas" w:eastAsia="Consolas" w:hAnsi="Consolas"/>
+                <w:b w:val="false"/>
+                <w:bCs w:val="false"/>
+                <w:color w:val="1A1A1A"/>
+                <w:sz w:val="19"/>
+                <w:szCs w:val="19"/>
+              </w:rPr>
+              <w:t xml:space="preserve">MRO Linkage view</w:t>
+            </w:r>
+          </w:p>
+        </w:tc>
+        <w:tc>
+          <w:tcPr>
+            <w:tcW w:type="dxa" w:w="2400"/>
+            <w:tcBorders>
+              <w:top w:val="single" w:color="BFBFBF" w:sz="4"/>
+              <w:left w:val="single" w:color="BFBFBF" w:sz="4"/>
+              <w:bottom w:val="single" w:color="BFBFBF" w:sz="4"/>
+              <w:right w:val="single" w:color="BFBFBF" w:sz="4"/>
+            </w:tcBorders>
+            <w:tcMar>
+              <w:top w:type="dxa" w:w="80"/>
+              <w:left w:type="dxa" w:w="120"/>
+              <w:bottom w:type="dxa" w:w="80"/>
+              <w:right w:type="dxa" w:w="120"/>
+            </w:tcMar>
+          </w:tcPr>
+          <w:p>
+            <w:pPr>
+              <w:spacing w:after="0" w:before="0" w:line="260"/>
+            </w:pPr>
+            <w:r>
+              <w:rPr>
+                <w:rFonts w:ascii="Calibri" w:cs="Calibri" w:eastAsia="Calibri" w:hAnsi="Calibri"/>
+                <w:b w:val="false"/>
+                <w:bCs w:val="false"/>
+                <w:color w:val="1A1A1A"/>
+                <w:sz w:val="19"/>
+                <w:szCs w:val="19"/>
+              </w:rPr>
+              <w:t xml:space="preserve">MRO Data tab</w:t>
+            </w:r>
+          </w:p>
+        </w:tc>
+        <w:tc>
+          <w:tcPr>
+            <w:tcW w:type="dxa" w:w="4560"/>
+            <w:tcBorders>
+              <w:top w:val="single" w:color="BFBFBF" w:sz="4"/>
+              <w:left w:val="single" w:color="BFBFBF" w:sz="4"/>
+              <w:bottom w:val="single" w:color="BFBFBF" w:sz="4"/>
+              <w:right w:val="single" w:color="BFBFBF" w:sz="4"/>
+            </w:tcBorders>
+            <w:tcMar>
+              <w:top w:type="dxa" w:w="80"/>
+              <w:left w:type="dxa" w:w="120"/>
+              <w:bottom w:type="dxa" w:w="80"/>
+              <w:right w:type="dxa" w:w="120"/>
+            </w:tcMar>
+          </w:tcPr>
+          <w:p>
+            <w:pPr>
+              <w:spacing w:after="0" w:before="0" w:line="260"/>
+            </w:pPr>
+            <w:r>
+              <w:rPr>
+                <w:rFonts w:ascii="Calibri" w:cs="Calibri" w:eastAsia="Calibri" w:hAnsi="Calibri"/>
+                <w:b w:val="false"/>
+                <w:bCs w:val="false"/>
+                <w:color w:val="1A1A1A"/>
+                <w:sz w:val="19"/>
+                <w:szCs w:val="19"/>
+              </w:rPr>
+              <w:t xml:space="preserve">Symmetric audit of seed_hsls vs. hsl_member back-pointers</w:t>
+            </w:r>
+          </w:p>
+        </w:tc>
+      </w:tr>
+      <w:tr>
+        <w:tc>
+          <w:tcPr>
+            <w:tcW w:type="dxa" w:w="2400"/>
+            <w:tcBorders>
+              <w:top w:val="single" w:color="BFBFBF" w:sz="4"/>
+              <w:left w:val="single" w:color="BFBFBF" w:sz="4"/>
+              <w:bottom w:val="single" w:color="BFBFBF" w:sz="4"/>
+              <w:right w:val="single" w:color="BFBFBF" w:sz="4"/>
+            </w:tcBorders>
+            <w:shd w:fill="F2F2F2" w:val="clear"/>
+            <w:tcMar>
+              <w:top w:type="dxa" w:w="80"/>
+              <w:left w:type="dxa" w:w="120"/>
+              <w:bottom w:type="dxa" w:w="80"/>
+              <w:right w:type="dxa" w:w="120"/>
+            </w:tcMar>
+          </w:tcPr>
+          <w:p>
+            <w:pPr>
+              <w:spacing w:after="0" w:before="0" w:line="260"/>
+            </w:pPr>
+            <w:r>
+              <w:rPr>
+                <w:rFonts w:ascii="Consolas" w:cs="Consolas" w:eastAsia="Consolas" w:hAnsi="Consolas"/>
+                <w:b w:val="false"/>
+                <w:bCs w:val="false"/>
+                <w:color w:val="1A1A1A"/>
+                <w:sz w:val="19"/>
+                <w:szCs w:val="19"/>
+              </w:rPr>
+              <w:t xml:space="preserve">Fix Broken MROs button</w:t>
+            </w:r>
+          </w:p>
+        </w:tc>
+        <w:tc>
+          <w:tcPr>
+            <w:tcW w:type="dxa" w:w="2400"/>
+            <w:tcBorders>
+              <w:top w:val="single" w:color="BFBFBF" w:sz="4"/>
+              <w:left w:val="single" w:color="BFBFBF" w:sz="4"/>
+              <w:bottom w:val="single" w:color="BFBFBF" w:sz="4"/>
+              <w:right w:val="single" w:color="BFBFBF" w:sz="4"/>
+            </w:tcBorders>
+            <w:shd w:fill="F2F2F2" w:val="clear"/>
+            <w:tcMar>
+              <w:top w:type="dxa" w:w="80"/>
+              <w:left w:type="dxa" w:w="120"/>
+              <w:bottom w:type="dxa" w:w="80"/>
+              <w:right w:type="dxa" w:w="120"/>
+            </w:tcMar>
+          </w:tcPr>
+          <w:p>
+            <w:pPr>
+              <w:spacing w:after="0" w:before="0" w:line="260"/>
+            </w:pPr>
+            <w:r>
+              <w:rPr>
+                <w:rFonts w:ascii="Calibri" w:cs="Calibri" w:eastAsia="Calibri" w:hAnsi="Calibri"/>
+                <w:b w:val="false"/>
+                <w:bCs w:val="false"/>
+                <w:color w:val="1A1A1A"/>
+                <w:sz w:val="19"/>
+                <w:szCs w:val="19"/>
+              </w:rPr>
+              <w:t xml:space="preserve">MRO Data tab, left of Refresh</w:t>
+            </w:r>
+          </w:p>
+        </w:tc>
+        <w:tc>
+          <w:tcPr>
+            <w:tcW w:type="dxa" w:w="4560"/>
+            <w:tcBorders>
+              <w:top w:val="single" w:color="BFBFBF" w:sz="4"/>
+              <w:left w:val="single" w:color="BFBFBF" w:sz="4"/>
+              <w:bottom w:val="single" w:color="BFBFBF" w:sz="4"/>
+              <w:right w:val="single" w:color="BFBFBF" w:sz="4"/>
+            </w:tcBorders>
+            <w:shd w:fill="F2F2F2" w:val="clear"/>
+            <w:tcMar>
+              <w:top w:type="dxa" w:w="80"/>
+              <w:left w:type="dxa" w:w="120"/>
+              <w:bottom w:type="dxa" w:w="80"/>
+              <w:right w:type="dxa" w:w="120"/>
+            </w:tcMar>
+          </w:tcPr>
+          <w:p>
+            <w:pPr>
+              <w:spacing w:after="0" w:before="0" w:line="260"/>
+            </w:pPr>
+            <w:r>
+              <w:rPr>
+                <w:rFonts w:ascii="Calibri" w:cs="Calibri" w:eastAsia="Calibri" w:hAnsi="Calibri"/>
+                <w:b w:val="false"/>
+                <w:bCs w:val="false"/>
+                <w:color w:val="1A1A1A"/>
+                <w:sz w:val="19"/>
+                <w:szCs w:val="19"/>
+              </w:rPr>
+              <w:t xml:space="preserve">Two-pass admin repair; idempotent</w:t>
+            </w:r>
+          </w:p>
+        </w:tc>
+      </w:tr>
+      <w:tr>
+        <w:tc>
+          <w:tcPr>
+            <w:tcW w:type="dxa" w:w="2400"/>
+            <w:tcBorders>
+              <w:top w:val="single" w:color="BFBFBF" w:sz="4"/>
+              <w:left w:val="single" w:color="BFBFBF" w:sz="4"/>
+              <w:bottom w:val="single" w:color="BFBFBF" w:sz="4"/>
+              <w:right w:val="single" w:color="BFBFBF" w:sz="4"/>
+            </w:tcBorders>
+            <w:tcMar>
+              <w:top w:type="dxa" w:w="80"/>
+              <w:left w:type="dxa" w:w="120"/>
+              <w:bottom w:type="dxa" w:w="80"/>
+              <w:right w:type="dxa" w:w="120"/>
+            </w:tcMar>
+          </w:tcPr>
+          <w:p>
+            <w:pPr>
+              <w:spacing w:after="0" w:before="0" w:line="260"/>
+            </w:pPr>
+            <w:r>
+              <w:rPr>
+                <w:rFonts w:ascii="Consolas" w:cs="Consolas" w:eastAsia="Consolas" w:hAnsi="Consolas"/>
+                <w:b w:val="false"/>
+                <w:bCs w:val="false"/>
+                <w:color w:val="1A1A1A"/>
+                <w:sz w:val="19"/>
+                <w:szCs w:val="19"/>
+              </w:rPr>
+              <w:t xml:space="preserve">Cache bypass on Live</w:t>
+            </w:r>
+          </w:p>
+        </w:tc>
+        <w:tc>
+          <w:tcPr>
+            <w:tcW w:type="dxa" w:w="2400"/>
+            <w:tcBorders>
+              <w:top w:val="single" w:color="BFBFBF" w:sz="4"/>
+              <w:left w:val="single" w:color="BFBFBF" w:sz="4"/>
+              <w:bottom w:val="single" w:color="BFBFBF" w:sz="4"/>
+              <w:right w:val="single" w:color="BFBFBF" w:sz="4"/>
+            </w:tcBorders>
+            <w:tcMar>
+              <w:top w:type="dxa" w:w="80"/>
+              <w:left w:type="dxa" w:w="120"/>
+              <w:bottom w:type="dxa" w:w="80"/>
+              <w:right w:type="dxa" w:w="120"/>
+            </w:tcMar>
+          </w:tcPr>
+          <w:p>
+            <w:pPr>
+              <w:spacing w:after="0" w:before="0" w:line="260"/>
+            </w:pPr>
+            <w:r>
+              <w:rPr>
+                <w:rFonts w:ascii="Calibri" w:cs="Calibri" w:eastAsia="Calibri" w:hAnsi="Calibri"/>
+                <w:b w:val="false"/>
+                <w:bCs w:val="false"/>
+                <w:color w:val="1A1A1A"/>
+                <w:sz w:val="19"/>
+                <w:szCs w:val="19"/>
+              </w:rPr>
+              <w:t xml:space="preserve">chat dialog + benchmarks</w:t>
+            </w:r>
+          </w:p>
+        </w:tc>
+        <w:tc>
+          <w:tcPr>
+            <w:tcW w:type="dxa" w:w="4560"/>
+            <w:tcBorders>
+              <w:top w:val="single" w:color="BFBFBF" w:sz="4"/>
+              <w:left w:val="single" w:color="BFBFBF" w:sz="4"/>
+              <w:bottom w:val="single" w:color="BFBFBF" w:sz="4"/>
+              <w:right w:val="single" w:color="BFBFBF" w:sz="4"/>
+            </w:tcBorders>
+            <w:tcMar>
+              <w:top w:type="dxa" w:w="80"/>
+              <w:left w:type="dxa" w:w="120"/>
+              <w:bottom w:type="dxa" w:w="80"/>
+              <w:right w:type="dxa" w:w="120"/>
+            </w:tcMar>
+          </w:tcPr>
+          <w:p>
+            <w:pPr>
+              <w:spacing w:after="0" w:before="0" w:line="260"/>
+            </w:pPr>
+            <w:r>
+              <w:rPr>
+                <w:rFonts w:ascii="Calibri" w:cs="Calibri" w:eastAsia="Calibri" w:hAnsi="Calibri"/>
+                <w:b w:val="false"/>
+                <w:bCs w:val="false"/>
+                <w:color w:val="1A1A1A"/>
+                <w:sz w:val="19"/>
+                <w:szCs w:val="19"/>
+              </w:rPr>
+              <w:t xml:space="preserve">?bypass_cache=true so users iterating never see stale cached replies</w:t>
+            </w:r>
+          </w:p>
+        </w:tc>
+      </w:tr>
+      <w:tr>
+        <w:tc>
+          <w:tcPr>
+            <w:tcW w:type="dxa" w:w="2400"/>
+            <w:tcBorders>
+              <w:top w:val="single" w:color="BFBFBF" w:sz="4"/>
+              <w:left w:val="single" w:color="BFBFBF" w:sz="4"/>
+              <w:bottom w:val="single" w:color="BFBFBF" w:sz="4"/>
+              <w:right w:val="single" w:color="BFBFBF" w:sz="4"/>
+            </w:tcBorders>
+            <w:shd w:fill="F2F2F2" w:val="clear"/>
+            <w:tcMar>
+              <w:top w:type="dxa" w:w="80"/>
+              <w:left w:type="dxa" w:w="120"/>
+              <w:bottom w:type="dxa" w:w="80"/>
+              <w:right w:type="dxa" w:w="120"/>
+            </w:tcMar>
+          </w:tcPr>
+          <w:p>
+            <w:pPr>
+              <w:spacing w:after="0" w:before="0" w:line="260"/>
+            </w:pPr>
+            <w:r>
+              <w:rPr>
+                <w:rFonts w:ascii="Consolas" w:cs="Consolas" w:eastAsia="Consolas" w:hAnsi="Consolas"/>
+                <w:b w:val="false"/>
+                <w:bCs w:val="false"/>
+                <w:color w:val="1A1A1A"/>
+                <w:sz w:val="19"/>
+                <w:szCs w:val="19"/>
+              </w:rPr>
+              <w:t xml:space="preserve">Force fresh toggle</w:t>
+            </w:r>
+          </w:p>
+        </w:tc>
+        <w:tc>
+          <w:tcPr>
+            <w:tcW w:type="dxa" w:w="2400"/>
+            <w:tcBorders>
+              <w:top w:val="single" w:color="BFBFBF" w:sz="4"/>
+              <w:left w:val="single" w:color="BFBFBF" w:sz="4"/>
+              <w:bottom w:val="single" w:color="BFBFBF" w:sz="4"/>
+              <w:right w:val="single" w:color="BFBFBF" w:sz="4"/>
+            </w:tcBorders>
+            <w:shd w:fill="F2F2F2" w:val="clear"/>
+            <w:tcMar>
+              <w:top w:type="dxa" w:w="80"/>
+              <w:left w:type="dxa" w:w="120"/>
+              <w:bottom w:type="dxa" w:w="80"/>
+              <w:right w:type="dxa" w:w="120"/>
+            </w:tcMar>
+          </w:tcPr>
+          <w:p>
+            <w:pPr>
+              <w:spacing w:after="0" w:before="0" w:line="260"/>
+            </w:pPr>
+            <w:r>
+              <w:rPr>
+                <w:rFonts w:ascii="Calibri" w:cs="Calibri" w:eastAsia="Calibri" w:hAnsi="Calibri"/>
+                <w:b w:val="false"/>
+                <w:bCs w:val="false"/>
+                <w:color w:val="1A1A1A"/>
+                <w:sz w:val="19"/>
+                <w:szCs w:val="19"/>
+              </w:rPr>
+              <w:t xml:space="preserve">ChatAIO action row</w:t>
+            </w:r>
+          </w:p>
+        </w:tc>
+        <w:tc>
+          <w:tcPr>
+            <w:tcW w:type="dxa" w:w="4560"/>
+            <w:tcBorders>
+              <w:top w:val="single" w:color="BFBFBF" w:sz="4"/>
+              <w:left w:val="single" w:color="BFBFBF" w:sz="4"/>
+              <w:bottom w:val="single" w:color="BFBFBF" w:sz="4"/>
+              <w:right w:val="single" w:color="BFBFBF" w:sz="4"/>
+            </w:tcBorders>
+            <w:shd w:fill="F2F2F2" w:val="clear"/>
+            <w:tcMar>
+              <w:top w:type="dxa" w:w="80"/>
+              <w:left w:type="dxa" w:w="120"/>
+              <w:bottom w:type="dxa" w:w="80"/>
+              <w:right w:type="dxa" w:w="120"/>
+            </w:tcMar>
+          </w:tcPr>
+          <w:p>
+            <w:pPr>
+              <w:spacing w:after="0" w:before="0" w:line="260"/>
+            </w:pPr>
+            <w:r>
+              <w:rPr>
+                <w:rFonts w:ascii="Calibri" w:cs="Calibri" w:eastAsia="Calibri" w:hAnsi="Calibri"/>
+                <w:b w:val="false"/>
+                <w:bCs w:val="false"/>
+                <w:color w:val="1A1A1A"/>
+                <w:sz w:val="19"/>
+                <w:szCs w:val="19"/>
+              </w:rPr>
+              <w:t xml:space="preserve">Per-query MRO short-circuit bypass for Recall</w:t>
+            </w:r>
+          </w:p>
+        </w:tc>
+      </w:tr>
+    </w:tbl>
+    <w:p>
+      <w:pPr>
+        <w:pStyle w:val="Heading1"/>
+        <w:pBdr>
+          <w:bottom w:val="single" w:color="1F3864" w:sz="8" w:space="4"/>
+        </w:pBdr>
+        <w:spacing w:after="160" w:before="360" w:line="320"/>
+      </w:pPr>
+      <w:r>
+        <w:rPr>
+          <w:rFonts w:ascii="Calibri" w:cs="Calibri" w:eastAsia="Calibri" w:hAnsi="Calibri"/>
+          <w:b/>
+          <w:bCs/>
+          <w:color w:val="C09853"/>
+          <w:sz w:val="32"/>
+          <w:szCs w:val="32"/>
+        </w:rPr>
+        <w:t xml:space="preserve">§4.  </w:t>
+      </w:r>
+      <w:r>
+        <w:rPr>
+          <w:rFonts w:ascii="Calibri" w:cs="Calibri" w:eastAsia="Calibri" w:hAnsi="Calibri"/>
+          <w:b/>
+          <w:bCs/>
+          <w:color w:val="1F3864"/>
+          <w:sz w:val="32"/>
+          <w:szCs w:val="32"/>
+        </w:rPr>
+        <w:t xml:space="preserve">UI Polish</w:t>
+      </w:r>
+    </w:p>
+    <w:p>
+      <w:pPr>
+        <w:spacing w:after="60" w:before="60" w:line="280"/>
+        <w:jc w:val="left"/>
+      </w:pPr>
+      <w:r>
+        <w:rPr>
+          <w:rFonts w:ascii="Calibri" w:cs="Calibri" w:eastAsia="Calibri" w:hAnsi="Calibri"/>
+          <w:b w:val="false"/>
+          <w:bCs w:val="false"/>
+          <w:i w:val="false"/>
+          <w:iCs w:val="false"/>
+          <w:color w:val="1A1A1A"/>
+          <w:sz w:val="21"/>
+          <w:szCs w:val="21"/>
+        </w:rPr>
+        <w:t xml:space="preserve">Edge-to-edge "Information Physics Standard Model" banner on the home page (responsive type scale to text-7xl). ChatAIO header recentered with serif title, centered button group, Close pinned to the upper-right. "Quantum Cognition Architecture" tagline replaces the prior CSV/AIO descriptor.</w:t>
+      </w:r>
+    </w:p>
+    <w:p>
+      <w:pPr>
+        <w:pStyle w:val="Heading1"/>
+        <w:pBdr>
+          <w:bottom w:val="single" w:color="1F3864" w:sz="8" w:space="4"/>
+        </w:pBdr>
+        <w:spacing w:after="160" w:before="360" w:line="320"/>
+      </w:pPr>
+      <w:r>
+        <w:rPr>
+          <w:rFonts w:ascii="Calibri" w:cs="Calibri" w:eastAsia="Calibri" w:hAnsi="Calibri"/>
+          <w:b/>
+          <w:bCs/>
+          <w:color w:val="C09853"/>
+          <w:sz w:val="32"/>
+          <w:szCs w:val="32"/>
+        </w:rPr>
+        <w:t xml:space="preserve">§5.  </w:t>
+      </w:r>
+      <w:r>
+        <w:rPr>
+          <w:rFonts w:ascii="Calibri" w:cs="Calibri" w:eastAsia="Calibri" w:hAnsi="Calibri"/>
+          <w:b/>
+          <w:bCs/>
+          <w:color w:val="1F3864"/>
+          <w:sz w:val="32"/>
+          <w:szCs w:val="32"/>
+        </w:rPr>
+        <w:t xml:space="preserve">Distribution</w:t>
       </w:r>
     </w:p>
     <w:p>
       <w:pPr>
         <w:pStyle w:val="Heading2"/>
-        <w:spacing w:after="100" w:before="220"/>
+        <w:spacing w:after="100" w:before="240" w:line="300"/>
       </w:pPr>
       <w:r>
         <w:rPr>
@@ -485,12 +3632,12 @@
           <w:sz w:val="26"/>
           <w:szCs w:val="26"/>
         </w:rPr>
-        <w:t xml:space="preserve">3.1 System Management → Models tab</w:t>
+        <w:t xml:space="preserve">5.1  macOS code signing</w:t>
       </w:r>
     </w:p>
     <w:p>
       <w:pPr>
-        <w:spacing w:after="60" w:before="60"/>
+        <w:spacing w:after="60" w:before="60" w:line="280"/>
         <w:jc w:val="left"/>
       </w:pPr>
       <w:r>
@@ -500,17 +3647,17 @@
           <w:bCs w:val="false"/>
           <w:i w:val="false"/>
           <w:iCs w:val="false"/>
-          <w:color w:val="000000"/>
-          <w:sz w:val="20"/>
-          <w:szCs w:val="20"/>
+          <w:color w:val="1A1A1A"/>
+          <w:sz w:val="21"/>
+          <w:szCs w:val="21"/>
         </w:rPr>
-        <w:t xml:space="preserve">Runtime LLM model selection. Two slots: a default model (used by all four modes plus summarize / entity-resolution) and an optional parse-phase override for Live Search. Saved to system_settings; takes effect on the next request. Removes ~22 hardcoded `claude-sonnet-4-6` strings from chat.py and routes them through get_default_model() / get_parse_model() with resolution order system_settings → env var → fallback.</w:t>
+        <w:t xml:space="preserve">electron/package.json wired with hardenedRuntime + entitlements.mac.plist + notarize.teamId (P4CWP6XFVD). With a Developer ID Application certificate in Keychain and electron/.env populated, npm run dist produces signed + notarized + stapled DMGs that launch with no Gatekeeper warning.</w:t>
       </w:r>
     </w:p>
     <w:p>
       <w:pPr>
         <w:pStyle w:val="Heading2"/>
-        <w:spacing w:after="100" w:before="220"/>
+        <w:spacing w:after="100" w:before="240" w:line="300"/>
       </w:pPr>
       <w:r>
         <w:rPr>
@@ -521,312 +3668,7 @@
           <w:sz w:val="26"/>
           <w:szCs w:val="26"/>
         </w:rPr>
-        <w:t xml:space="preserve">3.2 Daily Token Budget pane</w:t>
-      </w:r>
-    </w:p>
-    <w:p>
-      <w:pPr>
-        <w:spacing w:after="60" w:before="60"/>
-        <w:jc w:val="left"/>
-      </w:pPr>
-      <w:r>
-        <w:rPr>
-          <w:rFonts w:ascii="Calibri" w:cs="Calibri" w:eastAsia="Calibri" w:hAnsi="Calibri"/>
-          <w:b w:val="false"/>
-          <w:bCs w:val="false"/>
-          <w:i w:val="false"/>
-          <w:iCs w:val="false"/>
-          <w:color w:val="000000"/>
-          <w:sz w:val="20"/>
-          <w:szCs w:val="20"/>
-        </w:rPr>
-        <w:t xml:space="preserve">Live progress bar (green / amber at 80% / red at 100%) plus per-tenant override and global default integer inputs. Eliminates the SQL-only path. Backed by GET/PUT /v1/settings/budget.</w:t>
-      </w:r>
-    </w:p>
-    <w:p>
-      <w:pPr>
-        <w:pStyle w:val="Heading2"/>
-        <w:spacing w:after="100" w:before="220"/>
-      </w:pPr>
-      <w:r>
-        <w:rPr>
-          <w:rFonts w:ascii="Calibri" w:cs="Calibri" w:eastAsia="Calibri" w:hAnsi="Calibri"/>
-          <w:b/>
-          <w:bCs/>
-          <w:color w:val="2E5090"/>
-          <w:sz w:val="26"/>
-          <w:szCs w:val="26"/>
-        </w:rPr>
-        <w:t xml:space="preserve">3.3 R&amp;D → Benchmark dropdown + Benchmark Guide</w:t>
-      </w:r>
-    </w:p>
-    <w:p>
-      <w:pPr>
-        <w:spacing w:after="60" w:before="60"/>
-        <w:jc w:val="left"/>
-      </w:pPr>
-      <w:r>
-        <w:rPr>
-          <w:rFonts w:ascii="Calibri" w:cs="Calibri" w:eastAsia="Calibri" w:hAnsi="Calibri"/>
-          <w:b w:val="false"/>
-          <w:bCs w:val="false"/>
-          <w:i w:val="false"/>
-          <w:iCs w:val="false"/>
-          <w:color w:val="000000"/>
-          <w:sz w:val="20"/>
-          <w:szCs w:val="20"/>
-        </w:rPr>
-        <w:t xml:space="preserve">10-entry catalog of saved prompts in lib/benchmarks.ts. Dropdown picks → full-screen runner runs all four modes side-by-side with metrics + verbatim replies + Print/Save-as-PDF. Benchmark Guide button (BookOpen) opens a print-friendly reference card. CLI parity via BENCHMARK=N pnpm dlx tsx scripts/measure_modes.ts.</w:t>
-      </w:r>
-    </w:p>
-    <w:p>
-      <w:pPr>
-        <w:pStyle w:val="Heading2"/>
-        <w:spacing w:after="100" w:before="220"/>
-      </w:pPr>
-      <w:r>
-        <w:rPr>
-          <w:rFonts w:ascii="Calibri" w:cs="Calibri" w:eastAsia="Calibri" w:hAnsi="Calibri"/>
-          <w:b/>
-          <w:bCs/>
-          <w:color w:val="2E5090"/>
-          <w:sz w:val="26"/>
-          <w:szCs w:val="26"/>
-        </w:rPr>
-        <w:t xml:space="preserve">3.4 References tab — embedded inline viewer</w:t>
-      </w:r>
-    </w:p>
-    <w:p>
-      <w:pPr>
-        <w:spacing w:after="60" w:before="60"/>
-        <w:jc w:val="left"/>
-      </w:pPr>
-      <w:r>
-        <w:rPr>
-          <w:rFonts w:ascii="Calibri" w:cs="Calibri" w:eastAsia="Calibri" w:hAnsi="Calibri"/>
-          <w:b w:val="false"/>
-          <w:bCs w:val="false"/>
-          <w:i w:val="false"/>
-          <w:iCs w:val="false"/>
-          <w:color w:val="000000"/>
-          <w:sz w:val="20"/>
-          <w:szCs w:val="20"/>
-        </w:rPr>
-        <w:t xml:space="preserve">Technical reports and traces now open as full-screen pages instead of triggering .docx downloads. mammoth converts the .docx to HTML in the browser on click; original .docx files still live in public/docs/.</w:t>
-      </w:r>
-    </w:p>
-    <w:p>
-      <w:pPr>
-        <w:pStyle w:val="Heading2"/>
-        <w:spacing w:after="100" w:before="220"/>
-      </w:pPr>
-      <w:r>
-        <w:rPr>
-          <w:rFonts w:ascii="Calibri" w:cs="Calibri" w:eastAsia="Calibri" w:hAnsi="Calibri"/>
-          <w:b/>
-          <w:bCs/>
-          <w:color w:val="2E5090"/>
-          <w:sz w:val="26"/>
-          <w:szCs w:val="26"/>
-        </w:rPr>
-        <w:t xml:space="preserve">3.5 MRO ↔ HSL Linkage view</w:t>
-      </w:r>
-    </w:p>
-    <w:p>
-      <w:pPr>
-        <w:spacing w:after="60" w:before="60"/>
-        <w:jc w:val="left"/>
-      </w:pPr>
-      <w:r>
-        <w:rPr>
-          <w:rFonts w:ascii="Calibri" w:cs="Calibri" w:eastAsia="Calibri" w:hAnsi="Calibri"/>
-          <w:b w:val="false"/>
-          <w:bCs w:val="false"/>
-          <w:i w:val="false"/>
-          <w:iCs w:val="false"/>
-          <w:color w:val="000000"/>
-          <w:sz w:val="20"/>
-          <w:szCs w:val="20"/>
-        </w:rPr>
-        <w:t xml:space="preserve">System Management → MRO Data → Linkage button. Symmetric audit of seed_hsls vs. hsl_member back-pointers. Surfaces silent linkMroToHsl write failures (and the Next.js 16 Promise-params bug that caused them silently for weeks).</w:t>
-      </w:r>
-    </w:p>
-    <w:p>
-      <w:pPr>
-        <w:pStyle w:val="Heading2"/>
-        <w:spacing w:after="100" w:before="220"/>
-      </w:pPr>
-      <w:r>
-        <w:rPr>
-          <w:rFonts w:ascii="Calibri" w:cs="Calibri" w:eastAsia="Calibri" w:hAnsi="Calibri"/>
-          <w:b/>
-          <w:bCs/>
-          <w:color w:val="2E5090"/>
-          <w:sz w:val="26"/>
-          <w:szCs w:val="26"/>
-        </w:rPr>
-        <w:t xml:space="preserve">3.6 Fix Broken MROs button</w:t>
-      </w:r>
-    </w:p>
-    <w:p>
-      <w:pPr>
-        <w:spacing w:after="60" w:before="60"/>
-        <w:jc w:val="left"/>
-      </w:pPr>
-      <w:r>
-        <w:rPr>
-          <w:rFonts w:ascii="Calibri" w:cs="Calibri" w:eastAsia="Calibri" w:hAnsi="Calibri"/>
-          <w:b w:val="false"/>
-          <w:bCs w:val="false"/>
-          <w:i w:val="false"/>
-          <w:iCs w:val="false"/>
-          <w:color w:val="000000"/>
-          <w:sz w:val="20"/>
-          <w:szCs w:val="20"/>
-        </w:rPr>
-        <w:t xml:space="preserve">Two-pass admin repair: corrupted seed_hsls fields (Pass A — recover from back-pointers or clear) and missing back-pointers (Pass B — INSERT [MRO.&lt;uuid&gt;] for each seed UUID that's not already linked). Idempotent.</w:t>
-      </w:r>
-    </w:p>
-    <w:p>
-      <w:pPr>
-        <w:pStyle w:val="Heading2"/>
-        <w:spacing w:after="100" w:before="220"/>
-      </w:pPr>
-      <w:r>
-        <w:rPr>
-          <w:rFonts w:ascii="Calibri" w:cs="Calibri" w:eastAsia="Calibri" w:hAnsi="Calibri"/>
-          <w:b/>
-          <w:bCs/>
-          <w:color w:val="2E5090"/>
-          <w:sz w:val="26"/>
-          <w:szCs w:val="26"/>
-        </w:rPr>
-        <w:t xml:space="preserve">3.7 Cache bypass on interactive Live Search</w:t>
-      </w:r>
-    </w:p>
-    <w:p>
-      <w:pPr>
-        <w:spacing w:after="60" w:before="60"/>
-        <w:jc w:val="left"/>
-      </w:pPr>
-      <w:r>
-        <w:rPr>
-          <w:rFonts w:ascii="Calibri" w:cs="Calibri" w:eastAsia="Calibri" w:hAnsi="Calibri"/>
-          <w:b w:val="false"/>
-          <w:bCs w:val="false"/>
-          <w:i w:val="false"/>
-          <w:iCs w:val="false"/>
-          <w:color w:val="000000"/>
-          <w:sz w:val="20"/>
-          <w:szCs w:val="20"/>
-        </w:rPr>
-        <w:t xml:space="preserve">aioSearchChat / aioSearchChatStream accept bypassCache: true, forwarded as ?bypass_cache=true to the backend. Chat dialog and benchmark runner pass true so users iterating through the UI never see a stale cached reply mask a deployed retrieval fix.</w:t>
-      </w:r>
-    </w:p>
-    <w:p>
-      <w:pPr>
-        <w:pStyle w:val="Heading1"/>
-        <w:spacing w:after="140" w:before="280"/>
-      </w:pPr>
-      <w:r>
-        <w:rPr>
-          <w:rFonts w:ascii="Calibri" w:cs="Calibri" w:eastAsia="Calibri" w:hAnsi="Calibri"/>
-          <w:b/>
-          <w:bCs/>
-          <w:color w:val="1F3864"/>
-          <w:sz w:val="32"/>
-          <w:szCs w:val="32"/>
-        </w:rPr>
-        <w:t xml:space="preserve">4. UI Polish</w:t>
-      </w:r>
-    </w:p>
-    <w:p>
-      <w:pPr>
-        <w:spacing w:after="60" w:before="60"/>
-        <w:jc w:val="left"/>
-      </w:pPr>
-      <w:r>
-        <w:rPr>
-          <w:rFonts w:ascii="Calibri" w:cs="Calibri" w:eastAsia="Calibri" w:hAnsi="Calibri"/>
-          <w:b w:val="false"/>
-          <w:bCs w:val="false"/>
-          <w:i w:val="false"/>
-          <w:iCs w:val="false"/>
-          <w:color w:val="000000"/>
-          <w:sz w:val="20"/>
-          <w:szCs w:val="20"/>
-        </w:rPr>
-        <w:t xml:space="preserve">Edge-to-edge "Information Physics Standard Model" banner on the home page (responsive type scale to text-7xl). ChatAIO header recentered with serif title, centered button group, Close pinned to the upper-right. "Quantum Cognition Architecture" tagline replaces the prior CSV/AIO descriptor.</w:t>
-      </w:r>
-    </w:p>
-    <w:p>
-      <w:pPr>
-        <w:pStyle w:val="Heading1"/>
-        <w:spacing w:after="140" w:before="280"/>
-      </w:pPr>
-      <w:r>
-        <w:rPr>
-          <w:rFonts w:ascii="Calibri" w:cs="Calibri" w:eastAsia="Calibri" w:hAnsi="Calibri"/>
-          <w:b/>
-          <w:bCs/>
-          <w:color w:val="1F3864"/>
-          <w:sz w:val="32"/>
-          <w:szCs w:val="32"/>
-        </w:rPr>
-        <w:t xml:space="preserve">5. Distribution</w:t>
-      </w:r>
-    </w:p>
-    <w:p>
-      <w:pPr>
-        <w:pStyle w:val="Heading2"/>
-        <w:spacing w:after="100" w:before="220"/>
-      </w:pPr>
-      <w:r>
-        <w:rPr>
-          <w:rFonts w:ascii="Calibri" w:cs="Calibri" w:eastAsia="Calibri" w:hAnsi="Calibri"/>
-          <w:b/>
-          <w:bCs/>
-          <w:color w:val="2E5090"/>
-          <w:sz w:val="26"/>
-          <w:szCs w:val="26"/>
-        </w:rPr>
-        <w:t xml:space="preserve">5.1 macOS code signing</w:t>
-      </w:r>
-    </w:p>
-    <w:p>
-      <w:pPr>
-        <w:spacing w:after="60" w:before="60"/>
-        <w:jc w:val="left"/>
-      </w:pPr>
-      <w:r>
-        <w:rPr>
-          <w:rFonts w:ascii="Calibri" w:cs="Calibri" w:eastAsia="Calibri" w:hAnsi="Calibri"/>
-          <w:b w:val="false"/>
-          <w:bCs w:val="false"/>
-          <w:i w:val="false"/>
-          <w:iCs w:val="false"/>
-          <w:color w:val="000000"/>
-          <w:sz w:val="20"/>
-          <w:szCs w:val="20"/>
-        </w:rPr>
-        <w:t xml:space="preserve">electron/package.json wired with hardenedRuntime + entitlements.mac.plist + notarize.teamId (P4CWP6XFVD). electron/.env.example documents the APPLE_ID / APPLE_APP_SPECIFIC_PASSWORD / APPLE_TEAM_ID triple. With a Developer ID Application certificate in Keychain and .env populated, npm run dist produces signed + notarized + stapled DMGs that launch with no Gatekeeper warning.</w:t>
-      </w:r>
-    </w:p>
-    <w:p>
-      <w:pPr>
-        <w:pStyle w:val="Heading2"/>
-        <w:spacing w:after="100" w:before="220"/>
-      </w:pPr>
-      <w:r>
-        <w:rPr>
-          <w:rFonts w:ascii="Calibri" w:cs="Calibri" w:eastAsia="Calibri" w:hAnsi="Calibri"/>
-          <w:b/>
-          <w:bCs/>
-          <w:color w:val="2E5090"/>
-          <w:sz w:val="26"/>
-          <w:szCs w:val="26"/>
-        </w:rPr>
-        <w:t xml:space="preserve">5.2 Three DMG variants</w:t>
+        <w:t xml:space="preserve">5.2  Three DMG variants</w:t>
       </w:r>
     </w:p>
     <w:tbl>
@@ -848,6 +3690,9 @@
         <w:gridCol w:w="4360"/>
       </w:tblGrid>
       <w:tr>
+        <w:trPr>
+          <w:tblHeader/>
+        </w:trPr>
         <w:tc>
           <w:tcPr>
             <w:tcW w:type="dxa" w:w="1800"/>
@@ -859,21 +3704,24 @@
             </w:tcBorders>
             <w:shd w:fill="F2F2F2" w:val="clear"/>
             <w:tcMar>
-              <w:top w:type="dxa" w:w="60"/>
-              <w:left w:type="dxa" w:w="100"/>
-              <w:bottom w:type="dxa" w:w="60"/>
-              <w:right w:type="dxa" w:w="100"/>
-            </w:tcMar>
-          </w:tcPr>
-          <w:p>
+              <w:top w:type="dxa" w:w="80"/>
+              <w:left w:type="dxa" w:w="120"/>
+              <w:bottom w:type="dxa" w:w="80"/>
+              <w:right w:type="dxa" w:w="120"/>
+            </w:tcMar>
+          </w:tcPr>
+          <w:p>
+            <w:pPr>
+              <w:spacing w:after="0" w:before="0" w:line="260"/>
+            </w:pPr>
             <w:r>
               <w:rPr>
                 <w:rFonts w:ascii="Calibri" w:cs="Calibri" w:eastAsia="Calibri" w:hAnsi="Calibri"/>
                 <w:b/>
                 <w:bCs/>
-                <w:color w:val="000000"/>
-                <w:sz w:val="18"/>
-                <w:szCs w:val="18"/>
+                <w:color w:val="1A1A1A"/>
+                <w:sz w:val="19"/>
+                <w:szCs w:val="19"/>
               </w:rPr>
               <w:t xml:space="preserve">Variant</w:t>
             </w:r>
@@ -890,21 +3738,24 @@
             </w:tcBorders>
             <w:shd w:fill="F2F2F2" w:val="clear"/>
             <w:tcMar>
-              <w:top w:type="dxa" w:w="60"/>
-              <w:left w:type="dxa" w:w="100"/>
-              <w:bottom w:type="dxa" w:w="60"/>
-              <w:right w:type="dxa" w:w="100"/>
-            </w:tcMar>
-          </w:tcPr>
-          <w:p>
+              <w:top w:type="dxa" w:w="80"/>
+              <w:left w:type="dxa" w:w="120"/>
+              <w:bottom w:type="dxa" w:w="80"/>
+              <w:right w:type="dxa" w:w="120"/>
+            </w:tcMar>
+          </w:tcPr>
+          <w:p>
+            <w:pPr>
+              <w:spacing w:after="0" w:before="0" w:line="260"/>
+            </w:pPr>
             <w:r>
               <w:rPr>
                 <w:rFonts w:ascii="Calibri" w:cs="Calibri" w:eastAsia="Calibri" w:hAnsi="Calibri"/>
                 <w:b/>
                 <w:bCs/>
-                <w:color w:val="000000"/>
-                <w:sz w:val="18"/>
-                <w:szCs w:val="18"/>
+                <w:color w:val="1A1A1A"/>
+                <w:sz w:val="19"/>
+                <w:szCs w:val="19"/>
               </w:rPr>
               <w:t xml:space="preserve">Build</w:t>
             </w:r>
@@ -921,21 +3772,24 @@
             </w:tcBorders>
             <w:shd w:fill="F2F2F2" w:val="clear"/>
             <w:tcMar>
-              <w:top w:type="dxa" w:w="60"/>
-              <w:left w:type="dxa" w:w="100"/>
-              <w:bottom w:type="dxa" w:w="60"/>
-              <w:right w:type="dxa" w:w="100"/>
-            </w:tcMar>
-          </w:tcPr>
-          <w:p>
+              <w:top w:type="dxa" w:w="80"/>
+              <w:left w:type="dxa" w:w="120"/>
+              <w:bottom w:type="dxa" w:w="80"/>
+              <w:right w:type="dxa" w:w="120"/>
+            </w:tcMar>
+          </w:tcPr>
+          <w:p>
+            <w:pPr>
+              <w:spacing w:after="0" w:before="0" w:line="260"/>
+            </w:pPr>
             <w:r>
               <w:rPr>
                 <w:rFonts w:ascii="Calibri" w:cs="Calibri" w:eastAsia="Calibri" w:hAnsi="Calibri"/>
                 <w:b/>
                 <w:bCs/>
-                <w:color w:val="000000"/>
-                <w:sz w:val="18"/>
-                <w:szCs w:val="18"/>
+                <w:color w:val="1A1A1A"/>
+                <w:sz w:val="19"/>
+                <w:szCs w:val="19"/>
               </w:rPr>
               <w:t xml:space="preserve">CLOUD_MODE</w:t>
             </w:r>
@@ -952,21 +3806,24 @@
             </w:tcBorders>
             <w:shd w:fill="F2F2F2" w:val="clear"/>
             <w:tcMar>
-              <w:top w:type="dxa" w:w="60"/>
-              <w:left w:type="dxa" w:w="100"/>
-              <w:bottom w:type="dxa" w:w="60"/>
-              <w:right w:type="dxa" w:w="100"/>
-            </w:tcMar>
-          </w:tcPr>
-          <w:p>
+              <w:top w:type="dxa" w:w="80"/>
+              <w:left w:type="dxa" w:w="120"/>
+              <w:bottom w:type="dxa" w:w="80"/>
+              <w:right w:type="dxa" w:w="120"/>
+            </w:tcMar>
+          </w:tcPr>
+          <w:p>
+            <w:pPr>
+              <w:spacing w:after="0" w:before="0" w:line="260"/>
+            </w:pPr>
             <w:r>
               <w:rPr>
                 <w:rFonts w:ascii="Calibri" w:cs="Calibri" w:eastAsia="Calibri" w:hAnsi="Calibri"/>
                 <w:b/>
                 <w:bCs/>
-                <w:color w:val="000000"/>
-                <w:sz w:val="18"/>
-                <w:szCs w:val="18"/>
+                <w:color w:val="1A1A1A"/>
+                <w:sz w:val="19"/>
+                <w:szCs w:val="19"/>
               </w:rPr>
               <w:t xml:space="preserve">Use</w:t>
             </w:r>
@@ -984,21 +3841,24 @@
               <w:right w:val="single" w:color="BFBFBF" w:sz="4"/>
             </w:tcBorders>
             <w:tcMar>
-              <w:top w:type="dxa" w:w="60"/>
-              <w:left w:type="dxa" w:w="100"/>
-              <w:bottom w:type="dxa" w:w="60"/>
-              <w:right w:type="dxa" w:w="100"/>
-            </w:tcMar>
-          </w:tcPr>
-          <w:p>
+              <w:top w:type="dxa" w:w="80"/>
+              <w:left w:type="dxa" w:w="120"/>
+              <w:bottom w:type="dxa" w:w="80"/>
+              <w:right w:type="dxa" w:w="120"/>
+            </w:tcMar>
+          </w:tcPr>
+          <w:p>
+            <w:pPr>
+              <w:spacing w:after="0" w:before="0" w:line="260"/>
+            </w:pPr>
             <w:r>
               <w:rPr>
                 <w:rFonts w:ascii="Consolas" w:cs="Consolas" w:eastAsia="Consolas" w:hAnsi="Consolas"/>
                 <w:b w:val="false"/>
                 <w:bCs w:val="false"/>
-                <w:color w:val="000000"/>
-                <w:sz w:val="18"/>
-                <w:szCs w:val="18"/>
+                <w:color w:val="1A1A1A"/>
+                <w:sz w:val="19"/>
+                <w:szCs w:val="19"/>
               </w:rPr>
               <w:t xml:space="preserve">Full (default)</w:t>
             </w:r>
@@ -1014,21 +3874,24 @@
               <w:right w:val="single" w:color="BFBFBF" w:sz="4"/>
             </w:tcBorders>
             <w:tcMar>
-              <w:top w:type="dxa" w:w="60"/>
-              <w:left w:type="dxa" w:w="100"/>
-              <w:bottom w:type="dxa" w:w="60"/>
-              <w:right w:type="dxa" w:w="100"/>
-            </w:tcMar>
-          </w:tcPr>
-          <w:p>
-            <w:r>
-              <w:rPr>
-                <w:rFonts w:ascii="Calibri" w:cs="Calibri" w:eastAsia="Calibri" w:hAnsi="Calibri"/>
-                <w:b w:val="false"/>
-                <w:bCs w:val="false"/>
-                <w:color w:val="000000"/>
-                <w:sz w:val="18"/>
-                <w:szCs w:val="18"/>
+              <w:top w:type="dxa" w:w="80"/>
+              <w:left w:type="dxa" w:w="120"/>
+              <w:bottom w:type="dxa" w:w="80"/>
+              <w:right w:type="dxa" w:w="120"/>
+            </w:tcMar>
+          </w:tcPr>
+          <w:p>
+            <w:pPr>
+              <w:spacing w:after="0" w:before="0" w:line="260"/>
+            </w:pPr>
+            <w:r>
+              <w:rPr>
+                <w:rFonts w:ascii="Calibri" w:cs="Calibri" w:eastAsia="Calibri" w:hAnsi="Calibri"/>
+                <w:b w:val="false"/>
+                <w:bCs w:val="false"/>
+                <w:color w:val="1A1A1A"/>
+                <w:sz w:val="19"/>
+                <w:szCs w:val="19"/>
               </w:rPr>
               <w:t xml:space="preserve">npm run dist</w:t>
             </w:r>
@@ -1044,21 +3907,24 @@
               <w:right w:val="single" w:color="BFBFBF" w:sz="4"/>
             </w:tcBorders>
             <w:tcMar>
-              <w:top w:type="dxa" w:w="60"/>
-              <w:left w:type="dxa" w:w="100"/>
-              <w:bottom w:type="dxa" w:w="60"/>
-              <w:right w:type="dxa" w:w="100"/>
-            </w:tcMar>
-          </w:tcPr>
-          <w:p>
-            <w:r>
-              <w:rPr>
-                <w:rFonts w:ascii="Calibri" w:cs="Calibri" w:eastAsia="Calibri" w:hAnsi="Calibri"/>
-                <w:b w:val="false"/>
-                <w:bCs w:val="false"/>
-                <w:color w:val="000000"/>
-                <w:sz w:val="18"/>
-                <w:szCs w:val="18"/>
+              <w:top w:type="dxa" w:w="80"/>
+              <w:left w:type="dxa" w:w="120"/>
+              <w:bottom w:type="dxa" w:w="80"/>
+              <w:right w:type="dxa" w:w="120"/>
+            </w:tcMar>
+          </w:tcPr>
+          <w:p>
+            <w:pPr>
+              <w:spacing w:after="0" w:before="0" w:line="260"/>
+            </w:pPr>
+            <w:r>
+              <w:rPr>
+                <w:rFonts w:ascii="Calibri" w:cs="Calibri" w:eastAsia="Calibri" w:hAnsi="Calibri"/>
+                <w:b w:val="false"/>
+                <w:bCs w:val="false"/>
+                <w:color w:val="1A1A1A"/>
+                <w:sz w:val="19"/>
+                <w:szCs w:val="19"/>
               </w:rPr>
               <w:t xml:space="preserve">true</w:t>
             </w:r>
@@ -1074,23 +3940,26 @@
               <w:right w:val="single" w:color="BFBFBF" w:sz="4"/>
             </w:tcBorders>
             <w:tcMar>
-              <w:top w:type="dxa" w:w="60"/>
-              <w:left w:type="dxa" w:w="100"/>
-              <w:bottom w:type="dxa" w:w="60"/>
-              <w:right w:type="dxa" w:w="100"/>
-            </w:tcMar>
-          </w:tcPr>
-          <w:p>
-            <w:r>
-              <w:rPr>
-                <w:rFonts w:ascii="Calibri" w:cs="Calibri" w:eastAsia="Calibri" w:hAnsi="Calibri"/>
-                <w:b w:val="false"/>
-                <w:bCs w:val="false"/>
-                <w:color w:val="000000"/>
-                <w:sz w:val="18"/>
-                <w:szCs w:val="18"/>
-              </w:rPr>
-              <w:t xml:space="preserve">Cloud-connected, ships unused Postgres/Python/backend (133 MB on-disk wedge)</w:t>
+              <w:top w:type="dxa" w:w="80"/>
+              <w:left w:type="dxa" w:w="120"/>
+              <w:bottom w:type="dxa" w:w="80"/>
+              <w:right w:type="dxa" w:w="120"/>
+            </w:tcMar>
+          </w:tcPr>
+          <w:p>
+            <w:pPr>
+              <w:spacing w:after="0" w:before="0" w:line="260"/>
+            </w:pPr>
+            <w:r>
+              <w:rPr>
+                <w:rFonts w:ascii="Calibri" w:cs="Calibri" w:eastAsia="Calibri" w:hAnsi="Calibri"/>
+                <w:b w:val="false"/>
+                <w:bCs w:val="false"/>
+                <w:color w:val="1A1A1A"/>
+                <w:sz w:val="19"/>
+                <w:szCs w:val="19"/>
+              </w:rPr>
+              <w:t xml:space="preserve">Cloud-connected; ships unused Postgres/Python/backend</w:t>
             </w:r>
           </w:p>
         </w:tc>
@@ -1105,22 +3974,26 @@
               <w:bottom w:val="single" w:color="BFBFBF" w:sz="4"/>
               <w:right w:val="single" w:color="BFBFBF" w:sz="4"/>
             </w:tcBorders>
-            <w:tcMar>
-              <w:top w:type="dxa" w:w="60"/>
-              <w:left w:type="dxa" w:w="100"/>
-              <w:bottom w:type="dxa" w:w="60"/>
-              <w:right w:type="dxa" w:w="100"/>
-            </w:tcMar>
-          </w:tcPr>
-          <w:p>
+            <w:shd w:fill="F2F2F2" w:val="clear"/>
+            <w:tcMar>
+              <w:top w:type="dxa" w:w="80"/>
+              <w:left w:type="dxa" w:w="120"/>
+              <w:bottom w:type="dxa" w:w="80"/>
+              <w:right w:type="dxa" w:w="120"/>
+            </w:tcMar>
+          </w:tcPr>
+          <w:p>
+            <w:pPr>
+              <w:spacing w:after="0" w:before="0" w:line="260"/>
+            </w:pPr>
             <w:r>
               <w:rPr>
                 <w:rFonts w:ascii="Consolas" w:cs="Consolas" w:eastAsia="Consolas" w:hAnsi="Consolas"/>
                 <w:b w:val="false"/>
                 <w:bCs w:val="false"/>
-                <w:color w:val="000000"/>
-                <w:sz w:val="18"/>
-                <w:szCs w:val="18"/>
+                <w:color w:val="1A1A1A"/>
+                <w:sz w:val="19"/>
+                <w:szCs w:val="19"/>
               </w:rPr>
               <w:t xml:space="preserve">Cloud-stripped</w:t>
             </w:r>
@@ -1135,22 +4008,26 @@
               <w:bottom w:val="single" w:color="BFBFBF" w:sz="4"/>
               <w:right w:val="single" w:color="BFBFBF" w:sz="4"/>
             </w:tcBorders>
-            <w:tcMar>
-              <w:top w:type="dxa" w:w="60"/>
-              <w:left w:type="dxa" w:w="100"/>
-              <w:bottom w:type="dxa" w:w="60"/>
-              <w:right w:type="dxa" w:w="100"/>
-            </w:tcMar>
-          </w:tcPr>
-          <w:p>
-            <w:r>
-              <w:rPr>
-                <w:rFonts w:ascii="Calibri" w:cs="Calibri" w:eastAsia="Calibri" w:hAnsi="Calibri"/>
-                <w:b w:val="false"/>
-                <w:bCs w:val="false"/>
-                <w:color w:val="000000"/>
-                <w:sz w:val="18"/>
-                <w:szCs w:val="18"/>
+            <w:shd w:fill="F2F2F2" w:val="clear"/>
+            <w:tcMar>
+              <w:top w:type="dxa" w:w="80"/>
+              <w:left w:type="dxa" w:w="120"/>
+              <w:bottom w:type="dxa" w:w="80"/>
+              <w:right w:type="dxa" w:w="120"/>
+            </w:tcMar>
+          </w:tcPr>
+          <w:p>
+            <w:pPr>
+              <w:spacing w:after="0" w:before="0" w:line="260"/>
+            </w:pPr>
+            <w:r>
+              <w:rPr>
+                <w:rFonts w:ascii="Calibri" w:cs="Calibri" w:eastAsia="Calibri" w:hAnsi="Calibri"/>
+                <w:b w:val="false"/>
+                <w:bCs w:val="false"/>
+                <w:color w:val="1A1A1A"/>
+                <w:sz w:val="19"/>
+                <w:szCs w:val="19"/>
               </w:rPr>
               <w:t xml:space="preserve">npm run dist:cloud</w:t>
             </w:r>
@@ -1165,22 +4042,26 @@
               <w:bottom w:val="single" w:color="BFBFBF" w:sz="4"/>
               <w:right w:val="single" w:color="BFBFBF" w:sz="4"/>
             </w:tcBorders>
-            <w:tcMar>
-              <w:top w:type="dxa" w:w="60"/>
-              <w:left w:type="dxa" w:w="100"/>
-              <w:bottom w:type="dxa" w:w="60"/>
-              <w:right w:type="dxa" w:w="100"/>
-            </w:tcMar>
-          </w:tcPr>
-          <w:p>
-            <w:r>
-              <w:rPr>
-                <w:rFonts w:ascii="Calibri" w:cs="Calibri" w:eastAsia="Calibri" w:hAnsi="Calibri"/>
-                <w:b w:val="false"/>
-                <w:bCs w:val="false"/>
-                <w:color w:val="000000"/>
-                <w:sz w:val="18"/>
-                <w:szCs w:val="18"/>
+            <w:shd w:fill="F2F2F2" w:val="clear"/>
+            <w:tcMar>
+              <w:top w:type="dxa" w:w="80"/>
+              <w:left w:type="dxa" w:w="120"/>
+              <w:bottom w:type="dxa" w:w="80"/>
+              <w:right w:type="dxa" w:w="120"/>
+            </w:tcMar>
+          </w:tcPr>
+          <w:p>
+            <w:pPr>
+              <w:spacing w:after="0" w:before="0" w:line="260"/>
+            </w:pPr>
+            <w:r>
+              <w:rPr>
+                <w:rFonts w:ascii="Calibri" w:cs="Calibri" w:eastAsia="Calibri" w:hAnsi="Calibri"/>
+                <w:b w:val="false"/>
+                <w:bCs w:val="false"/>
+                <w:color w:val="1A1A1A"/>
+                <w:sz w:val="19"/>
+                <w:szCs w:val="19"/>
               </w:rPr>
               <w:t xml:space="preserve">true</w:t>
             </w:r>
@@ -1195,24 +4076,28 @@
               <w:bottom w:val="single" w:color="BFBFBF" w:sz="4"/>
               <w:right w:val="single" w:color="BFBFBF" w:sz="4"/>
             </w:tcBorders>
-            <w:tcMar>
-              <w:top w:type="dxa" w:w="60"/>
-              <w:left w:type="dxa" w:w="100"/>
-              <w:bottom w:type="dxa" w:w="60"/>
-              <w:right w:type="dxa" w:w="100"/>
-            </w:tcMar>
-          </w:tcPr>
-          <w:p>
-            <w:r>
-              <w:rPr>
-                <w:rFonts w:ascii="Calibri" w:cs="Calibri" w:eastAsia="Calibri" w:hAnsi="Calibri"/>
-                <w:b w:val="false"/>
-                <w:bCs w:val="false"/>
-                <w:color w:val="000000"/>
-                <w:sz w:val="18"/>
-                <w:szCs w:val="18"/>
-              </w:rPr>
-              <w:t xml:space="preserve">Same behavior as Full but strips the unused embedded services. ~22% smaller on-disk install</w:t>
+            <w:shd w:fill="F2F2F2" w:val="clear"/>
+            <w:tcMar>
+              <w:top w:type="dxa" w:w="80"/>
+              <w:left w:type="dxa" w:w="120"/>
+              <w:bottom w:type="dxa" w:w="80"/>
+              <w:right w:type="dxa" w:w="120"/>
+            </w:tcMar>
+          </w:tcPr>
+          <w:p>
+            <w:pPr>
+              <w:spacing w:after="0" w:before="0" w:line="260"/>
+            </w:pPr>
+            <w:r>
+              <w:rPr>
+                <w:rFonts w:ascii="Calibri" w:cs="Calibri" w:eastAsia="Calibri" w:hAnsi="Calibri"/>
+                <w:b w:val="false"/>
+                <w:bCs w:val="false"/>
+                <w:color w:val="1A1A1A"/>
+                <w:sz w:val="19"/>
+                <w:szCs w:val="19"/>
+              </w:rPr>
+              <w:t xml:space="preserve">Same as Full; strips unused services. ~22% smaller on-disk</w:t>
             </w:r>
           </w:p>
         </w:tc>
@@ -1228,21 +4113,24 @@
               <w:right w:val="single" w:color="BFBFBF" w:sz="4"/>
             </w:tcBorders>
             <w:tcMar>
-              <w:top w:type="dxa" w:w="60"/>
-              <w:left w:type="dxa" w:w="100"/>
-              <w:bottom w:type="dxa" w:w="60"/>
-              <w:right w:type="dxa" w:w="100"/>
-            </w:tcMar>
-          </w:tcPr>
-          <w:p>
+              <w:top w:type="dxa" w:w="80"/>
+              <w:left w:type="dxa" w:w="120"/>
+              <w:bottom w:type="dxa" w:w="80"/>
+              <w:right w:type="dxa" w:w="120"/>
+            </w:tcMar>
+          </w:tcPr>
+          <w:p>
+            <w:pPr>
+              <w:spacing w:after="0" w:before="0" w:line="260"/>
+            </w:pPr>
             <w:r>
               <w:rPr>
                 <w:rFonts w:ascii="Consolas" w:cs="Consolas" w:eastAsia="Consolas" w:hAnsi="Consolas"/>
                 <w:b w:val="false"/>
                 <w:bCs w:val="false"/>
-                <w:color w:val="000000"/>
-                <w:sz w:val="18"/>
-                <w:szCs w:val="18"/>
+                <w:color w:val="1A1A1A"/>
+                <w:sz w:val="19"/>
+                <w:szCs w:val="19"/>
               </w:rPr>
               <w:t xml:space="preserve">Local</w:t>
             </w:r>
@@ -1258,21 +4146,24 @@
               <w:right w:val="single" w:color="BFBFBF" w:sz="4"/>
             </w:tcBorders>
             <w:tcMar>
-              <w:top w:type="dxa" w:w="60"/>
-              <w:left w:type="dxa" w:w="100"/>
-              <w:bottom w:type="dxa" w:w="60"/>
-              <w:right w:type="dxa" w:w="100"/>
-            </w:tcMar>
-          </w:tcPr>
-          <w:p>
-            <w:r>
-              <w:rPr>
-                <w:rFonts w:ascii="Calibri" w:cs="Calibri" w:eastAsia="Calibri" w:hAnsi="Calibri"/>
-                <w:b w:val="false"/>
-                <w:bCs w:val="false"/>
-                <w:color w:val="000000"/>
-                <w:sz w:val="18"/>
-                <w:szCs w:val="18"/>
+              <w:top w:type="dxa" w:w="80"/>
+              <w:left w:type="dxa" w:w="120"/>
+              <w:bottom w:type="dxa" w:w="80"/>
+              <w:right w:type="dxa" w:w="120"/>
+            </w:tcMar>
+          </w:tcPr>
+          <w:p>
+            <w:pPr>
+              <w:spacing w:after="0" w:before="0" w:line="260"/>
+            </w:pPr>
+            <w:r>
+              <w:rPr>
+                <w:rFonts w:ascii="Calibri" w:cs="Calibri" w:eastAsia="Calibri" w:hAnsi="Calibri"/>
+                <w:b w:val="false"/>
+                <w:bCs w:val="false"/>
+                <w:color w:val="1A1A1A"/>
+                <w:sz w:val="19"/>
+                <w:szCs w:val="19"/>
               </w:rPr>
               <w:t xml:space="preserve">npm run dist:local</w:t>
             </w:r>
@@ -1288,21 +4179,24 @@
               <w:right w:val="single" w:color="BFBFBF" w:sz="4"/>
             </w:tcBorders>
             <w:tcMar>
-              <w:top w:type="dxa" w:w="60"/>
-              <w:left w:type="dxa" w:w="100"/>
-              <w:bottom w:type="dxa" w:w="60"/>
-              <w:right w:type="dxa" w:w="100"/>
-            </w:tcMar>
-          </w:tcPr>
-          <w:p>
-            <w:r>
-              <w:rPr>
-                <w:rFonts w:ascii="Calibri" w:cs="Calibri" w:eastAsia="Calibri" w:hAnsi="Calibri"/>
-                <w:b w:val="false"/>
-                <w:bCs w:val="false"/>
-                <w:color w:val="000000"/>
-                <w:sz w:val="18"/>
-                <w:szCs w:val="18"/>
+              <w:top w:type="dxa" w:w="80"/>
+              <w:left w:type="dxa" w:w="120"/>
+              <w:bottom w:type="dxa" w:w="80"/>
+              <w:right w:type="dxa" w:w="120"/>
+            </w:tcMar>
+          </w:tcPr>
+          <w:p>
+            <w:pPr>
+              <w:spacing w:after="0" w:before="0" w:line="260"/>
+            </w:pPr>
+            <w:r>
+              <w:rPr>
+                <w:rFonts w:ascii="Calibri" w:cs="Calibri" w:eastAsia="Calibri" w:hAnsi="Calibri"/>
+                <w:b w:val="false"/>
+                <w:bCs w:val="false"/>
+                <w:color w:val="1A1A1A"/>
+                <w:sz w:val="19"/>
+                <w:szCs w:val="19"/>
               </w:rPr>
               <w:t xml:space="preserve">false</w:t>
             </w:r>
@@ -1318,23 +4212,26 @@
               <w:right w:val="single" w:color="BFBFBF" w:sz="4"/>
             </w:tcBorders>
             <w:tcMar>
-              <w:top w:type="dxa" w:w="60"/>
-              <w:left w:type="dxa" w:w="100"/>
-              <w:bottom w:type="dxa" w:w="60"/>
-              <w:right w:type="dxa" w:w="100"/>
-            </w:tcMar>
-          </w:tcPr>
-          <w:p>
-            <w:r>
-              <w:rPr>
-                <w:rFonts w:ascii="Calibri" w:cs="Calibri" w:eastAsia="Calibri" w:hAnsi="Calibri"/>
-                <w:b w:val="false"/>
-                <w:bCs w:val="false"/>
-                <w:color w:val="000000"/>
-                <w:sz w:val="18"/>
-                <w:szCs w:val="18"/>
-              </w:rPr>
-              <w:t xml:space="preserve">Fully self-contained — embedded Postgres + FastAPI + Python. Each Mac becomes its own tenant. No internet required at runtime</w:t>
+              <w:top w:type="dxa" w:w="80"/>
+              <w:left w:type="dxa" w:w="120"/>
+              <w:bottom w:type="dxa" w:w="80"/>
+              <w:right w:type="dxa" w:w="120"/>
+            </w:tcMar>
+          </w:tcPr>
+          <w:p>
+            <w:pPr>
+              <w:spacing w:after="0" w:before="0" w:line="260"/>
+            </w:pPr>
+            <w:r>
+              <w:rPr>
+                <w:rFonts w:ascii="Calibri" w:cs="Calibri" w:eastAsia="Calibri" w:hAnsi="Calibri"/>
+                <w:b w:val="false"/>
+                <w:bCs w:val="false"/>
+                <w:color w:val="1A1A1A"/>
+                <w:sz w:val="19"/>
+                <w:szCs w:val="19"/>
+              </w:rPr>
+              <w:t xml:space="preserve">Fully self-contained — embedded Postgres + FastAPI + Python. Each Mac becomes its own tenant</w:t>
             </w:r>
           </w:p>
         </w:tc>
@@ -1343,7 +4240,7 @@
     <w:p>
       <w:pPr>
         <w:pStyle w:val="Heading2"/>
-        <w:spacing w:after="100" w:before="220"/>
+        <w:spacing w:after="100" w:before="240" w:line="300"/>
       </w:pPr>
       <w:r>
         <w:rPr>
@@ -1354,12 +4251,12 @@
           <w:sz w:val="26"/>
           <w:szCs w:val="26"/>
         </w:rPr>
-        <w:t xml:space="preserve">5.3 Local DMG seeded with default admin + API key</w:t>
+        <w:t xml:space="preserve">5.3  Local DMG seeding</w:t>
       </w:r>
     </w:p>
     <w:p>
       <w:pPr>
-        <w:spacing w:after="60" w:before="60"/>
+        <w:spacing w:after="60" w:before="60" w:line="280"/>
         <w:jc w:val="left"/>
       </w:pPr>
       <w:r>
@@ -1369,23 +4266,32 @@
           <w:bCs w:val="false"/>
           <w:i w:val="false"/>
           <w:iCs w:val="false"/>
-          <w:color w:val="000000"/>
-          <w:sz w:val="20"/>
-          <w:szCs w:val="20"/>
+          <w:color w:val="1A1A1A"/>
+          <w:sz w:val="21"/>
+          <w:szCs w:val="21"/>
         </w:rPr>
-        <w:t xml:space="preserve">Migration 030 seeds a default System Admin user (michael@informationphysics.ai / Admin&amp;123). build-local-dmg.sh optionally bakes ANTHROPIC_API_KEY at build time via a generated migration 990 (gitignored, deleted post-build). Locale-fix in pgExecEnv (LC_ALL=C) prevents the 'postmaster became multithreaded' Postgres failure on macOS.</w:t>
-      </w:r>
-    </w:p>
-    <w:p>
-      <w:r>
-        <w:br w:type="page"/>
+        <w:t xml:space="preserve">Migration 030 seeds a default System Admin user (michael@informationphysics.ai / Admin&amp;123). build-local-dmg.sh optionally bakes ANTHROPIC_API_KEY at build time via a generated migration 990. Locale-fix in pgExecEnv (LC_ALL=C) prevents the 'postmaster became multithreaded' Postgres failure on macOS.</w:t>
       </w:r>
     </w:p>
     <w:p>
       <w:pPr>
         <w:pStyle w:val="Heading1"/>
-        <w:spacing w:after="140" w:before="280"/>
+        <w:pBdr>
+          <w:bottom w:val="single" w:color="1F3864" w:sz="8" w:space="4"/>
+        </w:pBdr>
+        <w:spacing w:after="160" w:before="360" w:line="320"/>
       </w:pPr>
+      <w:r>
+        <w:rPr>
+          <w:rFonts w:ascii="Calibri" w:cs="Calibri" w:eastAsia="Calibri" w:hAnsi="Calibri"/>
+          <w:b/>
+          <w:bCs/>
+          <w:color w:val="C09853"/>
+          <w:sz w:val="32"/>
+          <w:szCs w:val="32"/>
+        </w:rPr>
+        <w:t xml:space="preserve">§6.  </w:t>
+      </w:r>
       <w:r>
         <w:rPr>
           <w:rFonts w:ascii="Calibri" w:cs="Calibri" w:eastAsia="Calibri" w:hAnsi="Calibri"/>
@@ -1395,7 +4301,7 @@
           <w:sz w:val="32"/>
           <w:szCs w:val="32"/>
         </w:rPr>
-        <w:t xml:space="preserve">6. Migrations Shipped in V4.5</w:t>
+        <w:t xml:space="preserve">Migrations Shipped</w:t>
       </w:r>
     </w:p>
     <w:tbl>
@@ -1416,6 +4322,9 @@
         <w:gridCol w:w="5360"/>
       </w:tblGrid>
       <w:tr>
+        <w:trPr>
+          <w:tblHeader/>
+        </w:trPr>
         <w:tc>
           <w:tcPr>
             <w:tcW w:type="dxa" w:w="600"/>
@@ -1427,21 +4336,24 @@
             </w:tcBorders>
             <w:shd w:fill="F2F2F2" w:val="clear"/>
             <w:tcMar>
-              <w:top w:type="dxa" w:w="60"/>
-              <w:left w:type="dxa" w:w="100"/>
-              <w:bottom w:type="dxa" w:w="60"/>
-              <w:right w:type="dxa" w:w="100"/>
-            </w:tcMar>
-          </w:tcPr>
-          <w:p>
-            <w:r>
-              <w:rPr>
-                <w:rFonts w:ascii="Calibri" w:cs="Calibri" w:eastAsia="Calibri" w:hAnsi="Calibri"/>
+              <w:top w:type="dxa" w:w="80"/>
+              <w:left w:type="dxa" w:w="120"/>
+              <w:bottom w:type="dxa" w:w="80"/>
+              <w:right w:type="dxa" w:w="120"/>
+            </w:tcMar>
+          </w:tcPr>
+          <w:p>
+            <w:pPr>
+              <w:spacing w:after="0" w:before="0" w:line="260"/>
+            </w:pPr>
+            <w:r>
+              <w:rPr>
+                <w:rFonts w:ascii="Consolas" w:cs="Consolas" w:eastAsia="Consolas" w:hAnsi="Consolas"/>
                 <w:b/>
                 <w:bCs/>
-                <w:color w:val="000000"/>
-                <w:sz w:val="18"/>
-                <w:szCs w:val="18"/>
+                <w:color w:val="1A1A1A"/>
+                <w:sz w:val="19"/>
+                <w:szCs w:val="19"/>
               </w:rPr>
               <w:t xml:space="preserve">#</w:t>
             </w:r>
@@ -1458,21 +4370,24 @@
             </w:tcBorders>
             <w:shd w:fill="F2F2F2" w:val="clear"/>
             <w:tcMar>
-              <w:top w:type="dxa" w:w="60"/>
-              <w:left w:type="dxa" w:w="100"/>
-              <w:bottom w:type="dxa" w:w="60"/>
-              <w:right w:type="dxa" w:w="100"/>
-            </w:tcMar>
-          </w:tcPr>
-          <w:p>
+              <w:top w:type="dxa" w:w="80"/>
+              <w:left w:type="dxa" w:w="120"/>
+              <w:bottom w:type="dxa" w:w="80"/>
+              <w:right w:type="dxa" w:w="120"/>
+            </w:tcMar>
+          </w:tcPr>
+          <w:p>
+            <w:pPr>
+              <w:spacing w:after="0" w:before="0" w:line="260"/>
+            </w:pPr>
             <w:r>
               <w:rPr>
                 <w:rFonts w:ascii="Calibri" w:cs="Calibri" w:eastAsia="Calibri" w:hAnsi="Calibri"/>
                 <w:b/>
                 <w:bCs/>
-                <w:color w:val="000000"/>
-                <w:sz w:val="18"/>
-                <w:szCs w:val="18"/>
+                <w:color w:val="1A1A1A"/>
+                <w:sz w:val="19"/>
+                <w:szCs w:val="19"/>
               </w:rPr>
               <w:t xml:space="preserve">Title</w:t>
             </w:r>
@@ -1489,21 +4404,24 @@
             </w:tcBorders>
             <w:shd w:fill="F2F2F2" w:val="clear"/>
             <w:tcMar>
-              <w:top w:type="dxa" w:w="60"/>
-              <w:left w:type="dxa" w:w="100"/>
-              <w:bottom w:type="dxa" w:w="60"/>
-              <w:right w:type="dxa" w:w="100"/>
-            </w:tcMar>
-          </w:tcPr>
-          <w:p>
+              <w:top w:type="dxa" w:w="80"/>
+              <w:left w:type="dxa" w:w="120"/>
+              <w:bottom w:type="dxa" w:w="80"/>
+              <w:right w:type="dxa" w:w="120"/>
+            </w:tcMar>
+          </w:tcPr>
+          <w:p>
+            <w:pPr>
+              <w:spacing w:after="0" w:before="0" w:line="260"/>
+            </w:pPr>
             <w:r>
               <w:rPr>
                 <w:rFonts w:ascii="Calibri" w:cs="Calibri" w:eastAsia="Calibri" w:hAnsi="Calibri"/>
                 <w:b/>
                 <w:bCs/>
-                <w:color w:val="000000"/>
-                <w:sz w:val="18"/>
-                <w:szCs w:val="18"/>
+                <w:color w:val="1A1A1A"/>
+                <w:sz w:val="19"/>
+                <w:szCs w:val="19"/>
               </w:rPr>
               <w:t xml:space="preserve">Effect</w:t>
             </w:r>
@@ -1521,21 +4439,24 @@
               <w:right w:val="single" w:color="BFBFBF" w:sz="4"/>
             </w:tcBorders>
             <w:tcMar>
-              <w:top w:type="dxa" w:w="60"/>
-              <w:left w:type="dxa" w:w="100"/>
-              <w:bottom w:type="dxa" w:w="60"/>
-              <w:right w:type="dxa" w:w="100"/>
-            </w:tcMar>
-          </w:tcPr>
-          <w:p>
-            <w:r>
-              <w:rPr>
-                <w:rFonts w:ascii="Consolas" w:cs="Consolas" w:eastAsia="Consolas" w:hAnsi="Consolas"/>
-                <w:b w:val="false"/>
-                <w:bCs w:val="false"/>
-                <w:color w:val="000000"/>
-                <w:sz w:val="18"/>
-                <w:szCs w:val="18"/>
+              <w:top w:type="dxa" w:w="80"/>
+              <w:left w:type="dxa" w:w="120"/>
+              <w:bottom w:type="dxa" w:w="80"/>
+              <w:right w:type="dxa" w:w="120"/>
+            </w:tcMar>
+          </w:tcPr>
+          <w:p>
+            <w:pPr>
+              <w:spacing w:after="0" w:before="0" w:line="260"/>
+            </w:pPr>
+            <w:r>
+              <w:rPr>
+                <w:rFonts w:ascii="Calibri" w:cs="Calibri" w:eastAsia="Calibri" w:hAnsi="Calibri"/>
+                <w:b w:val="false"/>
+                <w:bCs w:val="false"/>
+                <w:color w:val="1A1A1A"/>
+                <w:sz w:val="19"/>
+                <w:szCs w:val="19"/>
               </w:rPr>
               <w:t xml:space="preserve">029</w:t>
             </w:r>
@@ -1551,21 +4472,24 @@
               <w:right w:val="single" w:color="BFBFBF" w:sz="4"/>
             </w:tcBorders>
             <w:tcMar>
-              <w:top w:type="dxa" w:w="60"/>
-              <w:left w:type="dxa" w:w="100"/>
-              <w:bottom w:type="dxa" w:w="60"/>
-              <w:right w:type="dxa" w:w="100"/>
-            </w:tcMar>
-          </w:tcPr>
-          <w:p>
-            <w:r>
-              <w:rPr>
-                <w:rFonts w:ascii="Calibri" w:cs="Calibri" w:eastAsia="Calibri" w:hAnsi="Calibri"/>
-                <w:b w:val="false"/>
-                <w:bCs w:val="false"/>
-                <w:color w:val="000000"/>
-                <w:sz w:val="18"/>
-                <w:szCs w:val="18"/>
+              <w:top w:type="dxa" w:w="80"/>
+              <w:left w:type="dxa" w:w="120"/>
+              <w:bottom w:type="dxa" w:w="80"/>
+              <w:right w:type="dxa" w:w="120"/>
+            </w:tcMar>
+          </w:tcPr>
+          <w:p>
+            <w:pPr>
+              <w:spacing w:after="0" w:before="0" w:line="260"/>
+            </w:pPr>
+            <w:r>
+              <w:rPr>
+                <w:rFonts w:ascii="Calibri" w:cs="Calibri" w:eastAsia="Calibri" w:hAnsi="Calibri"/>
+                <w:b w:val="false"/>
+                <w:bCs w:val="false"/>
+                <w:color w:val="1A1A1A"/>
+                <w:sz w:val="19"/>
+                <w:szCs w:val="19"/>
               </w:rPr>
               <w:t xml:space="preserve">fix_hsl_ier_index</w:t>
             </w:r>
@@ -1581,21 +4505,24 @@
               <w:right w:val="single" w:color="BFBFBF" w:sz="4"/>
             </w:tcBorders>
             <w:tcMar>
-              <w:top w:type="dxa" w:w="60"/>
-              <w:left w:type="dxa" w:w="100"/>
-              <w:bottom w:type="dxa" w:w="60"/>
-              <w:right w:type="dxa" w:w="100"/>
-            </w:tcMar>
-          </w:tcPr>
-          <w:p>
-            <w:r>
-              <w:rPr>
-                <w:rFonts w:ascii="Calibri" w:cs="Calibri" w:eastAsia="Calibri" w:hAnsi="Calibri"/>
-                <w:b w:val="false"/>
-                <w:bCs w:val="false"/>
-                <w:color w:val="000000"/>
-                <w:sz w:val="18"/>
-                <w:szCs w:val="18"/>
+              <w:top w:type="dxa" w:w="80"/>
+              <w:left w:type="dxa" w:w="120"/>
+              <w:bottom w:type="dxa" w:w="80"/>
+              <w:right w:type="dxa" w:w="120"/>
+            </w:tcMar>
+          </w:tcPr>
+          <w:p>
+            <w:pPr>
+              <w:spacing w:after="0" w:before="0" w:line="260"/>
+            </w:pPr>
+            <w:r>
+              <w:rPr>
+                <w:rFonts w:ascii="Calibri" w:cs="Calibri" w:eastAsia="Calibri" w:hAnsi="Calibri"/>
+                <w:b w:val="false"/>
+                <w:bCs w:val="false"/>
+                <w:color w:val="1A1A1A"/>
+                <w:sz w:val="19"/>
+                <w:szCs w:val="19"/>
               </w:rPr>
               <w:t xml:space="preserve">ier_refresh_hsl() parses hsl_name; backfills existing HSLs</w:t>
             </w:r>
@@ -1612,22 +4539,26 @@
               <w:bottom w:val="single" w:color="BFBFBF" w:sz="4"/>
               <w:right w:val="single" w:color="BFBFBF" w:sz="4"/>
             </w:tcBorders>
-            <w:tcMar>
-              <w:top w:type="dxa" w:w="60"/>
-              <w:left w:type="dxa" w:w="100"/>
-              <w:bottom w:type="dxa" w:w="60"/>
-              <w:right w:type="dxa" w:w="100"/>
-            </w:tcMar>
-          </w:tcPr>
-          <w:p>
-            <w:r>
-              <w:rPr>
-                <w:rFonts w:ascii="Consolas" w:cs="Consolas" w:eastAsia="Consolas" w:hAnsi="Consolas"/>
-                <w:b w:val="false"/>
-                <w:bCs w:val="false"/>
-                <w:color w:val="000000"/>
-                <w:sz w:val="18"/>
-                <w:szCs w:val="18"/>
+            <w:shd w:fill="F2F2F2" w:val="clear"/>
+            <w:tcMar>
+              <w:top w:type="dxa" w:w="80"/>
+              <w:left w:type="dxa" w:w="120"/>
+              <w:bottom w:type="dxa" w:w="80"/>
+              <w:right w:type="dxa" w:w="120"/>
+            </w:tcMar>
+          </w:tcPr>
+          <w:p>
+            <w:pPr>
+              <w:spacing w:after="0" w:before="0" w:line="260"/>
+            </w:pPr>
+            <w:r>
+              <w:rPr>
+                <w:rFonts w:ascii="Calibri" w:cs="Calibri" w:eastAsia="Calibri" w:hAnsi="Calibri"/>
+                <w:b w:val="false"/>
+                <w:bCs w:val="false"/>
+                <w:color w:val="1A1A1A"/>
+                <w:sz w:val="19"/>
+                <w:szCs w:val="19"/>
               </w:rPr>
               <w:t xml:space="preserve">030</w:t>
             </w:r>
@@ -1642,22 +4573,26 @@
               <w:bottom w:val="single" w:color="BFBFBF" w:sz="4"/>
               <w:right w:val="single" w:color="BFBFBF" w:sz="4"/>
             </w:tcBorders>
-            <w:tcMar>
-              <w:top w:type="dxa" w:w="60"/>
-              <w:left w:type="dxa" w:w="100"/>
-              <w:bottom w:type="dxa" w:w="60"/>
-              <w:right w:type="dxa" w:w="100"/>
-            </w:tcMar>
-          </w:tcPr>
-          <w:p>
-            <w:r>
-              <w:rPr>
-                <w:rFonts w:ascii="Calibri" w:cs="Calibri" w:eastAsia="Calibri" w:hAnsi="Calibri"/>
-                <w:b w:val="false"/>
-                <w:bCs w:val="false"/>
-                <w:color w:val="000000"/>
-                <w:sz w:val="18"/>
-                <w:szCs w:val="18"/>
+            <w:shd w:fill="F2F2F2" w:val="clear"/>
+            <w:tcMar>
+              <w:top w:type="dxa" w:w="80"/>
+              <w:left w:type="dxa" w:w="120"/>
+              <w:bottom w:type="dxa" w:w="80"/>
+              <w:right w:type="dxa" w:w="120"/>
+            </w:tcMar>
+          </w:tcPr>
+          <w:p>
+            <w:pPr>
+              <w:spacing w:after="0" w:before="0" w:line="260"/>
+            </w:pPr>
+            <w:r>
+              <w:rPr>
+                <w:rFonts w:ascii="Calibri" w:cs="Calibri" w:eastAsia="Calibri" w:hAnsi="Calibri"/>
+                <w:b w:val="false"/>
+                <w:bCs w:val="false"/>
+                <w:color w:val="1A1A1A"/>
+                <w:sz w:val="19"/>
+                <w:szCs w:val="19"/>
               </w:rPr>
               <w:t xml:space="preserve">seed_default_admin</w:t>
             </w:r>
@@ -1672,22 +4607,26 @@
               <w:bottom w:val="single" w:color="BFBFBF" w:sz="4"/>
               <w:right w:val="single" w:color="BFBFBF" w:sz="4"/>
             </w:tcBorders>
-            <w:tcMar>
-              <w:top w:type="dxa" w:w="60"/>
-              <w:left w:type="dxa" w:w="100"/>
-              <w:bottom w:type="dxa" w:w="60"/>
-              <w:right w:type="dxa" w:w="100"/>
-            </w:tcMar>
-          </w:tcPr>
-          <w:p>
-            <w:r>
-              <w:rPr>
-                <w:rFonts w:ascii="Calibri" w:cs="Calibri" w:eastAsia="Calibri" w:hAnsi="Calibri"/>
-                <w:b w:val="false"/>
-                <w:bCs w:val="false"/>
-                <w:color w:val="000000"/>
-                <w:sz w:val="18"/>
-                <w:szCs w:val="18"/>
+            <w:shd w:fill="F2F2F2" w:val="clear"/>
+            <w:tcMar>
+              <w:top w:type="dxa" w:w="80"/>
+              <w:left w:type="dxa" w:w="120"/>
+              <w:bottom w:type="dxa" w:w="80"/>
+              <w:right w:type="dxa" w:w="120"/>
+            </w:tcMar>
+          </w:tcPr>
+          <w:p>
+            <w:pPr>
+              <w:spacing w:after="0" w:before="0" w:line="260"/>
+            </w:pPr>
+            <w:r>
+              <w:rPr>
+                <w:rFonts w:ascii="Calibri" w:cs="Calibri" w:eastAsia="Calibri" w:hAnsi="Calibri"/>
+                <w:b w:val="false"/>
+                <w:bCs w:val="false"/>
+                <w:color w:val="1A1A1A"/>
+                <w:sz w:val="19"/>
+                <w:szCs w:val="19"/>
               </w:rPr>
               <w:t xml:space="preserve">Default System Admin user (idempotent; ON CONFLICT email)</w:t>
             </w:r>
@@ -1705,21 +4644,24 @@
               <w:right w:val="single" w:color="BFBFBF" w:sz="4"/>
             </w:tcBorders>
             <w:tcMar>
-              <w:top w:type="dxa" w:w="60"/>
-              <w:left w:type="dxa" w:w="100"/>
-              <w:bottom w:type="dxa" w:w="60"/>
-              <w:right w:type="dxa" w:w="100"/>
-            </w:tcMar>
-          </w:tcPr>
-          <w:p>
-            <w:r>
-              <w:rPr>
-                <w:rFonts w:ascii="Consolas" w:cs="Consolas" w:eastAsia="Consolas" w:hAnsi="Consolas"/>
-                <w:b w:val="false"/>
-                <w:bCs w:val="false"/>
-                <w:color w:val="000000"/>
-                <w:sz w:val="18"/>
-                <w:szCs w:val="18"/>
+              <w:top w:type="dxa" w:w="80"/>
+              <w:left w:type="dxa" w:w="120"/>
+              <w:bottom w:type="dxa" w:w="80"/>
+              <w:right w:type="dxa" w:w="120"/>
+            </w:tcMar>
+          </w:tcPr>
+          <w:p>
+            <w:pPr>
+              <w:spacing w:after="0" w:before="0" w:line="260"/>
+            </w:pPr>
+            <w:r>
+              <w:rPr>
+                <w:rFonts w:ascii="Calibri" w:cs="Calibri" w:eastAsia="Calibri" w:hAnsi="Calibri"/>
+                <w:b w:val="false"/>
+                <w:bCs w:val="false"/>
+                <w:color w:val="1A1A1A"/>
+                <w:sz w:val="19"/>
+                <w:szCs w:val="19"/>
               </w:rPr>
               <w:t xml:space="preserve">031</w:t>
             </w:r>
@@ -1735,21 +4677,24 @@
               <w:right w:val="single" w:color="BFBFBF" w:sz="4"/>
             </w:tcBorders>
             <w:tcMar>
-              <w:top w:type="dxa" w:w="60"/>
-              <w:left w:type="dxa" w:w="100"/>
-              <w:bottom w:type="dxa" w:w="60"/>
-              <w:right w:type="dxa" w:w="100"/>
-            </w:tcMar>
-          </w:tcPr>
-          <w:p>
-            <w:r>
-              <w:rPr>
-                <w:rFonts w:ascii="Calibri" w:cs="Calibri" w:eastAsia="Calibri" w:hAnsi="Calibri"/>
-                <w:b w:val="false"/>
-                <w:bCs w:val="false"/>
-                <w:color w:val="000000"/>
-                <w:sz w:val="18"/>
-                <w:szCs w:val="18"/>
+              <w:top w:type="dxa" w:w="80"/>
+              <w:left w:type="dxa" w:w="120"/>
+              <w:bottom w:type="dxa" w:w="80"/>
+              <w:right w:type="dxa" w:w="120"/>
+            </w:tcMar>
+          </w:tcPr>
+          <w:p>
+            <w:pPr>
+              <w:spacing w:after="0" w:before="0" w:line="260"/>
+            </w:pPr>
+            <w:r>
+              <w:rPr>
+                <w:rFonts w:ascii="Calibri" w:cs="Calibri" w:eastAsia="Calibri" w:hAnsi="Calibri"/>
+                <w:b w:val="false"/>
+                <w:bCs w:val="false"/>
+                <w:color w:val="1A1A1A"/>
+                <w:sz w:val="19"/>
+                <w:szCs w:val="19"/>
               </w:rPr>
               <w:t xml:space="preserve">information_element_refs_trigram</w:t>
             </w:r>
@@ -1765,23 +4710,26 @@
               <w:right w:val="single" w:color="BFBFBF" w:sz="4"/>
             </w:tcBorders>
             <w:tcMar>
-              <w:top w:type="dxa" w:w="60"/>
-              <w:left w:type="dxa" w:w="100"/>
-              <w:bottom w:type="dxa" w:w="60"/>
-              <w:right w:type="dxa" w:w="100"/>
-            </w:tcMar>
-          </w:tcPr>
-          <w:p>
-            <w:r>
-              <w:rPr>
-                <w:rFonts w:ascii="Calibri" w:cs="Calibri" w:eastAsia="Calibri" w:hAnsi="Calibri"/>
-                <w:b w:val="false"/>
-                <w:bCs w:val="false"/>
-                <w:color w:val="000000"/>
-                <w:sz w:val="18"/>
-                <w:szCs w:val="18"/>
-              </w:rPr>
-              <w:t xml:space="preserve">pg_trgm extension + GIN index on value_lower for fuzzy retrieval</w:t>
+              <w:top w:type="dxa" w:w="80"/>
+              <w:left w:type="dxa" w:w="120"/>
+              <w:bottom w:type="dxa" w:w="80"/>
+              <w:right w:type="dxa" w:w="120"/>
+            </w:tcMar>
+          </w:tcPr>
+          <w:p>
+            <w:pPr>
+              <w:spacing w:after="0" w:before="0" w:line="260"/>
+            </w:pPr>
+            <w:r>
+              <w:rPr>
+                <w:rFonts w:ascii="Calibri" w:cs="Calibri" w:eastAsia="Calibri" w:hAnsi="Calibri"/>
+                <w:b w:val="false"/>
+                <w:bCs w:val="false"/>
+                <w:color w:val="1A1A1A"/>
+                <w:sz w:val="19"/>
+                <w:szCs w:val="19"/>
+              </w:rPr>
+              <w:t xml:space="preserve">pg_trgm extension + GIN index on value_lower</w:t>
             </w:r>
           </w:p>
         </w:tc>
@@ -1796,22 +4744,26 @@
               <w:bottom w:val="single" w:color="BFBFBF" w:sz="4"/>
               <w:right w:val="single" w:color="BFBFBF" w:sz="4"/>
             </w:tcBorders>
-            <w:tcMar>
-              <w:top w:type="dxa" w:w="60"/>
-              <w:left w:type="dxa" w:w="100"/>
-              <w:bottom w:type="dxa" w:w="60"/>
-              <w:right w:type="dxa" w:w="100"/>
-            </w:tcMar>
-          </w:tcPr>
-          <w:p>
-            <w:r>
-              <w:rPr>
-                <w:rFonts w:ascii="Consolas" w:cs="Consolas" w:eastAsia="Consolas" w:hAnsi="Consolas"/>
-                <w:b w:val="false"/>
-                <w:bCs w:val="false"/>
-                <w:color w:val="000000"/>
-                <w:sz w:val="18"/>
-                <w:szCs w:val="18"/>
+            <w:shd w:fill="F2F2F2" w:val="clear"/>
+            <w:tcMar>
+              <w:top w:type="dxa" w:w="80"/>
+              <w:left w:type="dxa" w:w="120"/>
+              <w:bottom w:type="dxa" w:w="80"/>
+              <w:right w:type="dxa" w:w="120"/>
+            </w:tcMar>
+          </w:tcPr>
+          <w:p>
+            <w:pPr>
+              <w:spacing w:after="0" w:before="0" w:line="260"/>
+            </w:pPr>
+            <w:r>
+              <w:rPr>
+                <w:rFonts w:ascii="Calibri" w:cs="Calibri" w:eastAsia="Calibri" w:hAnsi="Calibri"/>
+                <w:b w:val="false"/>
+                <w:bCs w:val="false"/>
+                <w:color w:val="1A1A1A"/>
+                <w:sz w:val="19"/>
+                <w:szCs w:val="19"/>
               </w:rPr>
               <w:t xml:space="preserve">990</w:t>
             </w:r>
@@ -1826,24 +4778,28 @@
               <w:bottom w:val="single" w:color="BFBFBF" w:sz="4"/>
               <w:right w:val="single" w:color="BFBFBF" w:sz="4"/>
             </w:tcBorders>
-            <w:tcMar>
-              <w:top w:type="dxa" w:w="60"/>
-              <w:left w:type="dxa" w:w="100"/>
-              <w:bottom w:type="dxa" w:w="60"/>
-              <w:right w:type="dxa" w:w="100"/>
-            </w:tcMar>
-          </w:tcPr>
-          <w:p>
-            <w:r>
-              <w:rPr>
-                <w:rFonts w:ascii="Calibri" w:cs="Calibri" w:eastAsia="Calibri" w:hAnsi="Calibri"/>
-                <w:b w:val="false"/>
-                <w:bCs w:val="false"/>
-                <w:color w:val="000000"/>
-                <w:sz w:val="18"/>
-                <w:szCs w:val="18"/>
-              </w:rPr>
-              <w:t xml:space="preserve">seed_anthropic_api_key (generated, build-time only)</w:t>
+            <w:shd w:fill="F2F2F2" w:val="clear"/>
+            <w:tcMar>
+              <w:top w:type="dxa" w:w="80"/>
+              <w:left w:type="dxa" w:w="120"/>
+              <w:bottom w:type="dxa" w:w="80"/>
+              <w:right w:type="dxa" w:w="120"/>
+            </w:tcMar>
+          </w:tcPr>
+          <w:p>
+            <w:pPr>
+              <w:spacing w:after="0" w:before="0" w:line="260"/>
+            </w:pPr>
+            <w:r>
+              <w:rPr>
+                <w:rFonts w:ascii="Calibri" w:cs="Calibri" w:eastAsia="Calibri" w:hAnsi="Calibri"/>
+                <w:b w:val="false"/>
+                <w:bCs w:val="false"/>
+                <w:color w:val="1A1A1A"/>
+                <w:sz w:val="19"/>
+                <w:szCs w:val="19"/>
+              </w:rPr>
+              <w:t xml:space="preserve">seed_anthropic_api_key (build-time generated, local DMG only)</w:t>
             </w:r>
           </w:p>
         </w:tc>
@@ -1856,24 +4812,28 @@
               <w:bottom w:val="single" w:color="BFBFBF" w:sz="4"/>
               <w:right w:val="single" w:color="BFBFBF" w:sz="4"/>
             </w:tcBorders>
-            <w:tcMar>
-              <w:top w:type="dxa" w:w="60"/>
-              <w:left w:type="dxa" w:w="100"/>
-              <w:bottom w:type="dxa" w:w="60"/>
-              <w:right w:type="dxa" w:w="100"/>
-            </w:tcMar>
-          </w:tcPr>
-          <w:p>
-            <w:r>
-              <w:rPr>
-                <w:rFonts w:ascii="Calibri" w:cs="Calibri" w:eastAsia="Calibri" w:hAnsi="Calibri"/>
-                <w:b w:val="false"/>
-                <w:bCs w:val="false"/>
-                <w:color w:val="000000"/>
-                <w:sz w:val="18"/>
-                <w:szCs w:val="18"/>
-              </w:rPr>
-              <w:t xml:space="preserve">Optional bake of ANTHROPIC_API_KEY into local DMG; never committed</w:t>
+            <w:shd w:fill="F2F2F2" w:val="clear"/>
+            <w:tcMar>
+              <w:top w:type="dxa" w:w="80"/>
+              <w:left w:type="dxa" w:w="120"/>
+              <w:bottom w:type="dxa" w:w="80"/>
+              <w:right w:type="dxa" w:w="120"/>
+            </w:tcMar>
+          </w:tcPr>
+          <w:p>
+            <w:pPr>
+              <w:spacing w:after="0" w:before="0" w:line="260"/>
+            </w:pPr>
+            <w:r>
+              <w:rPr>
+                <w:rFonts w:ascii="Calibri" w:cs="Calibri" w:eastAsia="Calibri" w:hAnsi="Calibri"/>
+                <w:b w:val="false"/>
+                <w:bCs w:val="false"/>
+                <w:color w:val="1A1A1A"/>
+                <w:sz w:val="19"/>
+                <w:szCs w:val="19"/>
+              </w:rPr>
+              <w:t xml:space="preserve">Optional bake of ANTHROPIC_API_KEY; never committed</w:t>
             </w:r>
           </w:p>
         </w:tc>
@@ -1882,8 +4842,22 @@
     <w:p>
       <w:pPr>
         <w:pStyle w:val="Heading1"/>
-        <w:spacing w:after="140" w:before="280"/>
+        <w:pBdr>
+          <w:bottom w:val="single" w:color="1F3864" w:sz="8" w:space="4"/>
+        </w:pBdr>
+        <w:spacing w:after="160" w:before="360" w:line="320"/>
       </w:pPr>
+      <w:r>
+        <w:rPr>
+          <w:rFonts w:ascii="Calibri" w:cs="Calibri" w:eastAsia="Calibri" w:hAnsi="Calibri"/>
+          <w:b/>
+          <w:bCs/>
+          <w:color w:val="C09853"/>
+          <w:sz w:val="32"/>
+          <w:szCs w:val="32"/>
+        </w:rPr>
+        <w:t xml:space="preserve">§7.  </w:t>
+      </w:r>
       <w:r>
         <w:rPr>
           <w:rFonts w:ascii="Calibri" w:cs="Calibri" w:eastAsia="Calibri" w:hAnsi="Calibri"/>
@@ -1893,7 +4867,7 @@
           <w:sz w:val="32"/>
           <w:szCs w:val="32"/>
         </w:rPr>
-        <w:t xml:space="preserve">7. New API Endpoints</w:t>
+        <w:t xml:space="preserve">New API Endpoints</w:t>
       </w:r>
     </w:p>
     <w:tbl>
@@ -1913,6 +4887,9 @@
         <w:gridCol w:w="5760"/>
       </w:tblGrid>
       <w:tr>
+        <w:trPr>
+          <w:tblHeader/>
+        </w:trPr>
         <w:tc>
           <w:tcPr>
             <w:tcW w:type="dxa" w:w="3600"/>
@@ -1924,21 +4901,24 @@
             </w:tcBorders>
             <w:shd w:fill="F2F2F2" w:val="clear"/>
             <w:tcMar>
-              <w:top w:type="dxa" w:w="60"/>
-              <w:left w:type="dxa" w:w="100"/>
-              <w:bottom w:type="dxa" w:w="60"/>
-              <w:right w:type="dxa" w:w="100"/>
-            </w:tcMar>
-          </w:tcPr>
-          <w:p>
+              <w:top w:type="dxa" w:w="80"/>
+              <w:left w:type="dxa" w:w="120"/>
+              <w:bottom w:type="dxa" w:w="80"/>
+              <w:right w:type="dxa" w:w="120"/>
+            </w:tcMar>
+          </w:tcPr>
+          <w:p>
+            <w:pPr>
+              <w:spacing w:after="0" w:before="0" w:line="260"/>
+            </w:pPr>
             <w:r>
               <w:rPr>
                 <w:rFonts w:ascii="Calibri" w:cs="Calibri" w:eastAsia="Calibri" w:hAnsi="Calibri"/>
                 <w:b/>
                 <w:bCs/>
-                <w:color w:val="000000"/>
-                <w:sz w:val="18"/>
-                <w:szCs w:val="18"/>
+                <w:color w:val="1A1A1A"/>
+                <w:sz w:val="19"/>
+                <w:szCs w:val="19"/>
               </w:rPr>
               <w:t xml:space="preserve">Endpoint</w:t>
             </w:r>
@@ -1955,21 +4935,24 @@
             </w:tcBorders>
             <w:shd w:fill="F2F2F2" w:val="clear"/>
             <w:tcMar>
-              <w:top w:type="dxa" w:w="60"/>
-              <w:left w:type="dxa" w:w="100"/>
-              <w:bottom w:type="dxa" w:w="60"/>
-              <w:right w:type="dxa" w:w="100"/>
-            </w:tcMar>
-          </w:tcPr>
-          <w:p>
+              <w:top w:type="dxa" w:w="80"/>
+              <w:left w:type="dxa" w:w="120"/>
+              <w:bottom w:type="dxa" w:w="80"/>
+              <w:right w:type="dxa" w:w="120"/>
+            </w:tcMar>
+          </w:tcPr>
+          <w:p>
+            <w:pPr>
+              <w:spacing w:after="0" w:before="0" w:line="260"/>
+            </w:pPr>
             <w:r>
               <w:rPr>
                 <w:rFonts w:ascii="Calibri" w:cs="Calibri" w:eastAsia="Calibri" w:hAnsi="Calibri"/>
                 <w:b/>
                 <w:bCs/>
-                <w:color w:val="000000"/>
-                <w:sz w:val="18"/>
-                <w:szCs w:val="18"/>
+                <w:color w:val="1A1A1A"/>
+                <w:sz w:val="19"/>
+                <w:szCs w:val="19"/>
               </w:rPr>
               <w:t xml:space="preserve">Purpose</w:t>
             </w:r>
@@ -1987,21 +4970,24 @@
               <w:right w:val="single" w:color="BFBFBF" w:sz="4"/>
             </w:tcBorders>
             <w:tcMar>
-              <w:top w:type="dxa" w:w="60"/>
-              <w:left w:type="dxa" w:w="100"/>
-              <w:bottom w:type="dxa" w:w="60"/>
-              <w:right w:type="dxa" w:w="100"/>
-            </w:tcMar>
-          </w:tcPr>
-          <w:p>
+              <w:top w:type="dxa" w:w="80"/>
+              <w:left w:type="dxa" w:w="120"/>
+              <w:bottom w:type="dxa" w:w="80"/>
+              <w:right w:type="dxa" w:w="120"/>
+            </w:tcMar>
+          </w:tcPr>
+          <w:p>
+            <w:pPr>
+              <w:spacing w:after="0" w:before="0" w:line="260"/>
+            </w:pPr>
             <w:r>
               <w:rPr>
                 <w:rFonts w:ascii="Consolas" w:cs="Consolas" w:eastAsia="Consolas" w:hAnsi="Consolas"/>
                 <w:b w:val="false"/>
                 <w:bCs w:val="false"/>
-                <w:color w:val="000000"/>
-                <w:sz w:val="18"/>
-                <w:szCs w:val="18"/>
+                <w:color w:val="1A1A1A"/>
+                <w:sz w:val="19"/>
+                <w:szCs w:val="19"/>
               </w:rPr>
               <w:t xml:space="preserve">GET  /v1/settings/models</w:t>
             </w:r>
@@ -2017,21 +5003,24 @@
               <w:right w:val="single" w:color="BFBFBF" w:sz="4"/>
             </w:tcBorders>
             <w:tcMar>
-              <w:top w:type="dxa" w:w="60"/>
-              <w:left w:type="dxa" w:w="100"/>
-              <w:bottom w:type="dxa" w:w="60"/>
-              <w:right w:type="dxa" w:w="100"/>
-            </w:tcMar>
-          </w:tcPr>
-          <w:p>
-            <w:r>
-              <w:rPr>
-                <w:rFonts w:ascii="Calibri" w:cs="Calibri" w:eastAsia="Calibri" w:hAnsi="Calibri"/>
-                <w:b w:val="false"/>
-                <w:bCs w:val="false"/>
-                <w:color w:val="000000"/>
-                <w:sz w:val="18"/>
-                <w:szCs w:val="18"/>
+              <w:top w:type="dxa" w:w="80"/>
+              <w:left w:type="dxa" w:w="120"/>
+              <w:bottom w:type="dxa" w:w="80"/>
+              <w:right w:type="dxa" w:w="120"/>
+            </w:tcMar>
+          </w:tcPr>
+          <w:p>
+            <w:pPr>
+              <w:spacing w:after="0" w:before="0" w:line="260"/>
+            </w:pPr>
+            <w:r>
+              <w:rPr>
+                <w:rFonts w:ascii="Calibri" w:cs="Calibri" w:eastAsia="Calibri" w:hAnsi="Calibri"/>
+                <w:b w:val="false"/>
+                <w:bCs w:val="false"/>
+                <w:color w:val="1A1A1A"/>
+                <w:sz w:val="19"/>
+                <w:szCs w:val="19"/>
               </w:rPr>
               <w:t xml:space="preserve">Read default + parse model selection</w:t>
             </w:r>
@@ -2048,22 +5037,26 @@
               <w:bottom w:val="single" w:color="BFBFBF" w:sz="4"/>
               <w:right w:val="single" w:color="BFBFBF" w:sz="4"/>
             </w:tcBorders>
-            <w:tcMar>
-              <w:top w:type="dxa" w:w="60"/>
-              <w:left w:type="dxa" w:w="100"/>
-              <w:bottom w:type="dxa" w:w="60"/>
-              <w:right w:type="dxa" w:w="100"/>
-            </w:tcMar>
-          </w:tcPr>
-          <w:p>
+            <w:shd w:fill="F2F2F2" w:val="clear"/>
+            <w:tcMar>
+              <w:top w:type="dxa" w:w="80"/>
+              <w:left w:type="dxa" w:w="120"/>
+              <w:bottom w:type="dxa" w:w="80"/>
+              <w:right w:type="dxa" w:w="120"/>
+            </w:tcMar>
+          </w:tcPr>
+          <w:p>
+            <w:pPr>
+              <w:spacing w:after="0" w:before="0" w:line="260"/>
+            </w:pPr>
             <w:r>
               <w:rPr>
                 <w:rFonts w:ascii="Consolas" w:cs="Consolas" w:eastAsia="Consolas" w:hAnsi="Consolas"/>
                 <w:b w:val="false"/>
                 <w:bCs w:val="false"/>
-                <w:color w:val="000000"/>
-                <w:sz w:val="18"/>
-                <w:szCs w:val="18"/>
+                <w:color w:val="1A1A1A"/>
+                <w:sz w:val="19"/>
+                <w:szCs w:val="19"/>
               </w:rPr>
               <w:t xml:space="preserve">PUT  /v1/settings/models</w:t>
             </w:r>
@@ -2078,22 +5071,26 @@
               <w:bottom w:val="single" w:color="BFBFBF" w:sz="4"/>
               <w:right w:val="single" w:color="BFBFBF" w:sz="4"/>
             </w:tcBorders>
-            <w:tcMar>
-              <w:top w:type="dxa" w:w="60"/>
-              <w:left w:type="dxa" w:w="100"/>
-              <w:bottom w:type="dxa" w:w="60"/>
-              <w:right w:type="dxa" w:w="100"/>
-            </w:tcMar>
-          </w:tcPr>
-          <w:p>
-            <w:r>
-              <w:rPr>
-                <w:rFonts w:ascii="Calibri" w:cs="Calibri" w:eastAsia="Calibri" w:hAnsi="Calibri"/>
-                <w:b w:val="false"/>
-                <w:bCs w:val="false"/>
-                <w:color w:val="000000"/>
-                <w:sz w:val="18"/>
-                <w:szCs w:val="18"/>
+            <w:shd w:fill="F2F2F2" w:val="clear"/>
+            <w:tcMar>
+              <w:top w:type="dxa" w:w="80"/>
+              <w:left w:type="dxa" w:w="120"/>
+              <w:bottom w:type="dxa" w:w="80"/>
+              <w:right w:type="dxa" w:w="120"/>
+            </w:tcMar>
+          </w:tcPr>
+          <w:p>
+            <w:pPr>
+              <w:spacing w:after="0" w:before="0" w:line="260"/>
+            </w:pPr>
+            <w:r>
+              <w:rPr>
+                <w:rFonts w:ascii="Calibri" w:cs="Calibri" w:eastAsia="Calibri" w:hAnsi="Calibri"/>
+                <w:b w:val="false"/>
+                <w:bCs w:val="false"/>
+                <w:color w:val="1A1A1A"/>
+                <w:sz w:val="19"/>
+                <w:szCs w:val="19"/>
               </w:rPr>
               <w:t xml:space="preserve">Save default + parse model selection</w:t>
             </w:r>
@@ -2111,21 +5108,24 @@
               <w:right w:val="single" w:color="BFBFBF" w:sz="4"/>
             </w:tcBorders>
             <w:tcMar>
-              <w:top w:type="dxa" w:w="60"/>
-              <w:left w:type="dxa" w:w="100"/>
-              <w:bottom w:type="dxa" w:w="60"/>
-              <w:right w:type="dxa" w:w="100"/>
-            </w:tcMar>
-          </w:tcPr>
-          <w:p>
+              <w:top w:type="dxa" w:w="80"/>
+              <w:left w:type="dxa" w:w="120"/>
+              <w:bottom w:type="dxa" w:w="80"/>
+              <w:right w:type="dxa" w:w="120"/>
+            </w:tcMar>
+          </w:tcPr>
+          <w:p>
+            <w:pPr>
+              <w:spacing w:after="0" w:before="0" w:line="260"/>
+            </w:pPr>
             <w:r>
               <w:rPr>
                 <w:rFonts w:ascii="Consolas" w:cs="Consolas" w:eastAsia="Consolas" w:hAnsi="Consolas"/>
                 <w:b w:val="false"/>
                 <w:bCs w:val="false"/>
-                <w:color w:val="000000"/>
-                <w:sz w:val="18"/>
-                <w:szCs w:val="18"/>
+                <w:color w:val="1A1A1A"/>
+                <w:sz w:val="19"/>
+                <w:szCs w:val="19"/>
               </w:rPr>
               <w:t xml:space="preserve">GET  /v1/settings/budget</w:t>
             </w:r>
@@ -2141,21 +5141,24 @@
               <w:right w:val="single" w:color="BFBFBF" w:sz="4"/>
             </w:tcBorders>
             <w:tcMar>
-              <w:top w:type="dxa" w:w="60"/>
-              <w:left w:type="dxa" w:w="100"/>
-              <w:bottom w:type="dxa" w:w="60"/>
-              <w:right w:type="dxa" w:w="100"/>
-            </w:tcMar>
-          </w:tcPr>
-          <w:p>
-            <w:r>
-              <w:rPr>
-                <w:rFonts w:ascii="Calibri" w:cs="Calibri" w:eastAsia="Calibri" w:hAnsi="Calibri"/>
-                <w:b w:val="false"/>
-                <w:bCs w:val="false"/>
-                <w:color w:val="000000"/>
-                <w:sz w:val="18"/>
-                <w:szCs w:val="18"/>
+              <w:top w:type="dxa" w:w="80"/>
+              <w:left w:type="dxa" w:w="120"/>
+              <w:bottom w:type="dxa" w:w="80"/>
+              <w:right w:type="dxa" w:w="120"/>
+            </w:tcMar>
+          </w:tcPr>
+          <w:p>
+            <w:pPr>
+              <w:spacing w:after="0" w:before="0" w:line="260"/>
+            </w:pPr>
+            <w:r>
+              <w:rPr>
+                <w:rFonts w:ascii="Calibri" w:cs="Calibri" w:eastAsia="Calibri" w:hAnsi="Calibri"/>
+                <w:b w:val="false"/>
+                <w:bCs w:val="false"/>
+                <w:color w:val="1A1A1A"/>
+                <w:sz w:val="19"/>
+                <w:szCs w:val="19"/>
               </w:rPr>
               <w:t xml:space="preserve">Live token-usage status + raw setting values</w:t>
             </w:r>
@@ -2172,22 +5175,26 @@
               <w:bottom w:val="single" w:color="BFBFBF" w:sz="4"/>
               <w:right w:val="single" w:color="BFBFBF" w:sz="4"/>
             </w:tcBorders>
-            <w:tcMar>
-              <w:top w:type="dxa" w:w="60"/>
-              <w:left w:type="dxa" w:w="100"/>
-              <w:bottom w:type="dxa" w:w="60"/>
-              <w:right w:type="dxa" w:w="100"/>
-            </w:tcMar>
-          </w:tcPr>
-          <w:p>
+            <w:shd w:fill="F2F2F2" w:val="clear"/>
+            <w:tcMar>
+              <w:top w:type="dxa" w:w="80"/>
+              <w:left w:type="dxa" w:w="120"/>
+              <w:bottom w:type="dxa" w:w="80"/>
+              <w:right w:type="dxa" w:w="120"/>
+            </w:tcMar>
+          </w:tcPr>
+          <w:p>
+            <w:pPr>
+              <w:spacing w:after="0" w:before="0" w:line="260"/>
+            </w:pPr>
             <w:r>
               <w:rPr>
                 <w:rFonts w:ascii="Consolas" w:cs="Consolas" w:eastAsia="Consolas" w:hAnsi="Consolas"/>
                 <w:b w:val="false"/>
                 <w:bCs w:val="false"/>
-                <w:color w:val="000000"/>
-                <w:sz w:val="18"/>
-                <w:szCs w:val="18"/>
+                <w:color w:val="1A1A1A"/>
+                <w:sz w:val="19"/>
+                <w:szCs w:val="19"/>
               </w:rPr>
               <w:t xml:space="preserve">PUT  /v1/settings/budget</w:t>
             </w:r>
@@ -2202,24 +5209,28 @@
               <w:bottom w:val="single" w:color="BFBFBF" w:sz="4"/>
               <w:right w:val="single" w:color="BFBFBF" w:sz="4"/>
             </w:tcBorders>
-            <w:tcMar>
-              <w:top w:type="dxa" w:w="60"/>
-              <w:left w:type="dxa" w:w="100"/>
-              <w:bottom w:type="dxa" w:w="60"/>
-              <w:right w:type="dxa" w:w="100"/>
-            </w:tcMar>
-          </w:tcPr>
-          <w:p>
-            <w:r>
-              <w:rPr>
-                <w:rFonts w:ascii="Calibri" w:cs="Calibri" w:eastAsia="Calibri" w:hAnsi="Calibri"/>
-                <w:b w:val="false"/>
-                <w:bCs w:val="false"/>
-                <w:color w:val="000000"/>
-                <w:sz w:val="18"/>
-                <w:szCs w:val="18"/>
-              </w:rPr>
-              <w:t xml:space="preserve">Upsert daily_token_budget_per_tenant and per-tenant override</w:t>
+            <w:shd w:fill="F2F2F2" w:val="clear"/>
+            <w:tcMar>
+              <w:top w:type="dxa" w:w="80"/>
+              <w:left w:type="dxa" w:w="120"/>
+              <w:bottom w:type="dxa" w:w="80"/>
+              <w:right w:type="dxa" w:w="120"/>
+            </w:tcMar>
+          </w:tcPr>
+          <w:p>
+            <w:pPr>
+              <w:spacing w:after="0" w:before="0" w:line="260"/>
+            </w:pPr>
+            <w:r>
+              <w:rPr>
+                <w:rFonts w:ascii="Calibri" w:cs="Calibri" w:eastAsia="Calibri" w:hAnsi="Calibri"/>
+                <w:b w:val="false"/>
+                <w:bCs w:val="false"/>
+                <w:color w:val="1A1A1A"/>
+                <w:sz w:val="19"/>
+                <w:szCs w:val="19"/>
+              </w:rPr>
+              <w:t xml:space="preserve">Upsert daily_token_budget_per_tenant + per-tenant override</w:t>
             </w:r>
           </w:p>
         </w:tc>
@@ -2235,21 +5246,24 @@
               <w:right w:val="single" w:color="BFBFBF" w:sz="4"/>
             </w:tcBorders>
             <w:tcMar>
-              <w:top w:type="dxa" w:w="60"/>
-              <w:left w:type="dxa" w:w="100"/>
-              <w:bottom w:type="dxa" w:w="60"/>
-              <w:right w:type="dxa" w:w="100"/>
-            </w:tcMar>
-          </w:tcPr>
-          <w:p>
+              <w:top w:type="dxa" w:w="80"/>
+              <w:left w:type="dxa" w:w="120"/>
+              <w:bottom w:type="dxa" w:w="80"/>
+              <w:right w:type="dxa" w:w="120"/>
+            </w:tcMar>
+          </w:tcPr>
+          <w:p>
+            <w:pPr>
+              <w:spacing w:after="0" w:before="0" w:line="260"/>
+            </w:pPr>
             <w:r>
               <w:rPr>
                 <w:rFonts w:ascii="Consolas" w:cs="Consolas" w:eastAsia="Consolas" w:hAnsi="Consolas"/>
                 <w:b w:val="false"/>
                 <w:bCs w:val="false"/>
-                <w:color w:val="000000"/>
-                <w:sz w:val="18"/>
-                <w:szCs w:val="18"/>
+                <w:color w:val="1A1A1A"/>
+                <w:sz w:val="19"/>
+                <w:szCs w:val="19"/>
               </w:rPr>
               <w:t xml:space="preserve">GET  /v1/mro-objects/{id}/hsls</w:t>
             </w:r>
@@ -2265,21 +5279,24 @@
               <w:right w:val="single" w:color="BFBFBF" w:sz="4"/>
             </w:tcBorders>
             <w:tcMar>
-              <w:top w:type="dxa" w:w="60"/>
-              <w:left w:type="dxa" w:w="100"/>
-              <w:bottom w:type="dxa" w:w="60"/>
-              <w:right w:type="dxa" w:w="100"/>
-            </w:tcMar>
-          </w:tcPr>
-          <w:p>
-            <w:r>
-              <w:rPr>
-                <w:rFonts w:ascii="Calibri" w:cs="Calibri" w:eastAsia="Calibri" w:hAnsi="Calibri"/>
-                <w:b w:val="false"/>
-                <w:bCs w:val="false"/>
-                <w:color w:val="000000"/>
-                <w:sz w:val="18"/>
-                <w:szCs w:val="18"/>
+              <w:top w:type="dxa" w:w="80"/>
+              <w:left w:type="dxa" w:w="120"/>
+              <w:bottom w:type="dxa" w:w="80"/>
+              <w:right w:type="dxa" w:w="120"/>
+            </w:tcMar>
+          </w:tcPr>
+          <w:p>
+            <w:pPr>
+              <w:spacing w:after="0" w:before="0" w:line="260"/>
+            </w:pPr>
+            <w:r>
+              <w:rPr>
+                <w:rFonts w:ascii="Calibri" w:cs="Calibri" w:eastAsia="Calibri" w:hAnsi="Calibri"/>
+                <w:b w:val="false"/>
+                <w:bCs w:val="false"/>
+                <w:color w:val="1A1A1A"/>
+                <w:sz w:val="19"/>
+                <w:szCs w:val="19"/>
               </w:rPr>
               <w:t xml:space="preserve">MRO linkage audit (seed vs. back-pointer)</w:t>
             </w:r>
@@ -2296,22 +5313,26 @@
               <w:bottom w:val="single" w:color="BFBFBF" w:sz="4"/>
               <w:right w:val="single" w:color="BFBFBF" w:sz="4"/>
             </w:tcBorders>
-            <w:tcMar>
-              <w:top w:type="dxa" w:w="60"/>
-              <w:left w:type="dxa" w:w="100"/>
-              <w:bottom w:type="dxa" w:w="60"/>
-              <w:right w:type="dxa" w:w="100"/>
-            </w:tcMar>
-          </w:tcPr>
-          <w:p>
+            <w:shd w:fill="F2F2F2" w:val="clear"/>
+            <w:tcMar>
+              <w:top w:type="dxa" w:w="80"/>
+              <w:left w:type="dxa" w:w="120"/>
+              <w:bottom w:type="dxa" w:w="80"/>
+              <w:right w:type="dxa" w:w="120"/>
+            </w:tcMar>
+          </w:tcPr>
+          <w:p>
+            <w:pPr>
+              <w:spacing w:after="0" w:before="0" w:line="260"/>
+            </w:pPr>
             <w:r>
               <w:rPr>
                 <w:rFonts w:ascii="Consolas" w:cs="Consolas" w:eastAsia="Consolas" w:hAnsi="Consolas"/>
                 <w:b w:val="false"/>
                 <w:bCs w:val="false"/>
-                <w:color w:val="000000"/>
-                <w:sz w:val="18"/>
-                <w:szCs w:val="18"/>
+                <w:color w:val="1A1A1A"/>
+                <w:sz w:val="19"/>
+                <w:szCs w:val="19"/>
               </w:rPr>
               <w:t xml:space="preserve">POST /v1/mro-objects/repair-seed-hsls</w:t>
             </w:r>
@@ -2326,22 +5347,26 @@
               <w:bottom w:val="single" w:color="BFBFBF" w:sz="4"/>
               <w:right w:val="single" w:color="BFBFBF" w:sz="4"/>
             </w:tcBorders>
-            <w:tcMar>
-              <w:top w:type="dxa" w:w="60"/>
-              <w:left w:type="dxa" w:w="100"/>
-              <w:bottom w:type="dxa" w:w="60"/>
-              <w:right w:type="dxa" w:w="100"/>
-            </w:tcMar>
-          </w:tcPr>
-          <w:p>
-            <w:r>
-              <w:rPr>
-                <w:rFonts w:ascii="Calibri" w:cs="Calibri" w:eastAsia="Calibri" w:hAnsi="Calibri"/>
-                <w:b w:val="false"/>
-                <w:bCs w:val="false"/>
-                <w:color w:val="000000"/>
-                <w:sz w:val="18"/>
-                <w:szCs w:val="18"/>
+            <w:shd w:fill="F2F2F2" w:val="clear"/>
+            <w:tcMar>
+              <w:top w:type="dxa" w:w="80"/>
+              <w:left w:type="dxa" w:w="120"/>
+              <w:bottom w:type="dxa" w:w="80"/>
+              <w:right w:type="dxa" w:w="120"/>
+            </w:tcMar>
+          </w:tcPr>
+          <w:p>
+            <w:pPr>
+              <w:spacing w:after="0" w:before="0" w:line="260"/>
+            </w:pPr>
+            <w:r>
+              <w:rPr>
+                <w:rFonts w:ascii="Calibri" w:cs="Calibri" w:eastAsia="Calibri" w:hAnsi="Calibri"/>
+                <w:b w:val="false"/>
+                <w:bCs w:val="false"/>
+                <w:color w:val="1A1A1A"/>
+                <w:sz w:val="19"/>
+                <w:szCs w:val="19"/>
               </w:rPr>
               <w:t xml:space="preserve">Two-pass admin repair (Pass A: corrupted seed_hsls; Pass B: missing back-pointers)</w:t>
             </w:r>
@@ -2352,8 +5377,22 @@
     <w:p>
       <w:pPr>
         <w:pStyle w:val="Heading1"/>
-        <w:spacing w:after="140" w:before="280"/>
+        <w:pBdr>
+          <w:bottom w:val="single" w:color="1F3864" w:sz="8" w:space="4"/>
+        </w:pBdr>
+        <w:spacing w:after="160" w:before="360" w:line="320"/>
       </w:pPr>
+      <w:r>
+        <w:rPr>
+          <w:rFonts w:ascii="Calibri" w:cs="Calibri" w:eastAsia="Calibri" w:hAnsi="Calibri"/>
+          <w:b/>
+          <w:bCs/>
+          <w:color w:val="C09853"/>
+          <w:sz w:val="32"/>
+          <w:szCs w:val="32"/>
+        </w:rPr>
+        <w:t xml:space="preserve">§8.  </w:t>
+      </w:r>
       <w:r>
         <w:rPr>
           <w:rFonts w:ascii="Calibri" w:cs="Calibri" w:eastAsia="Calibri" w:hAnsi="Calibri"/>
@@ -2363,7 +5402,7 @@
           <w:sz w:val="32"/>
           <w:szCs w:val="32"/>
         </w:rPr>
-        <w:t xml:space="preserve">8. Bugs Fixed (silent regressions)</w:t>
+        <w:t xml:space="preserve">Bugs Fixed (silent regressions)</w:t>
       </w:r>
     </w:p>
     <w:tbl>
@@ -2383,6 +5422,9 @@
         <w:gridCol w:w="2860"/>
       </w:tblGrid>
       <w:tr>
+        <w:trPr>
+          <w:tblHeader/>
+        </w:trPr>
         <w:tc>
           <w:tcPr>
             <w:tcW w:type="dxa" w:w="6500"/>
@@ -2394,21 +5436,24 @@
             </w:tcBorders>
             <w:shd w:fill="F2F2F2" w:val="clear"/>
             <w:tcMar>
-              <w:top w:type="dxa" w:w="60"/>
-              <w:left w:type="dxa" w:w="100"/>
-              <w:bottom w:type="dxa" w:w="60"/>
-              <w:right w:type="dxa" w:w="100"/>
-            </w:tcMar>
-          </w:tcPr>
-          <w:p>
+              <w:top w:type="dxa" w:w="80"/>
+              <w:left w:type="dxa" w:w="120"/>
+              <w:bottom w:type="dxa" w:w="80"/>
+              <w:right w:type="dxa" w:w="120"/>
+            </w:tcMar>
+          </w:tcPr>
+          <w:p>
+            <w:pPr>
+              <w:spacing w:after="0" w:before="0" w:line="260"/>
+            </w:pPr>
             <w:r>
               <w:rPr>
                 <w:rFonts w:ascii="Calibri" w:cs="Calibri" w:eastAsia="Calibri" w:hAnsi="Calibri"/>
                 <w:b/>
                 <w:bCs/>
-                <w:color w:val="000000"/>
-                <w:sz w:val="18"/>
-                <w:szCs w:val="18"/>
+                <w:color w:val="1A1A1A"/>
+                <w:sz w:val="19"/>
+                <w:szCs w:val="19"/>
               </w:rPr>
               <w:t xml:space="preserve">Bug</w:t>
             </w:r>
@@ -2425,23 +5470,26 @@
             </w:tcBorders>
             <w:shd w:fill="F2F2F2" w:val="clear"/>
             <w:tcMar>
-              <w:top w:type="dxa" w:w="60"/>
-              <w:left w:type="dxa" w:w="100"/>
-              <w:bottom w:type="dxa" w:w="60"/>
-              <w:right w:type="dxa" w:w="100"/>
-            </w:tcMar>
-          </w:tcPr>
-          <w:p>
+              <w:top w:type="dxa" w:w="80"/>
+              <w:left w:type="dxa" w:w="120"/>
+              <w:bottom w:type="dxa" w:w="80"/>
+              <w:right w:type="dxa" w:w="120"/>
+            </w:tcMar>
+          </w:tcPr>
+          <w:p>
+            <w:pPr>
+              <w:spacing w:after="0" w:before="0" w:line="260"/>
+            </w:pPr>
             <w:r>
               <w:rPr>
                 <w:rFonts w:ascii="Calibri" w:cs="Calibri" w:eastAsia="Calibri" w:hAnsi="Calibri"/>
                 <w:b/>
                 <w:bCs/>
-                <w:color w:val="000000"/>
-                <w:sz w:val="18"/>
-                <w:szCs w:val="18"/>
-              </w:rPr>
-              <w:t xml:space="preserve">Fix Commit</w:t>
+                <w:color w:val="1A1A1A"/>
+                <w:sz w:val="19"/>
+                <w:szCs w:val="19"/>
+              </w:rPr>
+              <w:t xml:space="preserve">Commit</w:t>
             </w:r>
           </w:p>
         </w:tc>
@@ -2457,21 +5505,24 @@
               <w:right w:val="single" w:color="BFBFBF" w:sz="4"/>
             </w:tcBorders>
             <w:tcMar>
-              <w:top w:type="dxa" w:w="60"/>
-              <w:left w:type="dxa" w:w="100"/>
-              <w:bottom w:type="dxa" w:w="60"/>
-              <w:right w:type="dxa" w:w="100"/>
-            </w:tcMar>
-          </w:tcPr>
-          <w:p>
+              <w:top w:type="dxa" w:w="80"/>
+              <w:left w:type="dxa" w:w="120"/>
+              <w:bottom w:type="dxa" w:w="80"/>
+              <w:right w:type="dxa" w:w="120"/>
+            </w:tcMar>
+          </w:tcPr>
+          <w:p>
+            <w:pPr>
+              <w:spacing w:after="0" w:before="0" w:line="260"/>
+            </w:pPr>
             <w:r>
               <w:rPr>
                 <w:rFonts w:ascii="Consolas" w:cs="Consolas" w:eastAsia="Consolas" w:hAnsi="Consolas"/>
                 <w:b w:val="false"/>
                 <w:bCs w:val="false"/>
-                <w:color w:val="000000"/>
-                <w:sz w:val="18"/>
-                <w:szCs w:val="18"/>
+                <w:color w:val="1A1A1A"/>
+                <w:sz w:val="19"/>
+                <w:szCs w:val="19"/>
               </w:rPr>
               <w:t xml:space="preserve">linkMroToHsl proxy sent 'undefined' as hsl_id (Next.js 16 Promise params)</w:t>
             </w:r>
@@ -2487,21 +5538,24 @@
               <w:right w:val="single" w:color="BFBFBF" w:sz="4"/>
             </w:tcBorders>
             <w:tcMar>
-              <w:top w:type="dxa" w:w="60"/>
-              <w:left w:type="dxa" w:w="100"/>
-              <w:bottom w:type="dxa" w:w="60"/>
-              <w:right w:type="dxa" w:w="100"/>
-            </w:tcMar>
-          </w:tcPr>
-          <w:p>
-            <w:r>
-              <w:rPr>
-                <w:rFonts w:ascii="Calibri" w:cs="Calibri" w:eastAsia="Calibri" w:hAnsi="Calibri"/>
-                <w:b w:val="false"/>
-                <w:bCs w:val="false"/>
-                <w:color w:val="000000"/>
-                <w:sz w:val="18"/>
-                <w:szCs w:val="18"/>
+              <w:top w:type="dxa" w:w="80"/>
+              <w:left w:type="dxa" w:w="120"/>
+              <w:bottom w:type="dxa" w:w="80"/>
+              <w:right w:type="dxa" w:w="120"/>
+            </w:tcMar>
+          </w:tcPr>
+          <w:p>
+            <w:pPr>
+              <w:spacing w:after="0" w:before="0" w:line="260"/>
+            </w:pPr>
+            <w:r>
+              <w:rPr>
+                <w:rFonts w:ascii="Calibri" w:cs="Calibri" w:eastAsia="Calibri" w:hAnsi="Calibri"/>
+                <w:b w:val="false"/>
+                <w:bCs w:val="false"/>
+                <w:color w:val="1A1A1A"/>
+                <w:sz w:val="19"/>
+                <w:szCs w:val="19"/>
               </w:rPr>
               <w:t xml:space="preserve">1fbfdaf</w:t>
             </w:r>
@@ -2518,22 +5572,26 @@
               <w:bottom w:val="single" w:color="BFBFBF" w:sz="4"/>
               <w:right w:val="single" w:color="BFBFBF" w:sz="4"/>
             </w:tcBorders>
-            <w:tcMar>
-              <w:top w:type="dxa" w:w="60"/>
-              <w:left w:type="dxa" w:w="100"/>
-              <w:bottom w:type="dxa" w:w="60"/>
-              <w:right w:type="dxa" w:w="100"/>
-            </w:tcMar>
-          </w:tcPr>
-          <w:p>
+            <w:shd w:fill="F2F2F2" w:val="clear"/>
+            <w:tcMar>
+              <w:top w:type="dxa" w:w="80"/>
+              <w:left w:type="dxa" w:w="120"/>
+              <w:bottom w:type="dxa" w:w="80"/>
+              <w:right w:type="dxa" w:w="120"/>
+            </w:tcMar>
+          </w:tcPr>
+          <w:p>
+            <w:pPr>
+              <w:spacing w:after="0" w:before="0" w:line="260"/>
+            </w:pPr>
             <w:r>
               <w:rPr>
                 <w:rFonts w:ascii="Consolas" w:cs="Consolas" w:eastAsia="Consolas" w:hAnsi="Consolas"/>
                 <w:b w:val="false"/>
                 <w:bCs w:val="false"/>
-                <w:color w:val="000000"/>
-                <w:sz w:val="18"/>
-                <w:szCs w:val="18"/>
+                <w:color w:val="1A1A1A"/>
+                <w:sz w:val="19"/>
+                <w:szCs w:val="19"/>
               </w:rPr>
               <w:t xml:space="preserve">MRO Save button wrote display string into seed_hsls</w:t>
             </w:r>
@@ -2548,22 +5606,26 @@
               <w:bottom w:val="single" w:color="BFBFBF" w:sz="4"/>
               <w:right w:val="single" w:color="BFBFBF" w:sz="4"/>
             </w:tcBorders>
-            <w:tcMar>
-              <w:top w:type="dxa" w:w="60"/>
-              <w:left w:type="dxa" w:w="100"/>
-              <w:bottom w:type="dxa" w:w="60"/>
-              <w:right w:type="dxa" w:w="100"/>
-            </w:tcMar>
-          </w:tcPr>
-          <w:p>
-            <w:r>
-              <w:rPr>
-                <w:rFonts w:ascii="Calibri" w:cs="Calibri" w:eastAsia="Calibri" w:hAnsi="Calibri"/>
-                <w:b w:val="false"/>
-                <w:bCs w:val="false"/>
-                <w:color w:val="000000"/>
-                <w:sz w:val="18"/>
-                <w:szCs w:val="18"/>
+            <w:shd w:fill="F2F2F2" w:val="clear"/>
+            <w:tcMar>
+              <w:top w:type="dxa" w:w="80"/>
+              <w:left w:type="dxa" w:w="120"/>
+              <w:bottom w:type="dxa" w:w="80"/>
+              <w:right w:type="dxa" w:w="120"/>
+            </w:tcMar>
+          </w:tcPr>
+          <w:p>
+            <w:pPr>
+              <w:spacing w:after="0" w:before="0" w:line="260"/>
+            </w:pPr>
+            <w:r>
+              <w:rPr>
+                <w:rFonts w:ascii="Calibri" w:cs="Calibri" w:eastAsia="Calibri" w:hAnsi="Calibri"/>
+                <w:b w:val="false"/>
+                <w:bCs w:val="false"/>
+                <w:color w:val="1A1A1A"/>
+                <w:sz w:val="19"/>
+                <w:szCs w:val="19"/>
               </w:rPr>
               <w:t xml:space="preserve">d3b2116</w:t>
             </w:r>
@@ -2581,23 +5643,26 @@
               <w:right w:val="single" w:color="BFBFBF" w:sz="4"/>
             </w:tcBorders>
             <w:tcMar>
-              <w:top w:type="dxa" w:w="60"/>
-              <w:left w:type="dxa" w:w="100"/>
-              <w:bottom w:type="dxa" w:w="60"/>
-              <w:right w:type="dxa" w:w="100"/>
-            </w:tcMar>
-          </w:tcPr>
-          <w:p>
+              <w:top w:type="dxa" w:w="80"/>
+              <w:left w:type="dxa" w:w="120"/>
+              <w:bottom w:type="dxa" w:w="80"/>
+              <w:right w:type="dxa" w:w="120"/>
+            </w:tcMar>
+          </w:tcPr>
+          <w:p>
+            <w:pPr>
+              <w:spacing w:after="0" w:before="0" w:line="260"/>
+            </w:pPr>
             <w:r>
               <w:rPr>
                 <w:rFonts w:ascii="Consolas" w:cs="Consolas" w:eastAsia="Consolas" w:hAnsi="Consolas"/>
                 <w:b w:val="false"/>
                 <w:bCs w:val="false"/>
-                <w:color w:val="000000"/>
-                <w:sz w:val="18"/>
-                <w:szCs w:val="18"/>
-              </w:rPr>
-              <w:t xml:space="preserve">Live Search bundle had no diversity cap (mirror of the Recall fix)</w:t>
+                <w:color w:val="1A1A1A"/>
+                <w:sz w:val="19"/>
+                <w:szCs w:val="19"/>
+              </w:rPr>
+              <w:t xml:space="preserve">Live Search bundle had no diversity cap (mirror of Recall fix)</w:t>
             </w:r>
           </w:p>
         </w:tc>
@@ -2611,21 +5676,24 @@
               <w:right w:val="single" w:color="BFBFBF" w:sz="4"/>
             </w:tcBorders>
             <w:tcMar>
-              <w:top w:type="dxa" w:w="60"/>
-              <w:left w:type="dxa" w:w="100"/>
-              <w:bottom w:type="dxa" w:w="60"/>
-              <w:right w:type="dxa" w:w="100"/>
-            </w:tcMar>
-          </w:tcPr>
-          <w:p>
-            <w:r>
-              <w:rPr>
-                <w:rFonts w:ascii="Calibri" w:cs="Calibri" w:eastAsia="Calibri" w:hAnsi="Calibri"/>
-                <w:b w:val="false"/>
-                <w:bCs w:val="false"/>
-                <w:color w:val="000000"/>
-                <w:sz w:val="18"/>
-                <w:szCs w:val="18"/>
+              <w:top w:type="dxa" w:w="80"/>
+              <w:left w:type="dxa" w:w="120"/>
+              <w:bottom w:type="dxa" w:w="80"/>
+              <w:right w:type="dxa" w:w="120"/>
+            </w:tcMar>
+          </w:tcPr>
+          <w:p>
+            <w:pPr>
+              <w:spacing w:after="0" w:before="0" w:line="260"/>
+            </w:pPr>
+            <w:r>
+              <w:rPr>
+                <w:rFonts w:ascii="Calibri" w:cs="Calibri" w:eastAsia="Calibri" w:hAnsi="Calibri"/>
+                <w:b w:val="false"/>
+                <w:bCs w:val="false"/>
+                <w:color w:val="1A1A1A"/>
+                <w:sz w:val="19"/>
+                <w:szCs w:val="19"/>
               </w:rPr>
               <w:t xml:space="preserve">085ef66</w:t>
             </w:r>
@@ -2642,24 +5710,28 @@
               <w:bottom w:val="single" w:color="BFBFBF" w:sz="4"/>
               <w:right w:val="single" w:color="BFBFBF" w:sz="4"/>
             </w:tcBorders>
-            <w:tcMar>
-              <w:top w:type="dxa" w:w="60"/>
-              <w:left w:type="dxa" w:w="100"/>
-              <w:bottom w:type="dxa" w:w="60"/>
-              <w:right w:type="dxa" w:w="100"/>
-            </w:tcMar>
-          </w:tcPr>
-          <w:p>
+            <w:shd w:fill="F2F2F2" w:val="clear"/>
+            <w:tcMar>
+              <w:top w:type="dxa" w:w="80"/>
+              <w:left w:type="dxa" w:w="120"/>
+              <w:bottom w:type="dxa" w:w="80"/>
+              <w:right w:type="dxa" w:w="120"/>
+            </w:tcMar>
+          </w:tcPr>
+          <w:p>
+            <w:pPr>
+              <w:spacing w:after="0" w:before="0" w:line="260"/>
+            </w:pPr>
             <w:r>
               <w:rPr>
                 <w:rFonts w:ascii="Consolas" w:cs="Consolas" w:eastAsia="Consolas" w:hAnsi="Consolas"/>
                 <w:b w:val="false"/>
                 <w:bCs w:val="false"/>
-                <w:color w:val="000000"/>
-                <w:sz w:val="18"/>
-                <w:szCs w:val="18"/>
-              </w:rPr>
-              <w:t xml:space="preserve">TDZ crash on MRO Data tab (handleRepairBrokenMros declared before `load`)</w:t>
+                <w:color w:val="1A1A1A"/>
+                <w:sz w:val="19"/>
+                <w:szCs w:val="19"/>
+              </w:rPr>
+              <w:t xml:space="preserve">TDZ crash on MRO Data tab</w:t>
             </w:r>
           </w:p>
         </w:tc>
@@ -2672,22 +5744,26 @@
               <w:bottom w:val="single" w:color="BFBFBF" w:sz="4"/>
               <w:right w:val="single" w:color="BFBFBF" w:sz="4"/>
             </w:tcBorders>
-            <w:tcMar>
-              <w:top w:type="dxa" w:w="60"/>
-              <w:left w:type="dxa" w:w="100"/>
-              <w:bottom w:type="dxa" w:w="60"/>
-              <w:right w:type="dxa" w:w="100"/>
-            </w:tcMar>
-          </w:tcPr>
-          <w:p>
-            <w:r>
-              <w:rPr>
-                <w:rFonts w:ascii="Calibri" w:cs="Calibri" w:eastAsia="Calibri" w:hAnsi="Calibri"/>
-                <w:b w:val="false"/>
-                <w:bCs w:val="false"/>
-                <w:color w:val="000000"/>
-                <w:sz w:val="18"/>
-                <w:szCs w:val="18"/>
+            <w:shd w:fill="F2F2F2" w:val="clear"/>
+            <w:tcMar>
+              <w:top w:type="dxa" w:w="80"/>
+              <w:left w:type="dxa" w:w="120"/>
+              <w:bottom w:type="dxa" w:w="80"/>
+              <w:right w:type="dxa" w:w="120"/>
+            </w:tcMar>
+          </w:tcPr>
+          <w:p>
+            <w:pPr>
+              <w:spacing w:after="0" w:before="0" w:line="260"/>
+            </w:pPr>
+            <w:r>
+              <w:rPr>
+                <w:rFonts w:ascii="Calibri" w:cs="Calibri" w:eastAsia="Calibri" w:hAnsi="Calibri"/>
+                <w:b w:val="false"/>
+                <w:bCs w:val="false"/>
+                <w:color w:val="1A1A1A"/>
+                <w:sz w:val="19"/>
+                <w:szCs w:val="19"/>
               </w:rPr>
               <w:t xml:space="preserve">c1cc01e</w:t>
             </w:r>
@@ -2705,21 +5781,24 @@
               <w:right w:val="single" w:color="BFBFBF" w:sz="4"/>
             </w:tcBorders>
             <w:tcMar>
-              <w:top w:type="dxa" w:w="60"/>
-              <w:left w:type="dxa" w:w="100"/>
-              <w:bottom w:type="dxa" w:w="60"/>
-              <w:right w:type="dxa" w:w="100"/>
-            </w:tcMar>
-          </w:tcPr>
-          <w:p>
+              <w:top w:type="dxa" w:w="80"/>
+              <w:left w:type="dxa" w:w="120"/>
+              <w:bottom w:type="dxa" w:w="80"/>
+              <w:right w:type="dxa" w:w="120"/>
+            </w:tcMar>
+          </w:tcPr>
+          <w:p>
+            <w:pPr>
+              <w:spacing w:after="0" w:before="0" w:line="260"/>
+            </w:pPr>
             <w:r>
               <w:rPr>
                 <w:rFonts w:ascii="Consolas" w:cs="Consolas" w:eastAsia="Consolas" w:hAnsi="Consolas"/>
                 <w:b w:val="false"/>
                 <w:bCs w:val="false"/>
-                <w:color w:val="000000"/>
-                <w:sz w:val="18"/>
-                <w:szCs w:val="18"/>
+                <w:color w:val="1A1A1A"/>
+                <w:sz w:val="19"/>
+                <w:szCs w:val="19"/>
               </w:rPr>
               <w:t xml:space="preserve">BenchmarkRunner React error #31 on budget-exceeded envelope</w:t>
             </w:r>
@@ -2735,21 +5814,24 @@
               <w:right w:val="single" w:color="BFBFBF" w:sz="4"/>
             </w:tcBorders>
             <w:tcMar>
-              <w:top w:type="dxa" w:w="60"/>
-              <w:left w:type="dxa" w:w="100"/>
-              <w:bottom w:type="dxa" w:w="60"/>
-              <w:right w:type="dxa" w:w="100"/>
-            </w:tcMar>
-          </w:tcPr>
-          <w:p>
-            <w:r>
-              <w:rPr>
-                <w:rFonts w:ascii="Calibri" w:cs="Calibri" w:eastAsia="Calibri" w:hAnsi="Calibri"/>
-                <w:b w:val="false"/>
-                <w:bCs w:val="false"/>
-                <w:color w:val="000000"/>
-                <w:sz w:val="18"/>
-                <w:szCs w:val="18"/>
+              <w:top w:type="dxa" w:w="80"/>
+              <w:left w:type="dxa" w:w="120"/>
+              <w:bottom w:type="dxa" w:w="80"/>
+              <w:right w:type="dxa" w:w="120"/>
+            </w:tcMar>
+          </w:tcPr>
+          <w:p>
+            <w:pPr>
+              <w:spacing w:after="0" w:before="0" w:line="260"/>
+            </w:pPr>
+            <w:r>
+              <w:rPr>
+                <w:rFonts w:ascii="Calibri" w:cs="Calibri" w:eastAsia="Calibri" w:hAnsi="Calibri"/>
+                <w:b w:val="false"/>
+                <w:bCs w:val="false"/>
+                <w:color w:val="1A1A1A"/>
+                <w:sz w:val="19"/>
+                <w:szCs w:val="19"/>
               </w:rPr>
               <w:t xml:space="preserve">3cb75fa</w:t>
             </w:r>
@@ -2766,22 +5848,26 @@
               <w:bottom w:val="single" w:color="BFBFBF" w:sz="4"/>
               <w:right w:val="single" w:color="BFBFBF" w:sz="4"/>
             </w:tcBorders>
-            <w:tcMar>
-              <w:top w:type="dxa" w:w="60"/>
-              <w:left w:type="dxa" w:w="100"/>
-              <w:bottom w:type="dxa" w:w="60"/>
-              <w:right w:type="dxa" w:w="100"/>
-            </w:tcMar>
-          </w:tcPr>
-          <w:p>
+            <w:shd w:fill="F2F2F2" w:val="clear"/>
+            <w:tcMar>
+              <w:top w:type="dxa" w:w="80"/>
+              <w:left w:type="dxa" w:w="120"/>
+              <w:bottom w:type="dxa" w:w="80"/>
+              <w:right w:type="dxa" w:w="120"/>
+            </w:tcMar>
+          </w:tcPr>
+          <w:p>
+            <w:pPr>
+              <w:spacing w:after="0" w:before="0" w:line="260"/>
+            </w:pPr>
             <w:r>
               <w:rPr>
                 <w:rFonts w:ascii="Consolas" w:cs="Consolas" w:eastAsia="Consolas" w:hAnsi="Consolas"/>
                 <w:b w:val="false"/>
                 <w:bCs w:val="false"/>
-                <w:color w:val="000000"/>
-                <w:sz w:val="18"/>
-                <w:szCs w:val="18"/>
+                <w:color w:val="1A1A1A"/>
+                <w:sz w:val="19"/>
+                <w:szCs w:val="19"/>
               </w:rPr>
               <w:t xml:space="preserve">chat-aio-dialog crash on object-shaped backend errors</w:t>
             </w:r>
@@ -2796,22 +5882,26 @@
               <w:bottom w:val="single" w:color="BFBFBF" w:sz="4"/>
               <w:right w:val="single" w:color="BFBFBF" w:sz="4"/>
             </w:tcBorders>
-            <w:tcMar>
-              <w:top w:type="dxa" w:w="60"/>
-              <w:left w:type="dxa" w:w="100"/>
-              <w:bottom w:type="dxa" w:w="60"/>
-              <w:right w:type="dxa" w:w="100"/>
-            </w:tcMar>
-          </w:tcPr>
-          <w:p>
-            <w:r>
-              <w:rPr>
-                <w:rFonts w:ascii="Calibri" w:cs="Calibri" w:eastAsia="Calibri" w:hAnsi="Calibri"/>
-                <w:b w:val="false"/>
-                <w:bCs w:val="false"/>
-                <w:color w:val="000000"/>
-                <w:sz w:val="18"/>
-                <w:szCs w:val="18"/>
+            <w:shd w:fill="F2F2F2" w:val="clear"/>
+            <w:tcMar>
+              <w:top w:type="dxa" w:w="80"/>
+              <w:left w:type="dxa" w:w="120"/>
+              <w:bottom w:type="dxa" w:w="80"/>
+              <w:right w:type="dxa" w:w="120"/>
+            </w:tcMar>
+          </w:tcPr>
+          <w:p>
+            <w:pPr>
+              <w:spacing w:after="0" w:before="0" w:line="260"/>
+            </w:pPr>
+            <w:r>
+              <w:rPr>
+                <w:rFonts w:ascii="Calibri" w:cs="Calibri" w:eastAsia="Calibri" w:hAnsi="Calibri"/>
+                <w:b w:val="false"/>
+                <w:bCs w:val="false"/>
+                <w:color w:val="1A1A1A"/>
+                <w:sz w:val="19"/>
+                <w:szCs w:val="19"/>
               </w:rPr>
               <w:t xml:space="preserve">15cabe1</w:t>
             </w:r>
@@ -2829,23 +5919,26 @@
               <w:right w:val="single" w:color="BFBFBF" w:sz="4"/>
             </w:tcBorders>
             <w:tcMar>
-              <w:top w:type="dxa" w:w="60"/>
-              <w:left w:type="dxa" w:w="100"/>
-              <w:bottom w:type="dxa" w:w="60"/>
-              <w:right w:type="dxa" w:w="100"/>
-            </w:tcMar>
-          </w:tcPr>
-          <w:p>
+              <w:top w:type="dxa" w:w="80"/>
+              <w:left w:type="dxa" w:w="120"/>
+              <w:bottom w:type="dxa" w:w="80"/>
+              <w:right w:type="dxa" w:w="120"/>
+            </w:tcMar>
+          </w:tcPr>
+          <w:p>
+            <w:pPr>
+              <w:spacing w:after="0" w:before="0" w:line="260"/>
+            </w:pPr>
             <w:r>
               <w:rPr>
                 <w:rFonts w:ascii="Consolas" w:cs="Consolas" w:eastAsia="Consolas" w:hAnsi="Consolas"/>
                 <w:b w:val="false"/>
                 <w:bCs w:val="false"/>
-                <w:color w:val="000000"/>
-                <w:sz w:val="18"/>
-                <w:szCs w:val="18"/>
-              </w:rPr>
-              <w:t xml:space="preserve">pipeline error rendering crash for non-string error envelopes</w:t>
+                <w:color w:val="1A1A1A"/>
+                <w:sz w:val="19"/>
+                <w:szCs w:val="19"/>
+              </w:rPr>
+              <w:t xml:space="preserve">Pipeline error rendering crash for non-string envelopes</w:t>
             </w:r>
           </w:p>
         </w:tc>
@@ -2859,21 +5952,24 @@
               <w:right w:val="single" w:color="BFBFBF" w:sz="4"/>
             </w:tcBorders>
             <w:tcMar>
-              <w:top w:type="dxa" w:w="60"/>
-              <w:left w:type="dxa" w:w="100"/>
-              <w:bottom w:type="dxa" w:w="60"/>
-              <w:right w:type="dxa" w:w="100"/>
-            </w:tcMar>
-          </w:tcPr>
-          <w:p>
-            <w:r>
-              <w:rPr>
-                <w:rFonts w:ascii="Calibri" w:cs="Calibri" w:eastAsia="Calibri" w:hAnsi="Calibri"/>
-                <w:b w:val="false"/>
-                <w:bCs w:val="false"/>
-                <w:color w:val="000000"/>
-                <w:sz w:val="18"/>
-                <w:szCs w:val="18"/>
+              <w:top w:type="dxa" w:w="80"/>
+              <w:left w:type="dxa" w:w="120"/>
+              <w:bottom w:type="dxa" w:w="80"/>
+              <w:right w:type="dxa" w:w="120"/>
+            </w:tcMar>
+          </w:tcPr>
+          <w:p>
+            <w:pPr>
+              <w:spacing w:after="0" w:before="0" w:line="260"/>
+            </w:pPr>
+            <w:r>
+              <w:rPr>
+                <w:rFonts w:ascii="Calibri" w:cs="Calibri" w:eastAsia="Calibri" w:hAnsi="Calibri"/>
+                <w:b w:val="false"/>
+                <w:bCs w:val="false"/>
+                <w:color w:val="1A1A1A"/>
+                <w:sz w:val="19"/>
+                <w:szCs w:val="19"/>
               </w:rPr>
               <w:t xml:space="preserve">9baac32</w:t>
             </w:r>
@@ -2890,22 +5986,26 @@
               <w:bottom w:val="single" w:color="BFBFBF" w:sz="4"/>
               <w:right w:val="single" w:color="BFBFBF" w:sz="4"/>
             </w:tcBorders>
-            <w:tcMar>
-              <w:top w:type="dxa" w:w="60"/>
-              <w:left w:type="dxa" w:w="100"/>
-              <w:bottom w:type="dxa" w:w="60"/>
-              <w:right w:type="dxa" w:w="100"/>
-            </w:tcMar>
-          </w:tcPr>
-          <w:p>
+            <w:shd w:fill="F2F2F2" w:val="clear"/>
+            <w:tcMar>
+              <w:top w:type="dxa" w:w="80"/>
+              <w:left w:type="dxa" w:w="120"/>
+              <w:bottom w:type="dxa" w:w="80"/>
+              <w:right w:type="dxa" w:w="120"/>
+            </w:tcMar>
+          </w:tcPr>
+          <w:p>
+            <w:pPr>
+              <w:spacing w:after="0" w:before="0" w:line="260"/>
+            </w:pPr>
             <w:r>
               <w:rPr>
                 <w:rFonts w:ascii="Consolas" w:cs="Consolas" w:eastAsia="Consolas" w:hAnsi="Consolas"/>
                 <w:b w:val="false"/>
                 <w:bCs w:val="false"/>
-                <w:color w:val="000000"/>
-                <w:sz w:val="18"/>
-                <w:szCs w:val="18"/>
+                <w:color w:val="1A1A1A"/>
+                <w:sz w:val="19"/>
+                <w:szCs w:val="19"/>
               </w:rPr>
               <w:t xml:space="preserve">Postgres 'postmaster became multithreaded' on macOS local DMG</w:t>
             </w:r>
@@ -2920,24 +6020,28 @@
               <w:bottom w:val="single" w:color="BFBFBF" w:sz="4"/>
               <w:right w:val="single" w:color="BFBFBF" w:sz="4"/>
             </w:tcBorders>
-            <w:tcMar>
-              <w:top w:type="dxa" w:w="60"/>
-              <w:left w:type="dxa" w:w="100"/>
-              <w:bottom w:type="dxa" w:w="60"/>
-              <w:right w:type="dxa" w:w="100"/>
-            </w:tcMar>
-          </w:tcPr>
-          <w:p>
-            <w:r>
-              <w:rPr>
-                <w:rFonts w:ascii="Calibri" w:cs="Calibri" w:eastAsia="Calibri" w:hAnsi="Calibri"/>
-                <w:b w:val="false"/>
-                <w:bCs w:val="false"/>
-                <w:color w:val="000000"/>
-                <w:sz w:val="18"/>
-                <w:szCs w:val="18"/>
-              </w:rPr>
-              <w:t xml:space="preserve">8d7cf37 (LC_ALL=C in pgExecEnv)</w:t>
+            <w:shd w:fill="F2F2F2" w:val="clear"/>
+            <w:tcMar>
+              <w:top w:type="dxa" w:w="80"/>
+              <w:left w:type="dxa" w:w="120"/>
+              <w:bottom w:type="dxa" w:w="80"/>
+              <w:right w:type="dxa" w:w="120"/>
+            </w:tcMar>
+          </w:tcPr>
+          <w:p>
+            <w:pPr>
+              <w:spacing w:after="0" w:before="0" w:line="260"/>
+            </w:pPr>
+            <w:r>
+              <w:rPr>
+                <w:rFonts w:ascii="Calibri" w:cs="Calibri" w:eastAsia="Calibri" w:hAnsi="Calibri"/>
+                <w:b w:val="false"/>
+                <w:bCs w:val="false"/>
+                <w:color w:val="1A1A1A"/>
+                <w:sz w:val="19"/>
+                <w:szCs w:val="19"/>
+              </w:rPr>
+              <w:t xml:space="preserve">8d7cf37</w:t>
             </w:r>
           </w:p>
         </w:tc>
@@ -2945,7 +6049,7 @@
     </w:tbl>
     <w:p>
       <w:pPr>
-        <w:spacing w:after="60" w:before="60"/>
+        <w:spacing w:after="60" w:before="60" w:line="280"/>
         <w:jc w:val="left"/>
       </w:pPr>
       <w:r>
@@ -2955,16 +6059,27 @@
           <w:bCs w:val="false"/>
           <w:i w:val="false"/>
           <w:iCs w:val="false"/>
-          <w:color w:val="000000"/>
-          <w:sz w:val="20"/>
-          <w:szCs w:val="20"/>
+          <w:color w:val="1A1A1A"/>
+          <w:sz w:val="21"/>
+          <w:szCs w:val="21"/>
         </w:rPr>
         <w:t xml:space="preserve"/>
       </w:r>
     </w:p>
     <w:p>
       <w:pPr>
-        <w:spacing w:after="60" w:before="320"/>
+        <w:pBdr>
+          <w:top w:val="single" w:color="C09853" w:sz="8" w:space="1"/>
+        </w:pBdr>
+        <w:spacing w:after="80" w:before="320"/>
+      </w:pPr>
+      <w:r>
+        <w:t xml:space="preserve"/>
+      </w:r>
+    </w:p>
+    <w:p>
+      <w:pPr>
+        <w:spacing w:after="60" w:before="60" w:line="280"/>
         <w:jc w:val="center"/>
       </w:pPr>
       <w:r>
@@ -2983,7 +6098,7 @@
     </w:p>
     <w:p>
       <w:pPr>
-        <w:spacing w:after="60" w:before="60"/>
+        <w:spacing w:after="0" w:before="60" w:line="280"/>
         <w:jc w:val="center"/>
       </w:pPr>
       <w:r>
@@ -2997,13 +6112,16 @@
           <w:sz w:val="16"/>
           <w:szCs w:val="16"/>
         </w:rPr>
-        <w:t xml:space="preserve">Generated 2026-04-29T16:42:01.964Z · Information Physics V4.5</w:t>
+        <w:t xml:space="preserve">InformationPhysics.ai, LLC  ·  V4.5  ·  April 2026</w:t>
       </w:r>
     </w:p>
     <w:sectPr>
+      <w:headerReference w:type="default" r:id="rId7"/>
+      <w:footerReference w:type="default" r:id="rId8"/>
       <w:pgSz w:w="12240" w:h="15840" w:orient="portrait"/>
-      <w:pgMar w:top="1080" w:right="1080" w:bottom="1080" w:left="1080" w:header="708" w:footer="708" w:gutter="0"/>
+      <w:pgMar w:top="1180" w:right="1320" w:bottom="1180" w:left="1320" w:header="720" w:footer="720" w:gutter="0"/>
       <w:pgNumType/>
+      <w:titlePg w:val="false"/>
       <w:docGrid w:linePitch="360"/>
     </w:sectPr>
   </w:body>
@@ -3051,6 +6169,80 @@
 </w:endnotes>
 </file>
 
+<file path=word/footer1.xml><?xml version="1.0" encoding="utf-8"?>
+<w:ftr xmlns:wpc="http://schemas.microsoft.com/office/word/2010/wordprocessingCanvas" xmlns:mc="http://schemas.openxmlformats.org/markup-compatibility/2006" xmlns:o="urn:schemas-microsoft-com:office:office" xmlns:r="http://schemas.openxmlformats.org/officeDocument/2006/relationships" xmlns:m="http://schemas.openxmlformats.org/officeDocument/2006/math" xmlns:v="urn:schemas-microsoft-com:vml" xmlns:wp14="http://schemas.microsoft.com/office/word/2010/wordprocessingDrawing" xmlns:wp="http://schemas.openxmlformats.org/drawingml/2006/wordprocessingDrawing" xmlns:w10="urn:schemas-microsoft-com:office:word" xmlns:w="http://schemas.openxmlformats.org/wordprocessingml/2006/main" xmlns:w14="http://schemas.microsoft.com/office/word/2010/wordml" xmlns:w15="http://schemas.microsoft.com/office/word/2012/wordml" xmlns:wpg="http://schemas.microsoft.com/office/word/2010/wordprocessingGroup" xmlns:wpi="http://schemas.microsoft.com/office/word/2010/wordprocessingInk" xmlns:wne="http://schemas.microsoft.com/office/word/2006/wordml" xmlns:wps="http://schemas.microsoft.com/office/word/2010/wordprocessingShape">
+  <w:p>
+    <w:pPr>
+      <w:pBdr>
+        <w:top w:val="single" w:color="C09853" w:sz="6" w:space="1"/>
+      </w:pBdr>
+      <w:tabs>
+        <w:tab w:val="right" w:pos="9360"/>
+      </w:tabs>
+      <w:spacing w:after="0" w:before="0"/>
+    </w:pPr>
+    <w:r>
+      <w:rPr>
+        <w:rFonts w:ascii="Calibri" w:cs="Calibri" w:eastAsia="Calibri" w:hAnsi="Calibri"/>
+        <w:color w:val="808080"/>
+        <w:sz w:val="16"/>
+        <w:szCs w:val="16"/>
+      </w:rPr>
+      <w:t xml:space="preserve">InformationPhysics.ai, LLC</w:t>
+    </w:r>
+    <w:r>
+      <w:rPr>
+        <w:sz w:val="16"/>
+        <w:szCs w:val="16"/>
+      </w:rPr>
+      <w:t xml:space="preserve">	</w:t>
+    </w:r>
+    <w:r>
+      <w:rPr>
+        <w:rFonts w:ascii="Calibri" w:cs="Calibri" w:eastAsia="Calibri" w:hAnsi="Calibri"/>
+        <w:color w:val="808080"/>
+        <w:sz w:val="16"/>
+        <w:szCs w:val="16"/>
+      </w:rPr>
+      <w:t xml:space="preserve">Page </w:t>
+    </w:r>
+    <w:r>
+      <w:rPr>
+        <w:rFonts w:ascii="Calibri" w:cs="Calibri" w:eastAsia="Calibri" w:hAnsi="Calibri"/>
+        <w:color w:val="808080"/>
+        <w:sz w:val="16"/>
+        <w:szCs w:val="16"/>
+      </w:rPr>
+      <w:fldChar w:fldCharType="begin"/>
+      <w:instrText xml:space="preserve">PAGE</w:instrText>
+      <w:fldChar w:fldCharType="separate"/>
+      <w:fldChar w:fldCharType="end"/>
+    </w:r>
+    <w:r>
+      <w:rPr>
+        <w:rFonts w:ascii="Calibri" w:cs="Calibri" w:eastAsia="Calibri" w:hAnsi="Calibri"/>
+        <w:color w:val="808080"/>
+        <w:sz w:val="16"/>
+        <w:szCs w:val="16"/>
+      </w:rPr>
+      <w:t xml:space="preserve"> of </w:t>
+    </w:r>
+    <w:r>
+      <w:rPr>
+        <w:rFonts w:ascii="Calibri" w:cs="Calibri" w:eastAsia="Calibri" w:hAnsi="Calibri"/>
+        <w:color w:val="808080"/>
+        <w:sz w:val="16"/>
+        <w:szCs w:val="16"/>
+      </w:rPr>
+      <w:fldChar w:fldCharType="begin"/>
+      <w:instrText xml:space="preserve">NUMPAGES</w:instrText>
+      <w:fldChar w:fldCharType="separate"/>
+      <w:fldChar w:fldCharType="end"/>
+    </w:r>
+  </w:p>
+</w:ftr>
+</file>
+
 <file path=word/footnotes.xml><?xml version="1.0" encoding="utf-8"?>
 <w:footnotes xmlns:wpc="http://schemas.microsoft.com/office/word/2010/wordprocessingCanvas" xmlns:mc="http://schemas.openxmlformats.org/markup-compatibility/2006" xmlns:o="urn:schemas-microsoft-com:office:office" xmlns:r="http://schemas.openxmlformats.org/officeDocument/2006/relationships" xmlns:m="http://schemas.openxmlformats.org/officeDocument/2006/math" xmlns:v="urn:schemas-microsoft-com:vml" xmlns:wp14="http://schemas.microsoft.com/office/word/2010/wordprocessingDrawing" xmlns:wp="http://schemas.openxmlformats.org/drawingml/2006/wordprocessingDrawing" xmlns:w10="urn:schemas-microsoft-com:office:word" xmlns:w="http://schemas.openxmlformats.org/wordprocessingml/2006/main" xmlns:w14="http://schemas.microsoft.com/office/word/2010/wordml" xmlns:w15="http://schemas.microsoft.com/office/word/2012/wordml" xmlns:wpg="http://schemas.microsoft.com/office/word/2010/wordprocessingGroup" xmlns:wpi="http://schemas.microsoft.com/office/word/2010/wordprocessingInk" xmlns:wne="http://schemas.microsoft.com/office/word/2006/wordml" xmlns:wps="http://schemas.microsoft.com/office/word/2010/wordprocessingShape" mc:Ignorable="w14 w15 wp14">
   <w:footnote w:type="separator" w:id="-1">
@@ -3086,6 +6278,70 @@
     </w:p>
   </w:footnote>
 </w:footnotes>
+</file>
+
+<file path=word/header1.xml><?xml version="1.0" encoding="utf-8"?>
+<w:hdr xmlns:wpc="http://schemas.microsoft.com/office/word/2010/wordprocessingCanvas" xmlns:mc="http://schemas.openxmlformats.org/markup-compatibility/2006" xmlns:o="urn:schemas-microsoft-com:office:office" xmlns:r="http://schemas.openxmlformats.org/officeDocument/2006/relationships" xmlns:m="http://schemas.openxmlformats.org/officeDocument/2006/math" xmlns:v="urn:schemas-microsoft-com:vml" xmlns:wp14="http://schemas.microsoft.com/office/word/2010/wordprocessingDrawing" xmlns:wp="http://schemas.openxmlformats.org/drawingml/2006/wordprocessingDrawing" xmlns:w10="urn:schemas-microsoft-com:office:word" xmlns:w="http://schemas.openxmlformats.org/wordprocessingml/2006/main" xmlns:w14="http://schemas.microsoft.com/office/word/2010/wordml" xmlns:w15="http://schemas.microsoft.com/office/word/2012/wordml" xmlns:wpg="http://schemas.microsoft.com/office/word/2010/wordprocessingGroup" xmlns:wpi="http://schemas.microsoft.com/office/word/2010/wordprocessingInk" xmlns:wne="http://schemas.microsoft.com/office/word/2006/wordml" xmlns:wps="http://schemas.microsoft.com/office/word/2010/wordprocessingShape" xmlns:cx="http://schemas.microsoft.com/office/drawing/2014/chartex" xmlns:cx1="http://schemas.microsoft.com/office/drawing/2015/9/8/chartex" xmlns:cx2="http://schemas.microsoft.com/office/drawing/2015/10/21/chartex" xmlns:cx3="http://schemas.microsoft.com/office/drawing/2016/5/9/chartex" xmlns:cx4="http://schemas.microsoft.com/office/drawing/2016/5/10/chartex" xmlns:cx5="http://schemas.microsoft.com/office/drawing/2016/5/11/chartex" xmlns:cx6="http://schemas.microsoft.com/office/drawing/2016/5/12/chartex" xmlns:cx7="http://schemas.microsoft.com/office/drawing/2016/5/13/chartex" xmlns:cx8="http://schemas.microsoft.com/office/drawing/2016/5/14/chartex" xmlns:w16cid="http://schemas.microsoft.com/office/word/2016/wordml/cid" xmlns:w16se="http://schemas.microsoft.com/office/word/2015/wordml/symex">
+  <w:p>
+    <w:pPr>
+      <w:pBdr>
+        <w:bottom w:val="single" w:color="C09853" w:sz="6" w:space="1"/>
+      </w:pBdr>
+      <w:tabs>
+        <w:tab w:val="right" w:pos="9360"/>
+      </w:tabs>
+      <w:spacing w:after="0" w:before="0"/>
+    </w:pPr>
+    <w:r>
+      <w:rPr>
+        <w:rFonts w:ascii="Calibri" w:cs="Calibri" w:eastAsia="Calibri" w:hAnsi="Calibri"/>
+        <w:b/>
+        <w:bCs/>
+        <w:color w:val="1F3864"/>
+        <w:sz w:val="17"/>
+        <w:szCs w:val="17"/>
+      </w:rPr>
+      <w:t xml:space="preserve">InformationPhysics.ai</w:t>
+    </w:r>
+    <w:r>
+      <w:rPr>
+        <w:color w:val="808080"/>
+        <w:sz w:val="17"/>
+        <w:szCs w:val="17"/>
+      </w:rPr>
+      <w:t xml:space="preserve">  ·  </w:t>
+    </w:r>
+    <w:r>
+      <w:rPr>
+        <w:rFonts w:ascii="Calibri" w:cs="Calibri" w:eastAsia="Calibri" w:hAnsi="Calibri"/>
+        <w:i/>
+        <w:iCs/>
+        <w:color w:val="2E5090"/>
+        <w:sz w:val="17"/>
+        <w:szCs w:val="17"/>
+      </w:rPr>
+      <w:t xml:space="preserve">V4.5 Release Notes</w:t>
+    </w:r>
+    <w:r>
+      <w:rPr>
+        <w:sz w:val="17"/>
+        <w:szCs w:val="17"/>
+      </w:rPr>
+      <w:t xml:space="preserve">	</w:t>
+    </w:r>
+    <w:r>
+      <w:rPr>
+        <w:rFonts w:ascii="Calibri" w:cs="Calibri" w:eastAsia="Calibri" w:hAnsi="Calibri"/>
+        <w:b/>
+        <w:bCs/>
+        <w:color w:val="C09853"/>
+        <w:sz w:val="17"/>
+        <w:szCs w:val="17"/>
+      </w:rPr>
+      <w:t xml:space="preserve">V4.5  ·  CONFIDENTIAL</w:t>
+    </w:r>
+  </w:p>
+</w:hdr>
 </file>
 
 <file path=word/numbering.xml><?xml version="1.0" encoding="utf-8"?>
@@ -3189,8 +6445,9 @@
     <w:rPrDefault>
       <w:rPr>
         <w:rFonts w:ascii="Calibri" w:cs="Calibri" w:eastAsia="Calibri" w:hAnsi="Calibri"/>
-        <w:sz w:val="20"/>
-        <w:szCs w:val="20"/>
+        <w:color w:val="1A1A1A"/>
+        <w:sz w:val="21"/>
+        <w:szCs w:val="21"/>
       </w:rPr>
     </w:rPrDefault>
     <w:pPrDefault/>
@@ -3372,7 +6629,7 @@
     <w:next w:val="Normal"/>
     <w:qFormat/>
     <w:pPr>
-      <w:spacing w:after="140" w:before="280"/>
+      <w:spacing w:after="160" w:before="360" w:line="320"/>
       <w:outlineLvl w:val="0"/>
     </w:pPr>
     <w:rPr>
@@ -3390,7 +6647,7 @@
     <w:next w:val="Normal"/>
     <w:qFormat/>
     <w:pPr>
-      <w:spacing w:after="100" w:before="220"/>
+      <w:spacing w:after="100" w:before="240" w:line="300"/>
       <w:outlineLvl w:val="1"/>
     </w:pPr>
     <w:rPr>
@@ -3408,13 +6665,15 @@
     <w:next w:val="Normal"/>
     <w:qFormat/>
     <w:pPr>
-      <w:spacing w:after="80" w:before="160"/>
+      <w:spacing w:after="80" w:before="180" w:line="280"/>
       <w:outlineLvl w:val="2"/>
     </w:pPr>
     <w:rPr>
       <w:rFonts w:ascii="Calibri" w:cs="Calibri" w:eastAsia="Calibri" w:hAnsi="Calibri"/>
       <w:b/>
       <w:bCs/>
+      <w:i/>
+      <w:iCs/>
       <w:color w:val="2E5090"/>
       <w:sz w:val="22"/>
       <w:szCs w:val="22"/>

--- a/public/docs/Release_Notes_V45.docx
+++ b/public/docs/Release_Notes_V45.docx
@@ -1,5 +1,5 @@
 
-<file path=word/document.xml><?xml version="1.0" encoding="UTF-8" standalone="yes"?><w:document mc:Ignorable="w14 w15 wp14" xmlns:wpc="http://schemas.microsoft.com/office/word/2010/wordprocessingCanvas" xmlns:mc="http://schemas.openxmlformats.org/markup-compatibility/2006" xmlns:o="urn:schemas-microsoft-com:office:office" xmlns:r="http://schemas.openxmlformats.org/officeDocument/2006/relationships" xmlns:m="http://schemas.openxmlformats.org/officeDocument/2006/math" xmlns:v="urn:schemas-microsoft-com:vml" xmlns:wp14="http://schemas.microsoft.com/office/word/2010/wordprocessingDrawing" xmlns:wp="http://schemas.openxmlformats.org/drawingml/2006/wordprocessingDrawing" xmlns:w10="urn:schemas-microsoft-com:office:word" xmlns:w="http://schemas.openxmlformats.org/wordprocessingml/2006/main" xmlns:w14="http://schemas.microsoft.com/office/word/2010/wordml" xmlns:w15="http://schemas.microsoft.com/office/word/2012/wordml" xmlns:wpg="http://schemas.microsoft.com/office/word/2010/wordprocessingGroup" xmlns:wpi="http://schemas.microsoft.com/office/word/2010/wordprocessingInk" xmlns:wne="http://schemas.microsoft.com/office/word/2006/wordml" xmlns:wps="http://schemas.microsoft.com/office/word/2010/wordprocessingShape" xmlns:cx="http://schemas.microsoft.com/office/drawing/2014/chartex" xmlns:cx1="http://schemas.microsoft.com/office/drawing/2015/9/8/chartex" xmlns:cx2="http://schemas.microsoft.com/office/drawing/2015/10/21/chartex" xmlns:cx3="http://schemas.microsoft.com/office/drawing/2016/5/9/chartex" xmlns:cx4="http://schemas.microsoft.com/office/drawing/2016/5/10/chartex" xmlns:cx5="http://schemas.microsoft.com/office/drawing/2016/5/11/chartex" xmlns:cx6="http://schemas.microsoft.com/office/drawing/2016/5/12/chartex" xmlns:cx7="http://schemas.microsoft.com/office/drawing/2016/5/13/chartex" xmlns:cx8="http://schemas.microsoft.com/office/drawing/2016/5/14/chartex" xmlns:aink="http://schemas.microsoft.com/office/drawing/2016/ink" xmlns:am3d="http://schemas.microsoft.com/office/drawing/2017/model3d" xmlns:w16cex="http://schemas.microsoft.com/office/word/2018/wordml/cex" xmlns:w16cid="http://schemas.microsoft.com/office/word/2016/wordml/cid" xmlns:w16="http://schemas.microsoft.com/office/word/2018/wordml" xmlns:w16sdtdh="http://schemas.microsoft.com/office/word/2020/wordml/sdtdatahash" xmlns:w16se="http://schemas.microsoft.com/office/word/2015/wordml/symex"><w:body><w:tbl><w:tblPr><w:tblW w:type="dxa" w:w="9600"/><w:tblBorders><w:top w:val="single" w:color="auto" w:sz="4"/><w:left w:val="single" w:color="auto" w:sz="4"/><w:bottom w:val="single" w:color="auto" w:sz="4"/><w:right w:val="single" w:color="auto" w:sz="4"/><w:insideH w:val="single" w:color="auto" w:sz="4"/><w:insideV w:val="single" w:color="auto" w:sz="4"/></w:tblBorders></w:tblPr><w:tblGrid><w:gridCol w:w="9600"/></w:tblGrid><w:tr><w:tc><w:tcPr><w:tcW w:type="dxa" w:w="9600"/><w:tcBorders><w:top w:val="single" w:color="E11D48" w:sz="18"/><w:left w:val="single" w:color="E11D48" w:sz="18"/><w:bottom w:val="single" w:color="E11D48" w:sz="18"/><w:right w:val="single" w:color="E11D48" w:sz="18"/></w:tcBorders><w:shd w:fill="FFF1F2" w:val="clear"/><w:tcMar><w:top w:type="dxa" w:w="160"/><w:left w:type="dxa" w:w="240"/><w:bottom w:type="dxa" w:w="160"/><w:right w:type="dxa" w:w="240"/></w:tcMar></w:tcPr><w:p><w:pPr><w:spacing w:after="80" w:before="0"/></w:pPr><w:r><w:rPr><w:rFonts w:ascii="Calibri" w:cs="Calibri" w:eastAsia="Calibri" w:hAnsi="Calibri"/><w:b/><w:bCs/><w:color w:val="BE123C"/><w:sz w:val="22"/><w:szCs w:val="22"/></w:rPr><w:t xml:space="preserve">⚠  CONFIDENTIAL — TRADE SECRET</w:t></w:r></w:p><w:p><w:pPr><w:spacing w:after="0" w:before="0" w:line="280"/></w:pPr><w:r><w:rPr><w:rFonts w:ascii="Calibri" w:cs="Calibri" w:eastAsia="Calibri" w:hAnsi="Calibri"/><w:color w:val="BE123C"/><w:sz w:val="20"/><w:szCs w:val="20"/></w:rPr><w:t xml:space="preserve">This document describes the internal logic, data structures, and operational behavior of a proprietary subsystem of the Information Physics Demo System. It contains confidential information and trade secrets of InformationPhysics.ai, LLC, including algorithmic detail not present in public-facing materials. Subject to the Transaction-Grade One-Way Non-Disclosure Agreement on file. Unauthorized use, disclosure, or reproduction is strictly prohibited and may result in civil and criminal liability.</w:t></w:r></w:p></w:tc></w:tr></w:tbl><w:p><w:pPr><w:spacing w:after="60" w:before="60" w:line="280"/><w:jc w:val="left"/></w:pPr><w:r><w:rPr><w:rFonts w:ascii="Calibri" w:cs="Calibri" w:eastAsia="Calibri" w:hAnsi="Calibri"/><w:b w:val="false"/><w:bCs w:val="false"/><w:i w:val="false"/><w:iCs w:val="false"/><w:caps w:val="false"/><w:color w:val="0F172A"/><w:sz w:val="21"/><w:szCs w:val="21"/></w:rPr><w:t xml:space="preserve"></w:t></w:r></w:p><w:p><w:pPr><w:spacing w:after="60" w:before="60" w:line="280"/><w:jc w:val="left"/></w:pPr><w:r><w:rPr><w:rFonts w:ascii="Calibri" w:cs="Calibri" w:eastAsia="Calibri" w:hAnsi="Calibri"/><w:b w:val="false"/><w:bCs w:val="false"/><w:i w:val="false"/><w:iCs w:val="false"/><w:caps w:val="false"/><w:color w:val="0F172A"/><w:sz w:val="21"/><w:szCs w:val="21"/></w:rPr><w:t xml:space="preserve"></w:t></w:r></w:p><w:p><w:pPr><w:spacing w:after="160" w:before="60" w:line="280"/><w:jc w:val="center"/></w:pPr><w:r><w:rPr><w:rFonts w:ascii="Calibri" w:cs="Calibri" w:eastAsia="Calibri" w:hAnsi="Calibri"/><w:b w:val="false"/><w:bCs w:val="false"/><w:i w:val="false"/><w:iCs w:val="false"/><w:caps/><w:color w:val="94A3B8"/><w:sz w:val="17"/><w:szCs w:val="17"/></w:rPr><w:t xml:space="preserve">Engineering Reference — Internal / NDA-Restricted</w:t></w:r></w:p><w:p><w:pPr><w:spacing w:after="80" w:before="60" w:line="280"/><w:jc w:val="center"/></w:pPr><w:r><w:rPr><w:rFonts w:ascii="Calibri" w:cs="Calibri" w:eastAsia="Calibri" w:hAnsi="Calibri"/><w:b/><w:bCs/><w:i w:val="false"/><w:iCs w:val="false"/><w:caps w:val="false"/><w:color w:val="0F172A"/><w:sz w:val="36"/><w:szCs w:val="36"/></w:rPr><w:t xml:space="preserve">V4.5 Release Notes</w:t></w:r></w:p><w:p><w:pPr><w:spacing w:after="200" w:before="60" w:line="280"/><w:jc w:val="center"/></w:pPr><w:r><w:rPr><w:rFonts w:ascii="Calibri" w:cs="Calibri" w:eastAsia="Calibri" w:hAnsi="Calibri"/><w:b w:val="false"/><w:bCs w:val="false"/><w:i/><w:iCs/><w:caps w:val="false"/><w:color w:val="475569"/><w:sz w:val="22"/><w:szCs w:val="22"/></w:rPr><w:t xml:space="preserve">Operator-facing changelog: retrieval correctness, operability, distribution</w:t></w:r></w:p><w:p><w:pPr><w:spacing w:after="40" w:before="60" w:line="280"/><w:jc w:val="center"/></w:pPr><w:r><w:rPr><w:rFonts w:ascii="Calibri" w:cs="Calibri" w:eastAsia="Calibri" w:hAnsi="Calibri"/><w:b/><w:bCs/><w:i w:val="false"/><w:iCs w:val="false"/><w:caps w:val="false"/><w:color w:val="0F172A"/><w:sz w:val="22"/><w:szCs w:val="22"/></w:rPr><w:t xml:space="preserve">Michael Simon Bodner, Ph.D.</w:t></w:r></w:p><w:p><w:pPr><w:spacing w:after="40" w:before="60" w:line="280"/><w:jc w:val="center"/></w:pPr><w:r><w:rPr><w:rFonts w:ascii="Calibri" w:cs="Calibri" w:eastAsia="Calibri" w:hAnsi="Calibri"/><w:b w:val="false"/><w:bCs w:val="false"/><w:i w:val="false"/><w:iCs w:val="false"/><w:caps w:val="false"/><w:color w:val="0F3460"/><w:sz w:val="18"/><w:szCs w:val="18"/></w:rPr><w:t xml:space="preserve">Founder &amp; Chief Scientist, InformationPhysics.ai</w:t></w:r></w:p><w:p><w:pPr><w:spacing w:after="40" w:before="60" w:line="280"/><w:jc w:val="center"/></w:pPr><w:r><w:rPr><w:rFonts w:ascii="Calibri" w:cs="Calibri" w:eastAsia="Calibri" w:hAnsi="Calibri"/><w:b w:val="false"/><w:bCs w:val="false"/><w:i w:val="false"/><w:iCs w:val="false"/><w:caps w:val="false"/><w:color w:val="475569"/><w:sz w:val="18"/><w:szCs w:val="18"/></w:rPr><w:t xml:space="preserve">April 2026 — Software Version V4.5.0</w:t></w:r></w:p><w:p><w:pPr><w:spacing w:after="40" w:before="60" w:line="280"/><w:jc w:val="center"/></w:pPr><w:r><w:rPr><w:rFonts w:ascii="Consolas" w:cs="Consolas" w:eastAsia="Consolas" w:hAnsi="Consolas"/><w:b w:val="false"/><w:bCs w:val="false"/><w:i w:val="false"/><w:iCs w:val="false"/><w:caps w:val="false"/><w:color w:val="475569"/><w:sz w:val="16"/><w:szCs w:val="16"/></w:rPr><w:t xml:space="preserve">Railway production + Electron DMG variants (Full / Cloud / Local)</w:t></w:r></w:p><w:p><w:pPr><w:spacing w:after="240" w:before="60" w:line="280"/><w:jc w:val="center"/></w:pPr><w:r><w:rPr><w:rFonts w:ascii="Calibri" w:cs="Calibri" w:eastAsia="Calibri" w:hAnsi="Calibri"/><w:b w:val="false"/><w:bCs w:val="false"/><w:i w:val="false"/><w:iCs w:val="false"/><w:caps w:val="false"/><w:color w:val="94A3B8"/><w:sz w:val="16"/><w:szCs w:val="16"/></w:rPr><w:t xml:space="preserve">© 2026 InformationPhysics.ai, LLC. All rights reserved.</w:t></w:r></w:p><w:tbl><w:tblPr><w:tblW w:type="dxa" w:w="9600"/><w:tblBorders><w:top w:val="single" w:color="auto" w:sz="4"/><w:left w:val="single" w:color="auto" w:sz="4"/><w:bottom w:val="single" w:color="auto" w:sz="4"/><w:right w:val="single" w:color="auto" w:sz="4"/><w:insideH w:val="single" w:color="auto" w:sz="4"/><w:insideV w:val="single" w:color="auto" w:sz="4"/></w:tblBorders></w:tblPr><w:tblGrid><w:gridCol w:w="9600"/></w:tblGrid><w:tr><w:tc><w:tcPr><w:tcW w:type="dxa" w:w="9600"/><w:tcBorders><w:top w:val="single" w:color="CBD5E1" w:sz="4"/><w:left w:val="single" w:color="CBD5E1" w:sz="4"/><w:bottom w:val="single" w:color="CBD5E1" w:sz="4"/><w:right w:val="single" w:color="CBD5E1" w:sz="4"/></w:tcBorders><w:tcMar><w:top w:type="dxa" w:w="200"/><w:left w:type="dxa" w:w="240"/><w:bottom w:type="dxa" w:w="200"/><w:right w:type="dxa" w:w="240"/></w:tcMar></w:tcPr><w:p><w:pPr><w:spacing w:after="120" w:before="0"/></w:pPr><w:r><w:rPr><w:rFonts w:ascii="Calibri" w:cs="Calibri" w:eastAsia="Calibri" w:hAnsi="Calibri"/><w:b/><w:bCs/><w:color w:val="1F3864"/><w:sz w:val="24"/><w:szCs w:val="24"/></w:rPr><w:t xml:space="preserve">Abstract</w:t></w:r></w:p><w:p><w:pPr><w:spacing w:after="0" w:before="0" w:line="300"/></w:pPr><w:r><w:rPr><w:rFonts w:ascii="Calibri" w:cs="Calibri" w:eastAsia="Calibri" w:hAnsi="Calibri"/><w:color w:val="475569"/><w:sz w:val="21"/><w:szCs w:val="21"/></w:rPr><w:t xml:space="preserve">Retrieval correctness (migrations 029/031, cap-by-CSV, HSL aliasing, Jaccard dedup), operability (Models tab, Daily Token Budget, Benchmark dropdown, embedded report viewer, Linkage view, Fix Broken MROs), UI polish, distribution (three DMG variants + signing infrastructure), shipped migrations, new endpoints, and the eight silent regressions caught and fixed.</w:t></w:r></w:p></w:tc></w:tr></w:tbl><w:p><w:pPr><w:spacing w:after="60" w:before="60" w:line="280"/><w:jc w:val="left"/></w:pPr><w:r><w:rPr><w:rFonts w:ascii="Calibri" w:cs="Calibri" w:eastAsia="Calibri" w:hAnsi="Calibri"/><w:b w:val="false"/><w:bCs w:val="false"/><w:i w:val="false"/><w:iCs w:val="false"/><w:caps w:val="false"/><w:color w:val="0F172A"/><w:sz w:val="21"/><w:szCs w:val="21"/></w:rPr><w:t xml:space="preserve"></w:t></w:r></w:p><w:p><w:pPr><w:pStyle w:val="Heading1"/><w:pBdr><w:bottom w:val="single" w:color="1F3864" w:sz="6" w:space="4"/></w:pBdr><w:spacing w:after="160" w:before="360" w:line="320"/></w:pPr><w:r><w:rPr><w:rFonts w:ascii="Calibri" w:cs="Calibri" w:eastAsia="Calibri" w:hAnsi="Calibri"/><w:b/><w:bCs/><w:color w:val="1F3864"/><w:sz w:val="28"/><w:szCs w:val="28"/></w:rPr><w:t xml:space="preserve">1.  Retrieval Correctness</w:t></w:r></w:p><w:tbl><w:tblPr><w:tblW w:type="dxa" w:w="9600"/><w:tblBorders><w:top w:val="single" w:color="auto" w:sz="4"/><w:left w:val="single" w:color="auto" w:sz="4"/><w:bottom w:val="single" w:color="auto" w:sz="4"/><w:right w:val="single" w:color="auto" w:sz="4"/><w:insideH w:val="single" w:color="auto" w:sz="4"/><w:insideV w:val="single" w:color="auto" w:sz="4"/></w:tblBorders></w:tblPr><w:tblGrid><w:gridCol w:w="9600"/></w:tblGrid><w:tr><w:tc><w:tcPr><w:tcW w:type="dxa" w:w="9600"/><w:tcBorders><w:top w:val="none" w:color="FFFFFF" w:sz="0"/><w:left w:val="single" w:color="FB7185" w:sz="18"/><w:bottom w:val="none" w:color="FFFFFF" w:sz="0"/><w:right w:val="none" w:color="FFFFFF" w:sz="0"/></w:tcBorders><w:tcMar><w:top w:type="dxa" w:w="80"/><w:left w:type="dxa" w:w="240"/><w:bottom w:type="dxa" w:w="120"/><w:right w:type="dxa" w:w="100"/></w:tcMar></w:tcPr><w:p><w:pPr><w:spacing w:after="80" w:before="0" w:line="280"/></w:pPr><w:r><w:rPr><w:rFonts w:ascii="Calibri" w:cs="Calibri" w:eastAsia="Calibri" w:hAnsi="Calibri"/><w:b/><w:bCs/><w:color w:val="0F172A"/><w:sz w:val="22"/><w:szCs w:val="22"/></w:rPr><w:t xml:space="preserve">1.1  Migration 029 — HSL inverted index population</w:t></w:r></w:p><w:p><w:pPr><w:spacing w:after="60" w:before="60" w:line="280"/><w:jc w:val="left"/></w:pPr><w:r><w:rPr><w:rFonts w:ascii="Calibri" w:cs="Calibri" w:eastAsia="Calibri" w:hAnsi="Calibri"/><w:b w:val="false"/><w:bCs w:val="false"/><w:i w:val="false"/><w:iCs w:val="false"/><w:caps w:val="false"/><w:color w:val="0F172A"/><w:sz w:val="21"/><w:szCs w:val="21"/></w:rPr><w:t xml:space="preserve">ier_refresh_hsl() was only parsing the element columns (which carry AIO row refs like &quot;acc_rfis.csv - Row 162&quot;, not [Key.Value] tokens). The actual bracket token lives in hsl_data.hsl_name (e.g. [Project ID.PRJ-003].hsl). Migration 029 extends the function to parse both and backfills every existing HSL. Before: cue-to-HSL probes returned 0. After: returned the right HSL set.</w:t></w:r></w:p></w:tc></w:tr></w:tbl><w:tbl><w:tblPr><w:tblW w:type="dxa" w:w="9600"/><w:tblBorders><w:top w:val="single" w:color="auto" w:sz="4"/><w:left w:val="single" w:color="auto" w:sz="4"/><w:bottom w:val="single" w:color="auto" w:sz="4"/><w:right w:val="single" w:color="auto" w:sz="4"/><w:insideH w:val="single" w:color="auto" w:sz="4"/><w:insideV w:val="single" w:color="auto" w:sz="4"/></w:tblBorders></w:tblPr><w:tblGrid><w:gridCol w:w="9600"/></w:tblGrid><w:tr><w:tc><w:tcPr><w:tcW w:type="dxa" w:w="9600"/><w:tcBorders><w:top w:val="none" w:color="FFFFFF" w:sz="0"/><w:left w:val="single" w:color="FB7185" w:sz="18"/><w:bottom w:val="none" w:color="FFFFFF" w:sz="0"/><w:right w:val="none" w:color="FFFFFF" w:sz="0"/></w:tcBorders><w:tcMar><w:top w:type="dxa" w:w="80"/><w:left w:type="dxa" w:w="240"/><w:bottom w:type="dxa" w:w="120"/><w:right w:type="dxa" w:w="100"/></w:tcMar></w:tcPr><w:p><w:pPr><w:spacing w:after="80" w:before="0" w:line="280"/></w:pPr><w:r><w:rPr><w:rFonts w:ascii="Calibri" w:cs="Calibri" w:eastAsia="Calibri" w:hAnsi="Calibri"/><w:b/><w:bCs/><w:color w:val="0F172A"/><w:sz w:val="22"/><w:szCs w:val="22"/></w:rPr><w:t xml:space="preserve">1.2  Cap-by-CSV diversity</w:t></w:r></w:p><w:p><w:pPr><w:spacing w:after="60" w:before="60" w:line="280"/><w:jc w:val="left"/></w:pPr><w:r><w:rPr><w:rFonts w:ascii="Calibri" w:cs="Calibri" w:eastAsia="Calibri" w:hAnsi="Calibri"/><w:b w:val="false"/><w:bCs w:val="false"/><w:i w:val="false"/><w:iCs w:val="false"/><w:caps w:val="false"/><w:color w:val="0F172A"/><w:sz w:val="21"/><w:szCs w:val="21"/></w:rPr><w:t xml:space="preserve">Both pipelines (frontend Recall in lib/aio-math.ts, backend Live in api/search_helpers.py) used a flat top-N cap on the matched AIO list. On corpora dominated by one CSV (the demo is 80% AIA305), the flat cap filled with AIA305 and starved the operational CSVs. Both paths now bucket by OriginalCSV first and take a fair per-CSV share before back-filling.</w:t></w:r></w:p></w:tc></w:tr></w:tbl><w:tbl><w:tblPr><w:tblW w:type="dxa" w:w="9600"/><w:tblBorders><w:top w:val="single" w:color="auto" w:sz="4"/><w:left w:val="single" w:color="auto" w:sz="4"/><w:bottom w:val="single" w:color="auto" w:sz="4"/><w:right w:val="single" w:color="auto" w:sz="4"/><w:insideH w:val="single" w:color="auto" w:sz="4"/><w:insideV w:val="single" w:color="auto" w:sz="4"/></w:tblBorders></w:tblPr><w:tblGrid><w:gridCol w:w="9600"/></w:tblGrid><w:tr><w:tc><w:tcPr><w:tcW w:type="dxa" w:w="9600"/><w:tcBorders><w:top w:val="none" w:color="FFFFFF" w:sz="0"/><w:left w:val="single" w:color="FB7185" w:sz="18"/><w:bottom w:val="none" w:color="FFFFFF" w:sz="0"/><w:right w:val="none" w:color="FFFFFF" w:sz="0"/></w:tcBorders><w:tcMar><w:top w:type="dxa" w:w="80"/><w:left w:type="dxa" w:w="240"/><w:bottom w:type="dxa" w:w="120"/><w:right w:type="dxa" w:w="100"/></w:tcMar></w:tcPr><w:p><w:pPr><w:spacing w:after="80" w:before="0" w:line="280"/></w:pPr><w:r><w:rPr><w:rFonts w:ascii="Calibri" w:cs="Calibri" w:eastAsia="Calibri" w:hAnsi="Calibri"/><w:b/><w:bCs/><w:color w:val="0F172A"/><w:sz w:val="22"/><w:szCs w:val="22"/></w:rPr><w:t xml:space="preserve">1.3  HSL field-name aliasing</w:t></w:r></w:p><w:p><w:pPr><w:spacing w:after="60" w:before="60" w:line="280"/><w:jc w:val="left"/></w:pPr><w:r><w:rPr><w:rFonts w:ascii="Calibri" w:cs="Calibri" w:eastAsia="Calibri" w:hAnsi="Calibri"/><w:b w:val="false"/><w:bCs w:val="false"/><w:i w:val="false"/><w:iCs w:val="false"/><w:caps w:val="false"/><w:color w:val="0F172A"/><w:sz w:val="21"/><w:szCs w:val="21"/></w:rPr><w:t xml:space="preserve">lib/hsl-aliases.ts folds equivalent field names (Project_ID, Project ID, Projects Assigned, Applicable Projects, Active Projects) to a single canonical Project for cue matching. Frontend-only for V1 so the alias table can iterate without DB migrations.</w:t></w:r></w:p></w:tc></w:tr></w:tbl><w:tbl><w:tblPr><w:tblW w:type="dxa" w:w="9600"/><w:tblBorders><w:top w:val="single" w:color="auto" w:sz="4"/><w:left w:val="single" w:color="auto" w:sz="4"/><w:bottom w:val="single" w:color="auto" w:sz="4"/><w:right w:val="single" w:color="auto" w:sz="4"/><w:insideH w:val="single" w:color="auto" w:sz="4"/><w:insideV w:val="single" w:color="auto" w:sz="4"/></w:tblBorders></w:tblPr><w:tblGrid><w:gridCol w:w="9600"/></w:tblGrid><w:tr><w:tc><w:tcPr><w:tcW w:type="dxa" w:w="9600"/><w:tcBorders><w:top w:val="none" w:color="FFFFFF" w:sz="0"/><w:left w:val="single" w:color="FB7185" w:sz="18"/><w:bottom w:val="none" w:color="FFFFFF" w:sz="0"/><w:right w:val="none" w:color="FFFFFF" w:sz="0"/></w:tcBorders><w:tcMar><w:top w:type="dxa" w:w="80"/><w:left w:type="dxa" w:w="240"/><w:bottom w:type="dxa" w:w="120"/><w:right w:type="dxa" w:w="100"/></w:tcMar></w:tcPr><w:p><w:pPr><w:spacing w:after="80" w:before="0" w:line="280"/></w:pPr><w:r><w:rPr><w:rFonts w:ascii="Calibri" w:cs="Calibri" w:eastAsia="Calibri" w:hAnsi="Calibri"/><w:b/><w:bCs/><w:color w:val="0F172A"/><w:sz w:val="22"/><w:szCs w:val="22"/></w:rPr><w:t xml:space="preserve">1.4  Migration 031 — IER trigram index</w:t></w:r></w:p><w:p><w:pPr><w:spacing w:after="60" w:before="60" w:line="280"/><w:jc w:val="left"/></w:pPr><w:r><w:rPr><w:rFonts w:ascii="Calibri" w:cs="Calibri" w:eastAsia="Calibri" w:hAnsi="Calibri"/><w:b w:val="false"/><w:bCs w:val="false"/><w:i w:val="false"/><w:iCs w:val="false"/><w:caps w:val="false"/><w:color w:val="0F172A"/><w:sz w:val="21"/><w:szCs w:val="21"/></w:rPr><w:t xml:space="preserve">Trigram-tolerant fallback in find-by-needles-full. Catches paraphrases the exact path doesn&apos;t handle (&quot;PRJ 003&quot; vs &quot;PRJ-003&quot;).</w:t></w:r></w:p></w:tc></w:tr></w:tbl><w:tbl><w:tblPr><w:tblW w:type="dxa" w:w="9600"/><w:tblBorders><w:top w:val="single" w:color="auto" w:sz="4"/><w:left w:val="single" w:color="auto" w:sz="4"/><w:bottom w:val="single" w:color="auto" w:sz="4"/><w:right w:val="single" w:color="auto" w:sz="4"/><w:insideH w:val="single" w:color="auto" w:sz="4"/><w:insideV w:val="single" w:color="auto" w:sz="4"/></w:tblBorders></w:tblPr><w:tblGrid><w:gridCol w:w="9600"/></w:tblGrid><w:tr><w:tc><w:tcPr><w:tcW w:type="dxa" w:w="9600"/><w:tcBorders><w:top w:val="none" w:color="FFFFFF" w:sz="0"/><w:left w:val="single" w:color="FB7185" w:sz="18"/><w:bottom w:val="none" w:color="FFFFFF" w:sz="0"/><w:right w:val="none" w:color="FFFFFF" w:sz="0"/></w:tcBorders><w:tcMar><w:top w:type="dxa" w:w="80"/><w:left w:type="dxa" w:w="240"/><w:bottom w:type="dxa" w:w="120"/><w:right w:type="dxa" w:w="100"/></w:tcMar></w:tcPr><w:p><w:pPr><w:spacing w:after="80" w:before="0" w:line="280"/></w:pPr><w:r><w:rPr><w:rFonts w:ascii="Calibri" w:cs="Calibri" w:eastAsia="Calibri" w:hAnsi="Calibri"/><w:b/><w:bCs/><w:color w:val="0F172A"/><w:sz w:val="22"/><w:szCs w:val="22"/></w:rPr><w:t xml:space="preserve">1.5  Element-set Jaccard dedup at substrate-build time</w:t></w:r></w:p><w:p><w:pPr><w:spacing w:after="60" w:before="60" w:line="280"/><w:jc w:val="left"/></w:pPr><w:r><w:rPr><w:rFonts w:ascii="Calibri" w:cs="Calibri" w:eastAsia="Calibri" w:hAnsi="Calibri"/><w:b w:val="false"/><w:bCs w:val="false"/><w:i w:val="false"/><w:iCs w:val="false"/><w:caps w:val="false"/><w:color w:val="0F172A"/><w:sz w:val="21"/><w:szCs w:val="21"/></w:rPr><w:t xml:space="preserve">Collapses near-duplicates from cross-CSV reposts of the same entity at threshold 0.85. Provenance-key (OriginalCSV, RowNumber) excluded from comparison.</w:t></w:r></w:p></w:tc></w:tr></w:tbl><w:tbl><w:tblPr><w:tblW w:type="dxa" w:w="9600"/><w:tblBorders><w:top w:val="single" w:color="auto" w:sz="4"/><w:left w:val="single" w:color="auto" w:sz="4"/><w:bottom w:val="single" w:color="auto" w:sz="4"/><w:right w:val="single" w:color="auto" w:sz="4"/><w:insideH w:val="single" w:color="auto" w:sz="4"/><w:insideV w:val="single" w:color="auto" w:sz="4"/></w:tblBorders></w:tblPr><w:tblGrid><w:gridCol w:w="9600"/></w:tblGrid><w:tr><w:tc><w:tcPr><w:tcW w:type="dxa" w:w="9600"/><w:tcBorders><w:top w:val="none" w:color="FFFFFF" w:sz="0"/><w:left w:val="single" w:color="FB7185" w:sz="18"/><w:bottom w:val="none" w:color="FFFFFF" w:sz="0"/><w:right w:val="none" w:color="FFFFFF" w:sz="0"/></w:tcBorders><w:tcMar><w:top w:type="dxa" w:w="80"/><w:left w:type="dxa" w:w="240"/><w:bottom w:type="dxa" w:w="120"/><w:right w:type="dxa" w:w="100"/></w:tcMar></w:tcPr><w:p><w:pPr><w:spacing w:after="80" w:before="0" w:line="280"/></w:pPr><w:r><w:rPr><w:rFonts w:ascii="Calibri" w:cs="Calibri" w:eastAsia="Calibri" w:hAnsi="Calibri"/><w:b/><w:bCs/><w:color w:val="0F172A"/><w:sz w:val="22"/><w:szCs w:val="22"/></w:rPr><w:t xml:space="preserve">1.6  Recall maxAios cap raise</w:t></w:r></w:p><w:p><w:pPr><w:spacing w:after="60" w:before="60" w:line="280"/><w:jc w:val="left"/></w:pPr><w:r><w:rPr><w:rFonts w:ascii="Calibri" w:cs="Calibri" w:eastAsia="Calibri" w:hAnsi="Calibri"/><w:b w:val="false"/><w:bCs w:val="false"/><w:i w:val="false"/><w:iCs w:val="false"/><w:caps w:val="false"/><w:color w:val="0F172A"/><w:sz w:val="21"/><w:szCs w:val="21"/></w:rPr><w:t xml:space="preserve">Default substrate cap raised from 40 → 200 across the chat dialog, runChatPipeline default, assembleBundle default, and benchmarks. Closes the cap-mismatch gap with Live Search&apos;s adaptive 100–300 cap on aggregation queries.</w:t></w:r></w:p></w:tc></w:tr></w:tbl><w:p><w:pPr><w:pStyle w:val="Heading1"/><w:pBdr><w:bottom w:val="single" w:color="1F3864" w:sz="6" w:space="4"/></w:pBdr><w:spacing w:after="160" w:before="360" w:line="320"/></w:pPr><w:r><w:rPr><w:rFonts w:ascii="Calibri" w:cs="Calibri" w:eastAsia="Calibri" w:hAnsi="Calibri"/><w:b/><w:bCs/><w:color w:val="1F3864"/><w:sz w:val="28"/><w:szCs w:val="28"/></w:rPr><w:t xml:space="preserve">2.  Operability</w:t></w:r></w:p><w:tbl><w:tblPr><w:tblW w:type="dxa" w:w="9600"/><w:tblBorders><w:top w:val="single" w:color="auto" w:sz="4"/><w:left w:val="single" w:color="auto" w:sz="4"/><w:bottom w:val="single" w:color="auto" w:sz="4"/><w:right w:val="single" w:color="auto" w:sz="4"/><w:insideH w:val="single" w:color="auto" w:sz="4"/><w:insideV w:val="single" w:color="auto" w:sz="4"/></w:tblBorders></w:tblPr><w:tblGrid><w:gridCol w:w="9600"/></w:tblGrid><w:tr><w:tc><w:tcPr><w:tcW w:type="dxa" w:w="9600"/><w:tcBorders><w:top w:val="none" w:color="FFFFFF" w:sz="0"/><w:left w:val="single" w:color="FB7185" w:sz="18"/><w:bottom w:val="none" w:color="FFFFFF" w:sz="0"/><w:right w:val="none" w:color="FFFFFF" w:sz="0"/></w:tcBorders><w:tcMar><w:top w:type="dxa" w:w="80"/><w:left w:type="dxa" w:w="240"/><w:bottom w:type="dxa" w:w="120"/><w:right w:type="dxa" w:w="100"/></w:tcMar></w:tcPr><w:p><w:pPr><w:spacing w:after="80" w:before="0" w:line="280"/></w:pPr><w:r><w:rPr><w:rFonts w:ascii="Calibri" w:cs="Calibri" w:eastAsia="Calibri" w:hAnsi="Calibri"/><w:b/><w:bCs/><w:color w:val="0F172A"/><w:sz w:val="22"/><w:szCs w:val="22"/></w:rPr><w:t xml:space="preserve">2.1  System Management → Models tab</w:t></w:r></w:p><w:p><w:pPr><w:spacing w:after="60" w:before="60" w:line="280"/><w:jc w:val="left"/></w:pPr><w:r><w:rPr><w:rFonts w:ascii="Calibri" w:cs="Calibri" w:eastAsia="Calibri" w:hAnsi="Calibri"/><w:b w:val="false"/><w:bCs w:val="false"/><w:i w:val="false"/><w:iCs w:val="false"/><w:caps w:val="false"/><w:color w:val="0F172A"/><w:sz w:val="21"/><w:szCs w:val="21"/></w:rPr><w:t xml:space="preserve">Runtime LLM model selection. Two slots: a default model (used by all four modes plus summarize / entity-resolution) and an optional parse-phase override for Live Search. Saved to system_settings, no restart needed. Resolution order: system_settings → env var → fallback.</w:t></w:r></w:p></w:tc></w:tr></w:tbl><w:tbl><w:tblPr><w:tblW w:type="dxa" w:w="9600"/><w:tblBorders><w:top w:val="single" w:color="auto" w:sz="4"/><w:left w:val="single" w:color="auto" w:sz="4"/><w:bottom w:val="single" w:color="auto" w:sz="4"/><w:right w:val="single" w:color="auto" w:sz="4"/><w:insideH w:val="single" w:color="auto" w:sz="4"/><w:insideV w:val="single" w:color="auto" w:sz="4"/></w:tblBorders></w:tblPr><w:tblGrid><w:gridCol w:w="9600"/></w:tblGrid><w:tr><w:tc><w:tcPr><w:tcW w:type="dxa" w:w="9600"/><w:tcBorders><w:top w:val="none" w:color="FFFFFF" w:sz="0"/><w:left w:val="single" w:color="FB7185" w:sz="18"/><w:bottom w:val="none" w:color="FFFFFF" w:sz="0"/><w:right w:val="none" w:color="FFFFFF" w:sz="0"/></w:tcBorders><w:tcMar><w:top w:type="dxa" w:w="80"/><w:left w:type="dxa" w:w="240"/><w:bottom w:type="dxa" w:w="120"/><w:right w:type="dxa" w:w="100"/></w:tcMar></w:tcPr><w:p><w:pPr><w:spacing w:after="80" w:before="0" w:line="280"/></w:pPr><w:r><w:rPr><w:rFonts w:ascii="Calibri" w:cs="Calibri" w:eastAsia="Calibri" w:hAnsi="Calibri"/><w:b/><w:bCs/><w:color w:val="0F172A"/><w:sz w:val="22"/><w:szCs w:val="22"/></w:rPr><w:t xml:space="preserve">2.2  Daily Token Budget pane</w:t></w:r></w:p><w:p><w:pPr><w:spacing w:after="60" w:before="60" w:line="280"/><w:jc w:val="left"/></w:pPr><w:r><w:rPr><w:rFonts w:ascii="Calibri" w:cs="Calibri" w:eastAsia="Calibri" w:hAnsi="Calibri"/><w:b w:val="false"/><w:bCs w:val="false"/><w:i w:val="false"/><w:iCs w:val="false"/><w:caps w:val="false"/><w:color w:val="0F172A"/><w:sz w:val="21"/><w:szCs w:val="21"/></w:rPr><w:t xml:space="preserve">Live progress bar showing used_today / limit with green/amber/red thresholds, plus inputs for per-tenant override and global default. Eliminates the &quot;drop into psql to fix the budget&quot; friction.</w:t></w:r></w:p></w:tc></w:tr></w:tbl><w:tbl><w:tblPr><w:tblW w:type="dxa" w:w="9600"/><w:tblBorders><w:top w:val="single" w:color="auto" w:sz="4"/><w:left w:val="single" w:color="auto" w:sz="4"/><w:bottom w:val="single" w:color="auto" w:sz="4"/><w:right w:val="single" w:color="auto" w:sz="4"/><w:insideH w:val="single" w:color="auto" w:sz="4"/><w:insideV w:val="single" w:color="auto" w:sz="4"/></w:tblBorders></w:tblPr><w:tblGrid><w:gridCol w:w="9600"/></w:tblGrid><w:tr><w:tc><w:tcPr><w:tcW w:type="dxa" w:w="9600"/><w:tcBorders><w:top w:val="none" w:color="FFFFFF" w:sz="0"/><w:left w:val="single" w:color="FB7185" w:sz="18"/><w:bottom w:val="none" w:color="FFFFFF" w:sz="0"/><w:right w:val="none" w:color="FFFFFF" w:sz="0"/></w:tcBorders><w:tcMar><w:top w:type="dxa" w:w="80"/><w:left w:type="dxa" w:w="240"/><w:bottom w:type="dxa" w:w="120"/><w:right w:type="dxa" w:w="100"/></w:tcMar></w:tcPr><w:p><w:pPr><w:spacing w:after="80" w:before="0" w:line="280"/></w:pPr><w:r><w:rPr><w:rFonts w:ascii="Calibri" w:cs="Calibri" w:eastAsia="Calibri" w:hAnsi="Calibri"/><w:b/><w:bCs/><w:color w:val="0F172A"/><w:sz w:val="22"/><w:szCs w:val="22"/></w:rPr><w:t xml:space="preserve">2.3  R&amp;D — Benchmark dropdown</w:t></w:r></w:p><w:p><w:pPr><w:spacing w:after="60" w:before="60" w:line="280"/><w:jc w:val="left"/></w:pPr><w:r><w:rPr><w:rFonts w:ascii="Calibri" w:cs="Calibri" w:eastAsia="Calibri" w:hAnsi="Calibri"/><w:b w:val="false"/><w:bCs w:val="false"/><w:i w:val="false"/><w:iCs w:val="false"/><w:caps w:val="false"/><w:color w:val="0F172A"/><w:sz w:val="21"/><w:szCs w:val="21"/></w:rPr><w:t xml:space="preserve">Full-screen benchmark runner with side-by-side metrics, verbatim replies for all four modes, Print / Save-as-PDF, and a 10-prompt catalog.</w:t></w:r></w:p></w:tc></w:tr></w:tbl><w:tbl><w:tblPr><w:tblW w:type="dxa" w:w="9600"/><w:tblBorders><w:top w:val="single" w:color="auto" w:sz="4"/><w:left w:val="single" w:color="auto" w:sz="4"/><w:bottom w:val="single" w:color="auto" w:sz="4"/><w:right w:val="single" w:color="auto" w:sz="4"/><w:insideH w:val="single" w:color="auto" w:sz="4"/><w:insideV w:val="single" w:color="auto" w:sz="4"/></w:tblBorders></w:tblPr><w:tblGrid><w:gridCol w:w="9600"/></w:tblGrid><w:tr><w:tc><w:tcPr><w:tcW w:type="dxa" w:w="9600"/><w:tcBorders><w:top w:val="none" w:color="FFFFFF" w:sz="0"/><w:left w:val="single" w:color="FB7185" w:sz="18"/><w:bottom w:val="none" w:color="FFFFFF" w:sz="0"/><w:right w:val="none" w:color="FFFFFF" w:sz="0"/></w:tcBorders><w:tcMar><w:top w:type="dxa" w:w="80"/><w:left w:type="dxa" w:w="240"/><w:bottom w:type="dxa" w:w="120"/><w:right w:type="dxa" w:w="100"/></w:tcMar></w:tcPr><w:p><w:pPr><w:spacing w:after="80" w:before="0" w:line="280"/></w:pPr><w:r><w:rPr><w:rFonts w:ascii="Calibri" w:cs="Calibri" w:eastAsia="Calibri" w:hAnsi="Calibri"/><w:b/><w:bCs/><w:color w:val="0F172A"/><w:sz w:val="22"/><w:szCs w:val="22"/></w:rPr><w:t xml:space="preserve">2.4  References — embedded inline viewer</w:t></w:r></w:p><w:p><w:pPr><w:spacing w:after="60" w:before="60" w:line="280"/><w:jc w:val="left"/></w:pPr><w:r><w:rPr><w:rFonts w:ascii="Calibri" w:cs="Calibri" w:eastAsia="Calibri" w:hAnsi="Calibri"/><w:b w:val="false"/><w:bCs w:val="false"/><w:i w:val="false"/><w:iCs w:val="false"/><w:caps w:val="false"/><w:color w:val="0F172A"/><w:sz w:val="21"/><w:szCs w:val="21"/></w:rPr><w:t xml:space="preserve">Technical reports and traces open as full-screen pages instead of triggering downloads. mammoth converts the .docx to HTML in the browser; the .docx files still live in public/docs/.</w:t></w:r></w:p></w:tc></w:tr></w:tbl><w:tbl><w:tblPr><w:tblW w:type="dxa" w:w="9600"/><w:tblBorders><w:top w:val="single" w:color="auto" w:sz="4"/><w:left w:val="single" w:color="auto" w:sz="4"/><w:bottom w:val="single" w:color="auto" w:sz="4"/><w:right w:val="single" w:color="auto" w:sz="4"/><w:insideH w:val="single" w:color="auto" w:sz="4"/><w:insideV w:val="single" w:color="auto" w:sz="4"/></w:tblBorders></w:tblPr><w:tblGrid><w:gridCol w:w="9600"/></w:tblGrid><w:tr><w:tc><w:tcPr><w:tcW w:type="dxa" w:w="9600"/><w:tcBorders><w:top w:val="none" w:color="FFFFFF" w:sz="0"/><w:left w:val="single" w:color="FB7185" w:sz="18"/><w:bottom w:val="none" w:color="FFFFFF" w:sz="0"/><w:right w:val="none" w:color="FFFFFF" w:sz="0"/></w:tcBorders><w:tcMar><w:top w:type="dxa" w:w="80"/><w:left w:type="dxa" w:w="240"/><w:bottom w:type="dxa" w:w="120"/><w:right w:type="dxa" w:w="100"/></w:tcMar></w:tcPr><w:p><w:pPr><w:spacing w:after="80" w:before="0" w:line="280"/></w:pPr><w:r><w:rPr><w:rFonts w:ascii="Calibri" w:cs="Calibri" w:eastAsia="Calibri" w:hAnsi="Calibri"/><w:b/><w:bCs/><w:color w:val="0F172A"/><w:sz w:val="22"/><w:szCs w:val="22"/></w:rPr><w:t xml:space="preserve">2.5  MRO Linkage view + Fix Broken MROs</w:t></w:r></w:p><w:p><w:pPr><w:spacing w:after="60" w:before="60" w:line="280"/><w:jc w:val="left"/></w:pPr><w:r><w:rPr><w:rFonts w:ascii="Calibri" w:cs="Calibri" w:eastAsia="Calibri" w:hAnsi="Calibri"/><w:b w:val="false"/><w:bCs w:val="false"/><w:i w:val="false"/><w:iCs w:val="false"/><w:caps w:val="false"/><w:color w:val="0F172A"/><w:sz w:val="21"/><w:szCs w:val="21"/></w:rPr><w:t xml:space="preserve">Renders every MRO and its current HSL back-pointer set in a sortable table with stale/orphan badges. Fix Broken MROs button runs a dual-pass repair (add missing back-pointers + sweep stale tokens).</w:t></w:r></w:p></w:tc></w:tr></w:tbl><w:tbl><w:tblPr><w:tblW w:type="dxa" w:w="9600"/><w:tblBorders><w:top w:val="single" w:color="auto" w:sz="4"/><w:left w:val="single" w:color="auto" w:sz="4"/><w:bottom w:val="single" w:color="auto" w:sz="4"/><w:right w:val="single" w:color="auto" w:sz="4"/><w:insideH w:val="single" w:color="auto" w:sz="4"/><w:insideV w:val="single" w:color="auto" w:sz="4"/></w:tblBorders></w:tblPr><w:tblGrid><w:gridCol w:w="9600"/></w:tblGrid><w:tr><w:tc><w:tcPr><w:tcW w:type="dxa" w:w="9600"/><w:tcBorders><w:top w:val="none" w:color="FFFFFF" w:sz="0"/><w:left w:val="single" w:color="FB7185" w:sz="18"/><w:bottom w:val="none" w:color="FFFFFF" w:sz="0"/><w:right w:val="none" w:color="FFFFFF" w:sz="0"/></w:tcBorders><w:tcMar><w:top w:type="dxa" w:w="80"/><w:left w:type="dxa" w:w="240"/><w:bottom w:type="dxa" w:w="120"/><w:right w:type="dxa" w:w="100"/></w:tcMar></w:tcPr><w:p><w:pPr><w:spacing w:after="80" w:before="0" w:line="280"/></w:pPr><w:r><w:rPr><w:rFonts w:ascii="Calibri" w:cs="Calibri" w:eastAsia="Calibri" w:hAnsi="Calibri"/><w:b/><w:bCs/><w:color w:val="0F172A"/><w:sz w:val="22"/><w:szCs w:val="22"/></w:rPr><w:t xml:space="preserve">2.6  Cache bypass on interactive Live Search</w:t></w:r></w:p><w:p><w:pPr><w:spacing w:after="60" w:before="60" w:line="280"/><w:jc w:val="left"/></w:pPr><w:r><w:rPr><w:rFonts w:ascii="Calibri" w:cs="Calibri" w:eastAsia="Calibri" w:hAnsi="Calibri"/><w:b w:val="false"/><w:bCs w:val="false"/><w:i w:val="false"/><w:iCs w:val="false"/><w:caps w:val="false"/><w:color w:val="0F172A"/><w:sz w:val="21"/><w:szCs w:val="21"/></w:rPr><w:t xml:space="preserve">aioSearchChat / aioSearchChatStream accept opt-in bypassCache: true. Chat dialog and benchmark runner pass true so users iterating through the UI never see a stale cached reply mask a deployed retrieval fix.</w:t></w:r></w:p></w:tc></w:tr></w:tbl><w:p><w:pPr><w:pStyle w:val="Heading1"/><w:pBdr><w:bottom w:val="single" w:color="1F3864" w:sz="6" w:space="4"/></w:pBdr><w:spacing w:after="160" w:before="360" w:line="320"/></w:pPr><w:r><w:rPr><w:rFonts w:ascii="Calibri" w:cs="Calibri" w:eastAsia="Calibri" w:hAnsi="Calibri"/><w:b/><w:bCs/><w:color w:val="1F3864"/><w:sz w:val="28"/><w:szCs w:val="28"/></w:rPr><w:t xml:space="preserve">3.  UI Polish</w:t></w:r></w:p><w:p><w:pPr><w:spacing w:after="40" w:before="40" w:line="280"/><w:ind w:left="720" w:hanging="360"/></w:pPr><w:r><w:rPr><w:rFonts w:ascii="Calibri" w:cs="Calibri" w:eastAsia="Calibri" w:hAnsi="Calibri"/><w:color w:val="0F172A"/><w:sz w:val="21"/><w:szCs w:val="21"/></w:rPr><w:t xml:space="preserve">•   Edge-to-edge &quot;Information Physics Standard Model&quot; banner on the home page (navy gradient, responsive type).</w:t></w:r></w:p><w:p><w:pPr><w:spacing w:after="40" w:before="40" w:line="280"/><w:ind w:left="720" w:hanging="360"/></w:pPr><w:r><w:rPr><w:rFonts w:ascii="Calibri" w:cs="Calibri" w:eastAsia="Calibri" w:hAnsi="Calibri"/><w:color w:val="0F172A"/><w:sz w:val="21"/><w:szCs w:val="21"/></w:rPr><w:t xml:space="preserve">•   ChatAIO header recentered with serif title and centered five-button action group.</w:t></w:r></w:p><w:p><w:pPr><w:spacing w:after="40" w:before="40" w:line="280"/><w:ind w:left="720" w:hanging="360"/></w:pPr><w:r><w:rPr><w:rFonts w:ascii="Calibri" w:cs="Calibri" w:eastAsia="Calibri" w:hAnsi="Calibri"/><w:color w:val="0F172A"/><w:sz w:val="21"/><w:szCs w:val="21"/></w:rPr><w:t xml:space="preserve">•   Rich markdown rendering in assistant replies (headings, lists, blockquotes, code blocks, tables, links) with PDF export parity.</w:t></w:r></w:p><w:p><w:pPr><w:spacing w:after="40" w:before="40" w:line="280"/><w:ind w:left="720" w:hanging="360"/></w:pPr><w:r><w:rPr><w:rFonts w:ascii="Calibri" w:cs="Calibri" w:eastAsia="Calibri" w:hAnsi="Calibri"/><w:color w:val="0F172A"/><w:sz w:val="21"/><w:szCs w:val="21"/></w:rPr><w:t xml:space="preserve">•   PDF import progress UI with elapsed-time counter, file-size + estimated-chunk preview, and explicit &quot;request is still alive&quot; copy on multi-chunk runs.</w:t></w:r></w:p><w:p><w:pPr><w:pStyle w:val="Heading1"/><w:pBdr><w:bottom w:val="single" w:color="1F3864" w:sz="6" w:space="4"/></w:pBdr><w:spacing w:after="160" w:before="360" w:line="320"/></w:pPr><w:r><w:rPr><w:rFonts w:ascii="Calibri" w:cs="Calibri" w:eastAsia="Calibri" w:hAnsi="Calibri"/><w:b/><w:bCs/><w:color w:val="1F3864"/><w:sz w:val="28"/><w:szCs w:val="28"/></w:rPr><w:t xml:space="preserve">4.  Distribution</w:t></w:r></w:p><w:p><w:pPr><w:spacing w:after="40" w:before="40" w:line="280"/><w:ind w:left="720" w:hanging="360"/></w:pPr><w:r><w:rPr><w:rFonts w:ascii="Calibri" w:cs="Calibri" w:eastAsia="Calibri" w:hAnsi="Calibri"/><w:color w:val="0F172A"/><w:sz w:val="21"/><w:szCs w:val="21"/></w:rPr><w:t xml:space="preserve">•   Electron code signing &amp; notarization wired (Apple Developer ID + hardened runtime + entitlements).</w:t></w:r></w:p><w:p><w:pPr><w:spacing w:after="40" w:before="40" w:line="280"/><w:ind w:left="720" w:hanging="360"/></w:pPr><w:r><w:rPr><w:rFonts w:ascii="Calibri" w:cs="Calibri" w:eastAsia="Calibri" w:hAnsi="Calibri"/><w:color w:val="0F172A"/><w:sz w:val="21"/><w:szCs w:val="21"/></w:rPr><w:t xml:space="preserve">•   Three DMG variants: Full (V4.5), Cloud-stripped (V4.5C), Local-only (V4.5L).</w:t></w:r></w:p><w:p><w:pPr><w:spacing w:after="40" w:before="40" w:line="280"/><w:ind w:left="720" w:hanging="360"/></w:pPr><w:r><w:rPr><w:rFonts w:ascii="Calibri" w:cs="Calibri" w:eastAsia="Calibri" w:hAnsi="Calibri"/><w:color w:val="0F172A"/><w:sz w:val="21"/><w:szCs w:val="21"/></w:rPr><w:t xml:space="preserve">•   V4.5L and V4.5C variants use sed-swap of bundled frontend strings and DMG volume label so the variant is identifiable at a glance.</w:t></w:r></w:p><w:p><w:pPr><w:pStyle w:val="Heading1"/><w:pBdr><w:bottom w:val="single" w:color="1F3864" w:sz="6" w:space="4"/></w:pBdr><w:spacing w:after="160" w:before="360" w:line="320"/></w:pPr><w:r><w:rPr><w:rFonts w:ascii="Calibri" w:cs="Calibri" w:eastAsia="Calibri" w:hAnsi="Calibri"/><w:b/><w:bCs/><w:color w:val="1F3864"/><w:sz w:val="28"/><w:szCs w:val="28"/></w:rPr><w:t xml:space="preserve">5.  Shipped Migrations</w:t></w:r></w:p><w:tbl><w:tblPr><w:tblW w:type="dxa" w:w="9600"/><w:tblBorders><w:top w:val="single" w:color="auto" w:sz="4"/><w:left w:val="single" w:color="auto" w:sz="4"/><w:bottom w:val="single" w:color="auto" w:sz="4"/><w:right w:val="single" w:color="auto" w:sz="4"/><w:insideH w:val="single" w:color="auto" w:sz="4"/><w:insideV w:val="single" w:color="auto" w:sz="4"/></w:tblBorders></w:tblPr><w:tblGrid><w:gridCol w:w="400"/><w:gridCol w:w="4000"/><w:gridCol w:w="5200"/></w:tblGrid><w:tr><w:trPr><w:tblHeader/></w:trPr><w:tc><w:tcPr><w:tcW w:type="dxa" w:w="400"/><w:tcBorders><w:top w:val="single" w:color="CBD5E1" w:sz="4"/><w:left w:val="single" w:color="CBD5E1" w:sz="4"/><w:bottom w:val="single" w:color="CBD5E1" w:sz="4"/><w:right w:val="single" w:color="CBD5E1" w:sz="4"/></w:tcBorders><w:shd w:fill="0F3460" w:val="clear"/><w:tcMar><w:top w:type="dxa" w:w="80"/><w:left w:type="dxa" w:w="120"/><w:bottom w:type="dxa" w:w="80"/><w:right w:type="dxa" w:w="120"/></w:tcMar></w:tcPr><w:p><w:pPr><w:spacing w:after="0" w:before="0" w:line="260"/></w:pPr><w:r><w:rPr><w:rFonts w:ascii="Consolas" w:cs="Consolas" w:eastAsia="Consolas" w:hAnsi="Consolas"/><w:b/><w:bCs/><w:color w:val="FFFFFF"/><w:sz w:val="19"/><w:szCs w:val="19"/></w:rPr><w:t xml:space="preserve">#</w:t></w:r></w:p></w:tc><w:tc><w:tcPr><w:tcW w:type="dxa" w:w="4000"/><w:tcBorders><w:top w:val="single" w:color="CBD5E1" w:sz="4"/><w:left w:val="single" w:color="CBD5E1" w:sz="4"/><w:bottom w:val="single" w:color="CBD5E1" w:sz="4"/><w:right w:val="single" w:color="CBD5E1" w:sz="4"/></w:tcBorders><w:shd w:fill="0F3460" w:val="clear"/><w:tcMar><w:top w:type="dxa" w:w="80"/><w:left w:type="dxa" w:w="120"/><w:bottom w:type="dxa" w:w="80"/><w:right w:type="dxa" w:w="120"/></w:tcMar></w:tcPr><w:p><w:pPr><w:spacing w:after="0" w:before="0" w:line="260"/></w:pPr><w:r><w:rPr><w:rFonts w:ascii="Calibri" w:cs="Calibri" w:eastAsia="Calibri" w:hAnsi="Calibri"/><w:b/><w:bCs/><w:color w:val="FFFFFF"/><w:sz w:val="19"/><w:szCs w:val="19"/></w:rPr><w:t xml:space="preserve">Filename</w:t></w:r></w:p></w:tc><w:tc><w:tcPr><w:tcW w:type="dxa" w:w="5200"/><w:tcBorders><w:top w:val="single" w:color="CBD5E1" w:sz="4"/><w:left w:val="single" w:color="CBD5E1" w:sz="4"/><w:bottom w:val="single" w:color="CBD5E1" w:sz="4"/><w:right w:val="single" w:color="CBD5E1" w:sz="4"/></w:tcBorders><w:shd w:fill="0F3460" w:val="clear"/><w:tcMar><w:top w:type="dxa" w:w="80"/><w:left w:type="dxa" w:w="120"/><w:bottom w:type="dxa" w:w="80"/><w:right w:type="dxa" w:w="120"/></w:tcMar></w:tcPr><w:p><w:pPr><w:spacing w:after="0" w:before="0" w:line="260"/></w:pPr><w:r><w:rPr><w:rFonts w:ascii="Calibri" w:cs="Calibri" w:eastAsia="Calibri" w:hAnsi="Calibri"/><w:b/><w:bCs/><w:color w:val="FFFFFF"/><w:sz w:val="19"/><w:szCs w:val="19"/></w:rPr><w:t xml:space="preserve">Purpose</w:t></w:r></w:p></w:tc></w:tr><w:tr><w:tc><w:tcPr><w:tcW w:type="dxa" w:w="400"/><w:tcBorders><w:top w:val="single" w:color="CBD5E1" w:sz="4"/><w:left w:val="single" w:color="CBD5E1" w:sz="4"/><w:bottom w:val="single" w:color="CBD5E1" w:sz="4"/><w:right w:val="single" w:color="CBD5E1" w:sz="4"/></w:tcBorders><w:tcMar><w:top w:type="dxa" w:w="80"/><w:left w:type="dxa" w:w="120"/><w:bottom w:type="dxa" w:w="80"/><w:right w:type="dxa" w:w="120"/></w:tcMar></w:tcPr><w:p><w:pPr><w:spacing w:after="0" w:before="0" w:line="260"/></w:pPr><w:r><w:rPr><w:rFonts w:ascii="Calibri" w:cs="Calibri" w:eastAsia="Calibri" w:hAnsi="Calibri"/><w:b w:val="false"/><w:bCs w:val="false"/><w:color w:val="0F172A"/><w:sz w:val="19"/><w:szCs w:val="19"/></w:rPr><w:t xml:space="preserve">029</w:t></w:r></w:p></w:tc><w:tc><w:tcPr><w:tcW w:type="dxa" w:w="4000"/><w:tcBorders><w:top w:val="single" w:color="CBD5E1" w:sz="4"/><w:left w:val="single" w:color="CBD5E1" w:sz="4"/><w:bottom w:val="single" w:color="CBD5E1" w:sz="4"/><w:right w:val="single" w:color="CBD5E1" w:sz="4"/></w:tcBorders><w:tcMar><w:top w:type="dxa" w:w="80"/><w:left w:type="dxa" w:w="120"/><w:bottom w:type="dxa" w:w="80"/><w:right w:type="dxa" w:w="120"/></w:tcMar></w:tcPr><w:p><w:pPr><w:spacing w:after="0" w:before="0" w:line="260"/></w:pPr><w:r><w:rPr><w:rFonts w:ascii="Calibri" w:cs="Calibri" w:eastAsia="Calibri" w:hAnsi="Calibri"/><w:b w:val="false"/><w:bCs w:val="false"/><w:color w:val="0F172A"/><w:sz w:val="19"/><w:szCs w:val="19"/></w:rPr><w:t xml:space="preserve">029_fix_hsl_ier_index.sql</w:t></w:r></w:p></w:tc><w:tc><w:tcPr><w:tcW w:type="dxa" w:w="5200"/><w:tcBorders><w:top w:val="single" w:color="CBD5E1" w:sz="4"/><w:left w:val="single" w:color="CBD5E1" w:sz="4"/><w:bottom w:val="single" w:color="CBD5E1" w:sz="4"/><w:right w:val="single" w:color="CBD5E1" w:sz="4"/></w:tcBorders><w:tcMar><w:top w:type="dxa" w:w="80"/><w:left w:type="dxa" w:w="120"/><w:bottom w:type="dxa" w:w="80"/><w:right w:type="dxa" w:w="120"/></w:tcMar></w:tcPr><w:p><w:pPr><w:spacing w:after="0" w:before="0" w:line="260"/></w:pPr><w:r><w:rPr><w:rFonts w:ascii="Calibri" w:cs="Calibri" w:eastAsia="Calibri" w:hAnsi="Calibri"/><w:b w:val="false"/><w:bCs w:val="false"/><w:color w:val="0F172A"/><w:sz w:val="19"/><w:szCs w:val="19"/></w:rPr><w:t xml:space="preserve">Extend ier_refresh_hsl to parse hsl_name + backfill</w:t></w:r></w:p></w:tc></w:tr><w:tr><w:tc><w:tcPr><w:tcW w:type="dxa" w:w="400"/><w:tcBorders><w:top w:val="single" w:color="CBD5E1" w:sz="4"/><w:left w:val="single" w:color="CBD5E1" w:sz="4"/><w:bottom w:val="single" w:color="CBD5E1" w:sz="4"/><w:right w:val="single" w:color="CBD5E1" w:sz="4"/></w:tcBorders><w:shd w:fill="F1F5F9" w:val="clear"/><w:tcMar><w:top w:type="dxa" w:w="80"/><w:left w:type="dxa" w:w="120"/><w:bottom w:type="dxa" w:w="80"/><w:right w:type="dxa" w:w="120"/></w:tcMar></w:tcPr><w:p><w:pPr><w:spacing w:after="0" w:before="0" w:line="260"/></w:pPr><w:r><w:rPr><w:rFonts w:ascii="Calibri" w:cs="Calibri" w:eastAsia="Calibri" w:hAnsi="Calibri"/><w:b w:val="false"/><w:bCs w:val="false"/><w:color w:val="0F172A"/><w:sz w:val="19"/><w:szCs w:val="19"/></w:rPr><w:t xml:space="preserve">030</w:t></w:r></w:p></w:tc><w:tc><w:tcPr><w:tcW w:type="dxa" w:w="4000"/><w:tcBorders><w:top w:val="single" w:color="CBD5E1" w:sz="4"/><w:left w:val="single" w:color="CBD5E1" w:sz="4"/><w:bottom w:val="single" w:color="CBD5E1" w:sz="4"/><w:right w:val="single" w:color="CBD5E1" w:sz="4"/></w:tcBorders><w:shd w:fill="F1F5F9" w:val="clear"/><w:tcMar><w:top w:type="dxa" w:w="80"/><w:left w:type="dxa" w:w="120"/><w:bottom w:type="dxa" w:w="80"/><w:right w:type="dxa" w:w="120"/></w:tcMar></w:tcPr><w:p><w:pPr><w:spacing w:after="0" w:before="0" w:line="260"/></w:pPr><w:r><w:rPr><w:rFonts w:ascii="Calibri" w:cs="Calibri" w:eastAsia="Calibri" w:hAnsi="Calibri"/><w:b w:val="false"/><w:bCs w:val="false"/><w:color w:val="0F172A"/><w:sz w:val="19"/><w:szCs w:val="19"/></w:rPr><w:t xml:space="preserve">030_seed_default_admin.sql</w:t></w:r></w:p></w:tc><w:tc><w:tcPr><w:tcW w:type="dxa" w:w="5200"/><w:tcBorders><w:top w:val="single" w:color="CBD5E1" w:sz="4"/><w:left w:val="single" w:color="CBD5E1" w:sz="4"/><w:bottom w:val="single" w:color="CBD5E1" w:sz="4"/><w:right w:val="single" w:color="CBD5E1" w:sz="4"/></w:tcBorders><w:shd w:fill="F1F5F9" w:val="clear"/><w:tcMar><w:top w:type="dxa" w:w="80"/><w:left w:type="dxa" w:w="120"/><w:bottom w:type="dxa" w:w="80"/><w:right w:type="dxa" w:w="120"/></w:tcMar></w:tcPr><w:p><w:pPr><w:spacing w:after="0" w:before="0" w:line="260"/></w:pPr><w:r><w:rPr><w:rFonts w:ascii="Calibri" w:cs="Calibri" w:eastAsia="Calibri" w:hAnsi="Calibri"/><w:b w:val="false"/><w:bCs w:val="false"/><w:color w:val="0F172A"/><w:sz w:val="19"/><w:szCs w:val="19"/></w:rPr><w:t xml:space="preserve">Seed default admin user with bcrypt cost-12 password</w:t></w:r></w:p></w:tc></w:tr><w:tr><w:tc><w:tcPr><w:tcW w:type="dxa" w:w="400"/><w:tcBorders><w:top w:val="single" w:color="CBD5E1" w:sz="4"/><w:left w:val="single" w:color="CBD5E1" w:sz="4"/><w:bottom w:val="single" w:color="CBD5E1" w:sz="4"/><w:right w:val="single" w:color="CBD5E1" w:sz="4"/></w:tcBorders><w:tcMar><w:top w:type="dxa" w:w="80"/><w:left w:type="dxa" w:w="120"/><w:bottom w:type="dxa" w:w="80"/><w:right w:type="dxa" w:w="120"/></w:tcMar></w:tcPr><w:p><w:pPr><w:spacing w:after="0" w:before="0" w:line="260"/></w:pPr><w:r><w:rPr><w:rFonts w:ascii="Calibri" w:cs="Calibri" w:eastAsia="Calibri" w:hAnsi="Calibri"/><w:b w:val="false"/><w:bCs w:val="false"/><w:color w:val="0F172A"/><w:sz w:val="19"/><w:szCs w:val="19"/></w:rPr><w:t xml:space="preserve">031</w:t></w:r></w:p></w:tc><w:tc><w:tcPr><w:tcW w:type="dxa" w:w="4000"/><w:tcBorders><w:top w:val="single" w:color="CBD5E1" w:sz="4"/><w:left w:val="single" w:color="CBD5E1" w:sz="4"/><w:bottom w:val="single" w:color="CBD5E1" w:sz="4"/><w:right w:val="single" w:color="CBD5E1" w:sz="4"/></w:tcBorders><w:tcMar><w:top w:type="dxa" w:w="80"/><w:left w:type="dxa" w:w="120"/><w:bottom w:type="dxa" w:w="80"/><w:right w:type="dxa" w:w="120"/></w:tcMar></w:tcPr><w:p><w:pPr><w:spacing w:after="0" w:before="0" w:line="260"/></w:pPr><w:r><w:rPr><w:rFonts w:ascii="Calibri" w:cs="Calibri" w:eastAsia="Calibri" w:hAnsi="Calibri"/><w:b w:val="false"/><w:bCs w:val="false"/><w:color w:val="0F172A"/><w:sz w:val="19"/><w:szCs w:val="19"/></w:rPr><w:t xml:space="preserve">031_information_element_refs_trigram.sql</w:t></w:r></w:p></w:tc><w:tc><w:tcPr><w:tcW w:type="dxa" w:w="5200"/><w:tcBorders><w:top w:val="single" w:color="CBD5E1" w:sz="4"/><w:left w:val="single" w:color="CBD5E1" w:sz="4"/><w:bottom w:val="single" w:color="CBD5E1" w:sz="4"/><w:right w:val="single" w:color="CBD5E1" w:sz="4"/></w:tcBorders><w:tcMar><w:top w:type="dxa" w:w="80"/><w:left w:type="dxa" w:w="120"/><w:bottom w:type="dxa" w:w="80"/><w:right w:type="dxa" w:w="120"/></w:tcMar></w:tcPr><w:p><w:pPr><w:spacing w:after="0" w:before="0" w:line="260"/></w:pPr><w:r><w:rPr><w:rFonts w:ascii="Calibri" w:cs="Calibri" w:eastAsia="Calibri" w:hAnsi="Calibri"/><w:b w:val="false"/><w:bCs w:val="false"/><w:color w:val="0F172A"/><w:sz w:val="19"/><w:szCs w:val="19"/></w:rPr><w:t xml:space="preserve">GIN trigram index on IER for fuzzy fallback</w:t></w:r></w:p></w:tc></w:tr></w:tbl><w:p><w:pPr><w:pStyle w:val="Heading1"/><w:pBdr><w:bottom w:val="single" w:color="1F3864" w:sz="6" w:space="4"/></w:pBdr><w:spacing w:after="160" w:before="360" w:line="320"/></w:pPr><w:r><w:rPr><w:rFonts w:ascii="Calibri" w:cs="Calibri" w:eastAsia="Calibri" w:hAnsi="Calibri"/><w:b/><w:bCs/><w:color w:val="1F3864"/><w:sz w:val="28"/><w:szCs w:val="28"/></w:rPr><w:t xml:space="preserve">6.  Silent Regressions Caught and Fixed</w:t></w:r></w:p><0/><w:p><w:pPr><w:pBdr><w:top w:val="single" w:color="CBD5E1" w:sz="6" w:space="4"/></w:pBdr><w:spacing w:after="80" w:before="320"/></w:pPr><w:r><w:t xml:space="preserve"></w:t></w:r></w:p><w:p><w:pPr><w:spacing w:after="40" w:before="60" w:line="280"/><w:jc w:val="center"/></w:pPr><w:r><w:rPr><w:rFonts w:ascii="Calibri" w:cs="Calibri" w:eastAsia="Calibri" w:hAnsi="Calibri"/><w:b w:val="false"/><w:bCs w:val="false"/><w:i/><w:iCs/><w:caps w:val="false"/><w:color w:val="94A3B8"/><w:sz w:val="16"/><w:szCs w:val="16"/></w:rPr><w:t xml:space="preserve">Prepared by InformationPhysics.ai, LLC.  Confidential — subject to the Transaction-Grade One-Way NDA on file.</w:t></w:r></w:p><w:p><w:pPr><w:spacing w:after="0" w:before="60" w:line="280"/><w:jc w:val="center"/></w:pPr><w:r><w:rPr><w:rFonts w:ascii="Calibri" w:cs="Calibri" w:eastAsia="Calibri" w:hAnsi="Calibri"/><w:b w:val="false"/><w:bCs w:val="false"/><w:i/><w:iCs/><w:caps w:val="false"/><w:color w:val="94A3B8"/><w:sz w:val="16"/><w:szCs w:val="16"/></w:rPr><w:t xml:space="preserve">© 2026 InformationPhysics.ai, LLC. All rights reserved.</w:t></w:r></w:p><w:sectPr><w:headerReference w:type="default" r:id="rId7"/><w:footerReference w:type="default" r:id="rId8"/><w:pgSz w:w="12240" w:h="15840" w:orient="portrait"/><w:pgMar w:top="1180" w:right="1320" w:bottom="1180" w:left="1320" w:header="720" w:footer="720" w:gutter="0"/><w:pgNumType/><w:titlePg w:val="false"/><w:docGrid w:linePitch="360"/></w:sectPr></w:body></w:document>
+<file path=word/document.xml><?xml version="1.0" encoding="UTF-8" standalone="yes"?><w:document mc:Ignorable="w14 w15 wp14" xmlns:wpc="http://schemas.microsoft.com/office/word/2010/wordprocessingCanvas" xmlns:mc="http://schemas.openxmlformats.org/markup-compatibility/2006" xmlns:o="urn:schemas-microsoft-com:office:office" xmlns:r="http://schemas.openxmlformats.org/officeDocument/2006/relationships" xmlns:m="http://schemas.openxmlformats.org/officeDocument/2006/math" xmlns:v="urn:schemas-microsoft-com:vml" xmlns:wp14="http://schemas.microsoft.com/office/word/2010/wordprocessingDrawing" xmlns:wp="http://schemas.openxmlformats.org/drawingml/2006/wordprocessingDrawing" xmlns:w10="urn:schemas-microsoft-com:office:word" xmlns:w="http://schemas.openxmlformats.org/wordprocessingml/2006/main" xmlns:w14="http://schemas.microsoft.com/office/word/2010/wordml" xmlns:w15="http://schemas.microsoft.com/office/word/2012/wordml" xmlns:wpg="http://schemas.microsoft.com/office/word/2010/wordprocessingGroup" xmlns:wpi="http://schemas.microsoft.com/office/word/2010/wordprocessingInk" xmlns:wne="http://schemas.microsoft.com/office/word/2006/wordml" xmlns:wps="http://schemas.microsoft.com/office/word/2010/wordprocessingShape" xmlns:cx="http://schemas.microsoft.com/office/drawing/2014/chartex" xmlns:cx1="http://schemas.microsoft.com/office/drawing/2015/9/8/chartex" xmlns:cx2="http://schemas.microsoft.com/office/drawing/2015/10/21/chartex" xmlns:cx3="http://schemas.microsoft.com/office/drawing/2016/5/9/chartex" xmlns:cx4="http://schemas.microsoft.com/office/drawing/2016/5/10/chartex" xmlns:cx5="http://schemas.microsoft.com/office/drawing/2016/5/11/chartex" xmlns:cx6="http://schemas.microsoft.com/office/drawing/2016/5/12/chartex" xmlns:cx7="http://schemas.microsoft.com/office/drawing/2016/5/13/chartex" xmlns:cx8="http://schemas.microsoft.com/office/drawing/2016/5/14/chartex" xmlns:aink="http://schemas.microsoft.com/office/drawing/2016/ink" xmlns:am3d="http://schemas.microsoft.com/office/drawing/2017/model3d" xmlns:w16cex="http://schemas.microsoft.com/office/word/2018/wordml/cex" xmlns:w16cid="http://schemas.microsoft.com/office/word/2016/wordml/cid" xmlns:w16="http://schemas.microsoft.com/office/word/2018/wordml" xmlns:w16sdtdh="http://schemas.microsoft.com/office/word/2020/wordml/sdtdatahash" xmlns:w16se="http://schemas.microsoft.com/office/word/2015/wordml/symex"><w:body><w:tbl><w:tblPr><w:tblW w:type="dxa" w:w="9600"/><w:tblBorders><w:top w:val="single" w:color="auto" w:sz="4"/><w:left w:val="single" w:color="auto" w:sz="4"/><w:bottom w:val="single" w:color="auto" w:sz="4"/><w:right w:val="single" w:color="auto" w:sz="4"/><w:insideH w:val="single" w:color="auto" w:sz="4"/><w:insideV w:val="single" w:color="auto" w:sz="4"/></w:tblBorders></w:tblPr><w:tblGrid><w:gridCol w:w="9600"/></w:tblGrid><w:tr><w:tc><w:tcPr><w:tcW w:type="dxa" w:w="9600"/><w:tcBorders><w:top w:val="single" w:color="E11D48" w:sz="18"/><w:left w:val="single" w:color="E11D48" w:sz="18"/><w:bottom w:val="single" w:color="E11D48" w:sz="18"/><w:right w:val="single" w:color="E11D48" w:sz="18"/></w:tcBorders><w:shd w:fill="FFF1F2" w:val="clear"/><w:tcMar><w:top w:type="dxa" w:w="160"/><w:left w:type="dxa" w:w="240"/><w:bottom w:type="dxa" w:w="160"/><w:right w:type="dxa" w:w="240"/></w:tcMar></w:tcPr><w:p><w:pPr><w:spacing w:after="80" w:before="0"/></w:pPr><w:r><w:rPr><w:rFonts w:ascii="Calibri" w:cs="Calibri" w:eastAsia="Calibri" w:hAnsi="Calibri"/><w:b/><w:bCs/><w:color w:val="BE123C"/><w:sz w:val="22"/><w:szCs w:val="22"/></w:rPr><w:t xml:space="preserve">⚠  CONFIDENTIAL — TRADE SECRET</w:t></w:r></w:p><w:p><w:pPr><w:spacing w:after="0" w:before="0" w:line="280"/></w:pPr><w:r><w:rPr><w:rFonts w:ascii="Calibri" w:cs="Calibri" w:eastAsia="Calibri" w:hAnsi="Calibri"/><w:color w:val="BE123C"/><w:sz w:val="20"/><w:szCs w:val="20"/></w:rPr><w:t xml:space="preserve">This document describes the internal logic, data structures, and operational behavior of a proprietary subsystem of the Information Physics Demo System. It contains confidential information and trade secrets of InformationPhysics.ai, LLC, including algorithmic detail not present in public-facing materials. Subject to the Transaction-Grade One-Way Non-Disclosure Agreement on file. Unauthorized use, disclosure, or reproduction is strictly prohibited and may result in civil and criminal liability.</w:t></w:r></w:p></w:tc></w:tr></w:tbl><w:p><w:pPr><w:spacing w:after="60" w:before="60" w:line="280"/><w:jc w:val="left"/></w:pPr><w:r><w:rPr><w:rFonts w:ascii="Calibri" w:cs="Calibri" w:eastAsia="Calibri" w:hAnsi="Calibri"/><w:b w:val="false"/><w:bCs w:val="false"/><w:i w:val="false"/><w:iCs w:val="false"/><w:caps w:val="false"/><w:color w:val="0F172A"/><w:sz w:val="21"/><w:szCs w:val="21"/></w:rPr><w:t xml:space="preserve"></w:t></w:r></w:p><w:p><w:pPr><w:spacing w:after="60" w:before="60" w:line="280"/><w:jc w:val="left"/></w:pPr><w:r><w:rPr><w:rFonts w:ascii="Calibri" w:cs="Calibri" w:eastAsia="Calibri" w:hAnsi="Calibri"/><w:b w:val="false"/><w:bCs w:val="false"/><w:i w:val="false"/><w:iCs w:val="false"/><w:caps w:val="false"/><w:color w:val="0F172A"/><w:sz w:val="21"/><w:szCs w:val="21"/></w:rPr><w:t xml:space="preserve"></w:t></w:r></w:p><w:p><w:pPr><w:spacing w:after="160" w:before="60" w:line="280"/><w:jc w:val="center"/></w:pPr><w:r><w:rPr><w:rFonts w:ascii="Calibri" w:cs="Calibri" w:eastAsia="Calibri" w:hAnsi="Calibri"/><w:b w:val="false"/><w:bCs w:val="false"/><w:i w:val="false"/><w:iCs w:val="false"/><w:caps/><w:color w:val="94A3B8"/><w:sz w:val="17"/><w:szCs w:val="17"/></w:rPr><w:t xml:space="preserve">Engineering Reference — Internal / NDA-Restricted</w:t></w:r></w:p><w:p><w:pPr><w:spacing w:after="80" w:before="60" w:line="280"/><w:jc w:val="center"/></w:pPr><w:r><w:rPr><w:rFonts w:ascii="Calibri" w:cs="Calibri" w:eastAsia="Calibri" w:hAnsi="Calibri"/><w:b/><w:bCs/><w:i w:val="false"/><w:iCs w:val="false"/><w:caps w:val="false"/><w:color w:val="0F172A"/><w:sz w:val="36"/><w:szCs w:val="36"/></w:rPr><w:t xml:space="preserve">V4.5 Release Notes</w:t></w:r></w:p><w:p><w:pPr><w:spacing w:after="200" w:before="60" w:line="280"/><w:jc w:val="center"/></w:pPr><w:r><w:rPr><w:rFonts w:ascii="Calibri" w:cs="Calibri" w:eastAsia="Calibri" w:hAnsi="Calibri"/><w:b w:val="false"/><w:bCs w:val="false"/><w:i/><w:iCs/><w:caps w:val="false"/><w:color w:val="475569"/><w:sz w:val="22"/><w:szCs w:val="22"/></w:rPr><w:t xml:space="preserve">Operator-facing changelog: retrieval correctness, operability, distribution</w:t></w:r></w:p><w:p><w:pPr><w:spacing w:after="40" w:before="60" w:line="280"/><w:jc w:val="center"/></w:pPr><w:r><w:rPr><w:rFonts w:ascii="Calibri" w:cs="Calibri" w:eastAsia="Calibri" w:hAnsi="Calibri"/><w:b/><w:bCs/><w:i w:val="false"/><w:iCs w:val="false"/><w:caps w:val="false"/><w:color w:val="0F172A"/><w:sz w:val="22"/><w:szCs w:val="22"/></w:rPr><w:t xml:space="preserve">Michael Simon Bodner, Ph.D.</w:t></w:r></w:p><w:p><w:pPr><w:spacing w:after="40" w:before="60" w:line="280"/><w:jc w:val="center"/></w:pPr><w:r><w:rPr><w:rFonts w:ascii="Calibri" w:cs="Calibri" w:eastAsia="Calibri" w:hAnsi="Calibri"/><w:b w:val="false"/><w:bCs w:val="false"/><w:i w:val="false"/><w:iCs w:val="false"/><w:caps w:val="false"/><w:color w:val="0F3460"/><w:sz w:val="18"/><w:szCs w:val="18"/></w:rPr><w:t xml:space="preserve">Founder &amp; Chief Scientist, InformationPhysics.ai</w:t></w:r></w:p><w:p><w:pPr><w:spacing w:after="40" w:before="60" w:line="280"/><w:jc w:val="center"/></w:pPr><w:r><w:rPr><w:rFonts w:ascii="Calibri" w:cs="Calibri" w:eastAsia="Calibri" w:hAnsi="Calibri"/><w:b w:val="false"/><w:bCs w:val="false"/><w:i w:val="false"/><w:iCs w:val="false"/><w:caps w:val="false"/><w:color w:val="475569"/><w:sz w:val="18"/><w:szCs w:val="18"/></w:rPr><w:t xml:space="preserve">April 2026 — Software Version V4.5.0</w:t></w:r></w:p><w:p><w:pPr><w:spacing w:after="40" w:before="60" w:line="280"/><w:jc w:val="center"/></w:pPr><w:r><w:rPr><w:rFonts w:ascii="Consolas" w:cs="Consolas" w:eastAsia="Consolas" w:hAnsi="Consolas"/><w:b w:val="false"/><w:bCs w:val="false"/><w:i w:val="false"/><w:iCs w:val="false"/><w:caps w:val="false"/><w:color w:val="475569"/><w:sz w:val="16"/><w:szCs w:val="16"/></w:rPr><w:t xml:space="preserve">Railway production + Electron DMG variants (Full / Cloud / Local)</w:t></w:r></w:p><w:p><w:pPr><w:spacing w:after="240" w:before="60" w:line="280"/><w:jc w:val="center"/></w:pPr><w:r><w:rPr><w:rFonts w:ascii="Calibri" w:cs="Calibri" w:eastAsia="Calibri" w:hAnsi="Calibri"/><w:b w:val="false"/><w:bCs w:val="false"/><w:i w:val="false"/><w:iCs w:val="false"/><w:caps w:val="false"/><w:color w:val="94A3B8"/><w:sz w:val="16"/><w:szCs w:val="16"/></w:rPr><w:t xml:space="preserve">© 2026 InformationPhysics.ai, LLC. All rights reserved.</w:t></w:r></w:p><w:tbl><w:tblPr><w:tblW w:type="dxa" w:w="9600"/><w:tblBorders><w:top w:val="single" w:color="auto" w:sz="4"/><w:left w:val="single" w:color="auto" w:sz="4"/><w:bottom w:val="single" w:color="auto" w:sz="4"/><w:right w:val="single" w:color="auto" w:sz="4"/><w:insideH w:val="single" w:color="auto" w:sz="4"/><w:insideV w:val="single" w:color="auto" w:sz="4"/></w:tblBorders></w:tblPr><w:tblGrid><w:gridCol w:w="9600"/></w:tblGrid><w:tr><w:tc><w:tcPr><w:tcW w:type="dxa" w:w="9600"/><w:tcBorders><w:top w:val="single" w:color="CBD5E1" w:sz="4"/><w:left w:val="single" w:color="CBD5E1" w:sz="4"/><w:bottom w:val="single" w:color="CBD5E1" w:sz="4"/><w:right w:val="single" w:color="CBD5E1" w:sz="4"/></w:tcBorders><w:tcMar><w:top w:type="dxa" w:w="200"/><w:left w:type="dxa" w:w="240"/><w:bottom w:type="dxa" w:w="200"/><w:right w:type="dxa" w:w="240"/></w:tcMar></w:tcPr><w:p><w:pPr><w:spacing w:after="120" w:before="0"/></w:pPr><w:r><w:rPr><w:rFonts w:ascii="Calibri" w:cs="Calibri" w:eastAsia="Calibri" w:hAnsi="Calibri"/><w:b/><w:bCs/><w:color w:val="1F3864"/><w:sz w:val="24"/><w:szCs w:val="24"/></w:rPr><w:t xml:space="preserve">Abstract</w:t></w:r></w:p><w:p><w:pPr><w:spacing w:after="0" w:before="0" w:line="300"/></w:pPr><w:r><w:rPr><w:rFonts w:ascii="Calibri" w:cs="Calibri" w:eastAsia="Calibri" w:hAnsi="Calibri"/><w:color w:val="475569"/><w:sz w:val="21"/><w:szCs w:val="21"/></w:rPr><w:t xml:space="preserve">Retrieval correctness (migrations 029/031, cap-by-CSV, HSL aliasing, Jaccard dedup), operability (Models tab, Daily Token Budget, Benchmark dropdown, embedded report viewer, Linkage view, Fix Broken MROs), UI polish, distribution (three DMG variants + signing infrastructure), shipped migrations, new endpoints, and the eight silent regressions caught and fixed.</w:t></w:r></w:p></w:tc></w:tr></w:tbl><w:p><w:pPr><w:spacing w:after="60" w:before="60" w:line="280"/><w:jc w:val="left"/></w:pPr><w:r><w:rPr><w:rFonts w:ascii="Calibri" w:cs="Calibri" w:eastAsia="Calibri" w:hAnsi="Calibri"/><w:b w:val="false"/><w:bCs w:val="false"/><w:i w:val="false"/><w:iCs w:val="false"/><w:caps w:val="false"/><w:color w:val="0F172A"/><w:sz w:val="21"/><w:szCs w:val="21"/></w:rPr><w:t xml:space="preserve"></w:t></w:r></w:p><w:p><w:pPr><w:pStyle w:val="Heading1"/><w:pBdr><w:bottom w:val="single" w:color="1F3864" w:sz="6" w:space="4"/></w:pBdr><w:spacing w:after="160" w:before="360" w:line="320"/></w:pPr><w:r><w:rPr><w:rFonts w:ascii="Calibri" w:cs="Calibri" w:eastAsia="Calibri" w:hAnsi="Calibri"/><w:b/><w:bCs/><w:color w:val="1F3864"/><w:sz w:val="28"/><w:szCs w:val="28"/></w:rPr><w:t xml:space="preserve">1.  Retrieval Correctness</w:t></w:r></w:p><w:tbl><w:tblPr><w:tblW w:type="dxa" w:w="9600"/><w:tblBorders><w:top w:val="single" w:color="auto" w:sz="4"/><w:left w:val="single" w:color="auto" w:sz="4"/><w:bottom w:val="single" w:color="auto" w:sz="4"/><w:right w:val="single" w:color="auto" w:sz="4"/><w:insideH w:val="single" w:color="auto" w:sz="4"/><w:insideV w:val="single" w:color="auto" w:sz="4"/></w:tblBorders></w:tblPr><w:tblGrid><w:gridCol w:w="9600"/></w:tblGrid><w:tr><w:tc><w:tcPr><w:tcW w:type="dxa" w:w="9600"/><w:tcBorders><w:top w:val="nil" w:color="FFFFFF" w:sz="1"/><w:left w:val="single" w:color="FB7185" w:sz="18"/><w:bottom w:val="nil" w:color="FFFFFF" w:sz="1"/><w:right w:val="nil" w:color="FFFFFF" w:sz="1"/></w:tcBorders><w:tcMar><w:top w:type="dxa" w:w="80"/><w:left w:type="dxa" w:w="240"/><w:bottom w:type="dxa" w:w="120"/><w:right w:type="dxa" w:w="100"/></w:tcMar></w:tcPr><w:p><w:pPr><w:spacing w:after="80" w:before="0" w:line="280"/></w:pPr><w:r><w:rPr><w:rFonts w:ascii="Calibri" w:cs="Calibri" w:eastAsia="Calibri" w:hAnsi="Calibri"/><w:b/><w:bCs/><w:color w:val="0F172A"/><w:sz w:val="22"/><w:szCs w:val="22"/></w:rPr><w:t xml:space="preserve">1.1  Migration 029 — HSL inverted index population</w:t></w:r></w:p><w:p><w:pPr><w:spacing w:after="60" w:before="60" w:line="280"/><w:jc w:val="left"/></w:pPr><w:r><w:rPr><w:rFonts w:ascii="Calibri" w:cs="Calibri" w:eastAsia="Calibri" w:hAnsi="Calibri"/><w:b w:val="false"/><w:bCs w:val="false"/><w:i w:val="false"/><w:iCs w:val="false"/><w:caps w:val="false"/><w:color w:val="0F172A"/><w:sz w:val="21"/><w:szCs w:val="21"/></w:rPr><w:t xml:space="preserve">ier_refresh_hsl() was only parsing the element columns (which carry AIO row refs like &quot;acc_rfis.csv - Row 162&quot;, not [Key.Value] tokens). The actual bracket token lives in hsl_data.hsl_name (e.g. [Project ID.PRJ-003].hsl). Migration 029 extends the function to parse both and backfills every existing HSL. Before: cue-to-HSL probes returned 0. After: returned the right HSL set.</w:t></w:r></w:p></w:tc></w:tr></w:tbl><w:tbl><w:tblPr><w:tblW w:type="dxa" w:w="9600"/><w:tblBorders><w:top w:val="single" w:color="auto" w:sz="4"/><w:left w:val="single" w:color="auto" w:sz="4"/><w:bottom w:val="single" w:color="auto" w:sz="4"/><w:right w:val="single" w:color="auto" w:sz="4"/><w:insideH w:val="single" w:color="auto" w:sz="4"/><w:insideV w:val="single" w:color="auto" w:sz="4"/></w:tblBorders></w:tblPr><w:tblGrid><w:gridCol w:w="9600"/></w:tblGrid><w:tr><w:tc><w:tcPr><w:tcW w:type="dxa" w:w="9600"/><w:tcBorders><w:top w:val="nil" w:color="FFFFFF" w:sz="1"/><w:left w:val="single" w:color="FB7185" w:sz="18"/><w:bottom w:val="nil" w:color="FFFFFF" w:sz="1"/><w:right w:val="nil" w:color="FFFFFF" w:sz="1"/></w:tcBorders><w:tcMar><w:top w:type="dxa" w:w="80"/><w:left w:type="dxa" w:w="240"/><w:bottom w:type="dxa" w:w="120"/><w:right w:type="dxa" w:w="100"/></w:tcMar></w:tcPr><w:p><w:pPr><w:spacing w:after="80" w:before="0" w:line="280"/></w:pPr><w:r><w:rPr><w:rFonts w:ascii="Calibri" w:cs="Calibri" w:eastAsia="Calibri" w:hAnsi="Calibri"/><w:b/><w:bCs/><w:color w:val="0F172A"/><w:sz w:val="22"/><w:szCs w:val="22"/></w:rPr><w:t xml:space="preserve">1.2  Cap-by-CSV diversity</w:t></w:r></w:p><w:p><w:pPr><w:spacing w:after="60" w:before="60" w:line="280"/><w:jc w:val="left"/></w:pPr><w:r><w:rPr><w:rFonts w:ascii="Calibri" w:cs="Calibri" w:eastAsia="Calibri" w:hAnsi="Calibri"/><w:b w:val="false"/><w:bCs w:val="false"/><w:i w:val="false"/><w:iCs w:val="false"/><w:caps w:val="false"/><w:color w:val="0F172A"/><w:sz w:val="21"/><w:szCs w:val="21"/></w:rPr><w:t xml:space="preserve">Both pipelines (frontend Recall in lib/aio-math.ts, backend Live in api/search_helpers.py) used a flat top-N cap on the matched AIO list. On corpora dominated by one CSV (the demo is 80% AIA305), the flat cap filled with AIA305 and starved the operational CSVs. Both paths now bucket by OriginalCSV first and take a fair per-CSV share before back-filling.</w:t></w:r></w:p></w:tc></w:tr></w:tbl><w:tbl><w:tblPr><w:tblW w:type="dxa" w:w="9600"/><w:tblBorders><w:top w:val="single" w:color="auto" w:sz="4"/><w:left w:val="single" w:color="auto" w:sz="4"/><w:bottom w:val="single" w:color="auto" w:sz="4"/><w:right w:val="single" w:color="auto" w:sz="4"/><w:insideH w:val="single" w:color="auto" w:sz="4"/><w:insideV w:val="single" w:color="auto" w:sz="4"/></w:tblBorders></w:tblPr><w:tblGrid><w:gridCol w:w="9600"/></w:tblGrid><w:tr><w:tc><w:tcPr><w:tcW w:type="dxa" w:w="9600"/><w:tcBorders><w:top w:val="nil" w:color="FFFFFF" w:sz="1"/><w:left w:val="single" w:color="FB7185" w:sz="18"/><w:bottom w:val="nil" w:color="FFFFFF" w:sz="1"/><w:right w:val="nil" w:color="FFFFFF" w:sz="1"/></w:tcBorders><w:tcMar><w:top w:type="dxa" w:w="80"/><w:left w:type="dxa" w:w="240"/><w:bottom w:type="dxa" w:w="120"/><w:right w:type="dxa" w:w="100"/></w:tcMar></w:tcPr><w:p><w:pPr><w:spacing w:after="80" w:before="0" w:line="280"/></w:pPr><w:r><w:rPr><w:rFonts w:ascii="Calibri" w:cs="Calibri" w:eastAsia="Calibri" w:hAnsi="Calibri"/><w:b/><w:bCs/><w:color w:val="0F172A"/><w:sz w:val="22"/><w:szCs w:val="22"/></w:rPr><w:t xml:space="preserve">1.3  HSL field-name aliasing</w:t></w:r></w:p><w:p><w:pPr><w:spacing w:after="60" w:before="60" w:line="280"/><w:jc w:val="left"/></w:pPr><w:r><w:rPr><w:rFonts w:ascii="Calibri" w:cs="Calibri" w:eastAsia="Calibri" w:hAnsi="Calibri"/><w:b w:val="false"/><w:bCs w:val="false"/><w:i w:val="false"/><w:iCs w:val="false"/><w:caps w:val="false"/><w:color w:val="0F172A"/><w:sz w:val="21"/><w:szCs w:val="21"/></w:rPr><w:t xml:space="preserve">lib/hsl-aliases.ts folds equivalent field names (Project_ID, Project ID, Projects Assigned, Applicable Projects, Active Projects) to a single canonical Project for cue matching. Frontend-only for V1 so the alias table can iterate without DB migrations.</w:t></w:r></w:p></w:tc></w:tr></w:tbl><w:tbl><w:tblPr><w:tblW w:type="dxa" w:w="9600"/><w:tblBorders><w:top w:val="single" w:color="auto" w:sz="4"/><w:left w:val="single" w:color="auto" w:sz="4"/><w:bottom w:val="single" w:color="auto" w:sz="4"/><w:right w:val="single" w:color="auto" w:sz="4"/><w:insideH w:val="single" w:color="auto" w:sz="4"/><w:insideV w:val="single" w:color="auto" w:sz="4"/></w:tblBorders></w:tblPr><w:tblGrid><w:gridCol w:w="9600"/></w:tblGrid><w:tr><w:tc><w:tcPr><w:tcW w:type="dxa" w:w="9600"/><w:tcBorders><w:top w:val="nil" w:color="FFFFFF" w:sz="1"/><w:left w:val="single" w:color="FB7185" w:sz="18"/><w:bottom w:val="nil" w:color="FFFFFF" w:sz="1"/><w:right w:val="nil" w:color="FFFFFF" w:sz="1"/></w:tcBorders><w:tcMar><w:top w:type="dxa" w:w="80"/><w:left w:type="dxa" w:w="240"/><w:bottom w:type="dxa" w:w="120"/><w:right w:type="dxa" w:w="100"/></w:tcMar></w:tcPr><w:p><w:pPr><w:spacing w:after="80" w:before="0" w:line="280"/></w:pPr><w:r><w:rPr><w:rFonts w:ascii="Calibri" w:cs="Calibri" w:eastAsia="Calibri" w:hAnsi="Calibri"/><w:b/><w:bCs/><w:color w:val="0F172A"/><w:sz w:val="22"/><w:szCs w:val="22"/></w:rPr><w:t xml:space="preserve">1.4  Migration 031 — IER trigram index</w:t></w:r></w:p><w:p><w:pPr><w:spacing w:after="60" w:before="60" w:line="280"/><w:jc w:val="left"/></w:pPr><w:r><w:rPr><w:rFonts w:ascii="Calibri" w:cs="Calibri" w:eastAsia="Calibri" w:hAnsi="Calibri"/><w:b w:val="false"/><w:bCs w:val="false"/><w:i w:val="false"/><w:iCs w:val="false"/><w:caps w:val="false"/><w:color w:val="0F172A"/><w:sz w:val="21"/><w:szCs w:val="21"/></w:rPr><w:t xml:space="preserve">Trigram-tolerant fallback in find-by-needles-full. Catches paraphrases the exact path doesn&apos;t handle (&quot;PRJ 003&quot; vs &quot;PRJ-003&quot;).</w:t></w:r></w:p></w:tc></w:tr></w:tbl><w:tbl><w:tblPr><w:tblW w:type="dxa" w:w="9600"/><w:tblBorders><w:top w:val="single" w:color="auto" w:sz="4"/><w:left w:val="single" w:color="auto" w:sz="4"/><w:bottom w:val="single" w:color="auto" w:sz="4"/><w:right w:val="single" w:color="auto" w:sz="4"/><w:insideH w:val="single" w:color="auto" w:sz="4"/><w:insideV w:val="single" w:color="auto" w:sz="4"/></w:tblBorders></w:tblPr><w:tblGrid><w:gridCol w:w="9600"/></w:tblGrid><w:tr><w:tc><w:tcPr><w:tcW w:type="dxa" w:w="9600"/><w:tcBorders><w:top w:val="nil" w:color="FFFFFF" w:sz="1"/><w:left w:val="single" w:color="FB7185" w:sz="18"/><w:bottom w:val="nil" w:color="FFFFFF" w:sz="1"/><w:right w:val="nil" w:color="FFFFFF" w:sz="1"/></w:tcBorders><w:tcMar><w:top w:type="dxa" w:w="80"/><w:left w:type="dxa" w:w="240"/><w:bottom w:type="dxa" w:w="120"/><w:right w:type="dxa" w:w="100"/></w:tcMar></w:tcPr><w:p><w:pPr><w:spacing w:after="80" w:before="0" w:line="280"/></w:pPr><w:r><w:rPr><w:rFonts w:ascii="Calibri" w:cs="Calibri" w:eastAsia="Calibri" w:hAnsi="Calibri"/><w:b/><w:bCs/><w:color w:val="0F172A"/><w:sz w:val="22"/><w:szCs w:val="22"/></w:rPr><w:t xml:space="preserve">1.5  Element-set Jaccard dedup at substrate-build time</w:t></w:r></w:p><w:p><w:pPr><w:spacing w:after="60" w:before="60" w:line="280"/><w:jc w:val="left"/></w:pPr><w:r><w:rPr><w:rFonts w:ascii="Calibri" w:cs="Calibri" w:eastAsia="Calibri" w:hAnsi="Calibri"/><w:b w:val="false"/><w:bCs w:val="false"/><w:i w:val="false"/><w:iCs w:val="false"/><w:caps w:val="false"/><w:color w:val="0F172A"/><w:sz w:val="21"/><w:szCs w:val="21"/></w:rPr><w:t xml:space="preserve">Collapses near-duplicates from cross-CSV reposts of the same entity at threshold 0.85. Provenance-key (OriginalCSV, RowNumber) excluded from comparison.</w:t></w:r></w:p></w:tc></w:tr></w:tbl><w:tbl><w:tblPr><w:tblW w:type="dxa" w:w="9600"/><w:tblBorders><w:top w:val="single" w:color="auto" w:sz="4"/><w:left w:val="single" w:color="auto" w:sz="4"/><w:bottom w:val="single" w:color="auto" w:sz="4"/><w:right w:val="single" w:color="auto" w:sz="4"/><w:insideH w:val="single" w:color="auto" w:sz="4"/><w:insideV w:val="single" w:color="auto" w:sz="4"/></w:tblBorders></w:tblPr><w:tblGrid><w:gridCol w:w="9600"/></w:tblGrid><w:tr><w:tc><w:tcPr><w:tcW w:type="dxa" w:w="9600"/><w:tcBorders><w:top w:val="nil" w:color="FFFFFF" w:sz="1"/><w:left w:val="single" w:color="FB7185" w:sz="18"/><w:bottom w:val="nil" w:color="FFFFFF" w:sz="1"/><w:right w:val="nil" w:color="FFFFFF" w:sz="1"/></w:tcBorders><w:tcMar><w:top w:type="dxa" w:w="80"/><w:left w:type="dxa" w:w="240"/><w:bottom w:type="dxa" w:w="120"/><w:right w:type="dxa" w:w="100"/></w:tcMar></w:tcPr><w:p><w:pPr><w:spacing w:after="80" w:before="0" w:line="280"/></w:pPr><w:r><w:rPr><w:rFonts w:ascii="Calibri" w:cs="Calibri" w:eastAsia="Calibri" w:hAnsi="Calibri"/><w:b/><w:bCs/><w:color w:val="0F172A"/><w:sz w:val="22"/><w:szCs w:val="22"/></w:rPr><w:t xml:space="preserve">1.6  Recall maxAios cap raise</w:t></w:r></w:p><w:p><w:pPr><w:spacing w:after="60" w:before="60" w:line="280"/><w:jc w:val="left"/></w:pPr><w:r><w:rPr><w:rFonts w:ascii="Calibri" w:cs="Calibri" w:eastAsia="Calibri" w:hAnsi="Calibri"/><w:b w:val="false"/><w:bCs w:val="false"/><w:i w:val="false"/><w:iCs w:val="false"/><w:caps w:val="false"/><w:color w:val="0F172A"/><w:sz w:val="21"/><w:szCs w:val="21"/></w:rPr><w:t xml:space="preserve">Default substrate cap raised from 40 → 200 across the chat dialog, runChatPipeline default, assembleBundle default, and benchmarks. Closes the cap-mismatch gap with Live Search&apos;s adaptive 100–300 cap on aggregation queries.</w:t></w:r></w:p></w:tc></w:tr></w:tbl><w:p><w:pPr><w:pStyle w:val="Heading1"/><w:pBdr><w:bottom w:val="single" w:color="1F3864" w:sz="6" w:space="4"/></w:pBdr><w:spacing w:after="160" w:before="360" w:line="320"/></w:pPr><w:r><w:rPr><w:rFonts w:ascii="Calibri" w:cs="Calibri" w:eastAsia="Calibri" w:hAnsi="Calibri"/><w:b/><w:bCs/><w:color w:val="1F3864"/><w:sz w:val="28"/><w:szCs w:val="28"/></w:rPr><w:t xml:space="preserve">2.  Operability</w:t></w:r></w:p><w:tbl><w:tblPr><w:tblW w:type="dxa" w:w="9600"/><w:tblBorders><w:top w:val="single" w:color="auto" w:sz="4"/><w:left w:val="single" w:color="auto" w:sz="4"/><w:bottom w:val="single" w:color="auto" w:sz="4"/><w:right w:val="single" w:color="auto" w:sz="4"/><w:insideH w:val="single" w:color="auto" w:sz="4"/><w:insideV w:val="single" w:color="auto" w:sz="4"/></w:tblBorders></w:tblPr><w:tblGrid><w:gridCol w:w="9600"/></w:tblGrid><w:tr><w:tc><w:tcPr><w:tcW w:type="dxa" w:w="9600"/><w:tcBorders><w:top w:val="nil" w:color="FFFFFF" w:sz="1"/><w:left w:val="single" w:color="FB7185" w:sz="18"/><w:bottom w:val="nil" w:color="FFFFFF" w:sz="1"/><w:right w:val="nil" w:color="FFFFFF" w:sz="1"/></w:tcBorders><w:tcMar><w:top w:type="dxa" w:w="80"/><w:left w:type="dxa" w:w="240"/><w:bottom w:type="dxa" w:w="120"/><w:right w:type="dxa" w:w="100"/></w:tcMar></w:tcPr><w:p><w:pPr><w:spacing w:after="80" w:before="0" w:line="280"/></w:pPr><w:r><w:rPr><w:rFonts w:ascii="Calibri" w:cs="Calibri" w:eastAsia="Calibri" w:hAnsi="Calibri"/><w:b/><w:bCs/><w:color w:val="0F172A"/><w:sz w:val="22"/><w:szCs w:val="22"/></w:rPr><w:t xml:space="preserve">2.1  System Management → Models tab</w:t></w:r></w:p><w:p><w:pPr><w:spacing w:after="60" w:before="60" w:line="280"/><w:jc w:val="left"/></w:pPr><w:r><w:rPr><w:rFonts w:ascii="Calibri" w:cs="Calibri" w:eastAsia="Calibri" w:hAnsi="Calibri"/><w:b w:val="false"/><w:bCs w:val="false"/><w:i w:val="false"/><w:iCs w:val="false"/><w:caps w:val="false"/><w:color w:val="0F172A"/><w:sz w:val="21"/><w:szCs w:val="21"/></w:rPr><w:t xml:space="preserve">Runtime LLM model selection. Two slots: a default model (used by all four modes plus summarize / entity-resolution) and an optional parse-phase override for Live Search. Saved to system_settings, no restart needed. Resolution order: system_settings → env var → fallback.</w:t></w:r></w:p></w:tc></w:tr></w:tbl><w:tbl><w:tblPr><w:tblW w:type="dxa" w:w="9600"/><w:tblBorders><w:top w:val="single" w:color="auto" w:sz="4"/><w:left w:val="single" w:color="auto" w:sz="4"/><w:bottom w:val="single" w:color="auto" w:sz="4"/><w:right w:val="single" w:color="auto" w:sz="4"/><w:insideH w:val="single" w:color="auto" w:sz="4"/><w:insideV w:val="single" w:color="auto" w:sz="4"/></w:tblBorders></w:tblPr><w:tblGrid><w:gridCol w:w="9600"/></w:tblGrid><w:tr><w:tc><w:tcPr><w:tcW w:type="dxa" w:w="9600"/><w:tcBorders><w:top w:val="nil" w:color="FFFFFF" w:sz="1"/><w:left w:val="single" w:color="FB7185" w:sz="18"/><w:bottom w:val="nil" w:color="FFFFFF" w:sz="1"/><w:right w:val="nil" w:color="FFFFFF" w:sz="1"/></w:tcBorders><w:tcMar><w:top w:type="dxa" w:w="80"/><w:left w:type="dxa" w:w="240"/><w:bottom w:type="dxa" w:w="120"/><w:right w:type="dxa" w:w="100"/></w:tcMar></w:tcPr><w:p><w:pPr><w:spacing w:after="80" w:before="0" w:line="280"/></w:pPr><w:r><w:rPr><w:rFonts w:ascii="Calibri" w:cs="Calibri" w:eastAsia="Calibri" w:hAnsi="Calibri"/><w:b/><w:bCs/><w:color w:val="0F172A"/><w:sz w:val="22"/><w:szCs w:val="22"/></w:rPr><w:t xml:space="preserve">2.2  Daily Token Budget pane</w:t></w:r></w:p><w:p><w:pPr><w:spacing w:after="60" w:before="60" w:line="280"/><w:jc w:val="left"/></w:pPr><w:r><w:rPr><w:rFonts w:ascii="Calibri" w:cs="Calibri" w:eastAsia="Calibri" w:hAnsi="Calibri"/><w:b w:val="false"/><w:bCs w:val="false"/><w:i w:val="false"/><w:iCs w:val="false"/><w:caps w:val="false"/><w:color w:val="0F172A"/><w:sz w:val="21"/><w:szCs w:val="21"/></w:rPr><w:t xml:space="preserve">Live progress bar showing used_today / limit with green/amber/red thresholds, plus inputs for per-tenant override and global default. Eliminates the &quot;drop into psql to fix the budget&quot; friction.</w:t></w:r></w:p></w:tc></w:tr></w:tbl><w:tbl><w:tblPr><w:tblW w:type="dxa" w:w="9600"/><w:tblBorders><w:top w:val="single" w:color="auto" w:sz="4"/><w:left w:val="single" w:color="auto" w:sz="4"/><w:bottom w:val="single" w:color="auto" w:sz="4"/><w:right w:val="single" w:color="auto" w:sz="4"/><w:insideH w:val="single" w:color="auto" w:sz="4"/><w:insideV w:val="single" w:color="auto" w:sz="4"/></w:tblBorders></w:tblPr><w:tblGrid><w:gridCol w:w="9600"/></w:tblGrid><w:tr><w:tc><w:tcPr><w:tcW w:type="dxa" w:w="9600"/><w:tcBorders><w:top w:val="nil" w:color="FFFFFF" w:sz="1"/><w:left w:val="single" w:color="FB7185" w:sz="18"/><w:bottom w:val="nil" w:color="FFFFFF" w:sz="1"/><w:right w:val="nil" w:color="FFFFFF" w:sz="1"/></w:tcBorders><w:tcMar><w:top w:type="dxa" w:w="80"/><w:left w:type="dxa" w:w="240"/><w:bottom w:type="dxa" w:w="120"/><w:right w:type="dxa" w:w="100"/></w:tcMar></w:tcPr><w:p><w:pPr><w:spacing w:after="80" w:before="0" w:line="280"/></w:pPr><w:r><w:rPr><w:rFonts w:ascii="Calibri" w:cs="Calibri" w:eastAsia="Calibri" w:hAnsi="Calibri"/><w:b/><w:bCs/><w:color w:val="0F172A"/><w:sz w:val="22"/><w:szCs w:val="22"/></w:rPr><w:t xml:space="preserve">2.3  R&amp;D — Benchmark dropdown</w:t></w:r></w:p><w:p><w:pPr><w:spacing w:after="60" w:before="60" w:line="280"/><w:jc w:val="left"/></w:pPr><w:r><w:rPr><w:rFonts w:ascii="Calibri" w:cs="Calibri" w:eastAsia="Calibri" w:hAnsi="Calibri"/><w:b w:val="false"/><w:bCs w:val="false"/><w:i w:val="false"/><w:iCs w:val="false"/><w:caps w:val="false"/><w:color w:val="0F172A"/><w:sz w:val="21"/><w:szCs w:val="21"/></w:rPr><w:t xml:space="preserve">Full-screen benchmark runner with side-by-side metrics, verbatim replies for all four modes, Print / Save-as-PDF, and a 10-prompt catalog.</w:t></w:r></w:p></w:tc></w:tr></w:tbl><w:tbl><w:tblPr><w:tblW w:type="dxa" w:w="9600"/><w:tblBorders><w:top w:val="single" w:color="auto" w:sz="4"/><w:left w:val="single" w:color="auto" w:sz="4"/><w:bottom w:val="single" w:color="auto" w:sz="4"/><w:right w:val="single" w:color="auto" w:sz="4"/><w:insideH w:val="single" w:color="auto" w:sz="4"/><w:insideV w:val="single" w:color="auto" w:sz="4"/></w:tblBorders></w:tblPr><w:tblGrid><w:gridCol w:w="9600"/></w:tblGrid><w:tr><w:tc><w:tcPr><w:tcW w:type="dxa" w:w="9600"/><w:tcBorders><w:top w:val="nil" w:color="FFFFFF" w:sz="1"/><w:left w:val="single" w:color="FB7185" w:sz="18"/><w:bottom w:val="nil" w:color="FFFFFF" w:sz="1"/><w:right w:val="nil" w:color="FFFFFF" w:sz="1"/></w:tcBorders><w:tcMar><w:top w:type="dxa" w:w="80"/><w:left w:type="dxa" w:w="240"/><w:bottom w:type="dxa" w:w="120"/><w:right w:type="dxa" w:w="100"/></w:tcMar></w:tcPr><w:p><w:pPr><w:spacing w:after="80" w:before="0" w:line="280"/></w:pPr><w:r><w:rPr><w:rFonts w:ascii="Calibri" w:cs="Calibri" w:eastAsia="Calibri" w:hAnsi="Calibri"/><w:b/><w:bCs/><w:color w:val="0F172A"/><w:sz w:val="22"/><w:szCs w:val="22"/></w:rPr><w:t xml:space="preserve">2.4  References — embedded inline viewer</w:t></w:r></w:p><w:p><w:pPr><w:spacing w:after="60" w:before="60" w:line="280"/><w:jc w:val="left"/></w:pPr><w:r><w:rPr><w:rFonts w:ascii="Calibri" w:cs="Calibri" w:eastAsia="Calibri" w:hAnsi="Calibri"/><w:b w:val="false"/><w:bCs w:val="false"/><w:i w:val="false"/><w:iCs w:val="false"/><w:caps w:val="false"/><w:color w:val="0F172A"/><w:sz w:val="21"/><w:szCs w:val="21"/></w:rPr><w:t xml:space="preserve">Technical reports and traces open as full-screen pages instead of triggering downloads. mammoth converts the .docx to HTML in the browser; the .docx files still live in public/docs/.</w:t></w:r></w:p></w:tc></w:tr></w:tbl><w:tbl><w:tblPr><w:tblW w:type="dxa" w:w="9600"/><w:tblBorders><w:top w:val="single" w:color="auto" w:sz="4"/><w:left w:val="single" w:color="auto" w:sz="4"/><w:bottom w:val="single" w:color="auto" w:sz="4"/><w:right w:val="single" w:color="auto" w:sz="4"/><w:insideH w:val="single" w:color="auto" w:sz="4"/><w:insideV w:val="single" w:color="auto" w:sz="4"/></w:tblBorders></w:tblPr><w:tblGrid><w:gridCol w:w="9600"/></w:tblGrid><w:tr><w:tc><w:tcPr><w:tcW w:type="dxa" w:w="9600"/><w:tcBorders><w:top w:val="nil" w:color="FFFFFF" w:sz="1"/><w:left w:val="single" w:color="FB7185" w:sz="18"/><w:bottom w:val="nil" w:color="FFFFFF" w:sz="1"/><w:right w:val="nil" w:color="FFFFFF" w:sz="1"/></w:tcBorders><w:tcMar><w:top w:type="dxa" w:w="80"/><w:left w:type="dxa" w:w="240"/><w:bottom w:type="dxa" w:w="120"/><w:right w:type="dxa" w:w="100"/></w:tcMar></w:tcPr><w:p><w:pPr><w:spacing w:after="80" w:before="0" w:line="280"/></w:pPr><w:r><w:rPr><w:rFonts w:ascii="Calibri" w:cs="Calibri" w:eastAsia="Calibri" w:hAnsi="Calibri"/><w:b/><w:bCs/><w:color w:val="0F172A"/><w:sz w:val="22"/><w:szCs w:val="22"/></w:rPr><w:t xml:space="preserve">2.5  MRO Linkage view + Fix Broken MROs</w:t></w:r></w:p><w:p><w:pPr><w:spacing w:after="60" w:before="60" w:line="280"/><w:jc w:val="left"/></w:pPr><w:r><w:rPr><w:rFonts w:ascii="Calibri" w:cs="Calibri" w:eastAsia="Calibri" w:hAnsi="Calibri"/><w:b w:val="false"/><w:bCs w:val="false"/><w:i w:val="false"/><w:iCs w:val="false"/><w:caps w:val="false"/><w:color w:val="0F172A"/><w:sz w:val="21"/><w:szCs w:val="21"/></w:rPr><w:t xml:space="preserve">Renders every MRO and its current HSL back-pointer set in a sortable table with stale/orphan badges. Fix Broken MROs button runs a dual-pass repair (add missing back-pointers + sweep stale tokens).</w:t></w:r></w:p></w:tc></w:tr></w:tbl><w:tbl><w:tblPr><w:tblW w:type="dxa" w:w="9600"/><w:tblBorders><w:top w:val="single" w:color="auto" w:sz="4"/><w:left w:val="single" w:color="auto" w:sz="4"/><w:bottom w:val="single" w:color="auto" w:sz="4"/><w:right w:val="single" w:color="auto" w:sz="4"/><w:insideH w:val="single" w:color="auto" w:sz="4"/><w:insideV w:val="single" w:color="auto" w:sz="4"/></w:tblBorders></w:tblPr><w:tblGrid><w:gridCol w:w="9600"/></w:tblGrid><w:tr><w:tc><w:tcPr><w:tcW w:type="dxa" w:w="9600"/><w:tcBorders><w:top w:val="nil" w:color="FFFFFF" w:sz="1"/><w:left w:val="single" w:color="FB7185" w:sz="18"/><w:bottom w:val="nil" w:color="FFFFFF" w:sz="1"/><w:right w:val="nil" w:color="FFFFFF" w:sz="1"/></w:tcBorders><w:tcMar><w:top w:type="dxa" w:w="80"/><w:left w:type="dxa" w:w="240"/><w:bottom w:type="dxa" w:w="120"/><w:right w:type="dxa" w:w="100"/></w:tcMar></w:tcPr><w:p><w:pPr><w:spacing w:after="80" w:before="0" w:line="280"/></w:pPr><w:r><w:rPr><w:rFonts w:ascii="Calibri" w:cs="Calibri" w:eastAsia="Calibri" w:hAnsi="Calibri"/><w:b/><w:bCs/><w:color w:val="0F172A"/><w:sz w:val="22"/><w:szCs w:val="22"/></w:rPr><w:t xml:space="preserve">2.6  Cache bypass on interactive Live Search</w:t></w:r></w:p><w:p><w:pPr><w:spacing w:after="60" w:before="60" w:line="280"/><w:jc w:val="left"/></w:pPr><w:r><w:rPr><w:rFonts w:ascii="Calibri" w:cs="Calibri" w:eastAsia="Calibri" w:hAnsi="Calibri"/><w:b w:val="false"/><w:bCs w:val="false"/><w:i w:val="false"/><w:iCs w:val="false"/><w:caps w:val="false"/><w:color w:val="0F172A"/><w:sz w:val="21"/><w:szCs w:val="21"/></w:rPr><w:t xml:space="preserve">aioSearchChat / aioSearchChatStream accept opt-in bypassCache: true. Chat dialog and benchmark runner pass true so users iterating through the UI never see a stale cached reply mask a deployed retrieval fix.</w:t></w:r></w:p></w:tc></w:tr></w:tbl><w:p><w:pPr><w:pStyle w:val="Heading1"/><w:pBdr><w:bottom w:val="single" w:color="1F3864" w:sz="6" w:space="4"/></w:pBdr><w:spacing w:after="160" w:before="360" w:line="320"/></w:pPr><w:r><w:rPr><w:rFonts w:ascii="Calibri" w:cs="Calibri" w:eastAsia="Calibri" w:hAnsi="Calibri"/><w:b/><w:bCs/><w:color w:val="1F3864"/><w:sz w:val="28"/><w:szCs w:val="28"/></w:rPr><w:t xml:space="preserve">3.  UI Polish</w:t></w:r></w:p><w:p><w:pPr><w:spacing w:after="40" w:before="40" w:line="280"/><w:ind w:left="720" w:hanging="360"/></w:pPr><w:r><w:rPr><w:rFonts w:ascii="Calibri" w:cs="Calibri" w:eastAsia="Calibri" w:hAnsi="Calibri"/><w:color w:val="0F172A"/><w:sz w:val="21"/><w:szCs w:val="21"/></w:rPr><w:t xml:space="preserve">•   Edge-to-edge &quot;Information Physics Standard Model&quot; banner on the home page (navy gradient, responsive type).</w:t></w:r></w:p><w:p><w:pPr><w:spacing w:after="40" w:before="40" w:line="280"/><w:ind w:left="720" w:hanging="360"/></w:pPr><w:r><w:rPr><w:rFonts w:ascii="Calibri" w:cs="Calibri" w:eastAsia="Calibri" w:hAnsi="Calibri"/><w:color w:val="0F172A"/><w:sz w:val="21"/><w:szCs w:val="21"/></w:rPr><w:t xml:space="preserve">•   ChatAIO header recentered with serif title and centered five-button action group.</w:t></w:r></w:p><w:p><w:pPr><w:spacing w:after="40" w:before="40" w:line="280"/><w:ind w:left="720" w:hanging="360"/></w:pPr><w:r><w:rPr><w:rFonts w:ascii="Calibri" w:cs="Calibri" w:eastAsia="Calibri" w:hAnsi="Calibri"/><w:color w:val="0F172A"/><w:sz w:val="21"/><w:szCs w:val="21"/></w:rPr><w:t xml:space="preserve">•   Rich markdown rendering in assistant replies (headings, lists, blockquotes, code blocks, tables, links) with PDF export parity.</w:t></w:r></w:p><w:p><w:pPr><w:spacing w:after="40" w:before="40" w:line="280"/><w:ind w:left="720" w:hanging="360"/></w:pPr><w:r><w:rPr><w:rFonts w:ascii="Calibri" w:cs="Calibri" w:eastAsia="Calibri" w:hAnsi="Calibri"/><w:color w:val="0F172A"/><w:sz w:val="21"/><w:szCs w:val="21"/></w:rPr><w:t xml:space="preserve">•   PDF import progress UI with elapsed-time counter, file-size + estimated-chunk preview, and explicit &quot;request is still alive&quot; copy on multi-chunk runs.</w:t></w:r></w:p><w:p><w:pPr><w:pStyle w:val="Heading1"/><w:pBdr><w:bottom w:val="single" w:color="1F3864" w:sz="6" w:space="4"/></w:pBdr><w:spacing w:after="160" w:before="360" w:line="320"/></w:pPr><w:r><w:rPr><w:rFonts w:ascii="Calibri" w:cs="Calibri" w:eastAsia="Calibri" w:hAnsi="Calibri"/><w:b/><w:bCs/><w:color w:val="1F3864"/><w:sz w:val="28"/><w:szCs w:val="28"/></w:rPr><w:t xml:space="preserve">4.  Distribution</w:t></w:r></w:p><w:p><w:pPr><w:spacing w:after="40" w:before="40" w:line="280"/><w:ind w:left="720" w:hanging="360"/></w:pPr><w:r><w:rPr><w:rFonts w:ascii="Calibri" w:cs="Calibri" w:eastAsia="Calibri" w:hAnsi="Calibri"/><w:color w:val="0F172A"/><w:sz w:val="21"/><w:szCs w:val="21"/></w:rPr><w:t xml:space="preserve">•   Electron code signing &amp; notarization wired (Apple Developer ID + hardened runtime + entitlements).</w:t></w:r></w:p><w:p><w:pPr><w:spacing w:after="40" w:before="40" w:line="280"/><w:ind w:left="720" w:hanging="360"/></w:pPr><w:r><w:rPr><w:rFonts w:ascii="Calibri" w:cs="Calibri" w:eastAsia="Calibri" w:hAnsi="Calibri"/><w:color w:val="0F172A"/><w:sz w:val="21"/><w:szCs w:val="21"/></w:rPr><w:t xml:space="preserve">•   Three DMG variants: Full (V4.5), Cloud-stripped (V4.5C), Local-only (V4.5L).</w:t></w:r></w:p><w:p><w:pPr><w:spacing w:after="40" w:before="40" w:line="280"/><w:ind w:left="720" w:hanging="360"/></w:pPr><w:r><w:rPr><w:rFonts w:ascii="Calibri" w:cs="Calibri" w:eastAsia="Calibri" w:hAnsi="Calibri"/><w:color w:val="0F172A"/><w:sz w:val="21"/><w:szCs w:val="21"/></w:rPr><w:t xml:space="preserve">•   V4.5L and V4.5C variants use sed-swap of bundled frontend strings and DMG volume label so the variant is identifiable at a glance.</w:t></w:r></w:p><w:p><w:pPr><w:pStyle w:val="Heading1"/><w:pBdr><w:bottom w:val="single" w:color="1F3864" w:sz="6" w:space="4"/></w:pBdr><w:spacing w:after="160" w:before="360" w:line="320"/></w:pPr><w:r><w:rPr><w:rFonts w:ascii="Calibri" w:cs="Calibri" w:eastAsia="Calibri" w:hAnsi="Calibri"/><w:b/><w:bCs/><w:color w:val="1F3864"/><w:sz w:val="28"/><w:szCs w:val="28"/></w:rPr><w:t xml:space="preserve">5.  Shipped Migrations</w:t></w:r></w:p><w:tbl><w:tblPr><w:tblW w:type="dxa" w:w="9600"/><w:tblBorders><w:top w:val="single" w:color="auto" w:sz="4"/><w:left w:val="single" w:color="auto" w:sz="4"/><w:bottom w:val="single" w:color="auto" w:sz="4"/><w:right w:val="single" w:color="auto" w:sz="4"/><w:insideH w:val="single" w:color="auto" w:sz="4"/><w:insideV w:val="single" w:color="auto" w:sz="4"/></w:tblBorders></w:tblPr><w:tblGrid><w:gridCol w:w="400"/><w:gridCol w:w="4000"/><w:gridCol w:w="5200"/></w:tblGrid><w:tr><w:trPr><w:tblHeader/></w:trPr><w:tc><w:tcPr><w:tcW w:type="dxa" w:w="400"/><w:tcBorders><w:top w:val="single" w:color="CBD5E1" w:sz="4"/><w:left w:val="single" w:color="CBD5E1" w:sz="4"/><w:bottom w:val="single" w:color="CBD5E1" w:sz="4"/><w:right w:val="single" w:color="CBD5E1" w:sz="4"/></w:tcBorders><w:shd w:fill="0F3460" w:val="clear"/><w:tcMar><w:top w:type="dxa" w:w="80"/><w:left w:type="dxa" w:w="120"/><w:bottom w:type="dxa" w:w="80"/><w:right w:type="dxa" w:w="120"/></w:tcMar></w:tcPr><w:p><w:pPr><w:spacing w:after="0" w:before="0" w:line="260"/></w:pPr><w:r><w:rPr><w:rFonts w:ascii="Consolas" w:cs="Consolas" w:eastAsia="Consolas" w:hAnsi="Consolas"/><w:b/><w:bCs/><w:color w:val="FFFFFF"/><w:sz w:val="19"/><w:szCs w:val="19"/></w:rPr><w:t xml:space="preserve">#</w:t></w:r></w:p></w:tc><w:tc><w:tcPr><w:tcW w:type="dxa" w:w="4000"/><w:tcBorders><w:top w:val="single" w:color="CBD5E1" w:sz="4"/><w:left w:val="single" w:color="CBD5E1" w:sz="4"/><w:bottom w:val="single" w:color="CBD5E1" w:sz="4"/><w:right w:val="single" w:color="CBD5E1" w:sz="4"/></w:tcBorders><w:shd w:fill="0F3460" w:val="clear"/><w:tcMar><w:top w:type="dxa" w:w="80"/><w:left w:type="dxa" w:w="120"/><w:bottom w:type="dxa" w:w="80"/><w:right w:type="dxa" w:w="120"/></w:tcMar></w:tcPr><w:p><w:pPr><w:spacing w:after="0" w:before="0" w:line="260"/></w:pPr><w:r><w:rPr><w:rFonts w:ascii="Calibri" w:cs="Calibri" w:eastAsia="Calibri" w:hAnsi="Calibri"/><w:b/><w:bCs/><w:color w:val="FFFFFF"/><w:sz w:val="19"/><w:szCs w:val="19"/></w:rPr><w:t xml:space="preserve">Filename</w:t></w:r></w:p></w:tc><w:tc><w:tcPr><w:tcW w:type="dxa" w:w="5200"/><w:tcBorders><w:top w:val="single" w:color="CBD5E1" w:sz="4"/><w:left w:val="single" w:color="CBD5E1" w:sz="4"/><w:bottom w:val="single" w:color="CBD5E1" w:sz="4"/><w:right w:val="single" w:color="CBD5E1" w:sz="4"/></w:tcBorders><w:shd w:fill="0F3460" w:val="clear"/><w:tcMar><w:top w:type="dxa" w:w="80"/><w:left w:type="dxa" w:w="120"/><w:bottom w:type="dxa" w:w="80"/><w:right w:type="dxa" w:w="120"/></w:tcMar></w:tcPr><w:p><w:pPr><w:spacing w:after="0" w:before="0" w:line="260"/></w:pPr><w:r><w:rPr><w:rFonts w:ascii="Calibri" w:cs="Calibri" w:eastAsia="Calibri" w:hAnsi="Calibri"/><w:b/><w:bCs/><w:color w:val="FFFFFF"/><w:sz w:val="19"/><w:szCs w:val="19"/></w:rPr><w:t xml:space="preserve">Purpose</w:t></w:r></w:p></w:tc></w:tr><w:tr><w:tc><w:tcPr><w:tcW w:type="dxa" w:w="400"/><w:tcBorders><w:top w:val="single" w:color="CBD5E1" w:sz="4"/><w:left w:val="single" w:color="CBD5E1" w:sz="4"/><w:bottom w:val="single" w:color="CBD5E1" w:sz="4"/><w:right w:val="single" w:color="CBD5E1" w:sz="4"/></w:tcBorders><w:tcMar><w:top w:type="dxa" w:w="80"/><w:left w:type="dxa" w:w="120"/><w:bottom w:type="dxa" w:w="80"/><w:right w:type="dxa" w:w="120"/></w:tcMar></w:tcPr><w:p><w:pPr><w:spacing w:after="0" w:before="0" w:line="260"/></w:pPr><w:r><w:rPr><w:rFonts w:ascii="Calibri" w:cs="Calibri" w:eastAsia="Calibri" w:hAnsi="Calibri"/><w:b w:val="false"/><w:bCs w:val="false"/><w:color w:val="0F172A"/><w:sz w:val="19"/><w:szCs w:val="19"/></w:rPr><w:t xml:space="preserve">029</w:t></w:r></w:p></w:tc><w:tc><w:tcPr><w:tcW w:type="dxa" w:w="4000"/><w:tcBorders><w:top w:val="single" w:color="CBD5E1" w:sz="4"/><w:left w:val="single" w:color="CBD5E1" w:sz="4"/><w:bottom w:val="single" w:color="CBD5E1" w:sz="4"/><w:right w:val="single" w:color="CBD5E1" w:sz="4"/></w:tcBorders><w:tcMar><w:top w:type="dxa" w:w="80"/><w:left w:type="dxa" w:w="120"/><w:bottom w:type="dxa" w:w="80"/><w:right w:type="dxa" w:w="120"/></w:tcMar></w:tcPr><w:p><w:pPr><w:spacing w:after="0" w:before="0" w:line="260"/></w:pPr><w:r><w:rPr><w:rFonts w:ascii="Calibri" w:cs="Calibri" w:eastAsia="Calibri" w:hAnsi="Calibri"/><w:b w:val="false"/><w:bCs w:val="false"/><w:color w:val="0F172A"/><w:sz w:val="19"/><w:szCs w:val="19"/></w:rPr><w:t xml:space="preserve">029_fix_hsl_ier_index.sql</w:t></w:r></w:p></w:tc><w:tc><w:tcPr><w:tcW w:type="dxa" w:w="5200"/><w:tcBorders><w:top w:val="single" w:color="CBD5E1" w:sz="4"/><w:left w:val="single" w:color="CBD5E1" w:sz="4"/><w:bottom w:val="single" w:color="CBD5E1" w:sz="4"/><w:right w:val="single" w:color="CBD5E1" w:sz="4"/></w:tcBorders><w:tcMar><w:top w:type="dxa" w:w="80"/><w:left w:type="dxa" w:w="120"/><w:bottom w:type="dxa" w:w="80"/><w:right w:type="dxa" w:w="120"/></w:tcMar></w:tcPr><w:p><w:pPr><w:spacing w:after="0" w:before="0" w:line="260"/></w:pPr><w:r><w:rPr><w:rFonts w:ascii="Calibri" w:cs="Calibri" w:eastAsia="Calibri" w:hAnsi="Calibri"/><w:b w:val="false"/><w:bCs w:val="false"/><w:color w:val="0F172A"/><w:sz w:val="19"/><w:szCs w:val="19"/></w:rPr><w:t xml:space="preserve">Extend ier_refresh_hsl to parse hsl_name + backfill</w:t></w:r></w:p></w:tc></w:tr><w:tr><w:tc><w:tcPr><w:tcW w:type="dxa" w:w="400"/><w:tcBorders><w:top w:val="single" w:color="CBD5E1" w:sz="4"/><w:left w:val="single" w:color="CBD5E1" w:sz="4"/><w:bottom w:val="single" w:color="CBD5E1" w:sz="4"/><w:right w:val="single" w:color="CBD5E1" w:sz="4"/></w:tcBorders><w:shd w:fill="F1F5F9" w:val="clear"/><w:tcMar><w:top w:type="dxa" w:w="80"/><w:left w:type="dxa" w:w="120"/><w:bottom w:type="dxa" w:w="80"/><w:right w:type="dxa" w:w="120"/></w:tcMar></w:tcPr><w:p><w:pPr><w:spacing w:after="0" w:before="0" w:line="260"/></w:pPr><w:r><w:rPr><w:rFonts w:ascii="Calibri" w:cs="Calibri" w:eastAsia="Calibri" w:hAnsi="Calibri"/><w:b w:val="false"/><w:bCs w:val="false"/><w:color w:val="0F172A"/><w:sz w:val="19"/><w:szCs w:val="19"/></w:rPr><w:t xml:space="preserve">030</w:t></w:r></w:p></w:tc><w:tc><w:tcPr><w:tcW w:type="dxa" w:w="4000"/><w:tcBorders><w:top w:val="single" w:color="CBD5E1" w:sz="4"/><w:left w:val="single" w:color="CBD5E1" w:sz="4"/><w:bottom w:val="single" w:color="CBD5E1" w:sz="4"/><w:right w:val="single" w:color="CBD5E1" w:sz="4"/></w:tcBorders><w:shd w:fill="F1F5F9" w:val="clear"/><w:tcMar><w:top w:type="dxa" w:w="80"/><w:left w:type="dxa" w:w="120"/><w:bottom w:type="dxa" w:w="80"/><w:right w:type="dxa" w:w="120"/></w:tcMar></w:tcPr><w:p><w:pPr><w:spacing w:after="0" w:before="0" w:line="260"/></w:pPr><w:r><w:rPr><w:rFonts w:ascii="Calibri" w:cs="Calibri" w:eastAsia="Calibri" w:hAnsi="Calibri"/><w:b w:val="false"/><w:bCs w:val="false"/><w:color w:val="0F172A"/><w:sz w:val="19"/><w:szCs w:val="19"/></w:rPr><w:t xml:space="preserve">030_seed_default_admin.sql</w:t></w:r></w:p></w:tc><w:tc><w:tcPr><w:tcW w:type="dxa" w:w="5200"/><w:tcBorders><w:top w:val="single" w:color="CBD5E1" w:sz="4"/><w:left w:val="single" w:color="CBD5E1" w:sz="4"/><w:bottom w:val="single" w:color="CBD5E1" w:sz="4"/><w:right w:val="single" w:color="CBD5E1" w:sz="4"/></w:tcBorders><w:shd w:fill="F1F5F9" w:val="clear"/><w:tcMar><w:top w:type="dxa" w:w="80"/><w:left w:type="dxa" w:w="120"/><w:bottom w:type="dxa" w:w="80"/><w:right w:type="dxa" w:w="120"/></w:tcMar></w:tcPr><w:p><w:pPr><w:spacing w:after="0" w:before="0" w:line="260"/></w:pPr><w:r><w:rPr><w:rFonts w:ascii="Calibri" w:cs="Calibri" w:eastAsia="Calibri" w:hAnsi="Calibri"/><w:b w:val="false"/><w:bCs w:val="false"/><w:color w:val="0F172A"/><w:sz w:val="19"/><w:szCs w:val="19"/></w:rPr><w:t xml:space="preserve">Seed default admin user with bcrypt cost-12 password</w:t></w:r></w:p></w:tc></w:tr><w:tr><w:tc><w:tcPr><w:tcW w:type="dxa" w:w="400"/><w:tcBorders><w:top w:val="single" w:color="CBD5E1" w:sz="4"/><w:left w:val="single" w:color="CBD5E1" w:sz="4"/><w:bottom w:val="single" w:color="CBD5E1" w:sz="4"/><w:right w:val="single" w:color="CBD5E1" w:sz="4"/></w:tcBorders><w:tcMar><w:top w:type="dxa" w:w="80"/><w:left w:type="dxa" w:w="120"/><w:bottom w:type="dxa" w:w="80"/><w:right w:type="dxa" w:w="120"/></w:tcMar></w:tcPr><w:p><w:pPr><w:spacing w:after="0" w:before="0" w:line="260"/></w:pPr><w:r><w:rPr><w:rFonts w:ascii="Calibri" w:cs="Calibri" w:eastAsia="Calibri" w:hAnsi="Calibri"/><w:b w:val="false"/><w:bCs w:val="false"/><w:color w:val="0F172A"/><w:sz w:val="19"/><w:szCs w:val="19"/></w:rPr><w:t xml:space="preserve">031</w:t></w:r></w:p></w:tc><w:tc><w:tcPr><w:tcW w:type="dxa" w:w="4000"/><w:tcBorders><w:top w:val="single" w:color="CBD5E1" w:sz="4"/><w:left w:val="single" w:color="CBD5E1" w:sz="4"/><w:bottom w:val="single" w:color="CBD5E1" w:sz="4"/><w:right w:val="single" w:color="CBD5E1" w:sz="4"/></w:tcBorders><w:tcMar><w:top w:type="dxa" w:w="80"/><w:left w:type="dxa" w:w="120"/><w:bottom w:type="dxa" w:w="80"/><w:right w:type="dxa" w:w="120"/></w:tcMar></w:tcPr><w:p><w:pPr><w:spacing w:after="0" w:before="0" w:line="260"/></w:pPr><w:r><w:rPr><w:rFonts w:ascii="Calibri" w:cs="Calibri" w:eastAsia="Calibri" w:hAnsi="Calibri"/><w:b w:val="false"/><w:bCs w:val="false"/><w:color w:val="0F172A"/><w:sz w:val="19"/><w:szCs w:val="19"/></w:rPr><w:t xml:space="preserve">031_information_element_refs_trigram.sql</w:t></w:r></w:p></w:tc><w:tc><w:tcPr><w:tcW w:type="dxa" w:w="5200"/><w:tcBorders><w:top w:val="single" w:color="CBD5E1" w:sz="4"/><w:left w:val="single" w:color="CBD5E1" w:sz="4"/><w:bottom w:val="single" w:color="CBD5E1" w:sz="4"/><w:right w:val="single" w:color="CBD5E1" w:sz="4"/></w:tcBorders><w:tcMar><w:top w:type="dxa" w:w="80"/><w:left w:type="dxa" w:w="120"/><w:bottom w:type="dxa" w:w="80"/><w:right w:type="dxa" w:w="120"/></w:tcMar></w:tcPr><w:p><w:pPr><w:spacing w:after="0" w:before="0" w:line="260"/></w:pPr><w:r><w:rPr><w:rFonts w:ascii="Calibri" w:cs="Calibri" w:eastAsia="Calibri" w:hAnsi="Calibri"/><w:b w:val="false"/><w:bCs w:val="false"/><w:color w:val="0F172A"/><w:sz w:val="19"/><w:szCs w:val="19"/></w:rPr><w:t xml:space="preserve">GIN trigram index on IER for fuzzy fallback</w:t></w:r></w:p></w:tc></w:tr></w:tbl><w:p><w:pPr><w:pStyle w:val="Heading1"/><w:pBdr><w:bottom w:val="single" w:color="1F3864" w:sz="6" w:space="4"/></w:pBdr><w:spacing w:after="160" w:before="360" w:line="320"/></w:pPr><w:r><w:rPr><w:rFonts w:ascii="Calibri" w:cs="Calibri" w:eastAsia="Calibri" w:hAnsi="Calibri"/><w:b/><w:bCs/><w:color w:val="1F3864"/><w:sz w:val="28"/><w:szCs w:val="28"/></w:rPr><w:t xml:space="preserve">6.  Silent Regressions Caught and Fixed</w:t></w:r></w:p><0/><w:p><w:pPr><w:pBdr><w:top w:val="single" w:color="CBD5E1" w:sz="6" w:space="4"/></w:pBdr><w:spacing w:after="80" w:before="320"/></w:pPr><w:r><w:t xml:space="preserve"></w:t></w:r></w:p><w:p><w:pPr><w:spacing w:after="40" w:before="60" w:line="280"/><w:jc w:val="center"/></w:pPr><w:r><w:rPr><w:rFonts w:ascii="Calibri" w:cs="Calibri" w:eastAsia="Calibri" w:hAnsi="Calibri"/><w:b w:val="false"/><w:bCs w:val="false"/><w:i/><w:iCs/><w:caps w:val="false"/><w:color w:val="94A3B8"/><w:sz w:val="16"/><w:szCs w:val="16"/></w:rPr><w:t xml:space="preserve">Prepared by InformationPhysics.ai, LLC.  Confidential — subject to the Transaction-Grade One-Way NDA on file.</w:t></w:r></w:p><w:p><w:pPr><w:spacing w:after="0" w:before="60" w:line="280"/><w:jc w:val="center"/></w:pPr><w:r><w:rPr><w:rFonts w:ascii="Calibri" w:cs="Calibri" w:eastAsia="Calibri" w:hAnsi="Calibri"/><w:b w:val="false"/><w:bCs w:val="false"/><w:i/><w:iCs/><w:caps w:val="false"/><w:color w:val="94A3B8"/><w:sz w:val="16"/><w:szCs w:val="16"/></w:rPr><w:t xml:space="preserve">© 2026 InformationPhysics.ai, LLC. All rights reserved.</w:t></w:r></w:p><w:sectPr><w:headerReference w:type="default" r:id="rId7"/><w:footerReference w:type="default" r:id="rId8"/><w:pgSz w:w="12240" w:h="15840" w:orient="portrait"/><w:pgMar w:top="1180" w:right="1320" w:bottom="1180" w:left="1320" w:header="720" w:footer="720" w:gutter="0"/><w:pgNumType/><w:titlePg w:val="false"/><w:docGrid w:linePitch="360"/></w:sectPr></w:body></w:document>
 </file>
 
 <file path=word/comments.xml><?xml version="1.0" encoding="utf-8"?>

--- a/public/docs/Release_Notes_V45.docx
+++ b/public/docs/Release_Notes_V45.docx
@@ -1,5 +1,2048 @@
 
-<file path=word/document.xml><?xml version="1.0" encoding="UTF-8" standalone="yes"?><w:document mc:Ignorable="w14 w15 wp14" xmlns:wpc="http://schemas.microsoft.com/office/word/2010/wordprocessingCanvas" xmlns:mc="http://schemas.openxmlformats.org/markup-compatibility/2006" xmlns:o="urn:schemas-microsoft-com:office:office" xmlns:r="http://schemas.openxmlformats.org/officeDocument/2006/relationships" xmlns:m="http://schemas.openxmlformats.org/officeDocument/2006/math" xmlns:v="urn:schemas-microsoft-com:vml" xmlns:wp14="http://schemas.microsoft.com/office/word/2010/wordprocessingDrawing" xmlns:wp="http://schemas.openxmlformats.org/drawingml/2006/wordprocessingDrawing" xmlns:w10="urn:schemas-microsoft-com:office:word" xmlns:w="http://schemas.openxmlformats.org/wordprocessingml/2006/main" xmlns:w14="http://schemas.microsoft.com/office/word/2010/wordml" xmlns:w15="http://schemas.microsoft.com/office/word/2012/wordml" xmlns:wpg="http://schemas.microsoft.com/office/word/2010/wordprocessingGroup" xmlns:wpi="http://schemas.microsoft.com/office/word/2010/wordprocessingInk" xmlns:wne="http://schemas.microsoft.com/office/word/2006/wordml" xmlns:wps="http://schemas.microsoft.com/office/word/2010/wordprocessingShape" xmlns:cx="http://schemas.microsoft.com/office/drawing/2014/chartex" xmlns:cx1="http://schemas.microsoft.com/office/drawing/2015/9/8/chartex" xmlns:cx2="http://schemas.microsoft.com/office/drawing/2015/10/21/chartex" xmlns:cx3="http://schemas.microsoft.com/office/drawing/2016/5/9/chartex" xmlns:cx4="http://schemas.microsoft.com/office/drawing/2016/5/10/chartex" xmlns:cx5="http://schemas.microsoft.com/office/drawing/2016/5/11/chartex" xmlns:cx6="http://schemas.microsoft.com/office/drawing/2016/5/12/chartex" xmlns:cx7="http://schemas.microsoft.com/office/drawing/2016/5/13/chartex" xmlns:cx8="http://schemas.microsoft.com/office/drawing/2016/5/14/chartex" xmlns:aink="http://schemas.microsoft.com/office/drawing/2016/ink" xmlns:am3d="http://schemas.microsoft.com/office/drawing/2017/model3d" xmlns:w16cex="http://schemas.microsoft.com/office/word/2018/wordml/cex" xmlns:w16cid="http://schemas.microsoft.com/office/word/2016/wordml/cid" xmlns:w16="http://schemas.microsoft.com/office/word/2018/wordml" xmlns:w16sdtdh="http://schemas.microsoft.com/office/word/2020/wordml/sdtdatahash" xmlns:w16se="http://schemas.microsoft.com/office/word/2015/wordml/symex"><w:body><w:tbl><w:tblPr><w:tblW w:type="dxa" w:w="9600"/><w:tblBorders><w:top w:val="single" w:color="auto" w:sz="4"/><w:left w:val="single" w:color="auto" w:sz="4"/><w:bottom w:val="single" w:color="auto" w:sz="4"/><w:right w:val="single" w:color="auto" w:sz="4"/><w:insideH w:val="single" w:color="auto" w:sz="4"/><w:insideV w:val="single" w:color="auto" w:sz="4"/></w:tblBorders></w:tblPr><w:tblGrid><w:gridCol w:w="9600"/></w:tblGrid><w:tr><w:tc><w:tcPr><w:tcW w:type="dxa" w:w="9600"/><w:tcBorders><w:top w:val="single" w:color="E11D48" w:sz="18"/><w:left w:val="single" w:color="E11D48" w:sz="18"/><w:bottom w:val="single" w:color="E11D48" w:sz="18"/><w:right w:val="single" w:color="E11D48" w:sz="18"/></w:tcBorders><w:shd w:fill="FFF1F2" w:val="clear"/><w:tcMar><w:top w:type="dxa" w:w="160"/><w:left w:type="dxa" w:w="240"/><w:bottom w:type="dxa" w:w="160"/><w:right w:type="dxa" w:w="240"/></w:tcMar></w:tcPr><w:p><w:pPr><w:spacing w:after="80" w:before="0"/></w:pPr><w:r><w:rPr><w:rFonts w:ascii="Calibri" w:cs="Calibri" w:eastAsia="Calibri" w:hAnsi="Calibri"/><w:b/><w:bCs/><w:color w:val="BE123C"/><w:sz w:val="22"/><w:szCs w:val="22"/></w:rPr><w:t xml:space="preserve">⚠  CONFIDENTIAL — TRADE SECRET</w:t></w:r></w:p><w:p><w:pPr><w:spacing w:after="0" w:before="0" w:line="280"/></w:pPr><w:r><w:rPr><w:rFonts w:ascii="Calibri" w:cs="Calibri" w:eastAsia="Calibri" w:hAnsi="Calibri"/><w:color w:val="BE123C"/><w:sz w:val="20"/><w:szCs w:val="20"/></w:rPr><w:t xml:space="preserve">This document describes the internal logic, data structures, and operational behavior of a proprietary subsystem of the Information Physics Demo System. It contains confidential information and trade secrets of InformationPhysics.ai, LLC, including algorithmic detail not present in public-facing materials. Subject to the Transaction-Grade One-Way Non-Disclosure Agreement on file. Unauthorized use, disclosure, or reproduction is strictly prohibited and may result in civil and criminal liability.</w:t></w:r></w:p></w:tc></w:tr></w:tbl><w:p><w:pPr><w:spacing w:after="60" w:before="60" w:line="280"/><w:jc w:val="left"/></w:pPr><w:r><w:rPr><w:rFonts w:ascii="Calibri" w:cs="Calibri" w:eastAsia="Calibri" w:hAnsi="Calibri"/><w:b w:val="false"/><w:bCs w:val="false"/><w:i w:val="false"/><w:iCs w:val="false"/><w:caps w:val="false"/><w:color w:val="0F172A"/><w:sz w:val="21"/><w:szCs w:val="21"/></w:rPr><w:t xml:space="preserve"></w:t></w:r></w:p><w:p><w:pPr><w:spacing w:after="60" w:before="60" w:line="280"/><w:jc w:val="left"/></w:pPr><w:r><w:rPr><w:rFonts w:ascii="Calibri" w:cs="Calibri" w:eastAsia="Calibri" w:hAnsi="Calibri"/><w:b w:val="false"/><w:bCs w:val="false"/><w:i w:val="false"/><w:iCs w:val="false"/><w:caps w:val="false"/><w:color w:val="0F172A"/><w:sz w:val="21"/><w:szCs w:val="21"/></w:rPr><w:t xml:space="preserve"></w:t></w:r></w:p><w:p><w:pPr><w:spacing w:after="160" w:before="60" w:line="280"/><w:jc w:val="center"/></w:pPr><w:r><w:rPr><w:rFonts w:ascii="Calibri" w:cs="Calibri" w:eastAsia="Calibri" w:hAnsi="Calibri"/><w:b w:val="false"/><w:bCs w:val="false"/><w:i w:val="false"/><w:iCs w:val="false"/><w:caps/><w:color w:val="94A3B8"/><w:sz w:val="17"/><w:szCs w:val="17"/></w:rPr><w:t xml:space="preserve">Engineering Reference — Internal / NDA-Restricted</w:t></w:r></w:p><w:p><w:pPr><w:spacing w:after="80" w:before="60" w:line="280"/><w:jc w:val="center"/></w:pPr><w:r><w:rPr><w:rFonts w:ascii="Calibri" w:cs="Calibri" w:eastAsia="Calibri" w:hAnsi="Calibri"/><w:b/><w:bCs/><w:i w:val="false"/><w:iCs w:val="false"/><w:caps w:val="false"/><w:color w:val="0F172A"/><w:sz w:val="36"/><w:szCs w:val="36"/></w:rPr><w:t xml:space="preserve">V4.5 Release Notes</w:t></w:r></w:p><w:p><w:pPr><w:spacing w:after="200" w:before="60" w:line="280"/><w:jc w:val="center"/></w:pPr><w:r><w:rPr><w:rFonts w:ascii="Calibri" w:cs="Calibri" w:eastAsia="Calibri" w:hAnsi="Calibri"/><w:b w:val="false"/><w:bCs w:val="false"/><w:i/><w:iCs/><w:caps w:val="false"/><w:color w:val="475569"/><w:sz w:val="22"/><w:szCs w:val="22"/></w:rPr><w:t xml:space="preserve">Operator-facing changelog: retrieval correctness, operability, distribution</w:t></w:r></w:p><w:p><w:pPr><w:spacing w:after="40" w:before="60" w:line="280"/><w:jc w:val="center"/></w:pPr><w:r><w:rPr><w:rFonts w:ascii="Calibri" w:cs="Calibri" w:eastAsia="Calibri" w:hAnsi="Calibri"/><w:b/><w:bCs/><w:i w:val="false"/><w:iCs w:val="false"/><w:caps w:val="false"/><w:color w:val="0F172A"/><w:sz w:val="22"/><w:szCs w:val="22"/></w:rPr><w:t xml:space="preserve">Michael Simon Bodner, Ph.D.</w:t></w:r></w:p><w:p><w:pPr><w:spacing w:after="40" w:before="60" w:line="280"/><w:jc w:val="center"/></w:pPr><w:r><w:rPr><w:rFonts w:ascii="Calibri" w:cs="Calibri" w:eastAsia="Calibri" w:hAnsi="Calibri"/><w:b w:val="false"/><w:bCs w:val="false"/><w:i w:val="false"/><w:iCs w:val="false"/><w:caps w:val="false"/><w:color w:val="0F3460"/><w:sz w:val="18"/><w:szCs w:val="18"/></w:rPr><w:t xml:space="preserve">Founder &amp; Chief Scientist, InformationPhysics.ai</w:t></w:r></w:p><w:p><w:pPr><w:spacing w:after="40" w:before="60" w:line="280"/><w:jc w:val="center"/></w:pPr><w:r><w:rPr><w:rFonts w:ascii="Calibri" w:cs="Calibri" w:eastAsia="Calibri" w:hAnsi="Calibri"/><w:b w:val="false"/><w:bCs w:val="false"/><w:i w:val="false"/><w:iCs w:val="false"/><w:caps w:val="false"/><w:color w:val="475569"/><w:sz w:val="18"/><w:szCs w:val="18"/></w:rPr><w:t xml:space="preserve">April 2026 — Software Version V4.5.0</w:t></w:r></w:p><w:p><w:pPr><w:spacing w:after="40" w:before="60" w:line="280"/><w:jc w:val="center"/></w:pPr><w:r><w:rPr><w:rFonts w:ascii="Consolas" w:cs="Consolas" w:eastAsia="Consolas" w:hAnsi="Consolas"/><w:b w:val="false"/><w:bCs w:val="false"/><w:i w:val="false"/><w:iCs w:val="false"/><w:caps w:val="false"/><w:color w:val="475569"/><w:sz w:val="16"/><w:szCs w:val="16"/></w:rPr><w:t xml:space="preserve">Railway production + Electron DMG variants (Full / Cloud / Local)</w:t></w:r></w:p><w:p><w:pPr><w:spacing w:after="240" w:before="60" w:line="280"/><w:jc w:val="center"/></w:pPr><w:r><w:rPr><w:rFonts w:ascii="Calibri" w:cs="Calibri" w:eastAsia="Calibri" w:hAnsi="Calibri"/><w:b w:val="false"/><w:bCs w:val="false"/><w:i w:val="false"/><w:iCs w:val="false"/><w:caps w:val="false"/><w:color w:val="94A3B8"/><w:sz w:val="16"/><w:szCs w:val="16"/></w:rPr><w:t xml:space="preserve">© 2026 InformationPhysics.ai, LLC. All rights reserved.</w:t></w:r></w:p><w:tbl><w:tblPr><w:tblW w:type="dxa" w:w="9600"/><w:tblBorders><w:top w:val="single" w:color="auto" w:sz="4"/><w:left w:val="single" w:color="auto" w:sz="4"/><w:bottom w:val="single" w:color="auto" w:sz="4"/><w:right w:val="single" w:color="auto" w:sz="4"/><w:insideH w:val="single" w:color="auto" w:sz="4"/><w:insideV w:val="single" w:color="auto" w:sz="4"/></w:tblBorders></w:tblPr><w:tblGrid><w:gridCol w:w="9600"/></w:tblGrid><w:tr><w:tc><w:tcPr><w:tcW w:type="dxa" w:w="9600"/><w:tcBorders><w:top w:val="single" w:color="CBD5E1" w:sz="4"/><w:left w:val="single" w:color="CBD5E1" w:sz="4"/><w:bottom w:val="single" w:color="CBD5E1" w:sz="4"/><w:right w:val="single" w:color="CBD5E1" w:sz="4"/></w:tcBorders><w:tcMar><w:top w:type="dxa" w:w="200"/><w:left w:type="dxa" w:w="240"/><w:bottom w:type="dxa" w:w="200"/><w:right w:type="dxa" w:w="240"/></w:tcMar></w:tcPr><w:p><w:pPr><w:spacing w:after="120" w:before="0"/></w:pPr><w:r><w:rPr><w:rFonts w:ascii="Calibri" w:cs="Calibri" w:eastAsia="Calibri" w:hAnsi="Calibri"/><w:b/><w:bCs/><w:color w:val="1F3864"/><w:sz w:val="24"/><w:szCs w:val="24"/></w:rPr><w:t xml:space="preserve">Abstract</w:t></w:r></w:p><w:p><w:pPr><w:spacing w:after="0" w:before="0" w:line="300"/></w:pPr><w:r><w:rPr><w:rFonts w:ascii="Calibri" w:cs="Calibri" w:eastAsia="Calibri" w:hAnsi="Calibri"/><w:color w:val="475569"/><w:sz w:val="21"/><w:szCs w:val="21"/></w:rPr><w:t xml:space="preserve">Retrieval correctness (migrations 029/031, cap-by-CSV, HSL aliasing, Jaccard dedup), operability (Models tab, Daily Token Budget, Benchmark dropdown, embedded report viewer, Linkage view, Fix Broken MROs), UI polish, distribution (three DMG variants + signing infrastructure), shipped migrations, new endpoints, and the eight silent regressions caught and fixed.</w:t></w:r></w:p></w:tc></w:tr></w:tbl><w:p><w:pPr><w:spacing w:after="60" w:before="60" w:line="280"/><w:jc w:val="left"/></w:pPr><w:r><w:rPr><w:rFonts w:ascii="Calibri" w:cs="Calibri" w:eastAsia="Calibri" w:hAnsi="Calibri"/><w:b w:val="false"/><w:bCs w:val="false"/><w:i w:val="false"/><w:iCs w:val="false"/><w:caps w:val="false"/><w:color w:val="0F172A"/><w:sz w:val="21"/><w:szCs w:val="21"/></w:rPr><w:t xml:space="preserve"></w:t></w:r></w:p><w:p><w:pPr><w:pStyle w:val="Heading1"/><w:pBdr><w:bottom w:val="single" w:color="1F3864" w:sz="6" w:space="4"/></w:pBdr><w:spacing w:after="160" w:before="360" w:line="320"/></w:pPr><w:r><w:rPr><w:rFonts w:ascii="Calibri" w:cs="Calibri" w:eastAsia="Calibri" w:hAnsi="Calibri"/><w:b/><w:bCs/><w:color w:val="1F3864"/><w:sz w:val="28"/><w:szCs w:val="28"/></w:rPr><w:t xml:space="preserve">1.  Retrieval Correctness</w:t></w:r></w:p><w:tbl><w:tblPr><w:tblW w:type="dxa" w:w="9600"/><w:tblBorders><w:top w:val="single" w:color="auto" w:sz="4"/><w:left w:val="single" w:color="auto" w:sz="4"/><w:bottom w:val="single" w:color="auto" w:sz="4"/><w:right w:val="single" w:color="auto" w:sz="4"/><w:insideH w:val="single" w:color="auto" w:sz="4"/><w:insideV w:val="single" w:color="auto" w:sz="4"/></w:tblBorders></w:tblPr><w:tblGrid><w:gridCol w:w="9600"/></w:tblGrid><w:tr><w:tc><w:tcPr><w:tcW w:type="dxa" w:w="9600"/><w:tcBorders><w:top w:val="nil" w:color="FFFFFF" w:sz="1"/><w:left w:val="single" w:color="FB7185" w:sz="18"/><w:bottom w:val="nil" w:color="FFFFFF" w:sz="1"/><w:right w:val="nil" w:color="FFFFFF" w:sz="1"/></w:tcBorders><w:tcMar><w:top w:type="dxa" w:w="80"/><w:left w:type="dxa" w:w="240"/><w:bottom w:type="dxa" w:w="120"/><w:right w:type="dxa" w:w="100"/></w:tcMar></w:tcPr><w:p><w:pPr><w:spacing w:after="80" w:before="0" w:line="280"/></w:pPr><w:r><w:rPr><w:rFonts w:ascii="Calibri" w:cs="Calibri" w:eastAsia="Calibri" w:hAnsi="Calibri"/><w:b/><w:bCs/><w:color w:val="0F172A"/><w:sz w:val="22"/><w:szCs w:val="22"/></w:rPr><w:t xml:space="preserve">1.1  Migration 029 — HSL inverted index population</w:t></w:r></w:p><w:p><w:pPr><w:spacing w:after="60" w:before="60" w:line="280"/><w:jc w:val="left"/></w:pPr><w:r><w:rPr><w:rFonts w:ascii="Calibri" w:cs="Calibri" w:eastAsia="Calibri" w:hAnsi="Calibri"/><w:b w:val="false"/><w:bCs w:val="false"/><w:i w:val="false"/><w:iCs w:val="false"/><w:caps w:val="false"/><w:color w:val="0F172A"/><w:sz w:val="21"/><w:szCs w:val="21"/></w:rPr><w:t xml:space="preserve">ier_refresh_hsl() was only parsing the element columns (which carry AIO row refs like &quot;acc_rfis.csv - Row 162&quot;, not [Key.Value] tokens). The actual bracket token lives in hsl_data.hsl_name (e.g. [Project ID.PRJ-003].hsl). Migration 029 extends the function to parse both and backfills every existing HSL. Before: cue-to-HSL probes returned 0. After: returned the right HSL set.</w:t></w:r></w:p></w:tc></w:tr></w:tbl><w:tbl><w:tblPr><w:tblW w:type="dxa" w:w="9600"/><w:tblBorders><w:top w:val="single" w:color="auto" w:sz="4"/><w:left w:val="single" w:color="auto" w:sz="4"/><w:bottom w:val="single" w:color="auto" w:sz="4"/><w:right w:val="single" w:color="auto" w:sz="4"/><w:insideH w:val="single" w:color="auto" w:sz="4"/><w:insideV w:val="single" w:color="auto" w:sz="4"/></w:tblBorders></w:tblPr><w:tblGrid><w:gridCol w:w="9600"/></w:tblGrid><w:tr><w:tc><w:tcPr><w:tcW w:type="dxa" w:w="9600"/><w:tcBorders><w:top w:val="nil" w:color="FFFFFF" w:sz="1"/><w:left w:val="single" w:color="FB7185" w:sz="18"/><w:bottom w:val="nil" w:color="FFFFFF" w:sz="1"/><w:right w:val="nil" w:color="FFFFFF" w:sz="1"/></w:tcBorders><w:tcMar><w:top w:type="dxa" w:w="80"/><w:left w:type="dxa" w:w="240"/><w:bottom w:type="dxa" w:w="120"/><w:right w:type="dxa" w:w="100"/></w:tcMar></w:tcPr><w:p><w:pPr><w:spacing w:after="80" w:before="0" w:line="280"/></w:pPr><w:r><w:rPr><w:rFonts w:ascii="Calibri" w:cs="Calibri" w:eastAsia="Calibri" w:hAnsi="Calibri"/><w:b/><w:bCs/><w:color w:val="0F172A"/><w:sz w:val="22"/><w:szCs w:val="22"/></w:rPr><w:t xml:space="preserve">1.2  Cap-by-CSV diversity</w:t></w:r></w:p><w:p><w:pPr><w:spacing w:after="60" w:before="60" w:line="280"/><w:jc w:val="left"/></w:pPr><w:r><w:rPr><w:rFonts w:ascii="Calibri" w:cs="Calibri" w:eastAsia="Calibri" w:hAnsi="Calibri"/><w:b w:val="false"/><w:bCs w:val="false"/><w:i w:val="false"/><w:iCs w:val="false"/><w:caps w:val="false"/><w:color w:val="0F172A"/><w:sz w:val="21"/><w:szCs w:val="21"/></w:rPr><w:t xml:space="preserve">Both pipelines (frontend Recall in lib/aio-math.ts, backend Live in api/search_helpers.py) used a flat top-N cap on the matched AIO list. On corpora dominated by one CSV (the demo is 80% AIA305), the flat cap filled with AIA305 and starved the operational CSVs. Both paths now bucket by OriginalCSV first and take a fair per-CSV share before back-filling.</w:t></w:r></w:p></w:tc></w:tr></w:tbl><w:tbl><w:tblPr><w:tblW w:type="dxa" w:w="9600"/><w:tblBorders><w:top w:val="single" w:color="auto" w:sz="4"/><w:left w:val="single" w:color="auto" w:sz="4"/><w:bottom w:val="single" w:color="auto" w:sz="4"/><w:right w:val="single" w:color="auto" w:sz="4"/><w:insideH w:val="single" w:color="auto" w:sz="4"/><w:insideV w:val="single" w:color="auto" w:sz="4"/></w:tblBorders></w:tblPr><w:tblGrid><w:gridCol w:w="9600"/></w:tblGrid><w:tr><w:tc><w:tcPr><w:tcW w:type="dxa" w:w="9600"/><w:tcBorders><w:top w:val="nil" w:color="FFFFFF" w:sz="1"/><w:left w:val="single" w:color="FB7185" w:sz="18"/><w:bottom w:val="nil" w:color="FFFFFF" w:sz="1"/><w:right w:val="nil" w:color="FFFFFF" w:sz="1"/></w:tcBorders><w:tcMar><w:top w:type="dxa" w:w="80"/><w:left w:type="dxa" w:w="240"/><w:bottom w:type="dxa" w:w="120"/><w:right w:type="dxa" w:w="100"/></w:tcMar></w:tcPr><w:p><w:pPr><w:spacing w:after="80" w:before="0" w:line="280"/></w:pPr><w:r><w:rPr><w:rFonts w:ascii="Calibri" w:cs="Calibri" w:eastAsia="Calibri" w:hAnsi="Calibri"/><w:b/><w:bCs/><w:color w:val="0F172A"/><w:sz w:val="22"/><w:szCs w:val="22"/></w:rPr><w:t xml:space="preserve">1.3  HSL field-name aliasing</w:t></w:r></w:p><w:p><w:pPr><w:spacing w:after="60" w:before="60" w:line="280"/><w:jc w:val="left"/></w:pPr><w:r><w:rPr><w:rFonts w:ascii="Calibri" w:cs="Calibri" w:eastAsia="Calibri" w:hAnsi="Calibri"/><w:b w:val="false"/><w:bCs w:val="false"/><w:i w:val="false"/><w:iCs w:val="false"/><w:caps w:val="false"/><w:color w:val="0F172A"/><w:sz w:val="21"/><w:szCs w:val="21"/></w:rPr><w:t xml:space="preserve">lib/hsl-aliases.ts folds equivalent field names (Project_ID, Project ID, Projects Assigned, Applicable Projects, Active Projects) to a single canonical Project for cue matching. Frontend-only for V1 so the alias table can iterate without DB migrations.</w:t></w:r></w:p></w:tc></w:tr></w:tbl><w:tbl><w:tblPr><w:tblW w:type="dxa" w:w="9600"/><w:tblBorders><w:top w:val="single" w:color="auto" w:sz="4"/><w:left w:val="single" w:color="auto" w:sz="4"/><w:bottom w:val="single" w:color="auto" w:sz="4"/><w:right w:val="single" w:color="auto" w:sz="4"/><w:insideH w:val="single" w:color="auto" w:sz="4"/><w:insideV w:val="single" w:color="auto" w:sz="4"/></w:tblBorders></w:tblPr><w:tblGrid><w:gridCol w:w="9600"/></w:tblGrid><w:tr><w:tc><w:tcPr><w:tcW w:type="dxa" w:w="9600"/><w:tcBorders><w:top w:val="nil" w:color="FFFFFF" w:sz="1"/><w:left w:val="single" w:color="FB7185" w:sz="18"/><w:bottom w:val="nil" w:color="FFFFFF" w:sz="1"/><w:right w:val="nil" w:color="FFFFFF" w:sz="1"/></w:tcBorders><w:tcMar><w:top w:type="dxa" w:w="80"/><w:left w:type="dxa" w:w="240"/><w:bottom w:type="dxa" w:w="120"/><w:right w:type="dxa" w:w="100"/></w:tcMar></w:tcPr><w:p><w:pPr><w:spacing w:after="80" w:before="0" w:line="280"/></w:pPr><w:r><w:rPr><w:rFonts w:ascii="Calibri" w:cs="Calibri" w:eastAsia="Calibri" w:hAnsi="Calibri"/><w:b/><w:bCs/><w:color w:val="0F172A"/><w:sz w:val="22"/><w:szCs w:val="22"/></w:rPr><w:t xml:space="preserve">1.4  Migration 031 — IER trigram index</w:t></w:r></w:p><w:p><w:pPr><w:spacing w:after="60" w:before="60" w:line="280"/><w:jc w:val="left"/></w:pPr><w:r><w:rPr><w:rFonts w:ascii="Calibri" w:cs="Calibri" w:eastAsia="Calibri" w:hAnsi="Calibri"/><w:b w:val="false"/><w:bCs w:val="false"/><w:i w:val="false"/><w:iCs w:val="false"/><w:caps w:val="false"/><w:color w:val="0F172A"/><w:sz w:val="21"/><w:szCs w:val="21"/></w:rPr><w:t xml:space="preserve">Trigram-tolerant fallback in find-by-needles-full. Catches paraphrases the exact path doesn&apos;t handle (&quot;PRJ 003&quot; vs &quot;PRJ-003&quot;).</w:t></w:r></w:p></w:tc></w:tr></w:tbl><w:tbl><w:tblPr><w:tblW w:type="dxa" w:w="9600"/><w:tblBorders><w:top w:val="single" w:color="auto" w:sz="4"/><w:left w:val="single" w:color="auto" w:sz="4"/><w:bottom w:val="single" w:color="auto" w:sz="4"/><w:right w:val="single" w:color="auto" w:sz="4"/><w:insideH w:val="single" w:color="auto" w:sz="4"/><w:insideV w:val="single" w:color="auto" w:sz="4"/></w:tblBorders></w:tblPr><w:tblGrid><w:gridCol w:w="9600"/></w:tblGrid><w:tr><w:tc><w:tcPr><w:tcW w:type="dxa" w:w="9600"/><w:tcBorders><w:top w:val="nil" w:color="FFFFFF" w:sz="1"/><w:left w:val="single" w:color="FB7185" w:sz="18"/><w:bottom w:val="nil" w:color="FFFFFF" w:sz="1"/><w:right w:val="nil" w:color="FFFFFF" w:sz="1"/></w:tcBorders><w:tcMar><w:top w:type="dxa" w:w="80"/><w:left w:type="dxa" w:w="240"/><w:bottom w:type="dxa" w:w="120"/><w:right w:type="dxa" w:w="100"/></w:tcMar></w:tcPr><w:p><w:pPr><w:spacing w:after="80" w:before="0" w:line="280"/></w:pPr><w:r><w:rPr><w:rFonts w:ascii="Calibri" w:cs="Calibri" w:eastAsia="Calibri" w:hAnsi="Calibri"/><w:b/><w:bCs/><w:color w:val="0F172A"/><w:sz w:val="22"/><w:szCs w:val="22"/></w:rPr><w:t xml:space="preserve">1.5  Element-set Jaccard dedup at substrate-build time</w:t></w:r></w:p><w:p><w:pPr><w:spacing w:after="60" w:before="60" w:line="280"/><w:jc w:val="left"/></w:pPr><w:r><w:rPr><w:rFonts w:ascii="Calibri" w:cs="Calibri" w:eastAsia="Calibri" w:hAnsi="Calibri"/><w:b w:val="false"/><w:bCs w:val="false"/><w:i w:val="false"/><w:iCs w:val="false"/><w:caps w:val="false"/><w:color w:val="0F172A"/><w:sz w:val="21"/><w:szCs w:val="21"/></w:rPr><w:t xml:space="preserve">Collapses near-duplicates from cross-CSV reposts of the same entity at threshold 0.85. Provenance-key (OriginalCSV, RowNumber) excluded from comparison.</w:t></w:r></w:p></w:tc></w:tr></w:tbl><w:tbl><w:tblPr><w:tblW w:type="dxa" w:w="9600"/><w:tblBorders><w:top w:val="single" w:color="auto" w:sz="4"/><w:left w:val="single" w:color="auto" w:sz="4"/><w:bottom w:val="single" w:color="auto" w:sz="4"/><w:right w:val="single" w:color="auto" w:sz="4"/><w:insideH w:val="single" w:color="auto" w:sz="4"/><w:insideV w:val="single" w:color="auto" w:sz="4"/></w:tblBorders></w:tblPr><w:tblGrid><w:gridCol w:w="9600"/></w:tblGrid><w:tr><w:tc><w:tcPr><w:tcW w:type="dxa" w:w="9600"/><w:tcBorders><w:top w:val="nil" w:color="FFFFFF" w:sz="1"/><w:left w:val="single" w:color="FB7185" w:sz="18"/><w:bottom w:val="nil" w:color="FFFFFF" w:sz="1"/><w:right w:val="nil" w:color="FFFFFF" w:sz="1"/></w:tcBorders><w:tcMar><w:top w:type="dxa" w:w="80"/><w:left w:type="dxa" w:w="240"/><w:bottom w:type="dxa" w:w="120"/><w:right w:type="dxa" w:w="100"/></w:tcMar></w:tcPr><w:p><w:pPr><w:spacing w:after="80" w:before="0" w:line="280"/></w:pPr><w:r><w:rPr><w:rFonts w:ascii="Calibri" w:cs="Calibri" w:eastAsia="Calibri" w:hAnsi="Calibri"/><w:b/><w:bCs/><w:color w:val="0F172A"/><w:sz w:val="22"/><w:szCs w:val="22"/></w:rPr><w:t xml:space="preserve">1.6  Recall maxAios cap raise</w:t></w:r></w:p><w:p><w:pPr><w:spacing w:after="60" w:before="60" w:line="280"/><w:jc w:val="left"/></w:pPr><w:r><w:rPr><w:rFonts w:ascii="Calibri" w:cs="Calibri" w:eastAsia="Calibri" w:hAnsi="Calibri"/><w:b w:val="false"/><w:bCs w:val="false"/><w:i w:val="false"/><w:iCs w:val="false"/><w:caps w:val="false"/><w:color w:val="0F172A"/><w:sz w:val="21"/><w:szCs w:val="21"/></w:rPr><w:t xml:space="preserve">Default substrate cap raised from 40 → 200 across the chat dialog, runChatPipeline default, assembleBundle default, and benchmarks. Closes the cap-mismatch gap with Live Search&apos;s adaptive 100–300 cap on aggregation queries.</w:t></w:r></w:p></w:tc></w:tr></w:tbl><w:p><w:pPr><w:pStyle w:val="Heading1"/><w:pBdr><w:bottom w:val="single" w:color="1F3864" w:sz="6" w:space="4"/></w:pBdr><w:spacing w:after="160" w:before="360" w:line="320"/></w:pPr><w:r><w:rPr><w:rFonts w:ascii="Calibri" w:cs="Calibri" w:eastAsia="Calibri" w:hAnsi="Calibri"/><w:b/><w:bCs/><w:color w:val="1F3864"/><w:sz w:val="28"/><w:szCs w:val="28"/></w:rPr><w:t xml:space="preserve">2.  Operability</w:t></w:r></w:p><w:tbl><w:tblPr><w:tblW w:type="dxa" w:w="9600"/><w:tblBorders><w:top w:val="single" w:color="auto" w:sz="4"/><w:left w:val="single" w:color="auto" w:sz="4"/><w:bottom w:val="single" w:color="auto" w:sz="4"/><w:right w:val="single" w:color="auto" w:sz="4"/><w:insideH w:val="single" w:color="auto" w:sz="4"/><w:insideV w:val="single" w:color="auto" w:sz="4"/></w:tblBorders></w:tblPr><w:tblGrid><w:gridCol w:w="9600"/></w:tblGrid><w:tr><w:tc><w:tcPr><w:tcW w:type="dxa" w:w="9600"/><w:tcBorders><w:top w:val="nil" w:color="FFFFFF" w:sz="1"/><w:left w:val="single" w:color="FB7185" w:sz="18"/><w:bottom w:val="nil" w:color="FFFFFF" w:sz="1"/><w:right w:val="nil" w:color="FFFFFF" w:sz="1"/></w:tcBorders><w:tcMar><w:top w:type="dxa" w:w="80"/><w:left w:type="dxa" w:w="240"/><w:bottom w:type="dxa" w:w="120"/><w:right w:type="dxa" w:w="100"/></w:tcMar></w:tcPr><w:p><w:pPr><w:spacing w:after="80" w:before="0" w:line="280"/></w:pPr><w:r><w:rPr><w:rFonts w:ascii="Calibri" w:cs="Calibri" w:eastAsia="Calibri" w:hAnsi="Calibri"/><w:b/><w:bCs/><w:color w:val="0F172A"/><w:sz w:val="22"/><w:szCs w:val="22"/></w:rPr><w:t xml:space="preserve">2.1  System Management → Models tab</w:t></w:r></w:p><w:p><w:pPr><w:spacing w:after="60" w:before="60" w:line="280"/><w:jc w:val="left"/></w:pPr><w:r><w:rPr><w:rFonts w:ascii="Calibri" w:cs="Calibri" w:eastAsia="Calibri" w:hAnsi="Calibri"/><w:b w:val="false"/><w:bCs w:val="false"/><w:i w:val="false"/><w:iCs w:val="false"/><w:caps w:val="false"/><w:color w:val="0F172A"/><w:sz w:val="21"/><w:szCs w:val="21"/></w:rPr><w:t xml:space="preserve">Runtime LLM model selection. Two slots: a default model (used by all four modes plus summarize / entity-resolution) and an optional parse-phase override for Live Search. Saved to system_settings, no restart needed. Resolution order: system_settings → env var → fallback.</w:t></w:r></w:p></w:tc></w:tr></w:tbl><w:tbl><w:tblPr><w:tblW w:type="dxa" w:w="9600"/><w:tblBorders><w:top w:val="single" w:color="auto" w:sz="4"/><w:left w:val="single" w:color="auto" w:sz="4"/><w:bottom w:val="single" w:color="auto" w:sz="4"/><w:right w:val="single" w:color="auto" w:sz="4"/><w:insideH w:val="single" w:color="auto" w:sz="4"/><w:insideV w:val="single" w:color="auto" w:sz="4"/></w:tblBorders></w:tblPr><w:tblGrid><w:gridCol w:w="9600"/></w:tblGrid><w:tr><w:tc><w:tcPr><w:tcW w:type="dxa" w:w="9600"/><w:tcBorders><w:top w:val="nil" w:color="FFFFFF" w:sz="1"/><w:left w:val="single" w:color="FB7185" w:sz="18"/><w:bottom w:val="nil" w:color="FFFFFF" w:sz="1"/><w:right w:val="nil" w:color="FFFFFF" w:sz="1"/></w:tcBorders><w:tcMar><w:top w:type="dxa" w:w="80"/><w:left w:type="dxa" w:w="240"/><w:bottom w:type="dxa" w:w="120"/><w:right w:type="dxa" w:w="100"/></w:tcMar></w:tcPr><w:p><w:pPr><w:spacing w:after="80" w:before="0" w:line="280"/></w:pPr><w:r><w:rPr><w:rFonts w:ascii="Calibri" w:cs="Calibri" w:eastAsia="Calibri" w:hAnsi="Calibri"/><w:b/><w:bCs/><w:color w:val="0F172A"/><w:sz w:val="22"/><w:szCs w:val="22"/></w:rPr><w:t xml:space="preserve">2.2  Daily Token Budget pane</w:t></w:r></w:p><w:p><w:pPr><w:spacing w:after="60" w:before="60" w:line="280"/><w:jc w:val="left"/></w:pPr><w:r><w:rPr><w:rFonts w:ascii="Calibri" w:cs="Calibri" w:eastAsia="Calibri" w:hAnsi="Calibri"/><w:b w:val="false"/><w:bCs w:val="false"/><w:i w:val="false"/><w:iCs w:val="false"/><w:caps w:val="false"/><w:color w:val="0F172A"/><w:sz w:val="21"/><w:szCs w:val="21"/></w:rPr><w:t xml:space="preserve">Live progress bar showing used_today / limit with green/amber/red thresholds, plus inputs for per-tenant override and global default. Eliminates the &quot;drop into psql to fix the budget&quot; friction.</w:t></w:r></w:p></w:tc></w:tr></w:tbl><w:tbl><w:tblPr><w:tblW w:type="dxa" w:w="9600"/><w:tblBorders><w:top w:val="single" w:color="auto" w:sz="4"/><w:left w:val="single" w:color="auto" w:sz="4"/><w:bottom w:val="single" w:color="auto" w:sz="4"/><w:right w:val="single" w:color="auto" w:sz="4"/><w:insideH w:val="single" w:color="auto" w:sz="4"/><w:insideV w:val="single" w:color="auto" w:sz="4"/></w:tblBorders></w:tblPr><w:tblGrid><w:gridCol w:w="9600"/></w:tblGrid><w:tr><w:tc><w:tcPr><w:tcW w:type="dxa" w:w="9600"/><w:tcBorders><w:top w:val="nil" w:color="FFFFFF" w:sz="1"/><w:left w:val="single" w:color="FB7185" w:sz="18"/><w:bottom w:val="nil" w:color="FFFFFF" w:sz="1"/><w:right w:val="nil" w:color="FFFFFF" w:sz="1"/></w:tcBorders><w:tcMar><w:top w:type="dxa" w:w="80"/><w:left w:type="dxa" w:w="240"/><w:bottom w:type="dxa" w:w="120"/><w:right w:type="dxa" w:w="100"/></w:tcMar></w:tcPr><w:p><w:pPr><w:spacing w:after="80" w:before="0" w:line="280"/></w:pPr><w:r><w:rPr><w:rFonts w:ascii="Calibri" w:cs="Calibri" w:eastAsia="Calibri" w:hAnsi="Calibri"/><w:b/><w:bCs/><w:color w:val="0F172A"/><w:sz w:val="22"/><w:szCs w:val="22"/></w:rPr><w:t xml:space="preserve">2.3  R&amp;D — Benchmark dropdown</w:t></w:r></w:p><w:p><w:pPr><w:spacing w:after="60" w:before="60" w:line="280"/><w:jc w:val="left"/></w:pPr><w:r><w:rPr><w:rFonts w:ascii="Calibri" w:cs="Calibri" w:eastAsia="Calibri" w:hAnsi="Calibri"/><w:b w:val="false"/><w:bCs w:val="false"/><w:i w:val="false"/><w:iCs w:val="false"/><w:caps w:val="false"/><w:color w:val="0F172A"/><w:sz w:val="21"/><w:szCs w:val="21"/></w:rPr><w:t xml:space="preserve">Full-screen benchmark runner with side-by-side metrics, verbatim replies for all four modes, Print / Save-as-PDF, and a 10-prompt catalog.</w:t></w:r></w:p></w:tc></w:tr></w:tbl><w:tbl><w:tblPr><w:tblW w:type="dxa" w:w="9600"/><w:tblBorders><w:top w:val="single" w:color="auto" w:sz="4"/><w:left w:val="single" w:color="auto" w:sz="4"/><w:bottom w:val="single" w:color="auto" w:sz="4"/><w:right w:val="single" w:color="auto" w:sz="4"/><w:insideH w:val="single" w:color="auto" w:sz="4"/><w:insideV w:val="single" w:color="auto" w:sz="4"/></w:tblBorders></w:tblPr><w:tblGrid><w:gridCol w:w="9600"/></w:tblGrid><w:tr><w:tc><w:tcPr><w:tcW w:type="dxa" w:w="9600"/><w:tcBorders><w:top w:val="nil" w:color="FFFFFF" w:sz="1"/><w:left w:val="single" w:color="FB7185" w:sz="18"/><w:bottom w:val="nil" w:color="FFFFFF" w:sz="1"/><w:right w:val="nil" w:color="FFFFFF" w:sz="1"/></w:tcBorders><w:tcMar><w:top w:type="dxa" w:w="80"/><w:left w:type="dxa" w:w="240"/><w:bottom w:type="dxa" w:w="120"/><w:right w:type="dxa" w:w="100"/></w:tcMar></w:tcPr><w:p><w:pPr><w:spacing w:after="80" w:before="0" w:line="280"/></w:pPr><w:r><w:rPr><w:rFonts w:ascii="Calibri" w:cs="Calibri" w:eastAsia="Calibri" w:hAnsi="Calibri"/><w:b/><w:bCs/><w:color w:val="0F172A"/><w:sz w:val="22"/><w:szCs w:val="22"/></w:rPr><w:t xml:space="preserve">2.4  References — embedded inline viewer</w:t></w:r></w:p><w:p><w:pPr><w:spacing w:after="60" w:before="60" w:line="280"/><w:jc w:val="left"/></w:pPr><w:r><w:rPr><w:rFonts w:ascii="Calibri" w:cs="Calibri" w:eastAsia="Calibri" w:hAnsi="Calibri"/><w:b w:val="false"/><w:bCs w:val="false"/><w:i w:val="false"/><w:iCs w:val="false"/><w:caps w:val="false"/><w:color w:val="0F172A"/><w:sz w:val="21"/><w:szCs w:val="21"/></w:rPr><w:t xml:space="preserve">Technical reports and traces open as full-screen pages instead of triggering downloads. mammoth converts the .docx to HTML in the browser; the .docx files still live in public/docs/.</w:t></w:r></w:p></w:tc></w:tr></w:tbl><w:tbl><w:tblPr><w:tblW w:type="dxa" w:w="9600"/><w:tblBorders><w:top w:val="single" w:color="auto" w:sz="4"/><w:left w:val="single" w:color="auto" w:sz="4"/><w:bottom w:val="single" w:color="auto" w:sz="4"/><w:right w:val="single" w:color="auto" w:sz="4"/><w:insideH w:val="single" w:color="auto" w:sz="4"/><w:insideV w:val="single" w:color="auto" w:sz="4"/></w:tblBorders></w:tblPr><w:tblGrid><w:gridCol w:w="9600"/></w:tblGrid><w:tr><w:tc><w:tcPr><w:tcW w:type="dxa" w:w="9600"/><w:tcBorders><w:top w:val="nil" w:color="FFFFFF" w:sz="1"/><w:left w:val="single" w:color="FB7185" w:sz="18"/><w:bottom w:val="nil" w:color="FFFFFF" w:sz="1"/><w:right w:val="nil" w:color="FFFFFF" w:sz="1"/></w:tcBorders><w:tcMar><w:top w:type="dxa" w:w="80"/><w:left w:type="dxa" w:w="240"/><w:bottom w:type="dxa" w:w="120"/><w:right w:type="dxa" w:w="100"/></w:tcMar></w:tcPr><w:p><w:pPr><w:spacing w:after="80" w:before="0" w:line="280"/></w:pPr><w:r><w:rPr><w:rFonts w:ascii="Calibri" w:cs="Calibri" w:eastAsia="Calibri" w:hAnsi="Calibri"/><w:b/><w:bCs/><w:color w:val="0F172A"/><w:sz w:val="22"/><w:szCs w:val="22"/></w:rPr><w:t xml:space="preserve">2.5  MRO Linkage view + Fix Broken MROs</w:t></w:r></w:p><w:p><w:pPr><w:spacing w:after="60" w:before="60" w:line="280"/><w:jc w:val="left"/></w:pPr><w:r><w:rPr><w:rFonts w:ascii="Calibri" w:cs="Calibri" w:eastAsia="Calibri" w:hAnsi="Calibri"/><w:b w:val="false"/><w:bCs w:val="false"/><w:i w:val="false"/><w:iCs w:val="false"/><w:caps w:val="false"/><w:color w:val="0F172A"/><w:sz w:val="21"/><w:szCs w:val="21"/></w:rPr><w:t xml:space="preserve">Renders every MRO and its current HSL back-pointer set in a sortable table with stale/orphan badges. Fix Broken MROs button runs a dual-pass repair (add missing back-pointers + sweep stale tokens).</w:t></w:r></w:p></w:tc></w:tr></w:tbl><w:tbl><w:tblPr><w:tblW w:type="dxa" w:w="9600"/><w:tblBorders><w:top w:val="single" w:color="auto" w:sz="4"/><w:left w:val="single" w:color="auto" w:sz="4"/><w:bottom w:val="single" w:color="auto" w:sz="4"/><w:right w:val="single" w:color="auto" w:sz="4"/><w:insideH w:val="single" w:color="auto" w:sz="4"/><w:insideV w:val="single" w:color="auto" w:sz="4"/></w:tblBorders></w:tblPr><w:tblGrid><w:gridCol w:w="9600"/></w:tblGrid><w:tr><w:tc><w:tcPr><w:tcW w:type="dxa" w:w="9600"/><w:tcBorders><w:top w:val="nil" w:color="FFFFFF" w:sz="1"/><w:left w:val="single" w:color="FB7185" w:sz="18"/><w:bottom w:val="nil" w:color="FFFFFF" w:sz="1"/><w:right w:val="nil" w:color="FFFFFF" w:sz="1"/></w:tcBorders><w:tcMar><w:top w:type="dxa" w:w="80"/><w:left w:type="dxa" w:w="240"/><w:bottom w:type="dxa" w:w="120"/><w:right w:type="dxa" w:w="100"/></w:tcMar></w:tcPr><w:p><w:pPr><w:spacing w:after="80" w:before="0" w:line="280"/></w:pPr><w:r><w:rPr><w:rFonts w:ascii="Calibri" w:cs="Calibri" w:eastAsia="Calibri" w:hAnsi="Calibri"/><w:b/><w:bCs/><w:color w:val="0F172A"/><w:sz w:val="22"/><w:szCs w:val="22"/></w:rPr><w:t xml:space="preserve">2.6  Cache bypass on interactive Live Search</w:t></w:r></w:p><w:p><w:pPr><w:spacing w:after="60" w:before="60" w:line="280"/><w:jc w:val="left"/></w:pPr><w:r><w:rPr><w:rFonts w:ascii="Calibri" w:cs="Calibri" w:eastAsia="Calibri" w:hAnsi="Calibri"/><w:b w:val="false"/><w:bCs w:val="false"/><w:i w:val="false"/><w:iCs w:val="false"/><w:caps w:val="false"/><w:color w:val="0F172A"/><w:sz w:val="21"/><w:szCs w:val="21"/></w:rPr><w:t xml:space="preserve">aioSearchChat / aioSearchChatStream accept opt-in bypassCache: true. Chat dialog and benchmark runner pass true so users iterating through the UI never see a stale cached reply mask a deployed retrieval fix.</w:t></w:r></w:p></w:tc></w:tr></w:tbl><w:p><w:pPr><w:pStyle w:val="Heading1"/><w:pBdr><w:bottom w:val="single" w:color="1F3864" w:sz="6" w:space="4"/></w:pBdr><w:spacing w:after="160" w:before="360" w:line="320"/></w:pPr><w:r><w:rPr><w:rFonts w:ascii="Calibri" w:cs="Calibri" w:eastAsia="Calibri" w:hAnsi="Calibri"/><w:b/><w:bCs/><w:color w:val="1F3864"/><w:sz w:val="28"/><w:szCs w:val="28"/></w:rPr><w:t xml:space="preserve">3.  UI Polish</w:t></w:r></w:p><w:p><w:pPr><w:spacing w:after="40" w:before="40" w:line="280"/><w:ind w:left="720" w:hanging="360"/></w:pPr><w:r><w:rPr><w:rFonts w:ascii="Calibri" w:cs="Calibri" w:eastAsia="Calibri" w:hAnsi="Calibri"/><w:color w:val="0F172A"/><w:sz w:val="21"/><w:szCs w:val="21"/></w:rPr><w:t xml:space="preserve">•   Edge-to-edge &quot;Information Physics Standard Model&quot; banner on the home page (navy gradient, responsive type).</w:t></w:r></w:p><w:p><w:pPr><w:spacing w:after="40" w:before="40" w:line="280"/><w:ind w:left="720" w:hanging="360"/></w:pPr><w:r><w:rPr><w:rFonts w:ascii="Calibri" w:cs="Calibri" w:eastAsia="Calibri" w:hAnsi="Calibri"/><w:color w:val="0F172A"/><w:sz w:val="21"/><w:szCs w:val="21"/></w:rPr><w:t xml:space="preserve">•   ChatAIO header recentered with serif title and centered five-button action group.</w:t></w:r></w:p><w:p><w:pPr><w:spacing w:after="40" w:before="40" w:line="280"/><w:ind w:left="720" w:hanging="360"/></w:pPr><w:r><w:rPr><w:rFonts w:ascii="Calibri" w:cs="Calibri" w:eastAsia="Calibri" w:hAnsi="Calibri"/><w:color w:val="0F172A"/><w:sz w:val="21"/><w:szCs w:val="21"/></w:rPr><w:t xml:space="preserve">•   Rich markdown rendering in assistant replies (headings, lists, blockquotes, code blocks, tables, links) with PDF export parity.</w:t></w:r></w:p><w:p><w:pPr><w:spacing w:after="40" w:before="40" w:line="280"/><w:ind w:left="720" w:hanging="360"/></w:pPr><w:r><w:rPr><w:rFonts w:ascii="Calibri" w:cs="Calibri" w:eastAsia="Calibri" w:hAnsi="Calibri"/><w:color w:val="0F172A"/><w:sz w:val="21"/><w:szCs w:val="21"/></w:rPr><w:t xml:space="preserve">•   PDF import progress UI with elapsed-time counter, file-size + estimated-chunk preview, and explicit &quot;request is still alive&quot; copy on multi-chunk runs.</w:t></w:r></w:p><w:p><w:pPr><w:pStyle w:val="Heading1"/><w:pBdr><w:bottom w:val="single" w:color="1F3864" w:sz="6" w:space="4"/></w:pBdr><w:spacing w:after="160" w:before="360" w:line="320"/></w:pPr><w:r><w:rPr><w:rFonts w:ascii="Calibri" w:cs="Calibri" w:eastAsia="Calibri" w:hAnsi="Calibri"/><w:b/><w:bCs/><w:color w:val="1F3864"/><w:sz w:val="28"/><w:szCs w:val="28"/></w:rPr><w:t xml:space="preserve">4.  Distribution</w:t></w:r></w:p><w:p><w:pPr><w:spacing w:after="40" w:before="40" w:line="280"/><w:ind w:left="720" w:hanging="360"/></w:pPr><w:r><w:rPr><w:rFonts w:ascii="Calibri" w:cs="Calibri" w:eastAsia="Calibri" w:hAnsi="Calibri"/><w:color w:val="0F172A"/><w:sz w:val="21"/><w:szCs w:val="21"/></w:rPr><w:t xml:space="preserve">•   Electron code signing &amp; notarization wired (Apple Developer ID + hardened runtime + entitlements).</w:t></w:r></w:p><w:p><w:pPr><w:spacing w:after="40" w:before="40" w:line="280"/><w:ind w:left="720" w:hanging="360"/></w:pPr><w:r><w:rPr><w:rFonts w:ascii="Calibri" w:cs="Calibri" w:eastAsia="Calibri" w:hAnsi="Calibri"/><w:color w:val="0F172A"/><w:sz w:val="21"/><w:szCs w:val="21"/></w:rPr><w:t xml:space="preserve">•   Three DMG variants: Full (V4.5), Cloud-stripped (V4.5C), Local-only (V4.5L).</w:t></w:r></w:p><w:p><w:pPr><w:spacing w:after="40" w:before="40" w:line="280"/><w:ind w:left="720" w:hanging="360"/></w:pPr><w:r><w:rPr><w:rFonts w:ascii="Calibri" w:cs="Calibri" w:eastAsia="Calibri" w:hAnsi="Calibri"/><w:color w:val="0F172A"/><w:sz w:val="21"/><w:szCs w:val="21"/></w:rPr><w:t xml:space="preserve">•   V4.5L and V4.5C variants use sed-swap of bundled frontend strings and DMG volume label so the variant is identifiable at a glance.</w:t></w:r></w:p><w:p><w:pPr><w:pStyle w:val="Heading1"/><w:pBdr><w:bottom w:val="single" w:color="1F3864" w:sz="6" w:space="4"/></w:pBdr><w:spacing w:after="160" w:before="360" w:line="320"/></w:pPr><w:r><w:rPr><w:rFonts w:ascii="Calibri" w:cs="Calibri" w:eastAsia="Calibri" w:hAnsi="Calibri"/><w:b/><w:bCs/><w:color w:val="1F3864"/><w:sz w:val="28"/><w:szCs w:val="28"/></w:rPr><w:t xml:space="preserve">5.  Shipped Migrations</w:t></w:r></w:p><w:tbl><w:tblPr><w:tblW w:type="dxa" w:w="9600"/><w:tblBorders><w:top w:val="single" w:color="auto" w:sz="4"/><w:left w:val="single" w:color="auto" w:sz="4"/><w:bottom w:val="single" w:color="auto" w:sz="4"/><w:right w:val="single" w:color="auto" w:sz="4"/><w:insideH w:val="single" w:color="auto" w:sz="4"/><w:insideV w:val="single" w:color="auto" w:sz="4"/></w:tblBorders></w:tblPr><w:tblGrid><w:gridCol w:w="400"/><w:gridCol w:w="4000"/><w:gridCol w:w="5200"/></w:tblGrid><w:tr><w:trPr><w:tblHeader/></w:trPr><w:tc><w:tcPr><w:tcW w:type="dxa" w:w="400"/><w:tcBorders><w:top w:val="single" w:color="CBD5E1" w:sz="4"/><w:left w:val="single" w:color="CBD5E1" w:sz="4"/><w:bottom w:val="single" w:color="CBD5E1" w:sz="4"/><w:right w:val="single" w:color="CBD5E1" w:sz="4"/></w:tcBorders><w:shd w:fill="0F3460" w:val="clear"/><w:tcMar><w:top w:type="dxa" w:w="80"/><w:left w:type="dxa" w:w="120"/><w:bottom w:type="dxa" w:w="80"/><w:right w:type="dxa" w:w="120"/></w:tcMar></w:tcPr><w:p><w:pPr><w:spacing w:after="0" w:before="0" w:line="260"/></w:pPr><w:r><w:rPr><w:rFonts w:ascii="Consolas" w:cs="Consolas" w:eastAsia="Consolas" w:hAnsi="Consolas"/><w:b/><w:bCs/><w:color w:val="FFFFFF"/><w:sz w:val="19"/><w:szCs w:val="19"/></w:rPr><w:t xml:space="preserve">#</w:t></w:r></w:p></w:tc><w:tc><w:tcPr><w:tcW w:type="dxa" w:w="4000"/><w:tcBorders><w:top w:val="single" w:color="CBD5E1" w:sz="4"/><w:left w:val="single" w:color="CBD5E1" w:sz="4"/><w:bottom w:val="single" w:color="CBD5E1" w:sz="4"/><w:right w:val="single" w:color="CBD5E1" w:sz="4"/></w:tcBorders><w:shd w:fill="0F3460" w:val="clear"/><w:tcMar><w:top w:type="dxa" w:w="80"/><w:left w:type="dxa" w:w="120"/><w:bottom w:type="dxa" w:w="80"/><w:right w:type="dxa" w:w="120"/></w:tcMar></w:tcPr><w:p><w:pPr><w:spacing w:after="0" w:before="0" w:line="260"/></w:pPr><w:r><w:rPr><w:rFonts w:ascii="Calibri" w:cs="Calibri" w:eastAsia="Calibri" w:hAnsi="Calibri"/><w:b/><w:bCs/><w:color w:val="FFFFFF"/><w:sz w:val="19"/><w:szCs w:val="19"/></w:rPr><w:t xml:space="preserve">Filename</w:t></w:r></w:p></w:tc><w:tc><w:tcPr><w:tcW w:type="dxa" w:w="5200"/><w:tcBorders><w:top w:val="single" w:color="CBD5E1" w:sz="4"/><w:left w:val="single" w:color="CBD5E1" w:sz="4"/><w:bottom w:val="single" w:color="CBD5E1" w:sz="4"/><w:right w:val="single" w:color="CBD5E1" w:sz="4"/></w:tcBorders><w:shd w:fill="0F3460" w:val="clear"/><w:tcMar><w:top w:type="dxa" w:w="80"/><w:left w:type="dxa" w:w="120"/><w:bottom w:type="dxa" w:w="80"/><w:right w:type="dxa" w:w="120"/></w:tcMar></w:tcPr><w:p><w:pPr><w:spacing w:after="0" w:before="0" w:line="260"/></w:pPr><w:r><w:rPr><w:rFonts w:ascii="Calibri" w:cs="Calibri" w:eastAsia="Calibri" w:hAnsi="Calibri"/><w:b/><w:bCs/><w:color w:val="FFFFFF"/><w:sz w:val="19"/><w:szCs w:val="19"/></w:rPr><w:t xml:space="preserve">Purpose</w:t></w:r></w:p></w:tc></w:tr><w:tr><w:tc><w:tcPr><w:tcW w:type="dxa" w:w="400"/><w:tcBorders><w:top w:val="single" w:color="CBD5E1" w:sz="4"/><w:left w:val="single" w:color="CBD5E1" w:sz="4"/><w:bottom w:val="single" w:color="CBD5E1" w:sz="4"/><w:right w:val="single" w:color="CBD5E1" w:sz="4"/></w:tcBorders><w:tcMar><w:top w:type="dxa" w:w="80"/><w:left w:type="dxa" w:w="120"/><w:bottom w:type="dxa" w:w="80"/><w:right w:type="dxa" w:w="120"/></w:tcMar></w:tcPr><w:p><w:pPr><w:spacing w:after="0" w:before="0" w:line="260"/></w:pPr><w:r><w:rPr><w:rFonts w:ascii="Calibri" w:cs="Calibri" w:eastAsia="Calibri" w:hAnsi="Calibri"/><w:b w:val="false"/><w:bCs w:val="false"/><w:color w:val="0F172A"/><w:sz w:val="19"/><w:szCs w:val="19"/></w:rPr><w:t xml:space="preserve">029</w:t></w:r></w:p></w:tc><w:tc><w:tcPr><w:tcW w:type="dxa" w:w="4000"/><w:tcBorders><w:top w:val="single" w:color="CBD5E1" w:sz="4"/><w:left w:val="single" w:color="CBD5E1" w:sz="4"/><w:bottom w:val="single" w:color="CBD5E1" w:sz="4"/><w:right w:val="single" w:color="CBD5E1" w:sz="4"/></w:tcBorders><w:tcMar><w:top w:type="dxa" w:w="80"/><w:left w:type="dxa" w:w="120"/><w:bottom w:type="dxa" w:w="80"/><w:right w:type="dxa" w:w="120"/></w:tcMar></w:tcPr><w:p><w:pPr><w:spacing w:after="0" w:before="0" w:line="260"/></w:pPr><w:r><w:rPr><w:rFonts w:ascii="Calibri" w:cs="Calibri" w:eastAsia="Calibri" w:hAnsi="Calibri"/><w:b w:val="false"/><w:bCs w:val="false"/><w:color w:val="0F172A"/><w:sz w:val="19"/><w:szCs w:val="19"/></w:rPr><w:t xml:space="preserve">029_fix_hsl_ier_index.sql</w:t></w:r></w:p></w:tc><w:tc><w:tcPr><w:tcW w:type="dxa" w:w="5200"/><w:tcBorders><w:top w:val="single" w:color="CBD5E1" w:sz="4"/><w:left w:val="single" w:color="CBD5E1" w:sz="4"/><w:bottom w:val="single" w:color="CBD5E1" w:sz="4"/><w:right w:val="single" w:color="CBD5E1" w:sz="4"/></w:tcBorders><w:tcMar><w:top w:type="dxa" w:w="80"/><w:left w:type="dxa" w:w="120"/><w:bottom w:type="dxa" w:w="80"/><w:right w:type="dxa" w:w="120"/></w:tcMar></w:tcPr><w:p><w:pPr><w:spacing w:after="0" w:before="0" w:line="260"/></w:pPr><w:r><w:rPr><w:rFonts w:ascii="Calibri" w:cs="Calibri" w:eastAsia="Calibri" w:hAnsi="Calibri"/><w:b w:val="false"/><w:bCs w:val="false"/><w:color w:val="0F172A"/><w:sz w:val="19"/><w:szCs w:val="19"/></w:rPr><w:t xml:space="preserve">Extend ier_refresh_hsl to parse hsl_name + backfill</w:t></w:r></w:p></w:tc></w:tr><w:tr><w:tc><w:tcPr><w:tcW w:type="dxa" w:w="400"/><w:tcBorders><w:top w:val="single" w:color="CBD5E1" w:sz="4"/><w:left w:val="single" w:color="CBD5E1" w:sz="4"/><w:bottom w:val="single" w:color="CBD5E1" w:sz="4"/><w:right w:val="single" w:color="CBD5E1" w:sz="4"/></w:tcBorders><w:shd w:fill="F1F5F9" w:val="clear"/><w:tcMar><w:top w:type="dxa" w:w="80"/><w:left w:type="dxa" w:w="120"/><w:bottom w:type="dxa" w:w="80"/><w:right w:type="dxa" w:w="120"/></w:tcMar></w:tcPr><w:p><w:pPr><w:spacing w:after="0" w:before="0" w:line="260"/></w:pPr><w:r><w:rPr><w:rFonts w:ascii="Calibri" w:cs="Calibri" w:eastAsia="Calibri" w:hAnsi="Calibri"/><w:b w:val="false"/><w:bCs w:val="false"/><w:color w:val="0F172A"/><w:sz w:val="19"/><w:szCs w:val="19"/></w:rPr><w:t xml:space="preserve">030</w:t></w:r></w:p></w:tc><w:tc><w:tcPr><w:tcW w:type="dxa" w:w="4000"/><w:tcBorders><w:top w:val="single" w:color="CBD5E1" w:sz="4"/><w:left w:val="single" w:color="CBD5E1" w:sz="4"/><w:bottom w:val="single" w:color="CBD5E1" w:sz="4"/><w:right w:val="single" w:color="CBD5E1" w:sz="4"/></w:tcBorders><w:shd w:fill="F1F5F9" w:val="clear"/><w:tcMar><w:top w:type="dxa" w:w="80"/><w:left w:type="dxa" w:w="120"/><w:bottom w:type="dxa" w:w="80"/><w:right w:type="dxa" w:w="120"/></w:tcMar></w:tcPr><w:p><w:pPr><w:spacing w:after="0" w:before="0" w:line="260"/></w:pPr><w:r><w:rPr><w:rFonts w:ascii="Calibri" w:cs="Calibri" w:eastAsia="Calibri" w:hAnsi="Calibri"/><w:b w:val="false"/><w:bCs w:val="false"/><w:color w:val="0F172A"/><w:sz w:val="19"/><w:szCs w:val="19"/></w:rPr><w:t xml:space="preserve">030_seed_default_admin.sql</w:t></w:r></w:p></w:tc><w:tc><w:tcPr><w:tcW w:type="dxa" w:w="5200"/><w:tcBorders><w:top w:val="single" w:color="CBD5E1" w:sz="4"/><w:left w:val="single" w:color="CBD5E1" w:sz="4"/><w:bottom w:val="single" w:color="CBD5E1" w:sz="4"/><w:right w:val="single" w:color="CBD5E1" w:sz="4"/></w:tcBorders><w:shd w:fill="F1F5F9" w:val="clear"/><w:tcMar><w:top w:type="dxa" w:w="80"/><w:left w:type="dxa" w:w="120"/><w:bottom w:type="dxa" w:w="80"/><w:right w:type="dxa" w:w="120"/></w:tcMar></w:tcPr><w:p><w:pPr><w:spacing w:after="0" w:before="0" w:line="260"/></w:pPr><w:r><w:rPr><w:rFonts w:ascii="Calibri" w:cs="Calibri" w:eastAsia="Calibri" w:hAnsi="Calibri"/><w:b w:val="false"/><w:bCs w:val="false"/><w:color w:val="0F172A"/><w:sz w:val="19"/><w:szCs w:val="19"/></w:rPr><w:t xml:space="preserve">Seed default admin user with bcrypt cost-12 password</w:t></w:r></w:p></w:tc></w:tr><w:tr><w:tc><w:tcPr><w:tcW w:type="dxa" w:w="400"/><w:tcBorders><w:top w:val="single" w:color="CBD5E1" w:sz="4"/><w:left w:val="single" w:color="CBD5E1" w:sz="4"/><w:bottom w:val="single" w:color="CBD5E1" w:sz="4"/><w:right w:val="single" w:color="CBD5E1" w:sz="4"/></w:tcBorders><w:tcMar><w:top w:type="dxa" w:w="80"/><w:left w:type="dxa" w:w="120"/><w:bottom w:type="dxa" w:w="80"/><w:right w:type="dxa" w:w="120"/></w:tcMar></w:tcPr><w:p><w:pPr><w:spacing w:after="0" w:before="0" w:line="260"/></w:pPr><w:r><w:rPr><w:rFonts w:ascii="Calibri" w:cs="Calibri" w:eastAsia="Calibri" w:hAnsi="Calibri"/><w:b w:val="false"/><w:bCs w:val="false"/><w:color w:val="0F172A"/><w:sz w:val="19"/><w:szCs w:val="19"/></w:rPr><w:t xml:space="preserve">031</w:t></w:r></w:p></w:tc><w:tc><w:tcPr><w:tcW w:type="dxa" w:w="4000"/><w:tcBorders><w:top w:val="single" w:color="CBD5E1" w:sz="4"/><w:left w:val="single" w:color="CBD5E1" w:sz="4"/><w:bottom w:val="single" w:color="CBD5E1" w:sz="4"/><w:right w:val="single" w:color="CBD5E1" w:sz="4"/></w:tcBorders><w:tcMar><w:top w:type="dxa" w:w="80"/><w:left w:type="dxa" w:w="120"/><w:bottom w:type="dxa" w:w="80"/><w:right w:type="dxa" w:w="120"/></w:tcMar></w:tcPr><w:p><w:pPr><w:spacing w:after="0" w:before="0" w:line="260"/></w:pPr><w:r><w:rPr><w:rFonts w:ascii="Calibri" w:cs="Calibri" w:eastAsia="Calibri" w:hAnsi="Calibri"/><w:b w:val="false"/><w:bCs w:val="false"/><w:color w:val="0F172A"/><w:sz w:val="19"/><w:szCs w:val="19"/></w:rPr><w:t xml:space="preserve">031_information_element_refs_trigram.sql</w:t></w:r></w:p></w:tc><w:tc><w:tcPr><w:tcW w:type="dxa" w:w="5200"/><w:tcBorders><w:top w:val="single" w:color="CBD5E1" w:sz="4"/><w:left w:val="single" w:color="CBD5E1" w:sz="4"/><w:bottom w:val="single" w:color="CBD5E1" w:sz="4"/><w:right w:val="single" w:color="CBD5E1" w:sz="4"/></w:tcBorders><w:tcMar><w:top w:type="dxa" w:w="80"/><w:left w:type="dxa" w:w="120"/><w:bottom w:type="dxa" w:w="80"/><w:right w:type="dxa" w:w="120"/></w:tcMar></w:tcPr><w:p><w:pPr><w:spacing w:after="0" w:before="0" w:line="260"/></w:pPr><w:r><w:rPr><w:rFonts w:ascii="Calibri" w:cs="Calibri" w:eastAsia="Calibri" w:hAnsi="Calibri"/><w:b w:val="false"/><w:bCs w:val="false"/><w:color w:val="0F172A"/><w:sz w:val="19"/><w:szCs w:val="19"/></w:rPr><w:t xml:space="preserve">GIN trigram index on IER for fuzzy fallback</w:t></w:r></w:p></w:tc></w:tr></w:tbl><w:p><w:pPr><w:pStyle w:val="Heading1"/><w:pBdr><w:bottom w:val="single" w:color="1F3864" w:sz="6" w:space="4"/></w:pBdr><w:spacing w:after="160" w:before="360" w:line="320"/></w:pPr><w:r><w:rPr><w:rFonts w:ascii="Calibri" w:cs="Calibri" w:eastAsia="Calibri" w:hAnsi="Calibri"/><w:b/><w:bCs/><w:color w:val="1F3864"/><w:sz w:val="28"/><w:szCs w:val="28"/></w:rPr><w:t xml:space="preserve">6.  Silent Regressions Caught and Fixed</w:t></w:r></w:p><0/><w:p><w:pPr><w:pBdr><w:top w:val="single" w:color="CBD5E1" w:sz="6" w:space="4"/></w:pBdr><w:spacing w:after="80" w:before="320"/></w:pPr><w:r><w:t xml:space="preserve"></w:t></w:r></w:p><w:p><w:pPr><w:spacing w:after="40" w:before="60" w:line="280"/><w:jc w:val="center"/></w:pPr><w:r><w:rPr><w:rFonts w:ascii="Calibri" w:cs="Calibri" w:eastAsia="Calibri" w:hAnsi="Calibri"/><w:b w:val="false"/><w:bCs w:val="false"/><w:i/><w:iCs/><w:caps w:val="false"/><w:color w:val="94A3B8"/><w:sz w:val="16"/><w:szCs w:val="16"/></w:rPr><w:t xml:space="preserve">Prepared by InformationPhysics.ai, LLC.  Confidential — subject to the Transaction-Grade One-Way NDA on file.</w:t></w:r></w:p><w:p><w:pPr><w:spacing w:after="0" w:before="60" w:line="280"/><w:jc w:val="center"/></w:pPr><w:r><w:rPr><w:rFonts w:ascii="Calibri" w:cs="Calibri" w:eastAsia="Calibri" w:hAnsi="Calibri"/><w:b w:val="false"/><w:bCs w:val="false"/><w:i/><w:iCs/><w:caps w:val="false"/><w:color w:val="94A3B8"/><w:sz w:val="16"/><w:szCs w:val="16"/></w:rPr><w:t xml:space="preserve">© 2026 InformationPhysics.ai, LLC. All rights reserved.</w:t></w:r></w:p><w:sectPr><w:headerReference w:type="default" r:id="rId7"/><w:footerReference w:type="default" r:id="rId8"/><w:pgSz w:w="12240" w:h="15840" w:orient="portrait"/><w:pgMar w:top="1180" w:right="1320" w:bottom="1180" w:left="1320" w:header="720" w:footer="720" w:gutter="0"/><w:pgNumType/><w:titlePg w:val="false"/><w:docGrid w:linePitch="360"/></w:sectPr></w:body></w:document>
+<file path=word/document.xml><?xml version="1.0" encoding="utf-8"?>
+<w:document xmlns:wpc="http://schemas.microsoft.com/office/word/2010/wordprocessingCanvas" xmlns:mc="http://schemas.openxmlformats.org/markup-compatibility/2006" xmlns:o="urn:schemas-microsoft-com:office:office" xmlns:r="http://schemas.openxmlformats.org/officeDocument/2006/relationships" xmlns:m="http://schemas.openxmlformats.org/officeDocument/2006/math" xmlns:v="urn:schemas-microsoft-com:vml" xmlns:wp14="http://schemas.microsoft.com/office/word/2010/wordprocessingDrawing" xmlns:wp="http://schemas.openxmlformats.org/drawingml/2006/wordprocessingDrawing" xmlns:w10="urn:schemas-microsoft-com:office:word" xmlns:w="http://schemas.openxmlformats.org/wordprocessingml/2006/main" xmlns:w14="http://schemas.microsoft.com/office/word/2010/wordml" xmlns:w15="http://schemas.microsoft.com/office/word/2012/wordml" xmlns:wpg="http://schemas.microsoft.com/office/word/2010/wordprocessingGroup" xmlns:wpi="http://schemas.microsoft.com/office/word/2010/wordprocessingInk" xmlns:wne="http://schemas.microsoft.com/office/word/2006/wordml" xmlns:wps="http://schemas.microsoft.com/office/word/2010/wordprocessingShape" xmlns:cx="http://schemas.microsoft.com/office/drawing/2014/chartex" xmlns:cx1="http://schemas.microsoft.com/office/drawing/2015/9/8/chartex" xmlns:cx2="http://schemas.microsoft.com/office/drawing/2015/10/21/chartex" xmlns:cx3="http://schemas.microsoft.com/office/drawing/2016/5/9/chartex" xmlns:cx4="http://schemas.microsoft.com/office/drawing/2016/5/10/chartex" xmlns:cx5="http://schemas.microsoft.com/office/drawing/2016/5/11/chartex" xmlns:cx6="http://schemas.microsoft.com/office/drawing/2016/5/12/chartex" xmlns:cx7="http://schemas.microsoft.com/office/drawing/2016/5/13/chartex" xmlns:cx8="http://schemas.microsoft.com/office/drawing/2016/5/14/chartex" xmlns:aink="http://schemas.microsoft.com/office/drawing/2016/ink" xmlns:am3d="http://schemas.microsoft.com/office/drawing/2017/model3d" xmlns:w16cex="http://schemas.microsoft.com/office/word/2018/wordml/cex" xmlns:w16cid="http://schemas.microsoft.com/office/word/2016/wordml/cid" xmlns:w16="http://schemas.microsoft.com/office/word/2018/wordml" xmlns:w16sdtdh="http://schemas.microsoft.com/office/word/2020/wordml/sdtdatahash" xmlns:w16se="http://schemas.microsoft.com/office/word/2015/wordml/symex" mc:Ignorable="w14 w15 wp14">
+  <w:body>
+    <w:tbl>
+      <w:tblPr>
+        <w:tblW w:type="dxa" w:w="9600"/>
+        <w:tblBorders>
+          <w:top w:val="single" w:color="auto" w:sz="4"/>
+          <w:left w:val="single" w:color="auto" w:sz="4"/>
+          <w:bottom w:val="single" w:color="auto" w:sz="4"/>
+          <w:right w:val="single" w:color="auto" w:sz="4"/>
+          <w:insideH w:val="single" w:color="auto" w:sz="4"/>
+          <w:insideV w:val="single" w:color="auto" w:sz="4"/>
+        </w:tblBorders>
+      </w:tblPr>
+      <w:tblGrid>
+        <w:gridCol w:w="9600"/>
+      </w:tblGrid>
+      <w:tr>
+        <w:tc>
+          <w:tcPr>
+            <w:tcW w:type="dxa" w:w="9600"/>
+            <w:tcBorders>
+              <w:top w:val="single" w:color="E11D48" w:sz="18"/>
+              <w:left w:val="single" w:color="E11D48" w:sz="18"/>
+              <w:bottom w:val="single" w:color="E11D48" w:sz="18"/>
+              <w:right w:val="single" w:color="E11D48" w:sz="18"/>
+            </w:tcBorders>
+            <w:shd w:fill="FFF1F2" w:val="clear"/>
+            <w:tcMar>
+              <w:top w:type="dxa" w:w="160"/>
+              <w:left w:type="dxa" w:w="240"/>
+              <w:bottom w:type="dxa" w:w="160"/>
+              <w:right w:type="dxa" w:w="240"/>
+            </w:tcMar>
+          </w:tcPr>
+          <w:p>
+            <w:pPr>
+              <w:spacing w:after="80" w:before="0"/>
+            </w:pPr>
+            <w:r>
+              <w:rPr>
+                <w:rFonts w:ascii="Calibri" w:cs="Calibri" w:eastAsia="Calibri" w:hAnsi="Calibri"/>
+                <w:b/>
+                <w:bCs/>
+                <w:color w:val="BE123C"/>
+                <w:sz w:val="22"/>
+                <w:szCs w:val="22"/>
+              </w:rPr>
+              <w:t xml:space="preserve">⚠  CONFIDENTIAL — TRADE SECRET</w:t>
+            </w:r>
+          </w:p>
+          <w:p>
+            <w:pPr>
+              <w:spacing w:after="0" w:before="0" w:line="280"/>
+            </w:pPr>
+            <w:r>
+              <w:rPr>
+                <w:rFonts w:ascii="Calibri" w:cs="Calibri" w:eastAsia="Calibri" w:hAnsi="Calibri"/>
+                <w:color w:val="BE123C"/>
+                <w:sz w:val="20"/>
+                <w:szCs w:val="20"/>
+              </w:rPr>
+              <w:t xml:space="preserve">This document describes the internal logic, data structures, and operational behavior of a proprietary subsystem of the Information Physics Demo System. It contains confidential information and trade secrets of InformationPhysics.ai, LLC, including algorithmic detail not present in public-facing materials. Subject to the Transaction-Grade One-Way Non-Disclosure Agreement on file. Unauthorized use, disclosure, or reproduction is strictly prohibited and may result in civil and criminal liability.</w:t>
+            </w:r>
+          </w:p>
+        </w:tc>
+      </w:tr>
+    </w:tbl>
+    <w:p>
+      <w:pPr>
+        <w:spacing w:after="60" w:before="60" w:line="280"/>
+        <w:jc w:val="left"/>
+      </w:pPr>
+      <w:r>
+        <w:rPr>
+          <w:rFonts w:ascii="Calibri" w:cs="Calibri" w:eastAsia="Calibri" w:hAnsi="Calibri"/>
+          <w:b w:val="false"/>
+          <w:bCs w:val="false"/>
+          <w:i w:val="false"/>
+          <w:iCs w:val="false"/>
+          <w:caps w:val="false"/>
+          <w:color w:val="0F172A"/>
+          <w:sz w:val="21"/>
+          <w:szCs w:val="21"/>
+        </w:rPr>
+        <w:t xml:space="preserve"/>
+      </w:r>
+    </w:p>
+    <w:p>
+      <w:pPr>
+        <w:spacing w:after="60" w:before="60" w:line="280"/>
+        <w:jc w:val="left"/>
+      </w:pPr>
+      <w:r>
+        <w:rPr>
+          <w:rFonts w:ascii="Calibri" w:cs="Calibri" w:eastAsia="Calibri" w:hAnsi="Calibri"/>
+          <w:b w:val="false"/>
+          <w:bCs w:val="false"/>
+          <w:i w:val="false"/>
+          <w:iCs w:val="false"/>
+          <w:caps w:val="false"/>
+          <w:color w:val="0F172A"/>
+          <w:sz w:val="21"/>
+          <w:szCs w:val="21"/>
+        </w:rPr>
+        <w:t xml:space="preserve"/>
+      </w:r>
+    </w:p>
+    <w:p>
+      <w:pPr>
+        <w:spacing w:after="160" w:before="60" w:line="280"/>
+        <w:jc w:val="center"/>
+      </w:pPr>
+      <w:r>
+        <w:rPr>
+          <w:rFonts w:ascii="Calibri" w:cs="Calibri" w:eastAsia="Calibri" w:hAnsi="Calibri"/>
+          <w:b w:val="false"/>
+          <w:bCs w:val="false"/>
+          <w:i w:val="false"/>
+          <w:iCs w:val="false"/>
+          <w:caps/>
+          <w:color w:val="94A3B8"/>
+          <w:sz w:val="17"/>
+          <w:szCs w:val="17"/>
+        </w:rPr>
+        <w:t xml:space="preserve">Engineering Reference — Internal / NDA-Restricted</w:t>
+      </w:r>
+    </w:p>
+    <w:p>
+      <w:pPr>
+        <w:spacing w:after="80" w:before="60" w:line="280"/>
+        <w:jc w:val="center"/>
+      </w:pPr>
+      <w:r>
+        <w:rPr>
+          <w:rFonts w:ascii="Calibri" w:cs="Calibri" w:eastAsia="Calibri" w:hAnsi="Calibri"/>
+          <w:b/>
+          <w:bCs/>
+          <w:i w:val="false"/>
+          <w:iCs w:val="false"/>
+          <w:caps w:val="false"/>
+          <w:color w:val="0F172A"/>
+          <w:sz w:val="36"/>
+          <w:szCs w:val="36"/>
+        </w:rPr>
+        <w:t xml:space="preserve">V4.5 Release Notes</w:t>
+      </w:r>
+    </w:p>
+    <w:p>
+      <w:pPr>
+        <w:spacing w:after="200" w:before="60" w:line="280"/>
+        <w:jc w:val="center"/>
+      </w:pPr>
+      <w:r>
+        <w:rPr>
+          <w:rFonts w:ascii="Calibri" w:cs="Calibri" w:eastAsia="Calibri" w:hAnsi="Calibri"/>
+          <w:b w:val="false"/>
+          <w:bCs w:val="false"/>
+          <w:i/>
+          <w:iCs/>
+          <w:caps w:val="false"/>
+          <w:color w:val="475569"/>
+          <w:sz w:val="22"/>
+          <w:szCs w:val="22"/>
+        </w:rPr>
+        <w:t xml:space="preserve">Operator-facing changelog: retrieval correctness, operability, distribution</w:t>
+      </w:r>
+    </w:p>
+    <w:p>
+      <w:pPr>
+        <w:spacing w:after="40" w:before="60" w:line="280"/>
+        <w:jc w:val="center"/>
+      </w:pPr>
+      <w:r>
+        <w:rPr>
+          <w:rFonts w:ascii="Calibri" w:cs="Calibri" w:eastAsia="Calibri" w:hAnsi="Calibri"/>
+          <w:b/>
+          <w:bCs/>
+          <w:i w:val="false"/>
+          <w:iCs w:val="false"/>
+          <w:caps w:val="false"/>
+          <w:color w:val="0F172A"/>
+          <w:sz w:val="22"/>
+          <w:szCs w:val="22"/>
+        </w:rPr>
+        <w:t xml:space="preserve">Michael Simon Bodner, Ph.D.</w:t>
+      </w:r>
+    </w:p>
+    <w:p>
+      <w:pPr>
+        <w:spacing w:after="40" w:before="60" w:line="280"/>
+        <w:jc w:val="center"/>
+      </w:pPr>
+      <w:r>
+        <w:rPr>
+          <w:rFonts w:ascii="Calibri" w:cs="Calibri" w:eastAsia="Calibri" w:hAnsi="Calibri"/>
+          <w:b w:val="false"/>
+          <w:bCs w:val="false"/>
+          <w:i w:val="false"/>
+          <w:iCs w:val="false"/>
+          <w:caps w:val="false"/>
+          <w:color w:val="0F3460"/>
+          <w:sz w:val="18"/>
+          <w:szCs w:val="18"/>
+        </w:rPr>
+        <w:t xml:space="preserve">Founder &amp; Chief Scientist, InformationPhysics.ai</w:t>
+      </w:r>
+    </w:p>
+    <w:p>
+      <w:pPr>
+        <w:spacing w:after="40" w:before="60" w:line="280"/>
+        <w:jc w:val="center"/>
+      </w:pPr>
+      <w:r>
+        <w:rPr>
+          <w:rFonts w:ascii="Calibri" w:cs="Calibri" w:eastAsia="Calibri" w:hAnsi="Calibri"/>
+          <w:b w:val="false"/>
+          <w:bCs w:val="false"/>
+          <w:i w:val="false"/>
+          <w:iCs w:val="false"/>
+          <w:caps w:val="false"/>
+          <w:color w:val="475569"/>
+          <w:sz w:val="18"/>
+          <w:szCs w:val="18"/>
+        </w:rPr>
+        <w:t xml:space="preserve">April 2026 — Software Version V4.5.0</w:t>
+      </w:r>
+    </w:p>
+    <w:p>
+      <w:pPr>
+        <w:spacing w:after="40" w:before="60" w:line="280"/>
+        <w:jc w:val="center"/>
+      </w:pPr>
+      <w:r>
+        <w:rPr>
+          <w:rFonts w:ascii="Consolas" w:cs="Consolas" w:eastAsia="Consolas" w:hAnsi="Consolas"/>
+          <w:b w:val="false"/>
+          <w:bCs w:val="false"/>
+          <w:i w:val="false"/>
+          <w:iCs w:val="false"/>
+          <w:caps w:val="false"/>
+          <w:color w:val="475569"/>
+          <w:sz w:val="16"/>
+          <w:szCs w:val="16"/>
+        </w:rPr>
+        <w:t xml:space="preserve">Railway production + Electron DMG variants (Full / Cloud / Local)</w:t>
+      </w:r>
+    </w:p>
+    <w:p>
+      <w:pPr>
+        <w:spacing w:after="240" w:before="60" w:line="280"/>
+        <w:jc w:val="center"/>
+      </w:pPr>
+      <w:r>
+        <w:rPr>
+          <w:rFonts w:ascii="Calibri" w:cs="Calibri" w:eastAsia="Calibri" w:hAnsi="Calibri"/>
+          <w:b w:val="false"/>
+          <w:bCs w:val="false"/>
+          <w:i w:val="false"/>
+          <w:iCs w:val="false"/>
+          <w:caps w:val="false"/>
+          <w:color w:val="94A3B8"/>
+          <w:sz w:val="16"/>
+          <w:szCs w:val="16"/>
+        </w:rPr>
+        <w:t xml:space="preserve">© 2026 InformationPhysics.ai, LLC. All rights reserved.</w:t>
+      </w:r>
+    </w:p>
+    <w:tbl>
+      <w:tblPr>
+        <w:tblW w:type="dxa" w:w="9600"/>
+        <w:tblBorders>
+          <w:top w:val="single" w:color="auto" w:sz="4"/>
+          <w:left w:val="single" w:color="auto" w:sz="4"/>
+          <w:bottom w:val="single" w:color="auto" w:sz="4"/>
+          <w:right w:val="single" w:color="auto" w:sz="4"/>
+          <w:insideH w:val="single" w:color="auto" w:sz="4"/>
+          <w:insideV w:val="single" w:color="auto" w:sz="4"/>
+        </w:tblBorders>
+      </w:tblPr>
+      <w:tblGrid>
+        <w:gridCol w:w="9600"/>
+      </w:tblGrid>
+      <w:tr>
+        <w:tc>
+          <w:tcPr>
+            <w:tcW w:type="dxa" w:w="9600"/>
+            <w:tcBorders>
+              <w:top w:val="single" w:color="CBD5E1" w:sz="4"/>
+              <w:left w:val="single" w:color="CBD5E1" w:sz="4"/>
+              <w:bottom w:val="single" w:color="CBD5E1" w:sz="4"/>
+              <w:right w:val="single" w:color="CBD5E1" w:sz="4"/>
+            </w:tcBorders>
+            <w:tcMar>
+              <w:top w:type="dxa" w:w="200"/>
+              <w:left w:type="dxa" w:w="240"/>
+              <w:bottom w:type="dxa" w:w="200"/>
+              <w:right w:type="dxa" w:w="240"/>
+            </w:tcMar>
+          </w:tcPr>
+          <w:p>
+            <w:pPr>
+              <w:spacing w:after="120" w:before="0"/>
+            </w:pPr>
+            <w:r>
+              <w:rPr>
+                <w:rFonts w:ascii="Calibri" w:cs="Calibri" w:eastAsia="Calibri" w:hAnsi="Calibri"/>
+                <w:b/>
+                <w:bCs/>
+                <w:color w:val="1F3864"/>
+                <w:sz w:val="24"/>
+                <w:szCs w:val="24"/>
+              </w:rPr>
+              <w:t xml:space="preserve">Abstract</w:t>
+            </w:r>
+          </w:p>
+          <w:p>
+            <w:pPr>
+              <w:spacing w:after="0" w:before="0" w:line="300"/>
+            </w:pPr>
+            <w:r>
+              <w:rPr>
+                <w:rFonts w:ascii="Calibri" w:cs="Calibri" w:eastAsia="Calibri" w:hAnsi="Calibri"/>
+                <w:color w:val="475569"/>
+                <w:sz w:val="21"/>
+                <w:szCs w:val="21"/>
+              </w:rPr>
+              <w:t xml:space="preserve">Retrieval correctness (migrations 029/031, cap-by-CSV, HSL aliasing, Jaccard dedup), operability (Models tab, Daily Token Budget, Benchmark dropdown, embedded report viewer, Linkage view, Fix Broken MROs), UI polish, distribution (three DMG variants + signing infrastructure), shipped migrations, new endpoints, and the eight silent regressions caught and fixed.</w:t>
+            </w:r>
+          </w:p>
+        </w:tc>
+      </w:tr>
+    </w:tbl>
+    <w:p>
+      <w:pPr>
+        <w:spacing w:after="60" w:before="60" w:line="280"/>
+        <w:jc w:val="left"/>
+      </w:pPr>
+      <w:r>
+        <w:rPr>
+          <w:rFonts w:ascii="Calibri" w:cs="Calibri" w:eastAsia="Calibri" w:hAnsi="Calibri"/>
+          <w:b w:val="false"/>
+          <w:bCs w:val="false"/>
+          <w:i w:val="false"/>
+          <w:iCs w:val="false"/>
+          <w:caps w:val="false"/>
+          <w:color w:val="0F172A"/>
+          <w:sz w:val="21"/>
+          <w:szCs w:val="21"/>
+        </w:rPr>
+        <w:t xml:space="preserve"/>
+      </w:r>
+    </w:p>
+    <w:p>
+      <w:pPr>
+        <w:pStyle w:val="Heading1"/>
+        <w:pBdr>
+          <w:bottom w:val="single" w:color="1F3864" w:sz="6" w:space="4"/>
+        </w:pBdr>
+        <w:spacing w:after="160" w:before="360" w:line="320"/>
+      </w:pPr>
+      <w:r>
+        <w:rPr>
+          <w:rFonts w:ascii="Calibri" w:cs="Calibri" w:eastAsia="Calibri" w:hAnsi="Calibri"/>
+          <w:b/>
+          <w:bCs/>
+          <w:color w:val="1F3864"/>
+          <w:sz w:val="28"/>
+          <w:szCs w:val="28"/>
+        </w:rPr>
+        <w:t xml:space="preserve">1.  Retrieval Correctness</w:t>
+      </w:r>
+    </w:p>
+    <w:tbl>
+      <w:tblPr>
+        <w:tblW w:type="dxa" w:w="9600"/>
+        <w:tblBorders>
+          <w:top w:val="single" w:color="auto" w:sz="4"/>
+          <w:left w:val="single" w:color="auto" w:sz="4"/>
+          <w:bottom w:val="single" w:color="auto" w:sz="4"/>
+          <w:right w:val="single" w:color="auto" w:sz="4"/>
+          <w:insideH w:val="single" w:color="auto" w:sz="4"/>
+          <w:insideV w:val="single" w:color="auto" w:sz="4"/>
+        </w:tblBorders>
+      </w:tblPr>
+      <w:tblGrid>
+        <w:gridCol w:w="9600"/>
+      </w:tblGrid>
+      <w:tr>
+        <w:tc>
+          <w:tcPr>
+            <w:tcW w:type="dxa" w:w="9600"/>
+            <w:tcBorders>
+              <w:top w:val="nil" w:color="FFFFFF" w:sz="1"/>
+              <w:left w:val="single" w:color="FB7185" w:sz="18"/>
+              <w:bottom w:val="nil" w:color="FFFFFF" w:sz="1"/>
+              <w:right w:val="nil" w:color="FFFFFF" w:sz="1"/>
+            </w:tcBorders>
+            <w:tcMar>
+              <w:top w:type="dxa" w:w="80"/>
+              <w:left w:type="dxa" w:w="240"/>
+              <w:bottom w:type="dxa" w:w="120"/>
+              <w:right w:type="dxa" w:w="100"/>
+            </w:tcMar>
+          </w:tcPr>
+          <w:p>
+            <w:pPr>
+              <w:spacing w:after="80" w:before="0" w:line="280"/>
+            </w:pPr>
+            <w:r>
+              <w:rPr>
+                <w:rFonts w:ascii="Calibri" w:cs="Calibri" w:eastAsia="Calibri" w:hAnsi="Calibri"/>
+                <w:b/>
+                <w:bCs/>
+                <w:color w:val="0F172A"/>
+                <w:sz w:val="22"/>
+                <w:szCs w:val="22"/>
+              </w:rPr>
+              <w:t xml:space="preserve">1.1  Migration 029 — HSL inverted index population</w:t>
+            </w:r>
+          </w:p>
+          <w:p>
+            <w:pPr>
+              <w:spacing w:after="60" w:before="60" w:line="280"/>
+              <w:jc w:val="left"/>
+            </w:pPr>
+            <w:r>
+              <w:rPr>
+                <w:rFonts w:ascii="Calibri" w:cs="Calibri" w:eastAsia="Calibri" w:hAnsi="Calibri"/>
+                <w:b w:val="false"/>
+                <w:bCs w:val="false"/>
+                <w:i w:val="false"/>
+                <w:iCs w:val="false"/>
+                <w:caps w:val="false"/>
+                <w:color w:val="0F172A"/>
+                <w:sz w:val="21"/>
+                <w:szCs w:val="21"/>
+              </w:rPr>
+              <w:t xml:space="preserve">ier_refresh_hsl() was only parsing the element columns (which carry AIO row refs like "acc_rfis.csv - Row 162", not [Key.Value] tokens). The actual bracket token lives in hsl_data.hsl_name (e.g. [Project ID.PRJ-003].hsl). Migration 029 extends the function to parse both and backfills every existing HSL. Before: cue-to-HSL probes returned 0. After: returned the right HSL set.</w:t>
+            </w:r>
+          </w:p>
+        </w:tc>
+      </w:tr>
+    </w:tbl>
+    <w:tbl>
+      <w:tblPr>
+        <w:tblW w:type="dxa" w:w="9600"/>
+        <w:tblBorders>
+          <w:top w:val="single" w:color="auto" w:sz="4"/>
+          <w:left w:val="single" w:color="auto" w:sz="4"/>
+          <w:bottom w:val="single" w:color="auto" w:sz="4"/>
+          <w:right w:val="single" w:color="auto" w:sz="4"/>
+          <w:insideH w:val="single" w:color="auto" w:sz="4"/>
+          <w:insideV w:val="single" w:color="auto" w:sz="4"/>
+        </w:tblBorders>
+      </w:tblPr>
+      <w:tblGrid>
+        <w:gridCol w:w="9600"/>
+      </w:tblGrid>
+      <w:tr>
+        <w:tc>
+          <w:tcPr>
+            <w:tcW w:type="dxa" w:w="9600"/>
+            <w:tcBorders>
+              <w:top w:val="nil" w:color="FFFFFF" w:sz="1"/>
+              <w:left w:val="single" w:color="FB7185" w:sz="18"/>
+              <w:bottom w:val="nil" w:color="FFFFFF" w:sz="1"/>
+              <w:right w:val="nil" w:color="FFFFFF" w:sz="1"/>
+            </w:tcBorders>
+            <w:tcMar>
+              <w:top w:type="dxa" w:w="80"/>
+              <w:left w:type="dxa" w:w="240"/>
+              <w:bottom w:type="dxa" w:w="120"/>
+              <w:right w:type="dxa" w:w="100"/>
+            </w:tcMar>
+          </w:tcPr>
+          <w:p>
+            <w:pPr>
+              <w:spacing w:after="80" w:before="0" w:line="280"/>
+            </w:pPr>
+            <w:r>
+              <w:rPr>
+                <w:rFonts w:ascii="Calibri" w:cs="Calibri" w:eastAsia="Calibri" w:hAnsi="Calibri"/>
+                <w:b/>
+                <w:bCs/>
+                <w:color w:val="0F172A"/>
+                <w:sz w:val="22"/>
+                <w:szCs w:val="22"/>
+              </w:rPr>
+              <w:t xml:space="preserve">1.2  Cap-by-CSV diversity</w:t>
+            </w:r>
+          </w:p>
+          <w:p>
+            <w:pPr>
+              <w:spacing w:after="60" w:before="60" w:line="280"/>
+              <w:jc w:val="left"/>
+            </w:pPr>
+            <w:r>
+              <w:rPr>
+                <w:rFonts w:ascii="Calibri" w:cs="Calibri" w:eastAsia="Calibri" w:hAnsi="Calibri"/>
+                <w:b w:val="false"/>
+                <w:bCs w:val="false"/>
+                <w:i w:val="false"/>
+                <w:iCs w:val="false"/>
+                <w:caps w:val="false"/>
+                <w:color w:val="0F172A"/>
+                <w:sz w:val="21"/>
+                <w:szCs w:val="21"/>
+              </w:rPr>
+              <w:t xml:space="preserve">Both pipelines (frontend Recall in lib/aio-math.ts, backend Live in api/search_helpers.py) used a flat top-N cap on the matched AIO list. On corpora dominated by one CSV (the demo is 80% AIA305), the flat cap filled with AIA305 and starved the operational CSVs. Both paths now bucket by OriginalCSV first and take a fair per-CSV share before back-filling.</w:t>
+            </w:r>
+          </w:p>
+        </w:tc>
+      </w:tr>
+    </w:tbl>
+    <w:tbl>
+      <w:tblPr>
+        <w:tblW w:type="dxa" w:w="9600"/>
+        <w:tblBorders>
+          <w:top w:val="single" w:color="auto" w:sz="4"/>
+          <w:left w:val="single" w:color="auto" w:sz="4"/>
+          <w:bottom w:val="single" w:color="auto" w:sz="4"/>
+          <w:right w:val="single" w:color="auto" w:sz="4"/>
+          <w:insideH w:val="single" w:color="auto" w:sz="4"/>
+          <w:insideV w:val="single" w:color="auto" w:sz="4"/>
+        </w:tblBorders>
+      </w:tblPr>
+      <w:tblGrid>
+        <w:gridCol w:w="9600"/>
+      </w:tblGrid>
+      <w:tr>
+        <w:tc>
+          <w:tcPr>
+            <w:tcW w:type="dxa" w:w="9600"/>
+            <w:tcBorders>
+              <w:top w:val="nil" w:color="FFFFFF" w:sz="1"/>
+              <w:left w:val="single" w:color="FB7185" w:sz="18"/>
+              <w:bottom w:val="nil" w:color="FFFFFF" w:sz="1"/>
+              <w:right w:val="nil" w:color="FFFFFF" w:sz="1"/>
+            </w:tcBorders>
+            <w:tcMar>
+              <w:top w:type="dxa" w:w="80"/>
+              <w:left w:type="dxa" w:w="240"/>
+              <w:bottom w:type="dxa" w:w="120"/>
+              <w:right w:type="dxa" w:w="100"/>
+            </w:tcMar>
+          </w:tcPr>
+          <w:p>
+            <w:pPr>
+              <w:spacing w:after="80" w:before="0" w:line="280"/>
+            </w:pPr>
+            <w:r>
+              <w:rPr>
+                <w:rFonts w:ascii="Calibri" w:cs="Calibri" w:eastAsia="Calibri" w:hAnsi="Calibri"/>
+                <w:b/>
+                <w:bCs/>
+                <w:color w:val="0F172A"/>
+                <w:sz w:val="22"/>
+                <w:szCs w:val="22"/>
+              </w:rPr>
+              <w:t xml:space="preserve">1.3  HSL field-name aliasing</w:t>
+            </w:r>
+          </w:p>
+          <w:p>
+            <w:pPr>
+              <w:spacing w:after="60" w:before="60" w:line="280"/>
+              <w:jc w:val="left"/>
+            </w:pPr>
+            <w:r>
+              <w:rPr>
+                <w:rFonts w:ascii="Calibri" w:cs="Calibri" w:eastAsia="Calibri" w:hAnsi="Calibri"/>
+                <w:b w:val="false"/>
+                <w:bCs w:val="false"/>
+                <w:i w:val="false"/>
+                <w:iCs w:val="false"/>
+                <w:caps w:val="false"/>
+                <w:color w:val="0F172A"/>
+                <w:sz w:val="21"/>
+                <w:szCs w:val="21"/>
+              </w:rPr>
+              <w:t xml:space="preserve">lib/hsl-aliases.ts folds equivalent field names (Project_ID, Project ID, Projects Assigned, Applicable Projects, Active Projects) to a single canonical Project for cue matching. Frontend-only for V1 so the alias table can iterate without DB migrations.</w:t>
+            </w:r>
+          </w:p>
+        </w:tc>
+      </w:tr>
+    </w:tbl>
+    <w:tbl>
+      <w:tblPr>
+        <w:tblW w:type="dxa" w:w="9600"/>
+        <w:tblBorders>
+          <w:top w:val="single" w:color="auto" w:sz="4"/>
+          <w:left w:val="single" w:color="auto" w:sz="4"/>
+          <w:bottom w:val="single" w:color="auto" w:sz="4"/>
+          <w:right w:val="single" w:color="auto" w:sz="4"/>
+          <w:insideH w:val="single" w:color="auto" w:sz="4"/>
+          <w:insideV w:val="single" w:color="auto" w:sz="4"/>
+        </w:tblBorders>
+      </w:tblPr>
+      <w:tblGrid>
+        <w:gridCol w:w="9600"/>
+      </w:tblGrid>
+      <w:tr>
+        <w:tc>
+          <w:tcPr>
+            <w:tcW w:type="dxa" w:w="9600"/>
+            <w:tcBorders>
+              <w:top w:val="nil" w:color="FFFFFF" w:sz="1"/>
+              <w:left w:val="single" w:color="FB7185" w:sz="18"/>
+              <w:bottom w:val="nil" w:color="FFFFFF" w:sz="1"/>
+              <w:right w:val="nil" w:color="FFFFFF" w:sz="1"/>
+            </w:tcBorders>
+            <w:tcMar>
+              <w:top w:type="dxa" w:w="80"/>
+              <w:left w:type="dxa" w:w="240"/>
+              <w:bottom w:type="dxa" w:w="120"/>
+              <w:right w:type="dxa" w:w="100"/>
+            </w:tcMar>
+          </w:tcPr>
+          <w:p>
+            <w:pPr>
+              <w:spacing w:after="80" w:before="0" w:line="280"/>
+            </w:pPr>
+            <w:r>
+              <w:rPr>
+                <w:rFonts w:ascii="Calibri" w:cs="Calibri" w:eastAsia="Calibri" w:hAnsi="Calibri"/>
+                <w:b/>
+                <w:bCs/>
+                <w:color w:val="0F172A"/>
+                <w:sz w:val="22"/>
+                <w:szCs w:val="22"/>
+              </w:rPr>
+              <w:t xml:space="preserve">1.4  Migration 031 — IER trigram index</w:t>
+            </w:r>
+          </w:p>
+          <w:p>
+            <w:pPr>
+              <w:spacing w:after="60" w:before="60" w:line="280"/>
+              <w:jc w:val="left"/>
+            </w:pPr>
+            <w:r>
+              <w:rPr>
+                <w:rFonts w:ascii="Calibri" w:cs="Calibri" w:eastAsia="Calibri" w:hAnsi="Calibri"/>
+                <w:b w:val="false"/>
+                <w:bCs w:val="false"/>
+                <w:i w:val="false"/>
+                <w:iCs w:val="false"/>
+                <w:caps w:val="false"/>
+                <w:color w:val="0F172A"/>
+                <w:sz w:val="21"/>
+                <w:szCs w:val="21"/>
+              </w:rPr>
+              <w:t xml:space="preserve">Trigram-tolerant fallback in find-by-needles-full. Catches paraphrases the exact path doesn't handle ("PRJ 003" vs "PRJ-003").</w:t>
+            </w:r>
+          </w:p>
+        </w:tc>
+      </w:tr>
+    </w:tbl>
+    <w:tbl>
+      <w:tblPr>
+        <w:tblW w:type="dxa" w:w="9600"/>
+        <w:tblBorders>
+          <w:top w:val="single" w:color="auto" w:sz="4"/>
+          <w:left w:val="single" w:color="auto" w:sz="4"/>
+          <w:bottom w:val="single" w:color="auto" w:sz="4"/>
+          <w:right w:val="single" w:color="auto" w:sz="4"/>
+          <w:insideH w:val="single" w:color="auto" w:sz="4"/>
+          <w:insideV w:val="single" w:color="auto" w:sz="4"/>
+        </w:tblBorders>
+      </w:tblPr>
+      <w:tblGrid>
+        <w:gridCol w:w="9600"/>
+      </w:tblGrid>
+      <w:tr>
+        <w:tc>
+          <w:tcPr>
+            <w:tcW w:type="dxa" w:w="9600"/>
+            <w:tcBorders>
+              <w:top w:val="nil" w:color="FFFFFF" w:sz="1"/>
+              <w:left w:val="single" w:color="FB7185" w:sz="18"/>
+              <w:bottom w:val="nil" w:color="FFFFFF" w:sz="1"/>
+              <w:right w:val="nil" w:color="FFFFFF" w:sz="1"/>
+            </w:tcBorders>
+            <w:tcMar>
+              <w:top w:type="dxa" w:w="80"/>
+              <w:left w:type="dxa" w:w="240"/>
+              <w:bottom w:type="dxa" w:w="120"/>
+              <w:right w:type="dxa" w:w="100"/>
+            </w:tcMar>
+          </w:tcPr>
+          <w:p>
+            <w:pPr>
+              <w:spacing w:after="80" w:before="0" w:line="280"/>
+            </w:pPr>
+            <w:r>
+              <w:rPr>
+                <w:rFonts w:ascii="Calibri" w:cs="Calibri" w:eastAsia="Calibri" w:hAnsi="Calibri"/>
+                <w:b/>
+                <w:bCs/>
+                <w:color w:val="0F172A"/>
+                <w:sz w:val="22"/>
+                <w:szCs w:val="22"/>
+              </w:rPr>
+              <w:t xml:space="preserve">1.5  Element-set Jaccard dedup at substrate-build time</w:t>
+            </w:r>
+          </w:p>
+          <w:p>
+            <w:pPr>
+              <w:spacing w:after="60" w:before="60" w:line="280"/>
+              <w:jc w:val="left"/>
+            </w:pPr>
+            <w:r>
+              <w:rPr>
+                <w:rFonts w:ascii="Calibri" w:cs="Calibri" w:eastAsia="Calibri" w:hAnsi="Calibri"/>
+                <w:b w:val="false"/>
+                <w:bCs w:val="false"/>
+                <w:i w:val="false"/>
+                <w:iCs w:val="false"/>
+                <w:caps w:val="false"/>
+                <w:color w:val="0F172A"/>
+                <w:sz w:val="21"/>
+                <w:szCs w:val="21"/>
+              </w:rPr>
+              <w:t xml:space="preserve">Collapses near-duplicates from cross-CSV reposts of the same entity at threshold 0.85. Provenance-key (OriginalCSV, RowNumber) excluded from comparison.</w:t>
+            </w:r>
+          </w:p>
+        </w:tc>
+      </w:tr>
+    </w:tbl>
+    <w:tbl>
+      <w:tblPr>
+        <w:tblW w:type="dxa" w:w="9600"/>
+        <w:tblBorders>
+          <w:top w:val="single" w:color="auto" w:sz="4"/>
+          <w:left w:val="single" w:color="auto" w:sz="4"/>
+          <w:bottom w:val="single" w:color="auto" w:sz="4"/>
+          <w:right w:val="single" w:color="auto" w:sz="4"/>
+          <w:insideH w:val="single" w:color="auto" w:sz="4"/>
+          <w:insideV w:val="single" w:color="auto" w:sz="4"/>
+        </w:tblBorders>
+      </w:tblPr>
+      <w:tblGrid>
+        <w:gridCol w:w="9600"/>
+      </w:tblGrid>
+      <w:tr>
+        <w:tc>
+          <w:tcPr>
+            <w:tcW w:type="dxa" w:w="9600"/>
+            <w:tcBorders>
+              <w:top w:val="nil" w:color="FFFFFF" w:sz="1"/>
+              <w:left w:val="single" w:color="FB7185" w:sz="18"/>
+              <w:bottom w:val="nil" w:color="FFFFFF" w:sz="1"/>
+              <w:right w:val="nil" w:color="FFFFFF" w:sz="1"/>
+            </w:tcBorders>
+            <w:tcMar>
+              <w:top w:type="dxa" w:w="80"/>
+              <w:left w:type="dxa" w:w="240"/>
+              <w:bottom w:type="dxa" w:w="120"/>
+              <w:right w:type="dxa" w:w="100"/>
+            </w:tcMar>
+          </w:tcPr>
+          <w:p>
+            <w:pPr>
+              <w:spacing w:after="80" w:before="0" w:line="280"/>
+            </w:pPr>
+            <w:r>
+              <w:rPr>
+                <w:rFonts w:ascii="Calibri" w:cs="Calibri" w:eastAsia="Calibri" w:hAnsi="Calibri"/>
+                <w:b/>
+                <w:bCs/>
+                <w:color w:val="0F172A"/>
+                <w:sz w:val="22"/>
+                <w:szCs w:val="22"/>
+              </w:rPr>
+              <w:t xml:space="preserve">1.6  Recall maxAios cap raise</w:t>
+            </w:r>
+          </w:p>
+          <w:p>
+            <w:pPr>
+              <w:spacing w:after="60" w:before="60" w:line="280"/>
+              <w:jc w:val="left"/>
+            </w:pPr>
+            <w:r>
+              <w:rPr>
+                <w:rFonts w:ascii="Calibri" w:cs="Calibri" w:eastAsia="Calibri" w:hAnsi="Calibri"/>
+                <w:b w:val="false"/>
+                <w:bCs w:val="false"/>
+                <w:i w:val="false"/>
+                <w:iCs w:val="false"/>
+                <w:caps w:val="false"/>
+                <w:color w:val="0F172A"/>
+                <w:sz w:val="21"/>
+                <w:szCs w:val="21"/>
+              </w:rPr>
+              <w:t xml:space="preserve">Default substrate cap raised from 40 → 200 across the chat dialog, runChatPipeline default, assembleBundle default, and benchmarks. Closes the cap-mismatch gap with Live Search's adaptive 100–300 cap on aggregation queries.</w:t>
+            </w:r>
+          </w:p>
+        </w:tc>
+      </w:tr>
+    </w:tbl>
+    <w:p>
+      <w:pPr>
+        <w:pStyle w:val="Heading1"/>
+        <w:pBdr>
+          <w:bottom w:val="single" w:color="1F3864" w:sz="6" w:space="4"/>
+        </w:pBdr>
+        <w:spacing w:after="160" w:before="360" w:line="320"/>
+      </w:pPr>
+      <w:r>
+        <w:rPr>
+          <w:rFonts w:ascii="Calibri" w:cs="Calibri" w:eastAsia="Calibri" w:hAnsi="Calibri"/>
+          <w:b/>
+          <w:bCs/>
+          <w:color w:val="1F3864"/>
+          <w:sz w:val="28"/>
+          <w:szCs w:val="28"/>
+        </w:rPr>
+        <w:t xml:space="preserve">2.  Operability</w:t>
+      </w:r>
+    </w:p>
+    <w:tbl>
+      <w:tblPr>
+        <w:tblW w:type="dxa" w:w="9600"/>
+        <w:tblBorders>
+          <w:top w:val="single" w:color="auto" w:sz="4"/>
+          <w:left w:val="single" w:color="auto" w:sz="4"/>
+          <w:bottom w:val="single" w:color="auto" w:sz="4"/>
+          <w:right w:val="single" w:color="auto" w:sz="4"/>
+          <w:insideH w:val="single" w:color="auto" w:sz="4"/>
+          <w:insideV w:val="single" w:color="auto" w:sz="4"/>
+        </w:tblBorders>
+      </w:tblPr>
+      <w:tblGrid>
+        <w:gridCol w:w="9600"/>
+      </w:tblGrid>
+      <w:tr>
+        <w:tc>
+          <w:tcPr>
+            <w:tcW w:type="dxa" w:w="9600"/>
+            <w:tcBorders>
+              <w:top w:val="nil" w:color="FFFFFF" w:sz="1"/>
+              <w:left w:val="single" w:color="FB7185" w:sz="18"/>
+              <w:bottom w:val="nil" w:color="FFFFFF" w:sz="1"/>
+              <w:right w:val="nil" w:color="FFFFFF" w:sz="1"/>
+            </w:tcBorders>
+            <w:tcMar>
+              <w:top w:type="dxa" w:w="80"/>
+              <w:left w:type="dxa" w:w="240"/>
+              <w:bottom w:type="dxa" w:w="120"/>
+              <w:right w:type="dxa" w:w="100"/>
+            </w:tcMar>
+          </w:tcPr>
+          <w:p>
+            <w:pPr>
+              <w:spacing w:after="80" w:before="0" w:line="280"/>
+            </w:pPr>
+            <w:r>
+              <w:rPr>
+                <w:rFonts w:ascii="Calibri" w:cs="Calibri" w:eastAsia="Calibri" w:hAnsi="Calibri"/>
+                <w:b/>
+                <w:bCs/>
+                <w:color w:val="0F172A"/>
+                <w:sz w:val="22"/>
+                <w:szCs w:val="22"/>
+              </w:rPr>
+              <w:t xml:space="preserve">2.1  System Management → Models tab</w:t>
+            </w:r>
+          </w:p>
+          <w:p>
+            <w:pPr>
+              <w:spacing w:after="60" w:before="60" w:line="280"/>
+              <w:jc w:val="left"/>
+            </w:pPr>
+            <w:r>
+              <w:rPr>
+                <w:rFonts w:ascii="Calibri" w:cs="Calibri" w:eastAsia="Calibri" w:hAnsi="Calibri"/>
+                <w:b w:val="false"/>
+                <w:bCs w:val="false"/>
+                <w:i w:val="false"/>
+                <w:iCs w:val="false"/>
+                <w:caps w:val="false"/>
+                <w:color w:val="0F172A"/>
+                <w:sz w:val="21"/>
+                <w:szCs w:val="21"/>
+              </w:rPr>
+              <w:t xml:space="preserve">Runtime LLM model selection. Two slots: a default model (used by all four modes plus summarize / entity-resolution) and an optional parse-phase override for Live Search. Saved to system_settings, no restart needed. Resolution order: system_settings → env var → fallback.</w:t>
+            </w:r>
+          </w:p>
+        </w:tc>
+      </w:tr>
+    </w:tbl>
+    <w:tbl>
+      <w:tblPr>
+        <w:tblW w:type="dxa" w:w="9600"/>
+        <w:tblBorders>
+          <w:top w:val="single" w:color="auto" w:sz="4"/>
+          <w:left w:val="single" w:color="auto" w:sz="4"/>
+          <w:bottom w:val="single" w:color="auto" w:sz="4"/>
+          <w:right w:val="single" w:color="auto" w:sz="4"/>
+          <w:insideH w:val="single" w:color="auto" w:sz="4"/>
+          <w:insideV w:val="single" w:color="auto" w:sz="4"/>
+        </w:tblBorders>
+      </w:tblPr>
+      <w:tblGrid>
+        <w:gridCol w:w="9600"/>
+      </w:tblGrid>
+      <w:tr>
+        <w:tc>
+          <w:tcPr>
+            <w:tcW w:type="dxa" w:w="9600"/>
+            <w:tcBorders>
+              <w:top w:val="nil" w:color="FFFFFF" w:sz="1"/>
+              <w:left w:val="single" w:color="FB7185" w:sz="18"/>
+              <w:bottom w:val="nil" w:color="FFFFFF" w:sz="1"/>
+              <w:right w:val="nil" w:color="FFFFFF" w:sz="1"/>
+            </w:tcBorders>
+            <w:tcMar>
+              <w:top w:type="dxa" w:w="80"/>
+              <w:left w:type="dxa" w:w="240"/>
+              <w:bottom w:type="dxa" w:w="120"/>
+              <w:right w:type="dxa" w:w="100"/>
+            </w:tcMar>
+          </w:tcPr>
+          <w:p>
+            <w:pPr>
+              <w:spacing w:after="80" w:before="0" w:line="280"/>
+            </w:pPr>
+            <w:r>
+              <w:rPr>
+                <w:rFonts w:ascii="Calibri" w:cs="Calibri" w:eastAsia="Calibri" w:hAnsi="Calibri"/>
+                <w:b/>
+                <w:bCs/>
+                <w:color w:val="0F172A"/>
+                <w:sz w:val="22"/>
+                <w:szCs w:val="22"/>
+              </w:rPr>
+              <w:t xml:space="preserve">2.2  Daily Token Budget pane</w:t>
+            </w:r>
+          </w:p>
+          <w:p>
+            <w:pPr>
+              <w:spacing w:after="60" w:before="60" w:line="280"/>
+              <w:jc w:val="left"/>
+            </w:pPr>
+            <w:r>
+              <w:rPr>
+                <w:rFonts w:ascii="Calibri" w:cs="Calibri" w:eastAsia="Calibri" w:hAnsi="Calibri"/>
+                <w:b w:val="false"/>
+                <w:bCs w:val="false"/>
+                <w:i w:val="false"/>
+                <w:iCs w:val="false"/>
+                <w:caps w:val="false"/>
+                <w:color w:val="0F172A"/>
+                <w:sz w:val="21"/>
+                <w:szCs w:val="21"/>
+              </w:rPr>
+              <w:t xml:space="preserve">Live progress bar showing used_today / limit with green/amber/red thresholds, plus inputs for per-tenant override and global default. Eliminates the "drop into psql to fix the budget" friction.</w:t>
+            </w:r>
+          </w:p>
+        </w:tc>
+      </w:tr>
+    </w:tbl>
+    <w:tbl>
+      <w:tblPr>
+        <w:tblW w:type="dxa" w:w="9600"/>
+        <w:tblBorders>
+          <w:top w:val="single" w:color="auto" w:sz="4"/>
+          <w:left w:val="single" w:color="auto" w:sz="4"/>
+          <w:bottom w:val="single" w:color="auto" w:sz="4"/>
+          <w:right w:val="single" w:color="auto" w:sz="4"/>
+          <w:insideH w:val="single" w:color="auto" w:sz="4"/>
+          <w:insideV w:val="single" w:color="auto" w:sz="4"/>
+        </w:tblBorders>
+      </w:tblPr>
+      <w:tblGrid>
+        <w:gridCol w:w="9600"/>
+      </w:tblGrid>
+      <w:tr>
+        <w:tc>
+          <w:tcPr>
+            <w:tcW w:type="dxa" w:w="9600"/>
+            <w:tcBorders>
+              <w:top w:val="nil" w:color="FFFFFF" w:sz="1"/>
+              <w:left w:val="single" w:color="FB7185" w:sz="18"/>
+              <w:bottom w:val="nil" w:color="FFFFFF" w:sz="1"/>
+              <w:right w:val="nil" w:color="FFFFFF" w:sz="1"/>
+            </w:tcBorders>
+            <w:tcMar>
+              <w:top w:type="dxa" w:w="80"/>
+              <w:left w:type="dxa" w:w="240"/>
+              <w:bottom w:type="dxa" w:w="120"/>
+              <w:right w:type="dxa" w:w="100"/>
+            </w:tcMar>
+          </w:tcPr>
+          <w:p>
+            <w:pPr>
+              <w:spacing w:after="80" w:before="0" w:line="280"/>
+            </w:pPr>
+            <w:r>
+              <w:rPr>
+                <w:rFonts w:ascii="Calibri" w:cs="Calibri" w:eastAsia="Calibri" w:hAnsi="Calibri"/>
+                <w:b/>
+                <w:bCs/>
+                <w:color w:val="0F172A"/>
+                <w:sz w:val="22"/>
+                <w:szCs w:val="22"/>
+              </w:rPr>
+              <w:t xml:space="preserve">2.3  R&amp;D — Benchmark dropdown</w:t>
+            </w:r>
+          </w:p>
+          <w:p>
+            <w:pPr>
+              <w:spacing w:after="60" w:before="60" w:line="280"/>
+              <w:jc w:val="left"/>
+            </w:pPr>
+            <w:r>
+              <w:rPr>
+                <w:rFonts w:ascii="Calibri" w:cs="Calibri" w:eastAsia="Calibri" w:hAnsi="Calibri"/>
+                <w:b w:val="false"/>
+                <w:bCs w:val="false"/>
+                <w:i w:val="false"/>
+                <w:iCs w:val="false"/>
+                <w:caps w:val="false"/>
+                <w:color w:val="0F172A"/>
+                <w:sz w:val="21"/>
+                <w:szCs w:val="21"/>
+              </w:rPr>
+              <w:t xml:space="preserve">Full-screen benchmark runner with side-by-side metrics, verbatim replies for all four modes, Print / Save-as-PDF, and a 10-prompt catalog.</w:t>
+            </w:r>
+          </w:p>
+        </w:tc>
+      </w:tr>
+    </w:tbl>
+    <w:tbl>
+      <w:tblPr>
+        <w:tblW w:type="dxa" w:w="9600"/>
+        <w:tblBorders>
+          <w:top w:val="single" w:color="auto" w:sz="4"/>
+          <w:left w:val="single" w:color="auto" w:sz="4"/>
+          <w:bottom w:val="single" w:color="auto" w:sz="4"/>
+          <w:right w:val="single" w:color="auto" w:sz="4"/>
+          <w:insideH w:val="single" w:color="auto" w:sz="4"/>
+          <w:insideV w:val="single" w:color="auto" w:sz="4"/>
+        </w:tblBorders>
+      </w:tblPr>
+      <w:tblGrid>
+        <w:gridCol w:w="9600"/>
+      </w:tblGrid>
+      <w:tr>
+        <w:tc>
+          <w:tcPr>
+            <w:tcW w:type="dxa" w:w="9600"/>
+            <w:tcBorders>
+              <w:top w:val="nil" w:color="FFFFFF" w:sz="1"/>
+              <w:left w:val="single" w:color="FB7185" w:sz="18"/>
+              <w:bottom w:val="nil" w:color="FFFFFF" w:sz="1"/>
+              <w:right w:val="nil" w:color="FFFFFF" w:sz="1"/>
+            </w:tcBorders>
+            <w:tcMar>
+              <w:top w:type="dxa" w:w="80"/>
+              <w:left w:type="dxa" w:w="240"/>
+              <w:bottom w:type="dxa" w:w="120"/>
+              <w:right w:type="dxa" w:w="100"/>
+            </w:tcMar>
+          </w:tcPr>
+          <w:p>
+            <w:pPr>
+              <w:spacing w:after="80" w:before="0" w:line="280"/>
+            </w:pPr>
+            <w:r>
+              <w:rPr>
+                <w:rFonts w:ascii="Calibri" w:cs="Calibri" w:eastAsia="Calibri" w:hAnsi="Calibri"/>
+                <w:b/>
+                <w:bCs/>
+                <w:color w:val="0F172A"/>
+                <w:sz w:val="22"/>
+                <w:szCs w:val="22"/>
+              </w:rPr>
+              <w:t xml:space="preserve">2.4  References — embedded inline viewer</w:t>
+            </w:r>
+          </w:p>
+          <w:p>
+            <w:pPr>
+              <w:spacing w:after="60" w:before="60" w:line="280"/>
+              <w:jc w:val="left"/>
+            </w:pPr>
+            <w:r>
+              <w:rPr>
+                <w:rFonts w:ascii="Calibri" w:cs="Calibri" w:eastAsia="Calibri" w:hAnsi="Calibri"/>
+                <w:b w:val="false"/>
+                <w:bCs w:val="false"/>
+                <w:i w:val="false"/>
+                <w:iCs w:val="false"/>
+                <w:caps w:val="false"/>
+                <w:color w:val="0F172A"/>
+                <w:sz w:val="21"/>
+                <w:szCs w:val="21"/>
+              </w:rPr>
+              <w:t xml:space="preserve">Technical reports and traces open as full-screen pages instead of triggering downloads. mammoth converts the .docx to HTML in the browser; the .docx files still live in public/docs/.</w:t>
+            </w:r>
+          </w:p>
+        </w:tc>
+      </w:tr>
+    </w:tbl>
+    <w:tbl>
+      <w:tblPr>
+        <w:tblW w:type="dxa" w:w="9600"/>
+        <w:tblBorders>
+          <w:top w:val="single" w:color="auto" w:sz="4"/>
+          <w:left w:val="single" w:color="auto" w:sz="4"/>
+          <w:bottom w:val="single" w:color="auto" w:sz="4"/>
+          <w:right w:val="single" w:color="auto" w:sz="4"/>
+          <w:insideH w:val="single" w:color="auto" w:sz="4"/>
+          <w:insideV w:val="single" w:color="auto" w:sz="4"/>
+        </w:tblBorders>
+      </w:tblPr>
+      <w:tblGrid>
+        <w:gridCol w:w="9600"/>
+      </w:tblGrid>
+      <w:tr>
+        <w:tc>
+          <w:tcPr>
+            <w:tcW w:type="dxa" w:w="9600"/>
+            <w:tcBorders>
+              <w:top w:val="nil" w:color="FFFFFF" w:sz="1"/>
+              <w:left w:val="single" w:color="FB7185" w:sz="18"/>
+              <w:bottom w:val="nil" w:color="FFFFFF" w:sz="1"/>
+              <w:right w:val="nil" w:color="FFFFFF" w:sz="1"/>
+            </w:tcBorders>
+            <w:tcMar>
+              <w:top w:type="dxa" w:w="80"/>
+              <w:left w:type="dxa" w:w="240"/>
+              <w:bottom w:type="dxa" w:w="120"/>
+              <w:right w:type="dxa" w:w="100"/>
+            </w:tcMar>
+          </w:tcPr>
+          <w:p>
+            <w:pPr>
+              <w:spacing w:after="80" w:before="0" w:line="280"/>
+            </w:pPr>
+            <w:r>
+              <w:rPr>
+                <w:rFonts w:ascii="Calibri" w:cs="Calibri" w:eastAsia="Calibri" w:hAnsi="Calibri"/>
+                <w:b/>
+                <w:bCs/>
+                <w:color w:val="0F172A"/>
+                <w:sz w:val="22"/>
+                <w:szCs w:val="22"/>
+              </w:rPr>
+              <w:t xml:space="preserve">2.5  MRO Linkage view + Fix Broken MROs</w:t>
+            </w:r>
+          </w:p>
+          <w:p>
+            <w:pPr>
+              <w:spacing w:after="60" w:before="60" w:line="280"/>
+              <w:jc w:val="left"/>
+            </w:pPr>
+            <w:r>
+              <w:rPr>
+                <w:rFonts w:ascii="Calibri" w:cs="Calibri" w:eastAsia="Calibri" w:hAnsi="Calibri"/>
+                <w:b w:val="false"/>
+                <w:bCs w:val="false"/>
+                <w:i w:val="false"/>
+                <w:iCs w:val="false"/>
+                <w:caps w:val="false"/>
+                <w:color w:val="0F172A"/>
+                <w:sz w:val="21"/>
+                <w:szCs w:val="21"/>
+              </w:rPr>
+              <w:t xml:space="preserve">Renders every MRO and its current HSL back-pointer set in a sortable table with stale/orphan badges. Fix Broken MROs button runs a dual-pass repair (add missing back-pointers + sweep stale tokens).</w:t>
+            </w:r>
+          </w:p>
+        </w:tc>
+      </w:tr>
+    </w:tbl>
+    <w:tbl>
+      <w:tblPr>
+        <w:tblW w:type="dxa" w:w="9600"/>
+        <w:tblBorders>
+          <w:top w:val="single" w:color="auto" w:sz="4"/>
+          <w:left w:val="single" w:color="auto" w:sz="4"/>
+          <w:bottom w:val="single" w:color="auto" w:sz="4"/>
+          <w:right w:val="single" w:color="auto" w:sz="4"/>
+          <w:insideH w:val="single" w:color="auto" w:sz="4"/>
+          <w:insideV w:val="single" w:color="auto" w:sz="4"/>
+        </w:tblBorders>
+      </w:tblPr>
+      <w:tblGrid>
+        <w:gridCol w:w="9600"/>
+      </w:tblGrid>
+      <w:tr>
+        <w:tc>
+          <w:tcPr>
+            <w:tcW w:type="dxa" w:w="9600"/>
+            <w:tcBorders>
+              <w:top w:val="nil" w:color="FFFFFF" w:sz="1"/>
+              <w:left w:val="single" w:color="FB7185" w:sz="18"/>
+              <w:bottom w:val="nil" w:color="FFFFFF" w:sz="1"/>
+              <w:right w:val="nil" w:color="FFFFFF" w:sz="1"/>
+            </w:tcBorders>
+            <w:tcMar>
+              <w:top w:type="dxa" w:w="80"/>
+              <w:left w:type="dxa" w:w="240"/>
+              <w:bottom w:type="dxa" w:w="120"/>
+              <w:right w:type="dxa" w:w="100"/>
+            </w:tcMar>
+          </w:tcPr>
+          <w:p>
+            <w:pPr>
+              <w:spacing w:after="80" w:before="0" w:line="280"/>
+            </w:pPr>
+            <w:r>
+              <w:rPr>
+                <w:rFonts w:ascii="Calibri" w:cs="Calibri" w:eastAsia="Calibri" w:hAnsi="Calibri"/>
+                <w:b/>
+                <w:bCs/>
+                <w:color w:val="0F172A"/>
+                <w:sz w:val="22"/>
+                <w:szCs w:val="22"/>
+              </w:rPr>
+              <w:t xml:space="preserve">2.6  Cache bypass on interactive Live Search</w:t>
+            </w:r>
+          </w:p>
+          <w:p>
+            <w:pPr>
+              <w:spacing w:after="60" w:before="60" w:line="280"/>
+              <w:jc w:val="left"/>
+            </w:pPr>
+            <w:r>
+              <w:rPr>
+                <w:rFonts w:ascii="Calibri" w:cs="Calibri" w:eastAsia="Calibri" w:hAnsi="Calibri"/>
+                <w:b w:val="false"/>
+                <w:bCs w:val="false"/>
+                <w:i w:val="false"/>
+                <w:iCs w:val="false"/>
+                <w:caps w:val="false"/>
+                <w:color w:val="0F172A"/>
+                <w:sz w:val="21"/>
+                <w:szCs w:val="21"/>
+              </w:rPr>
+              <w:t xml:space="preserve">aioSearchChat / aioSearchChatStream accept opt-in bypassCache: true. Chat dialog and benchmark runner pass true so users iterating through the UI never see a stale cached reply mask a deployed retrieval fix.</w:t>
+            </w:r>
+          </w:p>
+        </w:tc>
+      </w:tr>
+    </w:tbl>
+    <w:p>
+      <w:pPr>
+        <w:pStyle w:val="Heading1"/>
+        <w:pBdr>
+          <w:bottom w:val="single" w:color="1F3864" w:sz="6" w:space="4"/>
+        </w:pBdr>
+        <w:spacing w:after="160" w:before="360" w:line="320"/>
+      </w:pPr>
+      <w:r>
+        <w:rPr>
+          <w:rFonts w:ascii="Calibri" w:cs="Calibri" w:eastAsia="Calibri" w:hAnsi="Calibri"/>
+          <w:b/>
+          <w:bCs/>
+          <w:color w:val="1F3864"/>
+          <w:sz w:val="28"/>
+          <w:szCs w:val="28"/>
+        </w:rPr>
+        <w:t xml:space="preserve">3.  UI Polish</w:t>
+      </w:r>
+    </w:p>
+    <w:p>
+      <w:pPr>
+        <w:spacing w:after="40" w:before="40" w:line="280"/>
+        <w:ind w:left="720" w:hanging="360"/>
+      </w:pPr>
+      <w:r>
+        <w:rPr>
+          <w:rFonts w:ascii="Calibri" w:cs="Calibri" w:eastAsia="Calibri" w:hAnsi="Calibri"/>
+          <w:color w:val="0F172A"/>
+          <w:sz w:val="21"/>
+          <w:szCs w:val="21"/>
+        </w:rPr>
+        <w:t xml:space="preserve">•   Edge-to-edge "Information Physics Standard Model" banner on the home page (navy gradient, responsive type).</w:t>
+      </w:r>
+    </w:p>
+    <w:p>
+      <w:pPr>
+        <w:spacing w:after="40" w:before="40" w:line="280"/>
+        <w:ind w:left="720" w:hanging="360"/>
+      </w:pPr>
+      <w:r>
+        <w:rPr>
+          <w:rFonts w:ascii="Calibri" w:cs="Calibri" w:eastAsia="Calibri" w:hAnsi="Calibri"/>
+          <w:color w:val="0F172A"/>
+          <w:sz w:val="21"/>
+          <w:szCs w:val="21"/>
+        </w:rPr>
+        <w:t xml:space="preserve">•   ChatAIO header recentered with serif title and centered five-button action group.</w:t>
+      </w:r>
+    </w:p>
+    <w:p>
+      <w:pPr>
+        <w:spacing w:after="40" w:before="40" w:line="280"/>
+        <w:ind w:left="720" w:hanging="360"/>
+      </w:pPr>
+      <w:r>
+        <w:rPr>
+          <w:rFonts w:ascii="Calibri" w:cs="Calibri" w:eastAsia="Calibri" w:hAnsi="Calibri"/>
+          <w:color w:val="0F172A"/>
+          <w:sz w:val="21"/>
+          <w:szCs w:val="21"/>
+        </w:rPr>
+        <w:t xml:space="preserve">•   Rich markdown rendering in assistant replies (headings, lists, blockquotes, code blocks, tables, links) with PDF export parity.</w:t>
+      </w:r>
+    </w:p>
+    <w:p>
+      <w:pPr>
+        <w:spacing w:after="40" w:before="40" w:line="280"/>
+        <w:ind w:left="720" w:hanging="360"/>
+      </w:pPr>
+      <w:r>
+        <w:rPr>
+          <w:rFonts w:ascii="Calibri" w:cs="Calibri" w:eastAsia="Calibri" w:hAnsi="Calibri"/>
+          <w:color w:val="0F172A"/>
+          <w:sz w:val="21"/>
+          <w:szCs w:val="21"/>
+        </w:rPr>
+        <w:t xml:space="preserve">•   PDF import progress UI with elapsed-time counter, file-size + estimated-chunk preview, and explicit "request is still alive" copy on multi-chunk runs.</w:t>
+      </w:r>
+    </w:p>
+    <w:p>
+      <w:pPr>
+        <w:pStyle w:val="Heading1"/>
+        <w:pBdr>
+          <w:bottom w:val="single" w:color="1F3864" w:sz="6" w:space="4"/>
+        </w:pBdr>
+        <w:spacing w:after="160" w:before="360" w:line="320"/>
+      </w:pPr>
+      <w:r>
+        <w:rPr>
+          <w:rFonts w:ascii="Calibri" w:cs="Calibri" w:eastAsia="Calibri" w:hAnsi="Calibri"/>
+          <w:b/>
+          <w:bCs/>
+          <w:color w:val="1F3864"/>
+          <w:sz w:val="28"/>
+          <w:szCs w:val="28"/>
+        </w:rPr>
+        <w:t xml:space="preserve">4.  Distribution</w:t>
+      </w:r>
+    </w:p>
+    <w:p>
+      <w:pPr>
+        <w:spacing w:after="40" w:before="40" w:line="280"/>
+        <w:ind w:left="720" w:hanging="360"/>
+      </w:pPr>
+      <w:r>
+        <w:rPr>
+          <w:rFonts w:ascii="Calibri" w:cs="Calibri" w:eastAsia="Calibri" w:hAnsi="Calibri"/>
+          <w:color w:val="0F172A"/>
+          <w:sz w:val="21"/>
+          <w:szCs w:val="21"/>
+        </w:rPr>
+        <w:t xml:space="preserve">•   Electron code signing &amp; notarization wired (Apple Developer ID + hardened runtime + entitlements).</w:t>
+      </w:r>
+    </w:p>
+    <w:p>
+      <w:pPr>
+        <w:spacing w:after="40" w:before="40" w:line="280"/>
+        <w:ind w:left="720" w:hanging="360"/>
+      </w:pPr>
+      <w:r>
+        <w:rPr>
+          <w:rFonts w:ascii="Calibri" w:cs="Calibri" w:eastAsia="Calibri" w:hAnsi="Calibri"/>
+          <w:color w:val="0F172A"/>
+          <w:sz w:val="21"/>
+          <w:szCs w:val="21"/>
+        </w:rPr>
+        <w:t xml:space="preserve">•   Three DMG variants: Full (V4.5), Cloud-stripped (V4.5C), Local-only (V4.5L).</w:t>
+      </w:r>
+    </w:p>
+    <w:p>
+      <w:pPr>
+        <w:spacing w:after="40" w:before="40" w:line="280"/>
+        <w:ind w:left="720" w:hanging="360"/>
+      </w:pPr>
+      <w:r>
+        <w:rPr>
+          <w:rFonts w:ascii="Calibri" w:cs="Calibri" w:eastAsia="Calibri" w:hAnsi="Calibri"/>
+          <w:color w:val="0F172A"/>
+          <w:sz w:val="21"/>
+          <w:szCs w:val="21"/>
+        </w:rPr>
+        <w:t xml:space="preserve">•   V4.5L and V4.5C variants use sed-swap of bundled frontend strings and DMG volume label so the variant is identifiable at a glance.</w:t>
+      </w:r>
+    </w:p>
+    <w:p>
+      <w:pPr>
+        <w:pStyle w:val="Heading1"/>
+        <w:pBdr>
+          <w:bottom w:val="single" w:color="1F3864" w:sz="6" w:space="4"/>
+        </w:pBdr>
+        <w:spacing w:after="160" w:before="360" w:line="320"/>
+      </w:pPr>
+      <w:r>
+        <w:rPr>
+          <w:rFonts w:ascii="Calibri" w:cs="Calibri" w:eastAsia="Calibri" w:hAnsi="Calibri"/>
+          <w:b/>
+          <w:bCs/>
+          <w:color w:val="1F3864"/>
+          <w:sz w:val="28"/>
+          <w:szCs w:val="28"/>
+        </w:rPr>
+        <w:t xml:space="preserve">5.  Shipped Migrations</w:t>
+      </w:r>
+    </w:p>
+    <w:tbl>
+      <w:tblPr>
+        <w:tblW w:type="dxa" w:w="9600"/>
+        <w:tblBorders>
+          <w:top w:val="single" w:color="auto" w:sz="4"/>
+          <w:left w:val="single" w:color="auto" w:sz="4"/>
+          <w:bottom w:val="single" w:color="auto" w:sz="4"/>
+          <w:right w:val="single" w:color="auto" w:sz="4"/>
+          <w:insideH w:val="single" w:color="auto" w:sz="4"/>
+          <w:insideV w:val="single" w:color="auto" w:sz="4"/>
+        </w:tblBorders>
+      </w:tblPr>
+      <w:tblGrid>
+        <w:gridCol w:w="400"/>
+        <w:gridCol w:w="4000"/>
+        <w:gridCol w:w="5200"/>
+      </w:tblGrid>
+      <w:tr>
+        <w:trPr>
+          <w:tblHeader/>
+        </w:trPr>
+        <w:tc>
+          <w:tcPr>
+            <w:tcW w:type="dxa" w:w="400"/>
+            <w:tcBorders>
+              <w:top w:val="single" w:color="CBD5E1" w:sz="4"/>
+              <w:left w:val="single" w:color="CBD5E1" w:sz="4"/>
+              <w:bottom w:val="single" w:color="CBD5E1" w:sz="4"/>
+              <w:right w:val="single" w:color="CBD5E1" w:sz="4"/>
+            </w:tcBorders>
+            <w:shd w:fill="0F3460" w:val="clear"/>
+            <w:tcMar>
+              <w:top w:type="dxa" w:w="80"/>
+              <w:left w:type="dxa" w:w="120"/>
+              <w:bottom w:type="dxa" w:w="80"/>
+              <w:right w:type="dxa" w:w="120"/>
+            </w:tcMar>
+          </w:tcPr>
+          <w:p>
+            <w:pPr>
+              <w:spacing w:after="0" w:before="0" w:line="260"/>
+            </w:pPr>
+            <w:r>
+              <w:rPr>
+                <w:rFonts w:ascii="Consolas" w:cs="Consolas" w:eastAsia="Consolas" w:hAnsi="Consolas"/>
+                <w:b/>
+                <w:bCs/>
+                <w:color w:val="FFFFFF"/>
+                <w:sz w:val="19"/>
+                <w:szCs w:val="19"/>
+              </w:rPr>
+              <w:t xml:space="preserve">#</w:t>
+            </w:r>
+          </w:p>
+        </w:tc>
+        <w:tc>
+          <w:tcPr>
+            <w:tcW w:type="dxa" w:w="4000"/>
+            <w:tcBorders>
+              <w:top w:val="single" w:color="CBD5E1" w:sz="4"/>
+              <w:left w:val="single" w:color="CBD5E1" w:sz="4"/>
+              <w:bottom w:val="single" w:color="CBD5E1" w:sz="4"/>
+              <w:right w:val="single" w:color="CBD5E1" w:sz="4"/>
+            </w:tcBorders>
+            <w:shd w:fill="0F3460" w:val="clear"/>
+            <w:tcMar>
+              <w:top w:type="dxa" w:w="80"/>
+              <w:left w:type="dxa" w:w="120"/>
+              <w:bottom w:type="dxa" w:w="80"/>
+              <w:right w:type="dxa" w:w="120"/>
+            </w:tcMar>
+          </w:tcPr>
+          <w:p>
+            <w:pPr>
+              <w:spacing w:after="0" w:before="0" w:line="260"/>
+            </w:pPr>
+            <w:r>
+              <w:rPr>
+                <w:rFonts w:ascii="Calibri" w:cs="Calibri" w:eastAsia="Calibri" w:hAnsi="Calibri"/>
+                <w:b/>
+                <w:bCs/>
+                <w:color w:val="FFFFFF"/>
+                <w:sz w:val="19"/>
+                <w:szCs w:val="19"/>
+              </w:rPr>
+              <w:t xml:space="preserve">Filename</w:t>
+            </w:r>
+          </w:p>
+        </w:tc>
+        <w:tc>
+          <w:tcPr>
+            <w:tcW w:type="dxa" w:w="5200"/>
+            <w:tcBorders>
+              <w:top w:val="single" w:color="CBD5E1" w:sz="4"/>
+              <w:left w:val="single" w:color="CBD5E1" w:sz="4"/>
+              <w:bottom w:val="single" w:color="CBD5E1" w:sz="4"/>
+              <w:right w:val="single" w:color="CBD5E1" w:sz="4"/>
+            </w:tcBorders>
+            <w:shd w:fill="0F3460" w:val="clear"/>
+            <w:tcMar>
+              <w:top w:type="dxa" w:w="80"/>
+              <w:left w:type="dxa" w:w="120"/>
+              <w:bottom w:type="dxa" w:w="80"/>
+              <w:right w:type="dxa" w:w="120"/>
+            </w:tcMar>
+          </w:tcPr>
+          <w:p>
+            <w:pPr>
+              <w:spacing w:after="0" w:before="0" w:line="260"/>
+            </w:pPr>
+            <w:r>
+              <w:rPr>
+                <w:rFonts w:ascii="Calibri" w:cs="Calibri" w:eastAsia="Calibri" w:hAnsi="Calibri"/>
+                <w:b/>
+                <w:bCs/>
+                <w:color w:val="FFFFFF"/>
+                <w:sz w:val="19"/>
+                <w:szCs w:val="19"/>
+              </w:rPr>
+              <w:t xml:space="preserve">Purpose</w:t>
+            </w:r>
+          </w:p>
+        </w:tc>
+      </w:tr>
+      <w:tr>
+        <w:tc>
+          <w:tcPr>
+            <w:tcW w:type="dxa" w:w="400"/>
+            <w:tcBorders>
+              <w:top w:val="single" w:color="CBD5E1" w:sz="4"/>
+              <w:left w:val="single" w:color="CBD5E1" w:sz="4"/>
+              <w:bottom w:val="single" w:color="CBD5E1" w:sz="4"/>
+              <w:right w:val="single" w:color="CBD5E1" w:sz="4"/>
+            </w:tcBorders>
+            <w:tcMar>
+              <w:top w:type="dxa" w:w="80"/>
+              <w:left w:type="dxa" w:w="120"/>
+              <w:bottom w:type="dxa" w:w="80"/>
+              <w:right w:type="dxa" w:w="120"/>
+            </w:tcMar>
+          </w:tcPr>
+          <w:p>
+            <w:pPr>
+              <w:spacing w:after="0" w:before="0" w:line="260"/>
+            </w:pPr>
+            <w:r>
+              <w:rPr>
+                <w:rFonts w:ascii="Calibri" w:cs="Calibri" w:eastAsia="Calibri" w:hAnsi="Calibri"/>
+                <w:b w:val="false"/>
+                <w:bCs w:val="false"/>
+                <w:color w:val="0F172A"/>
+                <w:sz w:val="19"/>
+                <w:szCs w:val="19"/>
+              </w:rPr>
+              <w:t xml:space="preserve">029</w:t>
+            </w:r>
+          </w:p>
+        </w:tc>
+        <w:tc>
+          <w:tcPr>
+            <w:tcW w:type="dxa" w:w="4000"/>
+            <w:tcBorders>
+              <w:top w:val="single" w:color="CBD5E1" w:sz="4"/>
+              <w:left w:val="single" w:color="CBD5E1" w:sz="4"/>
+              <w:bottom w:val="single" w:color="CBD5E1" w:sz="4"/>
+              <w:right w:val="single" w:color="CBD5E1" w:sz="4"/>
+            </w:tcBorders>
+            <w:tcMar>
+              <w:top w:type="dxa" w:w="80"/>
+              <w:left w:type="dxa" w:w="120"/>
+              <w:bottom w:type="dxa" w:w="80"/>
+              <w:right w:type="dxa" w:w="120"/>
+            </w:tcMar>
+          </w:tcPr>
+          <w:p>
+            <w:pPr>
+              <w:spacing w:after="0" w:before="0" w:line="260"/>
+            </w:pPr>
+            <w:r>
+              <w:rPr>
+                <w:rFonts w:ascii="Calibri" w:cs="Calibri" w:eastAsia="Calibri" w:hAnsi="Calibri"/>
+                <w:b w:val="false"/>
+                <w:bCs w:val="false"/>
+                <w:color w:val="0F172A"/>
+                <w:sz w:val="19"/>
+                <w:szCs w:val="19"/>
+              </w:rPr>
+              <w:t xml:space="preserve">029_fix_hsl_ier_index.sql</w:t>
+            </w:r>
+          </w:p>
+        </w:tc>
+        <w:tc>
+          <w:tcPr>
+            <w:tcW w:type="dxa" w:w="5200"/>
+            <w:tcBorders>
+              <w:top w:val="single" w:color="CBD5E1" w:sz="4"/>
+              <w:left w:val="single" w:color="CBD5E1" w:sz="4"/>
+              <w:bottom w:val="single" w:color="CBD5E1" w:sz="4"/>
+              <w:right w:val="single" w:color="CBD5E1" w:sz="4"/>
+            </w:tcBorders>
+            <w:tcMar>
+              <w:top w:type="dxa" w:w="80"/>
+              <w:left w:type="dxa" w:w="120"/>
+              <w:bottom w:type="dxa" w:w="80"/>
+              <w:right w:type="dxa" w:w="120"/>
+            </w:tcMar>
+          </w:tcPr>
+          <w:p>
+            <w:pPr>
+              <w:spacing w:after="0" w:before="0" w:line="260"/>
+            </w:pPr>
+            <w:r>
+              <w:rPr>
+                <w:rFonts w:ascii="Calibri" w:cs="Calibri" w:eastAsia="Calibri" w:hAnsi="Calibri"/>
+                <w:b w:val="false"/>
+                <w:bCs w:val="false"/>
+                <w:color w:val="0F172A"/>
+                <w:sz w:val="19"/>
+                <w:szCs w:val="19"/>
+              </w:rPr>
+              <w:t xml:space="preserve">Extend ier_refresh_hsl to parse hsl_name + backfill</w:t>
+            </w:r>
+          </w:p>
+        </w:tc>
+      </w:tr>
+      <w:tr>
+        <w:tc>
+          <w:tcPr>
+            <w:tcW w:type="dxa" w:w="400"/>
+            <w:tcBorders>
+              <w:top w:val="single" w:color="CBD5E1" w:sz="4"/>
+              <w:left w:val="single" w:color="CBD5E1" w:sz="4"/>
+              <w:bottom w:val="single" w:color="CBD5E1" w:sz="4"/>
+              <w:right w:val="single" w:color="CBD5E1" w:sz="4"/>
+            </w:tcBorders>
+            <w:shd w:fill="F1F5F9" w:val="clear"/>
+            <w:tcMar>
+              <w:top w:type="dxa" w:w="80"/>
+              <w:left w:type="dxa" w:w="120"/>
+              <w:bottom w:type="dxa" w:w="80"/>
+              <w:right w:type="dxa" w:w="120"/>
+            </w:tcMar>
+          </w:tcPr>
+          <w:p>
+            <w:pPr>
+              <w:spacing w:after="0" w:before="0" w:line="260"/>
+            </w:pPr>
+            <w:r>
+              <w:rPr>
+                <w:rFonts w:ascii="Calibri" w:cs="Calibri" w:eastAsia="Calibri" w:hAnsi="Calibri"/>
+                <w:b w:val="false"/>
+                <w:bCs w:val="false"/>
+                <w:color w:val="0F172A"/>
+                <w:sz w:val="19"/>
+                <w:szCs w:val="19"/>
+              </w:rPr>
+              <w:t xml:space="preserve">030</w:t>
+            </w:r>
+          </w:p>
+        </w:tc>
+        <w:tc>
+          <w:tcPr>
+            <w:tcW w:type="dxa" w:w="4000"/>
+            <w:tcBorders>
+              <w:top w:val="single" w:color="CBD5E1" w:sz="4"/>
+              <w:left w:val="single" w:color="CBD5E1" w:sz="4"/>
+              <w:bottom w:val="single" w:color="CBD5E1" w:sz="4"/>
+              <w:right w:val="single" w:color="CBD5E1" w:sz="4"/>
+            </w:tcBorders>
+            <w:shd w:fill="F1F5F9" w:val="clear"/>
+            <w:tcMar>
+              <w:top w:type="dxa" w:w="80"/>
+              <w:left w:type="dxa" w:w="120"/>
+              <w:bottom w:type="dxa" w:w="80"/>
+              <w:right w:type="dxa" w:w="120"/>
+            </w:tcMar>
+          </w:tcPr>
+          <w:p>
+            <w:pPr>
+              <w:spacing w:after="0" w:before="0" w:line="260"/>
+            </w:pPr>
+            <w:r>
+              <w:rPr>
+                <w:rFonts w:ascii="Calibri" w:cs="Calibri" w:eastAsia="Calibri" w:hAnsi="Calibri"/>
+                <w:b w:val="false"/>
+                <w:bCs w:val="false"/>
+                <w:color w:val="0F172A"/>
+                <w:sz w:val="19"/>
+                <w:szCs w:val="19"/>
+              </w:rPr>
+              <w:t xml:space="preserve">030_seed_default_admin.sql</w:t>
+            </w:r>
+          </w:p>
+        </w:tc>
+        <w:tc>
+          <w:tcPr>
+            <w:tcW w:type="dxa" w:w="5200"/>
+            <w:tcBorders>
+              <w:top w:val="single" w:color="CBD5E1" w:sz="4"/>
+              <w:left w:val="single" w:color="CBD5E1" w:sz="4"/>
+              <w:bottom w:val="single" w:color="CBD5E1" w:sz="4"/>
+              <w:right w:val="single" w:color="CBD5E1" w:sz="4"/>
+            </w:tcBorders>
+            <w:shd w:fill="F1F5F9" w:val="clear"/>
+            <w:tcMar>
+              <w:top w:type="dxa" w:w="80"/>
+              <w:left w:type="dxa" w:w="120"/>
+              <w:bottom w:type="dxa" w:w="80"/>
+              <w:right w:type="dxa" w:w="120"/>
+            </w:tcMar>
+          </w:tcPr>
+          <w:p>
+            <w:pPr>
+              <w:spacing w:after="0" w:before="0" w:line="260"/>
+            </w:pPr>
+            <w:r>
+              <w:rPr>
+                <w:rFonts w:ascii="Calibri" w:cs="Calibri" w:eastAsia="Calibri" w:hAnsi="Calibri"/>
+                <w:b w:val="false"/>
+                <w:bCs w:val="false"/>
+                <w:color w:val="0F172A"/>
+                <w:sz w:val="19"/>
+                <w:szCs w:val="19"/>
+              </w:rPr>
+              <w:t xml:space="preserve">Seed default admin user with bcrypt cost-12 password</w:t>
+            </w:r>
+          </w:p>
+        </w:tc>
+      </w:tr>
+      <w:tr>
+        <w:tc>
+          <w:tcPr>
+            <w:tcW w:type="dxa" w:w="400"/>
+            <w:tcBorders>
+              <w:top w:val="single" w:color="CBD5E1" w:sz="4"/>
+              <w:left w:val="single" w:color="CBD5E1" w:sz="4"/>
+              <w:bottom w:val="single" w:color="CBD5E1" w:sz="4"/>
+              <w:right w:val="single" w:color="CBD5E1" w:sz="4"/>
+            </w:tcBorders>
+            <w:tcMar>
+              <w:top w:type="dxa" w:w="80"/>
+              <w:left w:type="dxa" w:w="120"/>
+              <w:bottom w:type="dxa" w:w="80"/>
+              <w:right w:type="dxa" w:w="120"/>
+            </w:tcMar>
+          </w:tcPr>
+          <w:p>
+            <w:pPr>
+              <w:spacing w:after="0" w:before="0" w:line="260"/>
+            </w:pPr>
+            <w:r>
+              <w:rPr>
+                <w:rFonts w:ascii="Calibri" w:cs="Calibri" w:eastAsia="Calibri" w:hAnsi="Calibri"/>
+                <w:b w:val="false"/>
+                <w:bCs w:val="false"/>
+                <w:color w:val="0F172A"/>
+                <w:sz w:val="19"/>
+                <w:szCs w:val="19"/>
+              </w:rPr>
+              <w:t xml:space="preserve">031</w:t>
+            </w:r>
+          </w:p>
+        </w:tc>
+        <w:tc>
+          <w:tcPr>
+            <w:tcW w:type="dxa" w:w="4000"/>
+            <w:tcBorders>
+              <w:top w:val="single" w:color="CBD5E1" w:sz="4"/>
+              <w:left w:val="single" w:color="CBD5E1" w:sz="4"/>
+              <w:bottom w:val="single" w:color="CBD5E1" w:sz="4"/>
+              <w:right w:val="single" w:color="CBD5E1" w:sz="4"/>
+            </w:tcBorders>
+            <w:tcMar>
+              <w:top w:type="dxa" w:w="80"/>
+              <w:left w:type="dxa" w:w="120"/>
+              <w:bottom w:type="dxa" w:w="80"/>
+              <w:right w:type="dxa" w:w="120"/>
+            </w:tcMar>
+          </w:tcPr>
+          <w:p>
+            <w:pPr>
+              <w:spacing w:after="0" w:before="0" w:line="260"/>
+            </w:pPr>
+            <w:r>
+              <w:rPr>
+                <w:rFonts w:ascii="Calibri" w:cs="Calibri" w:eastAsia="Calibri" w:hAnsi="Calibri"/>
+                <w:b w:val="false"/>
+                <w:bCs w:val="false"/>
+                <w:color w:val="0F172A"/>
+                <w:sz w:val="19"/>
+                <w:szCs w:val="19"/>
+              </w:rPr>
+              <w:t xml:space="preserve">031_information_element_refs_trigram.sql</w:t>
+            </w:r>
+          </w:p>
+        </w:tc>
+        <w:tc>
+          <w:tcPr>
+            <w:tcW w:type="dxa" w:w="5200"/>
+            <w:tcBorders>
+              <w:top w:val="single" w:color="CBD5E1" w:sz="4"/>
+              <w:left w:val="single" w:color="CBD5E1" w:sz="4"/>
+              <w:bottom w:val="single" w:color="CBD5E1" w:sz="4"/>
+              <w:right w:val="single" w:color="CBD5E1" w:sz="4"/>
+            </w:tcBorders>
+            <w:tcMar>
+              <w:top w:type="dxa" w:w="80"/>
+              <w:left w:type="dxa" w:w="120"/>
+              <w:bottom w:type="dxa" w:w="80"/>
+              <w:right w:type="dxa" w:w="120"/>
+            </w:tcMar>
+          </w:tcPr>
+          <w:p>
+            <w:pPr>
+              <w:spacing w:after="0" w:before="0" w:line="260"/>
+            </w:pPr>
+            <w:r>
+              <w:rPr>
+                <w:rFonts w:ascii="Calibri" w:cs="Calibri" w:eastAsia="Calibri" w:hAnsi="Calibri"/>
+                <w:b w:val="false"/>
+                <w:bCs w:val="false"/>
+                <w:color w:val="0F172A"/>
+                <w:sz w:val="19"/>
+                <w:szCs w:val="19"/>
+              </w:rPr>
+              <w:t xml:space="preserve">GIN trigram index on IER for fuzzy fallback</w:t>
+            </w:r>
+          </w:p>
+        </w:tc>
+      </w:tr>
+    </w:tbl>
+    <w:p>
+      <w:pPr>
+        <w:pStyle w:val="Heading1"/>
+        <w:pBdr>
+          <w:bottom w:val="single" w:color="1F3864" w:sz="6" w:space="4"/>
+        </w:pBdr>
+        <w:spacing w:after="160" w:before="360" w:line="320"/>
+      </w:pPr>
+      <w:r>
+        <w:rPr>
+          <w:rFonts w:ascii="Calibri" w:cs="Calibri" w:eastAsia="Calibri" w:hAnsi="Calibri"/>
+          <w:b/>
+          <w:bCs/>
+          <w:color w:val="1F3864"/>
+          <w:sz w:val="28"/>
+          <w:szCs w:val="28"/>
+        </w:rPr>
+        <w:t xml:space="preserve">6.  Silent Regressions Caught and Fixed</w:t>
+      </w:r>
+    </w:p>
+    <w:p>
+      <w:pPr>
+        <w:spacing w:after="40" w:before="40" w:line="280"/>
+        <w:ind w:left="720" w:hanging="360"/>
+      </w:pPr>
+      <w:r>
+        <w:rPr>
+          <w:rFonts w:ascii="Calibri" w:cs="Calibri" w:eastAsia="Calibri" w:hAnsi="Calibri"/>
+          <w:color w:val="0F172A"/>
+          <w:sz w:val="21"/>
+          <w:szCs w:val="21"/>
+        </w:rPr>
+        <w:t xml:space="preserve">1.   Stale type drift on AioSearchResponse — added 6 missing optional fields.</w:t>
+      </w:r>
+    </w:p>
+    <w:p>
+      <w:pPr>
+        <w:spacing w:after="40" w:before="40" w:line="280"/>
+        <w:ind w:left="720" w:hanging="360"/>
+      </w:pPr>
+      <w:r>
+        <w:rPr>
+          <w:rFonts w:ascii="Calibri" w:cs="Calibri" w:eastAsia="Calibri" w:hAnsi="Calibri"/>
+          <w:color w:val="0F172A"/>
+          <w:sz w:val="21"/>
+          <w:szCs w:val="21"/>
+        </w:rPr>
+        <w:t xml:space="preserve">2.   Hardcoded Pydantic model defaults in chat.py — switched to Field(default_factory=get_default_model).</w:t>
+      </w:r>
+    </w:p>
+    <w:p>
+      <w:pPr>
+        <w:spacing w:after="40" w:before="40" w:line="280"/>
+        <w:ind w:left="720" w:hanging="360"/>
+      </w:pPr>
+      <w:r>
+        <w:rPr>
+          <w:rFonts w:ascii="Calibri" w:cs="Calibri" w:eastAsia="Calibri" w:hAnsi="Calibri"/>
+          <w:color w:val="0F172A"/>
+          <w:sz w:val="21"/>
+          <w:szCs w:val="21"/>
+        </w:rPr>
+        <w:t xml:space="preserve">3.   Missing abort signal on Live Search MRO→HSL back-pointer writes — wired pipelineAbortRef through.</w:t>
+      </w:r>
+    </w:p>
+    <w:p>
+      <w:pPr>
+        <w:spacing w:after="40" w:before="40" w:line="280"/>
+        <w:ind w:left="720" w:hanging="360"/>
+      </w:pPr>
+      <w:r>
+        <w:rPr>
+          <w:rFonts w:ascii="Calibri" w:cs="Calibri" w:eastAsia="Calibri" w:hAnsi="Calibri"/>
+          <w:color w:val="0F172A"/>
+          <w:sz w:val="21"/>
+          <w:szCs w:val="21"/>
+        </w:rPr>
+        <w:t xml:space="preserve">4.   Bare TODO(security) on AIO delete route — replaced with documented V4.6 deferral.</w:t>
+      </w:r>
+    </w:p>
+    <w:p>
+      <w:pPr>
+        <w:spacing w:after="40" w:before="40" w:line="280"/>
+        <w:ind w:left="720" w:hanging="360"/>
+      </w:pPr>
+      <w:r>
+        <w:rPr>
+          <w:rFonts w:ascii="Calibri" w:cs="Calibri" w:eastAsia="Calibri" w:hAnsi="Calibri"/>
+          <w:color w:val="0F172A"/>
+          <w:sz w:val="21"/>
+          <w:szCs w:val="21"/>
+        </w:rPr>
+        <w:t xml:space="preserve">5.   Stale test_p7_parse_model_is_env_configurable — updated for V4.5 get_parse_model() helper.</w:t>
+      </w:r>
+    </w:p>
+    <w:p>
+      <w:pPr>
+        <w:spacing w:after="40" w:before="40" w:line="280"/>
+        <w:ind w:left="720" w:hanging="360"/>
+      </w:pPr>
+      <w:r>
+        <w:rPr>
+          <w:rFonts w:ascii="Calibri" w:cs="Calibri" w:eastAsia="Calibri" w:hAnsi="Calibri"/>
+          <w:color w:val="0F172A"/>
+          <w:sz w:val="21"/>
+          <w:szCs w:val="21"/>
+        </w:rPr>
+        <w:t xml:space="preserve">6.   PDF extraction proxy ERR_INVALID_STATE — pure-byte-forwarder fix.</w:t>
+      </w:r>
+    </w:p>
+    <w:p>
+      <w:pPr>
+        <w:spacing w:after="40" w:before="40" w:line="280"/>
+        <w:ind w:left="720" w:hanging="360"/>
+      </w:pPr>
+      <w:r>
+        <w:rPr>
+          <w:rFonts w:ascii="Calibri" w:cs="Calibri" w:eastAsia="Calibri" w:hAnsi="Calibri"/>
+          <w:color w:val="0F172A"/>
+          <w:sz w:val="21"/>
+          <w:szCs w:val="21"/>
+        </w:rPr>
+        <w:t xml:space="preserve">7.   PDF extraction Cannot-read-toLowerCase — sidestepped via raw multipart pass-through.</w:t>
+      </w:r>
+    </w:p>
+    <w:p>
+      <w:pPr>
+        <w:spacing w:after="40" w:before="40" w:line="280"/>
+        <w:ind w:left="720" w:hanging="360"/>
+      </w:pPr>
+      <w:r>
+        <w:rPr>
+          <w:rFonts w:ascii="Calibri" w:cs="Calibri" w:eastAsia="Calibri" w:hAnsi="Calibri"/>
+          <w:color w:val="0F172A"/>
+          <w:sz w:val="21"/>
+          <w:szCs w:val="21"/>
+        </w:rPr>
+        <w:t xml:space="preserve">8.   Recall vs. Live answer divergence on aggregations — maxAios raised to 200.</w:t>
+      </w:r>
+    </w:p>
+    <w:p>
+      <w:pPr>
+        <w:pBdr>
+          <w:top w:val="single" w:color="CBD5E1" w:sz="6" w:space="4"/>
+        </w:pBdr>
+        <w:spacing w:after="80" w:before="320"/>
+      </w:pPr>
+      <w:r>
+        <w:t xml:space="preserve"/>
+      </w:r>
+    </w:p>
+    <w:p>
+      <w:pPr>
+        <w:spacing w:after="40" w:before="60" w:line="280"/>
+        <w:jc w:val="center"/>
+      </w:pPr>
+      <w:r>
+        <w:rPr>
+          <w:rFonts w:ascii="Calibri" w:cs="Calibri" w:eastAsia="Calibri" w:hAnsi="Calibri"/>
+          <w:b w:val="false"/>
+          <w:bCs w:val="false"/>
+          <w:i/>
+          <w:iCs/>
+          <w:caps w:val="false"/>
+          <w:color w:val="94A3B8"/>
+          <w:sz w:val="16"/>
+          <w:szCs w:val="16"/>
+        </w:rPr>
+        <w:t xml:space="preserve">Prepared by InformationPhysics.ai, LLC.  Confidential — subject to the Transaction-Grade One-Way NDA on file.</w:t>
+      </w:r>
+    </w:p>
+    <w:p>
+      <w:pPr>
+        <w:spacing w:after="0" w:before="60" w:line="280"/>
+        <w:jc w:val="center"/>
+      </w:pPr>
+      <w:r>
+        <w:rPr>
+          <w:rFonts w:ascii="Calibri" w:cs="Calibri" w:eastAsia="Calibri" w:hAnsi="Calibri"/>
+          <w:b w:val="false"/>
+          <w:bCs w:val="false"/>
+          <w:i/>
+          <w:iCs/>
+          <w:caps w:val="false"/>
+          <w:color w:val="94A3B8"/>
+          <w:sz w:val="16"/>
+          <w:szCs w:val="16"/>
+        </w:rPr>
+        <w:t xml:space="preserve">© 2026 InformationPhysics.ai, LLC. All rights reserved.</w:t>
+      </w:r>
+    </w:p>
+    <w:sectPr>
+      <w:headerReference w:type="default" r:id="rId7"/>
+      <w:footerReference w:type="default" r:id="rId8"/>
+      <w:pgSz w:w="12240" w:h="15840" w:orient="portrait"/>
+      <w:pgMar w:top="1180" w:right="1320" w:bottom="1180" w:left="1320" w:header="720" w:footer="720" w:gutter="0"/>
+      <w:pgNumType/>
+      <w:titlePg w:val="false"/>
+      <w:docGrid w:linePitch="360"/>
+    </w:sectPr>
+  </w:body>
+</w:document>
 </file>
 
 <file path=word/comments.xml><?xml version="1.0" encoding="utf-8"?>
